--- a/01_Inputs/chuyende_04/cd04.docx
+++ b/01_Inputs/chuyende_04/cd04.docx
@@ -89,10 +89,10 @@
             <v:path o:extrusionok="f" gradientshapeok="t" o:connecttype="rect"/>
             <o:lock v:ext="edit" aspectratio="t"/>
           </v:shapetype>
-          <v:shape id="_x0000_i1145" type="#_x0000_t75" style="width:119.8pt;height:21.5pt" o:ole="">
+          <v:shape id="_x0000_i1145" type="#_x0000_t75" style="width:119.9pt;height:21.6pt" o:ole="">
             <v:imagedata r:id="rId5" o:title=""/>
           </v:shape>
-          <o:OLEObject Type="Embed" ProgID="Equation.DSMT4" ShapeID="_x0000_i1145" DrawAspect="Content" ObjectID="_1840883468" r:id="rId6"/>
+          <o:OLEObject Type="Embed" ProgID="Equation.DSMT4" ShapeID="_x0000_i1145" DrawAspect="Content" ObjectID="_1840885278" r:id="rId6"/>
         </w:object>
       </w:r>
       <w:r>
@@ -109,10 +109,10 @@
           <w:position w:val="-30"/>
         </w:rPr>
         <w:object w:dxaOrig="1420" w:dyaOrig="720" w14:anchorId="141D1F85">
-          <v:shape id="_x0000_i1146" type="#_x0000_t75" style="width:70.4pt;height:36pt" o:ole="">
+          <v:shape id="_x0000_i1146" type="#_x0000_t75" style="width:70.45pt;height:36pt" o:ole="">
             <v:imagedata r:id="rId7" o:title=""/>
           </v:shape>
-          <o:OLEObject Type="Embed" ProgID="Equation.DSMT4" ShapeID="_x0000_i1146" DrawAspect="Content" ObjectID="_1840883469" r:id="rId8"/>
+          <o:OLEObject Type="Embed" ProgID="Equation.DSMT4" ShapeID="_x0000_i1146" DrawAspect="Content" ObjectID="_1840885279" r:id="rId8"/>
         </w:object>
       </w:r>
       <w:r>
@@ -132,7 +132,7 @@
           <v:shape id="_x0000_i1147" type="#_x0000_t75" style="width:39.75pt;height:32.25pt" o:ole="">
             <v:imagedata r:id="rId9" o:title=""/>
           </v:shape>
-          <o:OLEObject Type="Embed" ProgID="Equation.DSMT4" ShapeID="_x0000_i1147" DrawAspect="Content" ObjectID="_1840883470" r:id="rId10"/>
+          <o:OLEObject Type="Embed" ProgID="Equation.DSMT4" ShapeID="_x0000_i1147" DrawAspect="Content" ObjectID="_1840885280" r:id="rId10"/>
         </w:object>
       </w:r>
       <w:r>
@@ -149,10 +149,10 @@
           <w:position w:val="-6"/>
         </w:rPr>
         <w:object w:dxaOrig="560" w:dyaOrig="279" w14:anchorId="3D88E4EE">
-          <v:shape id="_x0000_i1148" type="#_x0000_t75" style="width:27.95pt;height:14.5pt" o:ole="">
+          <v:shape id="_x0000_i1148" type="#_x0000_t75" style="width:27.85pt;height:14.4pt" o:ole="">
             <v:imagedata r:id="rId11" o:title=""/>
           </v:shape>
-          <o:OLEObject Type="Embed" ProgID="Equation.DSMT4" ShapeID="_x0000_i1148" DrawAspect="Content" ObjectID="_1840883471" r:id="rId12"/>
+          <o:OLEObject Type="Embed" ProgID="Equation.DSMT4" ShapeID="_x0000_i1148" DrawAspect="Content" ObjectID="_1840885281" r:id="rId12"/>
         </w:object>
       </w:r>
       <w:r>
@@ -169,10 +169,10 @@
           <w:position w:val="-6"/>
         </w:rPr>
         <w:object w:dxaOrig="560" w:dyaOrig="279" w14:anchorId="47C359A6">
-          <v:shape id="_x0000_i1149" type="#_x0000_t75" style="width:27.95pt;height:14.5pt" o:ole="">
+          <v:shape id="_x0000_i1149" type="#_x0000_t75" style="width:27.85pt;height:14.4pt" o:ole="">
             <v:imagedata r:id="rId13" o:title=""/>
           </v:shape>
-          <o:OLEObject Type="Embed" ProgID="Equation.DSMT4" ShapeID="_x0000_i1149" DrawAspect="Content" ObjectID="_1840883472" r:id="rId14"/>
+          <o:OLEObject Type="Embed" ProgID="Equation.DSMT4" ShapeID="_x0000_i1149" DrawAspect="Content" ObjectID="_1840885282" r:id="rId14"/>
         </w:object>
       </w:r>
     </w:p>
@@ -200,10 +200,10 @@
           <w:position w:val="-16"/>
         </w:rPr>
         <w:object w:dxaOrig="2400" w:dyaOrig="440" w14:anchorId="2C531151">
-          <v:shape id="_x0000_i1150" type="#_x0000_t75" style="width:119.8pt;height:21.5pt" o:ole="">
+          <v:shape id="_x0000_i1150" type="#_x0000_t75" style="width:119.9pt;height:21.6pt" o:ole="">
             <v:imagedata r:id="rId5" o:title=""/>
           </v:shape>
-          <o:OLEObject Type="Embed" ProgID="Equation.DSMT4" ShapeID="_x0000_i1150" DrawAspect="Content" ObjectID="_1840883473" r:id="rId15"/>
+          <o:OLEObject Type="Embed" ProgID="Equation.DSMT4" ShapeID="_x0000_i1150" DrawAspect="Content" ObjectID="_1840885283" r:id="rId15"/>
         </w:object>
       </w:r>
       <w:r>
@@ -239,10 +239,10 @@
           <w:position w:val="-30"/>
         </w:rPr>
         <w:object w:dxaOrig="1420" w:dyaOrig="720" w14:anchorId="09CC2C5E">
-          <v:shape id="_x0000_i1151" type="#_x0000_t75" style="width:70.4pt;height:36pt" o:ole="">
+          <v:shape id="_x0000_i1151" type="#_x0000_t75" style="width:70.45pt;height:36pt" o:ole="">
             <v:imagedata r:id="rId7" o:title=""/>
           </v:shape>
-          <o:OLEObject Type="Embed" ProgID="Equation.DSMT4" ShapeID="_x0000_i1151" DrawAspect="Content" ObjectID="_1840883474" r:id="rId16"/>
+          <o:OLEObject Type="Embed" ProgID="Equation.DSMT4" ShapeID="_x0000_i1151" DrawAspect="Content" ObjectID="_1840885284" r:id="rId16"/>
         </w:object>
       </w:r>
       <w:r>
@@ -281,7 +281,7 @@
           <v:shape id="_x0000_i1152" type="#_x0000_t75" style="width:39.75pt;height:32.25pt" o:ole="">
             <v:imagedata r:id="rId9" o:title=""/>
           </v:shape>
-          <o:OLEObject Type="Embed" ProgID="Equation.DSMT4" ShapeID="_x0000_i1152" DrawAspect="Content" ObjectID="_1840883475" r:id="rId17"/>
+          <o:OLEObject Type="Embed" ProgID="Equation.DSMT4" ShapeID="_x0000_i1152" DrawAspect="Content" ObjectID="_1840885285" r:id="rId17"/>
         </w:object>
       </w:r>
     </w:p>
@@ -470,10 +470,10 @@
           <w:position w:val="-6"/>
         </w:rPr>
         <w:object w:dxaOrig="555" w:dyaOrig="285" w14:anchorId="2EC58534">
-          <v:shape id="_x0000_i1153" type="#_x0000_t75" style="width:27.95pt;height:14.5pt" o:ole="">
+          <v:shape id="_x0000_i1153" type="#_x0000_t75" style="width:27.85pt;height:14.4pt" o:ole="">
             <v:imagedata r:id="rId20" o:title=""/>
           </v:shape>
-          <o:OLEObject Type="Embed" ProgID="Equation.DSMT4" ShapeID="_x0000_i1153" DrawAspect="Content" ObjectID="_1840883476" r:id="rId21"/>
+          <o:OLEObject Type="Embed" ProgID="Equation.DSMT4" ShapeID="_x0000_i1153" DrawAspect="Content" ObjectID="_1840885286" r:id="rId21"/>
         </w:object>
       </w:r>
       <w:r>
@@ -525,10 +525,10 @@
           <w:position w:val="-6"/>
         </w:rPr>
         <w:object w:dxaOrig="555" w:dyaOrig="285" w14:anchorId="6A93F4AE">
-          <v:shape id="_x0000_i1154" type="#_x0000_t75" style="width:27.95pt;height:14.5pt" o:ole="">
+          <v:shape id="_x0000_i1154" type="#_x0000_t75" style="width:27.85pt;height:14.4pt" o:ole="">
             <v:imagedata r:id="rId22" o:title=""/>
           </v:shape>
-          <o:OLEObject Type="Embed" ProgID="Equation.DSMT4" ShapeID="_x0000_i1154" DrawAspect="Content" ObjectID="_1840883477" r:id="rId23"/>
+          <o:OLEObject Type="Embed" ProgID="Equation.DSMT4" ShapeID="_x0000_i1154" DrawAspect="Content" ObjectID="_1840885287" r:id="rId23"/>
         </w:object>
       </w:r>
     </w:p>
@@ -565,10 +565,10 @@
           <w:position w:val="-16"/>
         </w:rPr>
         <w:object w:dxaOrig="2400" w:dyaOrig="440" w14:anchorId="491E9A6A">
-          <v:shape id="_x0000_i1155" type="#_x0000_t75" style="width:119.8pt;height:21.5pt" o:ole="">
+          <v:shape id="_x0000_i1155" type="#_x0000_t75" style="width:119.9pt;height:21.6pt" o:ole="">
             <v:imagedata r:id="rId5" o:title=""/>
           </v:shape>
-          <o:OLEObject Type="Embed" ProgID="Equation.DSMT4" ShapeID="_x0000_i1155" DrawAspect="Content" ObjectID="_1840883478" r:id="rId24"/>
+          <o:OLEObject Type="Embed" ProgID="Equation.DSMT4" ShapeID="_x0000_i1155" DrawAspect="Content" ObjectID="_1840885288" r:id="rId24"/>
         </w:object>
       </w:r>
       <w:r>
@@ -585,10 +585,10 @@
           <w:position w:val="-16"/>
         </w:rPr>
         <w:object w:dxaOrig="2400" w:dyaOrig="440" w14:anchorId="3616C13B">
-          <v:shape id="_x0000_i1156" type="#_x0000_t75" style="width:119.8pt;height:21.5pt" o:ole="">
+          <v:shape id="_x0000_i1156" type="#_x0000_t75" style="width:119.9pt;height:21.6pt" o:ole="">
             <v:imagedata r:id="rId5" o:title=""/>
           </v:shape>
-          <o:OLEObject Type="Embed" ProgID="Equation.DSMT4" ShapeID="_x0000_i1156" DrawAspect="Content" ObjectID="_1840883479" r:id="rId25"/>
+          <o:OLEObject Type="Embed" ProgID="Equation.DSMT4" ShapeID="_x0000_i1156" DrawAspect="Content" ObjectID="_1840885289" r:id="rId25"/>
         </w:object>
       </w:r>
     </w:p>
@@ -651,10 +651,10 @@
                 <w:position w:val="-6"/>
               </w:rPr>
               <w:object w:dxaOrig="560" w:dyaOrig="279" w14:anchorId="21FFBD6A">
-                <v:shape id="_x0000_i1157" type="#_x0000_t75" style="width:27.95pt;height:14.5pt" o:ole="">
+                <v:shape id="_x0000_i1157" type="#_x0000_t75" style="width:27.85pt;height:14.4pt" o:ole="">
                   <v:imagedata r:id="rId26" o:title=""/>
                 </v:shape>
-                <o:OLEObject Type="Embed" ProgID="Equation.DSMT4" ShapeID="_x0000_i1157" DrawAspect="Content" ObjectID="_1840883480" r:id="rId27"/>
+                <o:OLEObject Type="Embed" ProgID="Equation.DSMT4" ShapeID="_x0000_i1157" DrawAspect="Content" ObjectID="_1840885290" r:id="rId27"/>
               </w:object>
             </w:r>
           </w:p>
@@ -689,10 +689,10 @@
                 <w:position w:val="-6"/>
               </w:rPr>
               <w:object w:dxaOrig="560" w:dyaOrig="279" w14:anchorId="6B126233">
-                <v:shape id="_x0000_i1158" type="#_x0000_t75" style="width:27.95pt;height:14.5pt" o:ole="">
+                <v:shape id="_x0000_i1158" type="#_x0000_t75" style="width:27.85pt;height:14.4pt" o:ole="">
                   <v:imagedata r:id="rId28" o:title=""/>
                 </v:shape>
-                <o:OLEObject Type="Embed" ProgID="Equation.DSMT4" ShapeID="_x0000_i1158" DrawAspect="Content" ObjectID="_1840883481" r:id="rId29"/>
+                <o:OLEObject Type="Embed" ProgID="Equation.DSMT4" ShapeID="_x0000_i1158" DrawAspect="Content" ObjectID="_1840885291" r:id="rId29"/>
               </w:object>
             </w:r>
           </w:p>
@@ -736,10 +736,10 @@
                 <w:position w:val="-30"/>
               </w:rPr>
               <w:object w:dxaOrig="1200" w:dyaOrig="720" w14:anchorId="3B4E1E70">
-                <v:shape id="_x0000_i1159" type="#_x0000_t75" style="width:60.2pt;height:36pt" o:ole="">
+                <v:shape id="_x0000_i1159" type="#_x0000_t75" style="width:60.1pt;height:36pt" o:ole="">
                   <v:imagedata r:id="rId30" o:title=""/>
                 </v:shape>
-                <o:OLEObject Type="Embed" ProgID="Equation.DSMT4" ShapeID="_x0000_i1159" DrawAspect="Content" ObjectID="_1840883482" r:id="rId31"/>
+                <o:OLEObject Type="Embed" ProgID="Equation.DSMT4" ShapeID="_x0000_i1159" DrawAspect="Content" ObjectID="_1840885292" r:id="rId31"/>
               </w:object>
             </w:r>
             <w:r>
@@ -757,10 +757,10 @@
                 <w:position w:val="-30"/>
               </w:rPr>
               <w:object w:dxaOrig="1240" w:dyaOrig="720" w14:anchorId="3EF27558">
-                <v:shape id="_x0000_i1160" type="#_x0000_t75" style="width:61.25pt;height:36pt" o:ole="">
+                <v:shape id="_x0000_i1160" type="#_x0000_t75" style="width:61.35pt;height:36pt" o:ole="">
                   <v:imagedata r:id="rId32" o:title=""/>
                 </v:shape>
-                <o:OLEObject Type="Embed" ProgID="Equation.DSMT4" ShapeID="_x0000_i1160" DrawAspect="Content" ObjectID="_1840883483" r:id="rId33"/>
+                <o:OLEObject Type="Embed" ProgID="Equation.DSMT4" ShapeID="_x0000_i1160" DrawAspect="Content" ObjectID="_1840885293" r:id="rId33"/>
               </w:object>
             </w:r>
             <w:r>
@@ -860,10 +860,10 @@
                 <w:lang w:eastAsia="vi-VN"/>
               </w:rPr>
               <w:object w:dxaOrig="520" w:dyaOrig="620" w14:anchorId="768C95D2">
-                <v:shape id="_x0000_i1161" type="#_x0000_t75" style="width:26.35pt;height:30.65pt" o:ole="">
+                <v:shape id="_x0000_i1161" type="#_x0000_t75" style="width:26.3pt;height:30.7pt" o:ole="">
                   <v:imagedata r:id="rId35" o:title=""/>
                 </v:shape>
-                <o:OLEObject Type="Embed" ProgID="Equation.DSMT4" ShapeID="_x0000_i1161" DrawAspect="Content" ObjectID="_1840883484" r:id="rId36"/>
+                <o:OLEObject Type="Embed" ProgID="Equation.DSMT4" ShapeID="_x0000_i1161" DrawAspect="Content" ObjectID="_1840885294" r:id="rId36"/>
               </w:object>
             </w:r>
             <w:r>
@@ -913,10 +913,10 @@
                 <w:position w:val="-30"/>
               </w:rPr>
               <w:object w:dxaOrig="1200" w:dyaOrig="720" w14:anchorId="0A5C85DD">
-                <v:shape id="_x0000_i1162" type="#_x0000_t75" style="width:60.2pt;height:36pt" o:ole="">
+                <v:shape id="_x0000_i1162" type="#_x0000_t75" style="width:60.1pt;height:36pt" o:ole="">
                   <v:imagedata r:id="rId37" o:title=""/>
                 </v:shape>
-                <o:OLEObject Type="Embed" ProgID="Equation.DSMT4" ShapeID="_x0000_i1162" DrawAspect="Content" ObjectID="_1840883485" r:id="rId38"/>
+                <o:OLEObject Type="Embed" ProgID="Equation.DSMT4" ShapeID="_x0000_i1162" DrawAspect="Content" ObjectID="_1840885295" r:id="rId38"/>
               </w:object>
             </w:r>
             <w:r>
@@ -934,10 +934,10 @@
                 <w:position w:val="-30"/>
               </w:rPr>
               <w:object w:dxaOrig="1240" w:dyaOrig="720" w14:anchorId="1A882A68">
-                <v:shape id="_x0000_i1163" type="#_x0000_t75" style="width:61.25pt;height:36pt" o:ole="">
+                <v:shape id="_x0000_i1163" type="#_x0000_t75" style="width:61.35pt;height:36pt" o:ole="">
                   <v:imagedata r:id="rId39" o:title=""/>
                 </v:shape>
-                <o:OLEObject Type="Embed" ProgID="Equation.DSMT4" ShapeID="_x0000_i1163" DrawAspect="Content" ObjectID="_1840883486" r:id="rId40"/>
+                <o:OLEObject Type="Embed" ProgID="Equation.DSMT4" ShapeID="_x0000_i1163" DrawAspect="Content" ObjectID="_1840885296" r:id="rId40"/>
               </w:object>
             </w:r>
             <w:r>
@@ -1038,10 +1038,10 @@
                 <w:lang w:eastAsia="vi-VN"/>
               </w:rPr>
               <w:object w:dxaOrig="520" w:dyaOrig="620" w14:anchorId="74CF9751">
-                <v:shape id="_x0000_i1164" type="#_x0000_t75" style="width:26.35pt;height:30.65pt" o:ole="">
+                <v:shape id="_x0000_i1164" type="#_x0000_t75" style="width:26.3pt;height:30.7pt" o:ole="">
                   <v:imagedata r:id="rId35" o:title=""/>
                 </v:shape>
-                <o:OLEObject Type="Embed" ProgID="Equation.DSMT4" ShapeID="_x0000_i1164" DrawAspect="Content" ObjectID="_1840883487" r:id="rId42"/>
+                <o:OLEObject Type="Embed" ProgID="Equation.DSMT4" ShapeID="_x0000_i1164" DrawAspect="Content" ObjectID="_1840885297" r:id="rId42"/>
               </w:object>
             </w:r>
             <w:r>
@@ -1101,10 +1101,10 @@
           <w:lang w:val="nl-NL"/>
         </w:rPr>
         <w:object w:dxaOrig="2280" w:dyaOrig="405" w14:anchorId="5F091FEA">
-          <v:shape id="_x0000_i1246" type="#_x0000_t75" style="width:113.9pt;height:20.4pt" o:ole="">
+          <v:shape id="_x0000_i1246" type="#_x0000_t75" style="width:113.95pt;height:20.35pt" o:ole="">
             <v:imagedata r:id="rId43" o:title=""/>
           </v:shape>
-          <o:OLEObject Type="Embed" ProgID="Equation.DSMT4" ShapeID="_x0000_i1246" DrawAspect="Content" ObjectID="_1840883488" r:id="rId44"/>
+          <o:OLEObject Type="Embed" ProgID="Equation.DSMT4" ShapeID="_x0000_i1246" DrawAspect="Content" ObjectID="_1840885298" r:id="rId44"/>
         </w:object>
       </w:r>
       <w:r>
@@ -1121,10 +1121,10 @@
           <w:lang w:val="nl-NL"/>
         </w:rPr>
         <w:object w:dxaOrig="675" w:dyaOrig="315" w14:anchorId="7C1A3663">
-          <v:shape id="_x0000_i1247" type="#_x0000_t75" style="width:33.85pt;height:15.6pt" o:ole="">
+          <v:shape id="_x0000_i1247" type="#_x0000_t75" style="width:33.8pt;height:15.65pt" o:ole="">
             <v:imagedata r:id="rId45" o:title=""/>
           </v:shape>
-          <o:OLEObject Type="Embed" ProgID="Equation.DSMT4" ShapeID="_x0000_i1247" DrawAspect="Content" ObjectID="_1840883489" r:id="rId46"/>
+          <o:OLEObject Type="Embed" ProgID="Equation.DSMT4" ShapeID="_x0000_i1247" DrawAspect="Content" ObjectID="_1840885299" r:id="rId46"/>
         </w:object>
       </w:r>
       <w:r>
@@ -1144,10 +1144,10 @@
           <w:lang w:val="nl-NL"/>
         </w:rPr>
         <w:object w:dxaOrig="675" w:dyaOrig="315" w14:anchorId="14A560C4">
-          <v:shape id="_x0000_i1248" type="#_x0000_t75" style="width:33.85pt;height:15.6pt" o:ole="">
+          <v:shape id="_x0000_i1248" type="#_x0000_t75" style="width:33.8pt;height:15.65pt" o:ole="">
             <v:imagedata r:id="rId47" o:title=""/>
           </v:shape>
-          <o:OLEObject Type="Embed" ProgID="Equation.DSMT4" ShapeID="_x0000_i1248" DrawAspect="Content" ObjectID="_1840883490" r:id="rId48"/>
+          <o:OLEObject Type="Embed" ProgID="Equation.DSMT4" ShapeID="_x0000_i1248" DrawAspect="Content" ObjectID="_1840885300" r:id="rId48"/>
         </w:object>
       </w:r>
       <w:r>
@@ -1160,10 +1160,10 @@
           <w:lang w:val="nl-NL"/>
         </w:rPr>
         <w:object w:dxaOrig="675" w:dyaOrig="315" w14:anchorId="277DE8CA">
-          <v:shape id="_x0000_i1249" type="#_x0000_t75" style="width:33.85pt;height:15.6pt" o:ole="">
+          <v:shape id="_x0000_i1249" type="#_x0000_t75" style="width:33.8pt;height:15.65pt" o:ole="">
             <v:imagedata r:id="rId47" o:title=""/>
           </v:shape>
-          <o:OLEObject Type="Embed" ProgID="Equation.DSMT4" ShapeID="_x0000_i1249" DrawAspect="Content" ObjectID="_1840883491" r:id="rId49"/>
+          <o:OLEObject Type="Embed" ProgID="Equation.DSMT4" ShapeID="_x0000_i1249" DrawAspect="Content" ObjectID="_1840885301" r:id="rId49"/>
         </w:object>
       </w:r>
       <w:r>
@@ -1191,10 +1191,10 @@
           <w:lang w:val="nl-NL"/>
         </w:rPr>
         <w:object w:dxaOrig="2565" w:dyaOrig="405" w14:anchorId="24585FF5">
-          <v:shape id="_x0000_i1250" type="#_x0000_t75" style="width:128.4pt;height:20.4pt" o:ole="">
+          <v:shape id="_x0000_i1250" type="#_x0000_t75" style="width:128.35pt;height:20.35pt" o:ole="">
             <v:imagedata r:id="rId50" o:title=""/>
           </v:shape>
-          <o:OLEObject Type="Embed" ProgID="Equation.DSMT4" ShapeID="_x0000_i1250" DrawAspect="Content" ObjectID="_1840883492" r:id="rId51"/>
+          <o:OLEObject Type="Embed" ProgID="Equation.DSMT4" ShapeID="_x0000_i1250" DrawAspect="Content" ObjectID="_1840885302" r:id="rId51"/>
         </w:object>
       </w:r>
       <w:r>
@@ -1216,10 +1216,10 @@
           <w:lang w:val="nl-NL"/>
         </w:rPr>
         <w:object w:dxaOrig="1920" w:dyaOrig="615" w14:anchorId="6D65F3EC">
-          <v:shape id="_x0000_i1251" type="#_x0000_t75" style="width:96.2pt;height:30.65pt" o:ole="">
+          <v:shape id="_x0000_i1251" type="#_x0000_t75" style="width:96.1pt;height:30.7pt" o:ole="">
             <v:imagedata r:id="rId52" o:title=""/>
           </v:shape>
-          <o:OLEObject Type="Embed" ProgID="Equation.DSMT4" ShapeID="_x0000_i1251" DrawAspect="Content" ObjectID="_1840883493" r:id="rId53"/>
+          <o:OLEObject Type="Embed" ProgID="Equation.DSMT4" ShapeID="_x0000_i1251" DrawAspect="Content" ObjectID="_1840885303" r:id="rId53"/>
         </w:object>
       </w:r>
       <w:r>
@@ -1245,10 +1245,10 @@
           <w:lang w:val="nl-NL"/>
         </w:rPr>
         <w:object w:dxaOrig="2400" w:dyaOrig="1320" w14:anchorId="7B4B8E3B">
-          <v:shape id="_x0000_i1252" type="#_x0000_t75" style="width:119.8pt;height:66.1pt" o:ole="">
+          <v:shape id="_x0000_i1252" type="#_x0000_t75" style="width:119.9pt;height:66.05pt" o:ole="">
             <v:imagedata r:id="rId54" o:title=""/>
           </v:shape>
-          <o:OLEObject Type="Embed" ProgID="Equation.DSMT4" ShapeID="_x0000_i1252" DrawAspect="Content" ObjectID="_1840883494" r:id="rId55"/>
+          <o:OLEObject Type="Embed" ProgID="Equation.DSMT4" ShapeID="_x0000_i1252" DrawAspect="Content" ObjectID="_1840885304" r:id="rId55"/>
         </w:object>
       </w:r>
       <w:r>
@@ -1261,10 +1261,10 @@
           <w:lang w:val="nl-NL"/>
         </w:rPr>
         <w:object w:dxaOrig="1545" w:dyaOrig="1125" w14:anchorId="1C9C640C">
-          <v:shape id="_x0000_i1253" type="#_x0000_t75" style="width:77.35pt;height:56.4pt" o:ole="">
+          <v:shape id="_x0000_i1253" type="#_x0000_t75" style="width:77.3pt;height:56.35pt" o:ole="">
             <v:imagedata r:id="rId56" o:title=""/>
           </v:shape>
-          <o:OLEObject Type="Embed" ProgID="Equation.DSMT4" ShapeID="_x0000_i1253" DrawAspect="Content" ObjectID="_1840883495" r:id="rId57"/>
+          <o:OLEObject Type="Embed" ProgID="Equation.DSMT4" ShapeID="_x0000_i1253" DrawAspect="Content" ObjectID="_1840885305" r:id="rId57"/>
         </w:object>
       </w:r>
       <w:r>
@@ -1300,10 +1300,10 @@
           <w:lang w:val="nl-NL"/>
         </w:rPr>
         <w:object w:dxaOrig="255" w:dyaOrig="255" w14:anchorId="36B6E884">
-          <v:shape id="_x0000_i1254" type="#_x0000_t75" style="width:12.9pt;height:12.9pt" o:ole="">
+          <v:shape id="_x0000_i1254" type="#_x0000_t75" style="width:12.85pt;height:12.85pt" o:ole="">
             <v:imagedata r:id="rId58" o:title=""/>
           </v:shape>
-          <o:OLEObject Type="Embed" ProgID="Equation.DSMT4" ShapeID="_x0000_i1254" DrawAspect="Content" ObjectID="_1840883496" r:id="rId59"/>
+          <o:OLEObject Type="Embed" ProgID="Equation.DSMT4" ShapeID="_x0000_i1254" DrawAspect="Content" ObjectID="_1840885306" r:id="rId59"/>
         </w:object>
       </w:r>
       <w:r>
@@ -1336,10 +1336,10 @@
           <w:lang w:val="nl-NL"/>
         </w:rPr>
         <w:object w:dxaOrig="585" w:dyaOrig="405" w14:anchorId="2202E6B9">
-          <v:shape id="_x0000_i1255" type="#_x0000_t75" style="width:29pt;height:20.4pt" o:ole="">
+          <v:shape id="_x0000_i1255" type="#_x0000_t75" style="width:29.1pt;height:20.35pt" o:ole="">
             <v:imagedata r:id="rId60" o:title=""/>
           </v:shape>
-          <o:OLEObject Type="Embed" ProgID="Equation.DSMT4" ShapeID="_x0000_i1255" DrawAspect="Content" ObjectID="_1840883497" r:id="rId61"/>
+          <o:OLEObject Type="Embed" ProgID="Equation.DSMT4" ShapeID="_x0000_i1255" DrawAspect="Content" ObjectID="_1840885307" r:id="rId61"/>
         </w:object>
       </w:r>
       <w:r>
@@ -1359,10 +1359,10 @@
           <w:lang w:val="nl-NL"/>
         </w:rPr>
         <w:object w:dxaOrig="885" w:dyaOrig="315" w14:anchorId="645A07B8">
-          <v:shape id="_x0000_i1256" type="#_x0000_t75" style="width:44.05pt;height:15.6pt" o:ole="">
+          <v:shape id="_x0000_i1256" type="#_x0000_t75" style="width:44.15pt;height:15.65pt" o:ole="">
             <v:imagedata r:id="rId62" o:title=""/>
           </v:shape>
-          <o:OLEObject Type="Embed" ProgID="Equation.DSMT4" ShapeID="_x0000_i1256" DrawAspect="Content" ObjectID="_1840883498" r:id="rId63"/>
+          <o:OLEObject Type="Embed" ProgID="Equation.DSMT4" ShapeID="_x0000_i1256" DrawAspect="Content" ObjectID="_1840885308" r:id="rId63"/>
         </w:object>
       </w:r>
       <w:r>
@@ -1375,10 +1375,10 @@
           <w:lang w:val="nl-NL"/>
         </w:rPr>
         <w:object w:dxaOrig="2865" w:dyaOrig="675" w14:anchorId="6CE706BE">
-          <v:shape id="_x0000_i1257" type="#_x0000_t75" style="width:143.45pt;height:33.85pt" o:ole="">
+          <v:shape id="_x0000_i1257" type="#_x0000_t75" style="width:143.35pt;height:33.8pt" o:ole="">
             <v:imagedata r:id="rId64" o:title=""/>
           </v:shape>
-          <o:OLEObject Type="Embed" ProgID="Equation.DSMT4" ShapeID="_x0000_i1257" DrawAspect="Content" ObjectID="_1840883499" r:id="rId65"/>
+          <o:OLEObject Type="Embed" ProgID="Equation.DSMT4" ShapeID="_x0000_i1257" DrawAspect="Content" ObjectID="_1840885309" r:id="rId65"/>
         </w:object>
       </w:r>
       <w:r>
@@ -1407,10 +1407,10 @@
           <w:lang w:val="nl-NL"/>
         </w:rPr>
         <w:object w:dxaOrig="585" w:dyaOrig="405" w14:anchorId="75FA8C40">
-          <v:shape id="_x0000_i1258" type="#_x0000_t75" style="width:29pt;height:20.4pt" o:ole="">
+          <v:shape id="_x0000_i1258" type="#_x0000_t75" style="width:29.1pt;height:20.35pt" o:ole="">
             <v:imagedata r:id="rId60" o:title=""/>
           </v:shape>
-          <o:OLEObject Type="Embed" ProgID="Equation.DSMT4" ShapeID="_x0000_i1258" DrawAspect="Content" ObjectID="_1840883500" r:id="rId66"/>
+          <o:OLEObject Type="Embed" ProgID="Equation.DSMT4" ShapeID="_x0000_i1258" DrawAspect="Content" ObjectID="_1840885310" r:id="rId66"/>
         </w:object>
       </w:r>
       <w:r>
@@ -1430,10 +1430,10 @@
           <w:lang w:val="nl-NL"/>
         </w:rPr>
         <w:object w:dxaOrig="900" w:dyaOrig="315" w14:anchorId="27E35C60">
-          <v:shape id="_x0000_i1259" type="#_x0000_t75" style="width:45.15pt;height:15.6pt" o:ole="">
+          <v:shape id="_x0000_i1259" type="#_x0000_t75" style="width:45.1pt;height:15.65pt" o:ole="">
             <v:imagedata r:id="rId67" o:title=""/>
           </v:shape>
-          <o:OLEObject Type="Embed" ProgID="Equation.DSMT4" ShapeID="_x0000_i1259" DrawAspect="Content" ObjectID="_1840883501" r:id="rId68"/>
+          <o:OLEObject Type="Embed" ProgID="Equation.DSMT4" ShapeID="_x0000_i1259" DrawAspect="Content" ObjectID="_1840885311" r:id="rId68"/>
         </w:object>
       </w:r>
       <w:r>
@@ -1446,10 +1446,10 @@
           <w:lang w:val="nl-NL"/>
         </w:rPr>
         <w:object w:dxaOrig="2820" w:dyaOrig="675" w14:anchorId="585BA2B8">
-          <v:shape id="_x0000_i1260" type="#_x0000_t75" style="width:140.8pt;height:33.85pt" o:ole="">
+          <v:shape id="_x0000_i1260" type="#_x0000_t75" style="width:140.85pt;height:33.8pt" o:ole="">
             <v:imagedata r:id="rId69" o:title=""/>
           </v:shape>
-          <o:OLEObject Type="Embed" ProgID="Equation.DSMT4" ShapeID="_x0000_i1260" DrawAspect="Content" ObjectID="_1840883502" r:id="rId70"/>
+          <o:OLEObject Type="Embed" ProgID="Equation.DSMT4" ShapeID="_x0000_i1260" DrawAspect="Content" ObjectID="_1840885312" r:id="rId70"/>
         </w:object>
       </w:r>
       <w:r>
@@ -1512,10 +1512,10 @@
           <w:iCs/>
         </w:rPr>
         <w:object w:dxaOrig="195" w:dyaOrig="225" w14:anchorId="71796765">
-          <v:shape id="_x0000_i1455" type="#_x0000_t75" style="width:9.65pt;height:11.3pt" o:ole="">
+          <v:shape id="_x0000_i1455" type="#_x0000_t75" style="width:9.7pt;height:11.25pt" o:ole="">
             <v:imagedata r:id="rId71" o:title=""/>
           </v:shape>
-          <o:OLEObject Type="Embed" ProgID="Equation.DSMT4" ShapeID="_x0000_i1455" DrawAspect="Content" ObjectID="_1840883503" r:id="rId72"/>
+          <o:OLEObject Type="Embed" ProgID="Equation.DSMT4" ShapeID="_x0000_i1455" DrawAspect="Content" ObjectID="_1840885313" r:id="rId72"/>
         </w:object>
       </w:r>
       <w:r>
@@ -1531,10 +1531,10 @@
           <w:iCs/>
         </w:rPr>
         <w:object w:dxaOrig="1185" w:dyaOrig="315" w14:anchorId="5980765D">
-          <v:shape id="_x0000_i1456" type="#_x0000_t75" style="width:59.1pt;height:15.6pt" o:ole="">
+          <v:shape id="_x0000_i1456" type="#_x0000_t75" style="width:59.15pt;height:15.65pt" o:ole="">
             <v:imagedata r:id="rId73" o:title=""/>
           </v:shape>
-          <o:OLEObject Type="Embed" ProgID="Equation.DSMT4" ShapeID="_x0000_i1456" DrawAspect="Content" ObjectID="_1840883504" r:id="rId74"/>
+          <o:OLEObject Type="Embed" ProgID="Equation.DSMT4" ShapeID="_x0000_i1456" DrawAspect="Content" ObjectID="_1840885314" r:id="rId74"/>
         </w:object>
       </w:r>
       <w:r>
@@ -1550,10 +1550,10 @@
           <w:iCs/>
         </w:rPr>
         <w:object w:dxaOrig="600" w:dyaOrig="315" w14:anchorId="3049C48C">
-          <v:shape id="_x0000_i1457" type="#_x0000_t75" style="width:30.1pt;height:15.6pt" o:ole="">
+          <v:shape id="_x0000_i1457" type="#_x0000_t75" style="width:30.05pt;height:15.65pt" o:ole="">
             <v:imagedata r:id="rId75" o:title=""/>
           </v:shape>
-          <o:OLEObject Type="Embed" ProgID="Equation.DSMT4" ShapeID="_x0000_i1457" DrawAspect="Content" ObjectID="_1840883505" r:id="rId76"/>
+          <o:OLEObject Type="Embed" ProgID="Equation.DSMT4" ShapeID="_x0000_i1457" DrawAspect="Content" ObjectID="_1840885315" r:id="rId76"/>
         </w:object>
       </w:r>
       <w:r>
@@ -1569,10 +1569,10 @@
           <w:iCs/>
         </w:rPr>
         <w:object w:dxaOrig="735" w:dyaOrig="405" w14:anchorId="190604E1">
-          <v:shape id="_x0000_i1458" type="#_x0000_t75" style="width:36.55pt;height:20.4pt" o:ole="">
+          <v:shape id="_x0000_i1458" type="#_x0000_t75" style="width:36.65pt;height:20.35pt" o:ole="">
             <v:imagedata r:id="rId77" o:title=""/>
           </v:shape>
-          <o:OLEObject Type="Embed" ProgID="Equation.DSMT4" ShapeID="_x0000_i1458" DrawAspect="Content" ObjectID="_1840883506" r:id="rId78"/>
+          <o:OLEObject Type="Embed" ProgID="Equation.DSMT4" ShapeID="_x0000_i1458" DrawAspect="Content" ObjectID="_1840885316" r:id="rId78"/>
         </w:object>
       </w:r>
       <w:r>
@@ -1624,10 +1624,10 @@
           <w:iCs/>
         </w:rPr>
         <w:object w:dxaOrig="2625" w:dyaOrig="405" w14:anchorId="16F5F34C">
-          <v:shape id="_x0000_i1459" type="#_x0000_t75" style="width:131.1pt;height:20.4pt" o:ole="">
+          <v:shape id="_x0000_i1459" type="#_x0000_t75" style="width:131.15pt;height:20.35pt" o:ole="">
             <v:imagedata r:id="rId79" o:title=""/>
           </v:shape>
-          <o:OLEObject Type="Embed" ProgID="Equation.DSMT4" ShapeID="_x0000_i1459" DrawAspect="Content" ObjectID="_1840883507" r:id="rId80"/>
+          <o:OLEObject Type="Embed" ProgID="Equation.DSMT4" ShapeID="_x0000_i1459" DrawAspect="Content" ObjectID="_1840885317" r:id="rId80"/>
         </w:object>
       </w:r>
       <w:r>
@@ -1659,10 +1659,10 @@
           <w:iCs/>
         </w:rPr>
         <w:object w:dxaOrig="585" w:dyaOrig="285" w14:anchorId="74836FFD">
-          <v:shape id="_x0000_i1460" type="#_x0000_t75" style="width:29pt;height:14.5pt" o:ole="">
+          <v:shape id="_x0000_i1460" type="#_x0000_t75" style="width:29.1pt;height:14.4pt" o:ole="">
             <v:imagedata r:id="rId81" o:title=""/>
           </v:shape>
-          <o:OLEObject Type="Embed" ProgID="Equation.DSMT4" ShapeID="_x0000_i1460" DrawAspect="Content" ObjectID="_1840883508" r:id="rId82"/>
+          <o:OLEObject Type="Embed" ProgID="Equation.DSMT4" ShapeID="_x0000_i1460" DrawAspect="Content" ObjectID="_1840885318" r:id="rId82"/>
         </w:object>
       </w:r>
       <w:r>
@@ -1678,10 +1678,10 @@
           <w:iCs/>
         </w:rPr>
         <w:object w:dxaOrig="585" w:dyaOrig="405" w14:anchorId="716C44C1">
-          <v:shape id="_x0000_i1461" type="#_x0000_t75" style="width:29pt;height:20.4pt" o:ole="">
+          <v:shape id="_x0000_i1461" type="#_x0000_t75" style="width:29.1pt;height:20.35pt" o:ole="">
             <v:imagedata r:id="rId83" o:title=""/>
           </v:shape>
-          <o:OLEObject Type="Embed" ProgID="Equation.DSMT4" ShapeID="_x0000_i1461" DrawAspect="Content" ObjectID="_1840883509" r:id="rId84"/>
+          <o:OLEObject Type="Embed" ProgID="Equation.DSMT4" ShapeID="_x0000_i1461" DrawAspect="Content" ObjectID="_1840885319" r:id="rId84"/>
         </w:object>
       </w:r>
       <w:r>
@@ -1697,10 +1697,10 @@
           <w:iCs/>
         </w:rPr>
         <w:object w:dxaOrig="195" w:dyaOrig="225" w14:anchorId="61968617">
-          <v:shape id="_x0000_i1462" type="#_x0000_t75" style="width:9.65pt;height:11.3pt" o:ole="">
+          <v:shape id="_x0000_i1462" type="#_x0000_t75" style="width:9.7pt;height:11.25pt" o:ole="">
             <v:imagedata r:id="rId85" o:title=""/>
           </v:shape>
-          <o:OLEObject Type="Embed" ProgID="Equation.DSMT4" ShapeID="_x0000_i1462" DrawAspect="Content" ObjectID="_1840883510" r:id="rId86"/>
+          <o:OLEObject Type="Embed" ProgID="Equation.DSMT4" ShapeID="_x0000_i1462" DrawAspect="Content" ObjectID="_1840885320" r:id="rId86"/>
         </w:object>
       </w:r>
       <w:r>
@@ -1716,10 +1716,10 @@
           <w:iCs/>
         </w:rPr>
         <w:object w:dxaOrig="600" w:dyaOrig="285" w14:anchorId="66A3026F">
-          <v:shape id="_x0000_i1463" type="#_x0000_t75" style="width:30.1pt;height:14.5pt" o:ole="">
+          <v:shape id="_x0000_i1463" type="#_x0000_t75" style="width:30.05pt;height:14.4pt" o:ole="">
             <v:imagedata r:id="rId87" o:title=""/>
           </v:shape>
-          <o:OLEObject Type="Embed" ProgID="Equation.DSMT4" ShapeID="_x0000_i1463" DrawAspect="Content" ObjectID="_1840883511" r:id="rId88"/>
+          <o:OLEObject Type="Embed" ProgID="Equation.DSMT4" ShapeID="_x0000_i1463" DrawAspect="Content" ObjectID="_1840885321" r:id="rId88"/>
         </w:object>
       </w:r>
       <w:r>
@@ -1751,10 +1751,10 @@
           <w:iCs/>
         </w:rPr>
         <w:object w:dxaOrig="585" w:dyaOrig="285" w14:anchorId="16A1539D">
-          <v:shape id="_x0000_i1464" type="#_x0000_t75" style="width:29pt;height:14.5pt" o:ole="">
+          <v:shape id="_x0000_i1464" type="#_x0000_t75" style="width:29.1pt;height:14.4pt" o:ole="">
             <v:imagedata r:id="rId89" o:title=""/>
           </v:shape>
-          <o:OLEObject Type="Embed" ProgID="Equation.DSMT4" ShapeID="_x0000_i1464" DrawAspect="Content" ObjectID="_1840883512" r:id="rId90"/>
+          <o:OLEObject Type="Embed" ProgID="Equation.DSMT4" ShapeID="_x0000_i1464" DrawAspect="Content" ObjectID="_1840885322" r:id="rId90"/>
         </w:object>
       </w:r>
       <w:r>
@@ -1770,10 +1770,10 @@
           <w:iCs/>
         </w:rPr>
         <w:object w:dxaOrig="585" w:dyaOrig="405" w14:anchorId="4611681B">
-          <v:shape id="_x0000_i1465" type="#_x0000_t75" style="width:29pt;height:20.4pt" o:ole="">
+          <v:shape id="_x0000_i1465" type="#_x0000_t75" style="width:29.1pt;height:20.35pt" o:ole="">
             <v:imagedata r:id="rId91" o:title=""/>
           </v:shape>
-          <o:OLEObject Type="Embed" ProgID="Equation.DSMT4" ShapeID="_x0000_i1465" DrawAspect="Content" ObjectID="_1840883513" r:id="rId92"/>
+          <o:OLEObject Type="Embed" ProgID="Equation.DSMT4" ShapeID="_x0000_i1465" DrawAspect="Content" ObjectID="_1840885323" r:id="rId92"/>
         </w:object>
       </w:r>
       <w:r>
@@ -1789,10 +1789,10 @@
           <w:iCs/>
         </w:rPr>
         <w:object w:dxaOrig="195" w:dyaOrig="225" w14:anchorId="24D3A4E2">
-          <v:shape id="_x0000_i1466" type="#_x0000_t75" style="width:9.65pt;height:11.3pt" o:ole="">
+          <v:shape id="_x0000_i1466" type="#_x0000_t75" style="width:9.7pt;height:11.25pt" o:ole="">
             <v:imagedata r:id="rId93" o:title=""/>
           </v:shape>
-          <o:OLEObject Type="Embed" ProgID="Equation.DSMT4" ShapeID="_x0000_i1466" DrawAspect="Content" ObjectID="_1840883514" r:id="rId94"/>
+          <o:OLEObject Type="Embed" ProgID="Equation.DSMT4" ShapeID="_x0000_i1466" DrawAspect="Content" ObjectID="_1840885324" r:id="rId94"/>
         </w:object>
       </w:r>
       <w:r>
@@ -1808,10 +1808,10 @@
           <w:iCs/>
         </w:rPr>
         <w:object w:dxaOrig="900" w:dyaOrig="615" w14:anchorId="66693A1B">
-          <v:shape id="_x0000_i1467" type="#_x0000_t75" style="width:45.15pt;height:30.65pt" o:ole="">
+          <v:shape id="_x0000_i1467" type="#_x0000_t75" style="width:45.1pt;height:30.7pt" o:ole="">
             <v:imagedata r:id="rId95" o:title=""/>
           </v:shape>
-          <o:OLEObject Type="Embed" ProgID="Equation.DSMT4" ShapeID="_x0000_i1467" DrawAspect="Content" ObjectID="_1840883515" r:id="rId96"/>
+          <o:OLEObject Type="Embed" ProgID="Equation.DSMT4" ShapeID="_x0000_i1467" DrawAspect="Content" ObjectID="_1840885325" r:id="rId96"/>
         </w:object>
       </w:r>
       <w:r>
@@ -1827,10 +1827,10 @@
           <w:iCs/>
         </w:rPr>
         <w:object w:dxaOrig="1320" w:dyaOrig="675" w14:anchorId="6DE70D00">
-          <v:shape id="_x0000_i1468" type="#_x0000_t75" style="width:66.1pt;height:33.85pt" o:ole="">
+          <v:shape id="_x0000_i1468" type="#_x0000_t75" style="width:66.05pt;height:33.8pt" o:ole="">
             <v:imagedata r:id="rId97" o:title=""/>
           </v:shape>
-          <o:OLEObject Type="Embed" ProgID="Equation.DSMT4" ShapeID="_x0000_i1468" DrawAspect="Content" ObjectID="_1840883516" r:id="rId98"/>
+          <o:OLEObject Type="Embed" ProgID="Equation.DSMT4" ShapeID="_x0000_i1468" DrawAspect="Content" ObjectID="_1840885326" r:id="rId98"/>
         </w:object>
       </w:r>
       <w:r>
@@ -1862,10 +1862,10 @@
           <w:iCs/>
         </w:rPr>
         <w:object w:dxaOrig="585" w:dyaOrig="285" w14:anchorId="53EAA81E">
-          <v:shape id="_x0000_i1469" type="#_x0000_t75" style="width:29pt;height:14.5pt" o:ole="">
+          <v:shape id="_x0000_i1469" type="#_x0000_t75" style="width:29.1pt;height:14.4pt" o:ole="">
             <v:imagedata r:id="rId99" o:title=""/>
           </v:shape>
-          <o:OLEObject Type="Embed" ProgID="Equation.DSMT4" ShapeID="_x0000_i1469" DrawAspect="Content" ObjectID="_1840883517" r:id="rId100"/>
+          <o:OLEObject Type="Embed" ProgID="Equation.DSMT4" ShapeID="_x0000_i1469" DrawAspect="Content" ObjectID="_1840885327" r:id="rId100"/>
         </w:object>
       </w:r>
       <w:r>
@@ -1881,10 +1881,10 @@
           <w:iCs/>
         </w:rPr>
         <w:object w:dxaOrig="585" w:dyaOrig="405" w14:anchorId="6C406F1F">
-          <v:shape id="_x0000_i1470" type="#_x0000_t75" style="width:29pt;height:20.4pt" o:ole="">
+          <v:shape id="_x0000_i1470" type="#_x0000_t75" style="width:29.1pt;height:20.35pt" o:ole="">
             <v:imagedata r:id="rId101" o:title=""/>
           </v:shape>
-          <o:OLEObject Type="Embed" ProgID="Equation.DSMT4" ShapeID="_x0000_i1470" DrawAspect="Content" ObjectID="_1840883518" r:id="rId102"/>
+          <o:OLEObject Type="Embed" ProgID="Equation.DSMT4" ShapeID="_x0000_i1470" DrawAspect="Content" ObjectID="_1840885328" r:id="rId102"/>
         </w:object>
       </w:r>
       <w:r>
@@ -1900,10 +1900,10 @@
           <w:iCs/>
         </w:rPr>
         <w:object w:dxaOrig="240" w:dyaOrig="360" w14:anchorId="7EF3EB7F">
-          <v:shape id="_x0000_i1471" type="#_x0000_t75" style="width:11.8pt;height:18.25pt" o:ole="">
+          <v:shape id="_x0000_i1471" type="#_x0000_t75" style="width:11.9pt;height:18.15pt" o:ole="">
             <v:imagedata r:id="rId103" o:title=""/>
           </v:shape>
-          <o:OLEObject Type="Embed" ProgID="Equation.DSMT4" ShapeID="_x0000_i1471" DrawAspect="Content" ObjectID="_1840883519" r:id="rId104"/>
+          <o:OLEObject Type="Embed" ProgID="Equation.DSMT4" ShapeID="_x0000_i1471" DrawAspect="Content" ObjectID="_1840885329" r:id="rId104"/>
         </w:object>
       </w:r>
       <w:r>
@@ -1919,10 +1919,10 @@
           <w:iCs/>
         </w:rPr>
         <w:object w:dxaOrig="1140" w:dyaOrig="405" w14:anchorId="6E9E756C">
-          <v:shape id="_x0000_i1472" type="#_x0000_t75" style="width:56.95pt;height:20.4pt" o:ole="">
+          <v:shape id="_x0000_i1472" type="#_x0000_t75" style="width:56.95pt;height:20.35pt" o:ole="">
             <v:imagedata r:id="rId105" o:title=""/>
           </v:shape>
-          <o:OLEObject Type="Embed" ProgID="Equation.DSMT4" ShapeID="_x0000_i1472" DrawAspect="Content" ObjectID="_1840883520" r:id="rId106"/>
+          <o:OLEObject Type="Embed" ProgID="Equation.DSMT4" ShapeID="_x0000_i1472" DrawAspect="Content" ObjectID="_1840885330" r:id="rId106"/>
         </w:object>
       </w:r>
       <w:r>
@@ -1938,10 +1938,10 @@
           <w:iCs/>
         </w:rPr>
         <w:object w:dxaOrig="585" w:dyaOrig="405" w14:anchorId="500BAE0A">
-          <v:shape id="_x0000_i1473" type="#_x0000_t75" style="width:29pt;height:20.4pt" o:ole="">
+          <v:shape id="_x0000_i1473" type="#_x0000_t75" style="width:29.1pt;height:20.35pt" o:ole="">
             <v:imagedata r:id="rId107" o:title=""/>
           </v:shape>
-          <o:OLEObject Type="Embed" ProgID="Equation.DSMT4" ShapeID="_x0000_i1473" DrawAspect="Content" ObjectID="_1840883521" r:id="rId108"/>
+          <o:OLEObject Type="Embed" ProgID="Equation.DSMT4" ShapeID="_x0000_i1473" DrawAspect="Content" ObjectID="_1840885331" r:id="rId108"/>
         </w:object>
       </w:r>
       <w:r>
@@ -1957,10 +1957,10 @@
           <w:iCs/>
         </w:rPr>
         <w:object w:dxaOrig="195" w:dyaOrig="225" w14:anchorId="6B208E92">
-          <v:shape id="_x0000_i1474" type="#_x0000_t75" style="width:9.65pt;height:11.3pt" o:ole="">
+          <v:shape id="_x0000_i1474" type="#_x0000_t75" style="width:9.7pt;height:11.25pt" o:ole="">
             <v:imagedata r:id="rId109" o:title=""/>
           </v:shape>
-          <o:OLEObject Type="Embed" ProgID="Equation.DSMT4" ShapeID="_x0000_i1474" DrawAspect="Content" ObjectID="_1840883522" r:id="rId110"/>
+          <o:OLEObject Type="Embed" ProgID="Equation.DSMT4" ShapeID="_x0000_i1474" DrawAspect="Content" ObjectID="_1840885332" r:id="rId110"/>
         </w:object>
       </w:r>
       <w:r>
@@ -1976,10 +1976,10 @@
           <w:iCs/>
         </w:rPr>
         <w:object w:dxaOrig="2235" w:dyaOrig="405" w14:anchorId="5B0A682E">
-          <v:shape id="_x0000_i1475" type="#_x0000_t75" style="width:111.75pt;height:20.4pt" o:ole="">
+          <v:shape id="_x0000_i1475" type="#_x0000_t75" style="width:111.75pt;height:20.35pt" o:ole="">
             <v:imagedata r:id="rId111" o:title=""/>
           </v:shape>
-          <o:OLEObject Type="Embed" ProgID="Equation.DSMT4" ShapeID="_x0000_i1475" DrawAspect="Content" ObjectID="_1840883523" r:id="rId112"/>
+          <o:OLEObject Type="Embed" ProgID="Equation.DSMT4" ShapeID="_x0000_i1475" DrawAspect="Content" ObjectID="_1840885333" r:id="rId112"/>
         </w:object>
       </w:r>
       <w:r>
@@ -1995,10 +1995,10 @@
           <w:iCs/>
         </w:rPr>
         <w:object w:dxaOrig="585" w:dyaOrig="405" w14:anchorId="394B9157">
-          <v:shape id="_x0000_i1476" type="#_x0000_t75" style="width:29pt;height:20.4pt" o:ole="">
+          <v:shape id="_x0000_i1476" type="#_x0000_t75" style="width:29.1pt;height:20.35pt" o:ole="">
             <v:imagedata r:id="rId113" o:title=""/>
           </v:shape>
-          <o:OLEObject Type="Embed" ProgID="Equation.DSMT4" ShapeID="_x0000_i1476" DrawAspect="Content" ObjectID="_1840883524" r:id="rId114"/>
+          <o:OLEObject Type="Embed" ProgID="Equation.DSMT4" ShapeID="_x0000_i1476" DrawAspect="Content" ObjectID="_1840885334" r:id="rId114"/>
         </w:object>
       </w:r>
       <w:r>
@@ -2014,10 +2014,10 @@
           <w:iCs/>
         </w:rPr>
         <w:object w:dxaOrig="195" w:dyaOrig="225" w14:anchorId="23138E46">
-          <v:shape id="_x0000_i1477" type="#_x0000_t75" style="width:9.65pt;height:11.3pt" o:ole="">
+          <v:shape id="_x0000_i1477" type="#_x0000_t75" style="width:9.7pt;height:11.25pt" o:ole="">
             <v:imagedata r:id="rId115" o:title=""/>
           </v:shape>
-          <o:OLEObject Type="Embed" ProgID="Equation.DSMT4" ShapeID="_x0000_i1477" DrawAspect="Content" ObjectID="_1840883525" r:id="rId116"/>
+          <o:OLEObject Type="Embed" ProgID="Equation.DSMT4" ShapeID="_x0000_i1477" DrawAspect="Content" ObjectID="_1840885335" r:id="rId116"/>
         </w:object>
       </w:r>
       <w:r>
@@ -2033,10 +2033,10 @@
           <w:iCs/>
         </w:rPr>
         <w:object w:dxaOrig="1095" w:dyaOrig="405" w14:anchorId="4045DAD6">
-          <v:shape id="_x0000_i1478" type="#_x0000_t75" style="width:54.8pt;height:20.4pt" o:ole="">
+          <v:shape id="_x0000_i1478" type="#_x0000_t75" style="width:54.8pt;height:20.35pt" o:ole="">
             <v:imagedata r:id="rId117" o:title=""/>
           </v:shape>
-          <o:OLEObject Type="Embed" ProgID="Equation.DSMT4" ShapeID="_x0000_i1478" DrawAspect="Content" ObjectID="_1840883526" r:id="rId118"/>
+          <o:OLEObject Type="Embed" ProgID="Equation.DSMT4" ShapeID="_x0000_i1478" DrawAspect="Content" ObjectID="_1840885336" r:id="rId118"/>
         </w:object>
       </w:r>
       <w:r>
@@ -2068,10 +2068,10 @@
           <w:iCs/>
         </w:rPr>
         <w:object w:dxaOrig="585" w:dyaOrig="285" w14:anchorId="52E9218D">
-          <v:shape id="_x0000_i1479" type="#_x0000_t75" style="width:29pt;height:14.5pt" o:ole="">
+          <v:shape id="_x0000_i1479" type="#_x0000_t75" style="width:29.1pt;height:14.4pt" o:ole="">
             <v:imagedata r:id="rId99" o:title=""/>
           </v:shape>
-          <o:OLEObject Type="Embed" ProgID="Equation.DSMT4" ShapeID="_x0000_i1479" DrawAspect="Content" ObjectID="_1840883527" r:id="rId119"/>
+          <o:OLEObject Type="Embed" ProgID="Equation.DSMT4" ShapeID="_x0000_i1479" DrawAspect="Content" ObjectID="_1840885337" r:id="rId119"/>
         </w:object>
       </w:r>
       <w:r>
@@ -2087,10 +2087,10 @@
           <w:iCs/>
         </w:rPr>
         <w:object w:dxaOrig="585" w:dyaOrig="405" w14:anchorId="54B907F2">
-          <v:shape id="_x0000_i1480" type="#_x0000_t75" style="width:29pt;height:20.4pt" o:ole="">
+          <v:shape id="_x0000_i1480" type="#_x0000_t75" style="width:29.1pt;height:20.35pt" o:ole="">
             <v:imagedata r:id="rId120" o:title=""/>
           </v:shape>
-          <o:OLEObject Type="Embed" ProgID="Equation.DSMT4" ShapeID="_x0000_i1480" DrawAspect="Content" ObjectID="_1840883528" r:id="rId121"/>
+          <o:OLEObject Type="Embed" ProgID="Equation.DSMT4" ShapeID="_x0000_i1480" DrawAspect="Content" ObjectID="_1840885338" r:id="rId121"/>
         </w:object>
       </w:r>
       <w:r>
@@ -2106,10 +2106,10 @@
           <w:iCs/>
         </w:rPr>
         <w:object w:dxaOrig="195" w:dyaOrig="225" w14:anchorId="5972B411">
-          <v:shape id="_x0000_i1481" type="#_x0000_t75" style="width:9.65pt;height:11.3pt" o:ole="">
+          <v:shape id="_x0000_i1481" type="#_x0000_t75" style="width:9.7pt;height:11.25pt" o:ole="">
             <v:imagedata r:id="rId122" o:title=""/>
           </v:shape>
-          <o:OLEObject Type="Embed" ProgID="Equation.DSMT4" ShapeID="_x0000_i1481" DrawAspect="Content" ObjectID="_1840883529" r:id="rId123"/>
+          <o:OLEObject Type="Embed" ProgID="Equation.DSMT4" ShapeID="_x0000_i1481" DrawAspect="Content" ObjectID="_1840885339" r:id="rId123"/>
         </w:object>
       </w:r>
       <w:r>
@@ -2204,10 +2204,10 @@
           <w:iCs/>
         </w:rPr>
         <w:object w:dxaOrig="225" w:dyaOrig="255" w14:anchorId="6FF8FEE6">
-          <v:shape id="_x0000_i1483" type="#_x0000_t75" style="width:11.3pt;height:12.9pt" o:ole="">
+          <v:shape id="_x0000_i1483" type="#_x0000_t75" style="width:11.25pt;height:12.85pt" o:ole="">
             <v:imagedata r:id="rId125" o:title=""/>
           </v:shape>
-          <o:OLEObject Type="Embed" ProgID="Equation.DSMT4" ShapeID="_x0000_i1483" DrawAspect="Content" ObjectID="_1840883530" r:id="rId126"/>
+          <o:OLEObject Type="Embed" ProgID="Equation.DSMT4" ShapeID="_x0000_i1483" DrawAspect="Content" ObjectID="_1840885340" r:id="rId126"/>
         </w:object>
       </w:r>
       <w:r>
@@ -2223,10 +2223,10 @@
           <w:iCs/>
         </w:rPr>
         <w:object w:dxaOrig="300" w:dyaOrig="255" w14:anchorId="3E579DFD">
-          <v:shape id="_x0000_i1484" type="#_x0000_t75" style="width:15.05pt;height:12.9pt" o:ole="">
+          <v:shape id="_x0000_i1484" type="#_x0000_t75" style="width:15.05pt;height:12.85pt" o:ole="">
             <v:imagedata r:id="rId127" o:title=""/>
           </v:shape>
-          <o:OLEObject Type="Embed" ProgID="Equation.DSMT4" ShapeID="_x0000_i1484" DrawAspect="Content" ObjectID="_1840883531" r:id="rId128"/>
+          <o:OLEObject Type="Embed" ProgID="Equation.DSMT4" ShapeID="_x0000_i1484" DrawAspect="Content" ObjectID="_1840885341" r:id="rId128"/>
         </w:object>
       </w:r>
       <w:r>
@@ -2288,10 +2288,10 @@
           <w:iCs/>
         </w:rPr>
         <w:object w:dxaOrig="2925" w:dyaOrig="435" w14:anchorId="7A359A66">
-          <v:shape id="_x0000_i5230" type="#_x0000_t75" style="width:146.15pt;height:21.5pt" o:ole="">
+          <v:shape id="_x0000_i5230" type="#_x0000_t75" style="width:146.2pt;height:21.6pt" o:ole="">
             <v:imagedata r:id="rId129" o:title=""/>
           </v:shape>
-          <o:OLEObject Type="Embed" ProgID="Equation.DSMT4" ShapeID="_x0000_i5230" DrawAspect="Content" ObjectID="_1840883532" r:id="rId130"/>
+          <o:OLEObject Type="Embed" ProgID="Equation.DSMT4" ShapeID="_x0000_i5230" DrawAspect="Content" ObjectID="_1840885342" r:id="rId130"/>
         </w:object>
       </w:r>
       <w:r>
@@ -2338,10 +2338,10 @@
           <w:iCs/>
         </w:rPr>
         <w:object w:dxaOrig="195" w:dyaOrig="225" w14:anchorId="75713E1A">
-          <v:shape id="_x0000_i5231" type="#_x0000_t75" style="width:9.65pt;height:11.3pt" o:ole="">
+          <v:shape id="_x0000_i5231" type="#_x0000_t75" style="width:9.7pt;height:11.25pt" o:ole="">
             <v:imagedata r:id="rId131" o:title=""/>
           </v:shape>
-          <o:OLEObject Type="Embed" ProgID="Equation.DSMT4" ShapeID="_x0000_i5231" DrawAspect="Content" ObjectID="_1840883533" r:id="rId132"/>
+          <o:OLEObject Type="Embed" ProgID="Equation.DSMT4" ShapeID="_x0000_i5231" DrawAspect="Content" ObjectID="_1840885343" r:id="rId132"/>
         </w:object>
       </w:r>
       <w:r>
@@ -2380,10 +2380,10 @@
           <w:iCs/>
         </w:rPr>
         <w:object w:dxaOrig="2145" w:dyaOrig="405" w14:anchorId="0A0D9B46">
-          <v:shape id="_x0000_i5246" type="#_x0000_t75" style="width:107.45pt;height:20.4pt" o:ole="">
+          <v:shape id="_x0000_i5246" type="#_x0000_t75" style="width:107.35pt;height:20.35pt" o:ole="">
             <v:imagedata r:id="rId133" o:title=""/>
           </v:shape>
-          <o:OLEObject Type="Embed" ProgID="Equation.DSMT4" ShapeID="_x0000_i5246" DrawAspect="Content" ObjectID="_1840883534" r:id="rId134"/>
+          <o:OLEObject Type="Embed" ProgID="Equation.DSMT4" ShapeID="_x0000_i5246" DrawAspect="Content" ObjectID="_1840885344" r:id="rId134"/>
         </w:object>
       </w:r>
       <w:r>
@@ -2429,10 +2429,10 @@
           <w:iCs/>
         </w:rPr>
         <w:object w:dxaOrig="195" w:dyaOrig="225" w14:anchorId="470A93E9">
-          <v:shape id="_x0000_i5247" type="#_x0000_t75" style="width:9.65pt;height:11.3pt" o:ole="">
+          <v:shape id="_x0000_i5247" type="#_x0000_t75" style="width:9.7pt;height:11.25pt" o:ole="">
             <v:imagedata r:id="rId135" o:title=""/>
           </v:shape>
-          <o:OLEObject Type="Embed" ProgID="Equation.DSMT4" ShapeID="_x0000_i5247" DrawAspect="Content" ObjectID="_1840883535" r:id="rId136"/>
+          <o:OLEObject Type="Embed" ProgID="Equation.DSMT4" ShapeID="_x0000_i5247" DrawAspect="Content" ObjectID="_1840885345" r:id="rId136"/>
         </w:object>
       </w:r>
       <w:r>
@@ -2475,10 +2475,10 @@
       </w:r>
       <w:r>
         <w:object w:dxaOrig="1545" w:dyaOrig="360" w14:anchorId="55F1CB52">
-          <v:shape id="_x0000_i1562" type="#_x0000_t75" style="width:77.35pt;height:18.25pt" o:ole="">
+          <v:shape id="_x0000_i1562" type="#_x0000_t75" style="width:77.3pt;height:18.15pt" o:ole="">
             <v:imagedata r:id="rId137" o:title=""/>
           </v:shape>
-          <o:OLEObject Type="Embed" ProgID="Equation.DSMT4" ShapeID="_x0000_i1562" DrawAspect="Content" ObjectID="_1840883536" r:id="rId138"/>
+          <o:OLEObject Type="Embed" ProgID="Equation.DSMT4" ShapeID="_x0000_i1562" DrawAspect="Content" ObjectID="_1840885346" r:id="rId138"/>
         </w:object>
       </w:r>
       <w:r>
@@ -2486,10 +2486,10 @@
       </w:r>
       <w:r>
         <w:object w:dxaOrig="720" w:dyaOrig="315" w14:anchorId="3811DAC3">
-          <v:shape id="_x0000_i1563" type="#_x0000_t75" style="width:36pt;height:15.6pt" o:ole="">
+          <v:shape id="_x0000_i1563" type="#_x0000_t75" style="width:36pt;height:15.65pt" o:ole="">
             <v:imagedata r:id="rId139" o:title=""/>
           </v:shape>
-          <o:OLEObject Type="Embed" ProgID="Equation.DSMT4" ShapeID="_x0000_i1563" DrawAspect="Content" ObjectID="_1840883537" r:id="rId140"/>
+          <o:OLEObject Type="Embed" ProgID="Equation.DSMT4" ShapeID="_x0000_i1563" DrawAspect="Content" ObjectID="_1840885347" r:id="rId140"/>
         </w:object>
       </w:r>
       <w:r>
@@ -2508,10 +2508,10 @@
       </w:r>
       <w:r>
         <w:object w:dxaOrig="1215" w:dyaOrig="675" w14:anchorId="200239BE">
-          <v:shape id="_x0000_i1564" type="#_x0000_t75" style="width:60.7pt;height:33.85pt" o:ole="">
+          <v:shape id="_x0000_i1564" type="#_x0000_t75" style="width:60.75pt;height:33.8pt" o:ole="">
             <v:imagedata r:id="rId141" o:title=""/>
           </v:shape>
-          <o:OLEObject Type="Embed" ProgID="Equation.DSMT4" ShapeID="_x0000_i1564" DrawAspect="Content" ObjectID="_1840883538" r:id="rId142"/>
+          <o:OLEObject Type="Embed" ProgID="Equation.DSMT4" ShapeID="_x0000_i1564" DrawAspect="Content" ObjectID="_1840885348" r:id="rId142"/>
         </w:object>
       </w:r>
       <w:r>
@@ -2525,10 +2525,10 @@
       </w:r>
       <w:r>
         <w:object w:dxaOrig="1275" w:dyaOrig="675" w14:anchorId="106DEBC5">
-          <v:shape id="_x0000_i1565" type="#_x0000_t75" style="width:63.95pt;height:33.85pt" o:ole="">
+          <v:shape id="_x0000_i1565" type="#_x0000_t75" style="width:63.85pt;height:33.8pt" o:ole="">
             <v:imagedata r:id="rId143" o:title=""/>
           </v:shape>
-          <o:OLEObject Type="Embed" ProgID="Equation.DSMT4" ShapeID="_x0000_i1565" DrawAspect="Content" ObjectID="_1840883539" r:id="rId144"/>
+          <o:OLEObject Type="Embed" ProgID="Equation.DSMT4" ShapeID="_x0000_i1565" DrawAspect="Content" ObjectID="_1840885349" r:id="rId144"/>
         </w:object>
       </w:r>
       <w:r>
@@ -2542,10 +2542,10 @@
       </w:r>
       <w:r>
         <w:object w:dxaOrig="1275" w:dyaOrig="675" w14:anchorId="63FA8B74">
-          <v:shape id="_x0000_i1566" type="#_x0000_t75" style="width:63.95pt;height:33.85pt" o:ole="">
+          <v:shape id="_x0000_i1566" type="#_x0000_t75" style="width:63.85pt;height:33.8pt" o:ole="">
             <v:imagedata r:id="rId145" o:title=""/>
           </v:shape>
-          <o:OLEObject Type="Embed" ProgID="Equation.DSMT4" ShapeID="_x0000_i1566" DrawAspect="Content" ObjectID="_1840883540" r:id="rId146"/>
+          <o:OLEObject Type="Embed" ProgID="Equation.DSMT4" ShapeID="_x0000_i1566" DrawAspect="Content" ObjectID="_1840885350" r:id="rId146"/>
         </w:object>
       </w:r>
       <w:r>
@@ -2559,10 +2559,10 @@
       </w:r>
       <w:r>
         <w:object w:dxaOrig="1215" w:dyaOrig="675" w14:anchorId="1DC4C566">
-          <v:shape id="_x0000_i1567" type="#_x0000_t75" style="width:60.7pt;height:33.85pt" o:ole="">
+          <v:shape id="_x0000_i1567" type="#_x0000_t75" style="width:60.75pt;height:33.8pt" o:ole="">
             <v:imagedata r:id="rId147" o:title=""/>
           </v:shape>
-          <o:OLEObject Type="Embed" ProgID="Equation.DSMT4" ShapeID="_x0000_i1567" DrawAspect="Content" ObjectID="_1840883541" r:id="rId148"/>
+          <o:OLEObject Type="Embed" ProgID="Equation.DSMT4" ShapeID="_x0000_i1567" DrawAspect="Content" ObjectID="_1840885351" r:id="rId148"/>
         </w:object>
       </w:r>
     </w:p>
@@ -2600,10 +2600,10 @@
       </w:pPr>
       <w:r>
         <w:object w:dxaOrig="600" w:dyaOrig="285" w14:anchorId="20D58EE2">
-          <v:shape id="_x0000_i1568" type="#_x0000_t75" style="width:30.1pt;height:14.5pt" o:ole="">
+          <v:shape id="_x0000_i1568" type="#_x0000_t75" style="width:30.05pt;height:14.4pt" o:ole="">
             <v:imagedata r:id="rId149" o:title=""/>
           </v:shape>
-          <o:OLEObject Type="Embed" ProgID="Equation.DSMT4" ShapeID="_x0000_i1568" DrawAspect="Content" ObjectID="_1840883542" r:id="rId150"/>
+          <o:OLEObject Type="Embed" ProgID="Equation.DSMT4" ShapeID="_x0000_i1568" DrawAspect="Content" ObjectID="_1840885352" r:id="rId150"/>
         </w:object>
       </w:r>
       <w:r>
@@ -2699,10 +2699,10 @@
           <w:lang w:val="sv-SE"/>
         </w:rPr>
         <w:object w:dxaOrig="1545" w:dyaOrig="360" w14:anchorId="46C50DA5">
-          <v:shape id="_x0000_i1649" type="#_x0000_t75" style="width:77.35pt;height:18.25pt" o:ole="">
+          <v:shape id="_x0000_i1649" type="#_x0000_t75" style="width:77.3pt;height:18.15pt" o:ole="">
             <v:imagedata r:id="rId152" o:title=""/>
           </v:shape>
-          <o:OLEObject Type="Embed" ProgID="Equation.DSMT4" ShapeID="_x0000_i1649" DrawAspect="Content" ObjectID="_1840883543" r:id="rId153"/>
+          <o:OLEObject Type="Embed" ProgID="Equation.DSMT4" ShapeID="_x0000_i1649" DrawAspect="Content" ObjectID="_1840885353" r:id="rId153"/>
         </w:object>
       </w:r>
       <w:r>
@@ -2803,10 +2803,10 @@
           <w:lang w:val="sv-SE"/>
         </w:rPr>
         <w:object w:dxaOrig="1860" w:dyaOrig="315" w14:anchorId="4CDEC4B4">
-          <v:shape id="_x0000_i1651" type="#_x0000_t75" style="width:92.95pt;height:15.6pt" o:ole="">
+          <v:shape id="_x0000_i1651" type="#_x0000_t75" style="width:92.95pt;height:15.65pt" o:ole="">
             <v:imagedata r:id="rId155" o:title=""/>
           </v:shape>
-          <o:OLEObject Type="Embed" ProgID="Equation.DSMT4" ShapeID="_x0000_i1651" DrawAspect="Content" ObjectID="_1840883544" r:id="rId156"/>
+          <o:OLEObject Type="Embed" ProgID="Equation.DSMT4" ShapeID="_x0000_i1651" DrawAspect="Content" ObjectID="_1840885354" r:id="rId156"/>
         </w:object>
       </w:r>
       <w:r>
@@ -2828,10 +2828,10 @@
           <w:lang w:val="sv-SE"/>
         </w:rPr>
         <w:object w:dxaOrig="1845" w:dyaOrig="315" w14:anchorId="192D097B">
-          <v:shape id="_x0000_i1652" type="#_x0000_t75" style="width:92.4pt;height:15.6pt" o:ole="">
+          <v:shape id="_x0000_i1652" type="#_x0000_t75" style="width:92.35pt;height:15.65pt" o:ole="">
             <v:imagedata r:id="rId157" o:title=""/>
           </v:shape>
-          <o:OLEObject Type="Embed" ProgID="Equation.DSMT4" ShapeID="_x0000_i1652" DrawAspect="Content" ObjectID="_1840883545" r:id="rId158"/>
+          <o:OLEObject Type="Embed" ProgID="Equation.DSMT4" ShapeID="_x0000_i1652" DrawAspect="Content" ObjectID="_1840885355" r:id="rId158"/>
         </w:object>
       </w:r>
       <w:r>
@@ -2859,10 +2859,10 @@
           <w:lang w:val="sv-SE"/>
         </w:rPr>
         <w:object w:dxaOrig="1845" w:dyaOrig="315" w14:anchorId="6FD17039">
-          <v:shape id="_x0000_i1653" type="#_x0000_t75" style="width:92.4pt;height:15.6pt" o:ole="">
+          <v:shape id="_x0000_i1653" type="#_x0000_t75" style="width:92.35pt;height:15.65pt" o:ole="">
             <v:imagedata r:id="rId159" o:title=""/>
           </v:shape>
-          <o:OLEObject Type="Embed" ProgID="Equation.DSMT4" ShapeID="_x0000_i1653" DrawAspect="Content" ObjectID="_1840883546" r:id="rId160"/>
+          <o:OLEObject Type="Embed" ProgID="Equation.DSMT4" ShapeID="_x0000_i1653" DrawAspect="Content" ObjectID="_1840885356" r:id="rId160"/>
         </w:object>
       </w:r>
       <w:r>
@@ -2884,10 +2884,10 @@
           <w:lang w:val="sv-SE"/>
         </w:rPr>
         <w:object w:dxaOrig="1845" w:dyaOrig="315" w14:anchorId="50CB31EB">
-          <v:shape id="_x0000_i1654" type="#_x0000_t75" style="width:92.4pt;height:15.6pt" o:ole="">
+          <v:shape id="_x0000_i1654" type="#_x0000_t75" style="width:92.35pt;height:15.65pt" o:ole="">
             <v:imagedata r:id="rId161" o:title=""/>
           </v:shape>
-          <o:OLEObject Type="Embed" ProgID="Equation.DSMT4" ShapeID="_x0000_i1654" DrawAspect="Content" ObjectID="_1840883547" r:id="rId162"/>
+          <o:OLEObject Type="Embed" ProgID="Equation.DSMT4" ShapeID="_x0000_i1654" DrawAspect="Content" ObjectID="_1840885357" r:id="rId162"/>
         </w:object>
       </w:r>
       <w:r>
@@ -2939,10 +2939,10 @@
       </w:r>
       <w:r>
         <w:object w:dxaOrig="585" w:dyaOrig="285" w14:anchorId="1E46DDEA">
-          <v:shape id="_x0000_i1655" type="#_x0000_t75" style="width:29pt;height:14.5pt" o:ole="">
+          <v:shape id="_x0000_i1655" type="#_x0000_t75" style="width:29.1pt;height:14.4pt" o:ole="">
             <v:imagedata r:id="rId163" o:title=""/>
           </v:shape>
-          <o:OLEObject Type="Embed" ProgID="Equation.DSMT4" ShapeID="_x0000_i1655" DrawAspect="Content" ObjectID="_1840883548" r:id="rId164"/>
+          <o:OLEObject Type="Embed" ProgID="Equation.DSMT4" ShapeID="_x0000_i1655" DrawAspect="Content" ObjectID="_1840885358" r:id="rId164"/>
         </w:object>
       </w:r>
       <w:r>
@@ -2958,10 +2958,10 @@
       </w:r>
       <w:r>
         <w:object w:dxaOrig="360" w:dyaOrig="315" w14:anchorId="1FBC0FCF">
-          <v:shape id="_x0000_i1656" type="#_x0000_t75" style="width:18.25pt;height:15.6pt" o:ole="">
+          <v:shape id="_x0000_i1656" type="#_x0000_t75" style="width:18.15pt;height:15.65pt" o:ole="">
             <v:imagedata r:id="rId165" o:title=""/>
           </v:shape>
-          <o:OLEObject Type="Embed" ProgID="Equation.DSMT4" ShapeID="_x0000_i1656" DrawAspect="Content" ObjectID="_1840883549" r:id="rId166"/>
+          <o:OLEObject Type="Embed" ProgID="Equation.DSMT4" ShapeID="_x0000_i1656" DrawAspect="Content" ObjectID="_1840885359" r:id="rId166"/>
         </w:object>
       </w:r>
       <w:r>
@@ -2969,10 +2969,10 @@
       </w:r>
       <w:r>
         <w:object w:dxaOrig="555" w:dyaOrig="405" w14:anchorId="0CB73BB7">
-          <v:shape id="_x0000_i1657" type="#_x0000_t75" style="width:27.95pt;height:20.4pt" o:ole="">
+          <v:shape id="_x0000_i1657" type="#_x0000_t75" style="width:27.85pt;height:20.35pt" o:ole="">
             <v:imagedata r:id="rId167" o:title=""/>
           </v:shape>
-          <o:OLEObject Type="Embed" ProgID="Equation.DSMT4" ShapeID="_x0000_i1657" DrawAspect="Content" ObjectID="_1840883550" r:id="rId168"/>
+          <o:OLEObject Type="Embed" ProgID="Equation.DSMT4" ShapeID="_x0000_i1657" DrawAspect="Content" ObjectID="_1840885360" r:id="rId168"/>
         </w:object>
       </w:r>
       <w:r>
@@ -2980,10 +2980,10 @@
       </w:r>
       <w:r>
         <w:object w:dxaOrig="1185" w:dyaOrig="285" w14:anchorId="6C7A81D7">
-          <v:shape id="_x0000_i1658" type="#_x0000_t75" style="width:59.1pt;height:14.5pt" o:ole="">
+          <v:shape id="_x0000_i1658" type="#_x0000_t75" style="width:59.15pt;height:14.4pt" o:ole="">
             <v:imagedata r:id="rId169" o:title=""/>
           </v:shape>
-          <o:OLEObject Type="Embed" ProgID="Equation.DSMT4" ShapeID="_x0000_i1658" DrawAspect="Content" ObjectID="_1840883551" r:id="rId170"/>
+          <o:OLEObject Type="Embed" ProgID="Equation.DSMT4" ShapeID="_x0000_i1658" DrawAspect="Content" ObjectID="_1840885361" r:id="rId170"/>
         </w:object>
       </w:r>
       <w:r>
@@ -2999,10 +2999,10 @@
       </w:r>
       <w:r>
         <w:object w:dxaOrig="900" w:dyaOrig="615" w14:anchorId="32D4154F">
-          <v:shape id="_x0000_i1659" type="#_x0000_t75" style="width:45.15pt;height:30.65pt" o:ole="">
+          <v:shape id="_x0000_i1659" type="#_x0000_t75" style="width:45.1pt;height:30.7pt" o:ole="">
             <v:imagedata r:id="rId171" o:title=""/>
           </v:shape>
-          <o:OLEObject Type="Embed" ProgID="Equation.DSMT4" ShapeID="_x0000_i1659" DrawAspect="Content" ObjectID="_1840883552" r:id="rId172"/>
+          <o:OLEObject Type="Embed" ProgID="Equation.DSMT4" ShapeID="_x0000_i1659" DrawAspect="Content" ObjectID="_1840885362" r:id="rId172"/>
         </w:object>
       </w:r>
       <w:r>
@@ -3010,10 +3010,10 @@
       </w:r>
       <w:r>
         <w:object w:dxaOrig="1425" w:dyaOrig="285" w14:anchorId="0D424973">
-          <v:shape id="_x0000_i1660" type="#_x0000_t75" style="width:71.45pt;height:14.5pt" o:ole="">
+          <v:shape id="_x0000_i1660" type="#_x0000_t75" style="width:71.35pt;height:14.4pt" o:ole="">
             <v:imagedata r:id="rId173" o:title=""/>
           </v:shape>
-          <o:OLEObject Type="Embed" ProgID="Equation.DSMT4" ShapeID="_x0000_i1660" DrawAspect="Content" ObjectID="_1840883553" r:id="rId174"/>
+          <o:OLEObject Type="Embed" ProgID="Equation.DSMT4" ShapeID="_x0000_i1660" DrawAspect="Content" ObjectID="_1840885363" r:id="rId174"/>
         </w:object>
       </w:r>
       <w:r>
@@ -3033,10 +3033,10 @@
       </w:r>
       <w:r>
         <w:object w:dxaOrig="1545" w:dyaOrig="360" w14:anchorId="30388657">
-          <v:shape id="_x0000_i1914" type="#_x0000_t75" style="width:77.35pt;height:18.25pt" o:ole="">
+          <v:shape id="_x0000_i1914" type="#_x0000_t75" style="width:77.3pt;height:18.15pt" o:ole="">
             <v:imagedata r:id="rId175" o:title=""/>
           </v:shape>
-          <o:OLEObject Type="Embed" ProgID="Equation.DSMT4" ShapeID="_x0000_i1914" DrawAspect="Content" ObjectID="_1840883554" r:id="rId176"/>
+          <o:OLEObject Type="Embed" ProgID="Equation.DSMT4" ShapeID="_x0000_i1914" DrawAspect="Content" ObjectID="_1840885364" r:id="rId176"/>
         </w:object>
       </w:r>
       <w:r>
@@ -3093,12 +3093,12 @@
             <w10:wrap type="none"/>
             <w10:anchorlock/>
           </v:group>
-          <o:OLEObject Type="Embed" ProgID="Equation.DSMT4" ShapeID="_x0000_s1046" DrawAspect="Content" ObjectID="_1840883977" r:id="rId183"/>
-          <o:OLEObject Type="Embed" ProgID="Equation.DSMT4" ShapeID="_x0000_s1047" DrawAspect="Content" ObjectID="_1840883978" r:id="rId184"/>
-          <o:OLEObject Type="Embed" ProgID="Equation.DSMT4" ShapeID="_x0000_s1048" DrawAspect="Content" ObjectID="_1840883979" r:id="rId185"/>
-          <o:OLEObject Type="Embed" ProgID="Equation.DSMT4" ShapeID="_x0000_s1052" DrawAspect="Content" ObjectID="_1840883980" r:id="rId186"/>
-          <o:OLEObject Type="Embed" ProgID="Equation.DSMT4" ShapeID="_x0000_s1053" DrawAspect="Content" ObjectID="_1840883981" r:id="rId187"/>
-          <o:OLEObject Type="Embed" ProgID="Equation.DSMT4" ShapeID="_x0000_s1054" DrawAspect="Content" ObjectID="_1840883982" r:id="rId188"/>
+          <o:OLEObject Type="Embed" ProgID="Equation.DSMT4" ShapeID="_x0000_s1046" DrawAspect="Content" ObjectID="_1840885787" r:id="rId183"/>
+          <o:OLEObject Type="Embed" ProgID="Equation.DSMT4" ShapeID="_x0000_s1047" DrawAspect="Content" ObjectID="_1840885788" r:id="rId184"/>
+          <o:OLEObject Type="Embed" ProgID="Equation.DSMT4" ShapeID="_x0000_s1048" DrawAspect="Content" ObjectID="_1840885789" r:id="rId185"/>
+          <o:OLEObject Type="Embed" ProgID="Equation.DSMT4" ShapeID="_x0000_s1052" DrawAspect="Content" ObjectID="_1840885790" r:id="rId186"/>
+          <o:OLEObject Type="Embed" ProgID="Equation.DSMT4" ShapeID="_x0000_s1053" DrawAspect="Content" ObjectID="_1840885791" r:id="rId187"/>
+          <o:OLEObject Type="Embed" ProgID="Equation.DSMT4" ShapeID="_x0000_s1054" DrawAspect="Content" ObjectID="_1840885792" r:id="rId188"/>
         </w:pict>
       </w:r>
     </w:p>
@@ -3130,10 +3130,10 @@
           <w:bCs/>
         </w:rPr>
         <w:object w:dxaOrig="555" w:dyaOrig="285" w14:anchorId="586D634A">
-          <v:shape id="_x0000_i1915" type="#_x0000_t75" style="width:27.95pt;height:14.5pt" o:ole="">
+          <v:shape id="_x0000_i1915" type="#_x0000_t75" style="width:27.85pt;height:14.4pt" o:ole="">
             <v:imagedata r:id="rId189" o:title=""/>
           </v:shape>
-          <o:OLEObject Type="Embed" ProgID="Equation.DSMT4" ShapeID="_x0000_i1915" DrawAspect="Content" ObjectID="_1840883555" r:id="rId190"/>
+          <o:OLEObject Type="Embed" ProgID="Equation.DSMT4" ShapeID="_x0000_i1915" DrawAspect="Content" ObjectID="_1840885365" r:id="rId190"/>
         </w:object>
       </w:r>
       <w:r>
@@ -3147,10 +3147,10 @@
           <w:bCs/>
         </w:rPr>
         <w:object w:dxaOrig="540" w:dyaOrig="285" w14:anchorId="7786EF49">
-          <v:shape id="_x0000_i1916" type="#_x0000_t75" style="width:26.85pt;height:14.5pt" o:ole="">
+          <v:shape id="_x0000_i1916" type="#_x0000_t75" style="width:26.9pt;height:14.4pt" o:ole="">
             <v:imagedata r:id="rId191" o:title=""/>
           </v:shape>
-          <o:OLEObject Type="Embed" ProgID="Equation.DSMT4" ShapeID="_x0000_i1916" DrawAspect="Content" ObjectID="_1840883556" r:id="rId192"/>
+          <o:OLEObject Type="Embed" ProgID="Equation.DSMT4" ShapeID="_x0000_i1916" DrawAspect="Content" ObjectID="_1840885366" r:id="rId192"/>
         </w:object>
       </w:r>
       <w:r>
@@ -3164,10 +3164,10 @@
           <w:bCs/>
         </w:rPr>
         <w:object w:dxaOrig="540" w:dyaOrig="285" w14:anchorId="0E96C8D2">
-          <v:shape id="_x0000_i1917" type="#_x0000_t75" style="width:26.85pt;height:14.5pt" o:ole="">
+          <v:shape id="_x0000_i1917" type="#_x0000_t75" style="width:26.9pt;height:14.4pt" o:ole="">
             <v:imagedata r:id="rId193" o:title=""/>
           </v:shape>
-          <o:OLEObject Type="Embed" ProgID="Equation.DSMT4" ShapeID="_x0000_i1917" DrawAspect="Content" ObjectID="_1840883557" r:id="rId194"/>
+          <o:OLEObject Type="Embed" ProgID="Equation.DSMT4" ShapeID="_x0000_i1917" DrawAspect="Content" ObjectID="_1840885367" r:id="rId194"/>
         </w:object>
       </w:r>
       <w:r>
@@ -3195,10 +3195,10 @@
           <w:bCs/>
         </w:rPr>
         <w:object w:dxaOrig="555" w:dyaOrig="285" w14:anchorId="49A2D929">
-          <v:shape id="_x0000_i1918" type="#_x0000_t75" style="width:27.95pt;height:14.5pt" o:ole="">
+          <v:shape id="_x0000_i1918" type="#_x0000_t75" style="width:27.85pt;height:14.4pt" o:ole="">
             <v:imagedata r:id="rId195" o:title=""/>
           </v:shape>
-          <o:OLEObject Type="Embed" ProgID="Equation.DSMT4" ShapeID="_x0000_i1918" DrawAspect="Content" ObjectID="_1840883558" r:id="rId196"/>
+          <o:OLEObject Type="Embed" ProgID="Equation.DSMT4" ShapeID="_x0000_i1918" DrawAspect="Content" ObjectID="_1840885368" r:id="rId196"/>
         </w:object>
       </w:r>
       <w:r>
@@ -3212,10 +3212,10 @@
           <w:bCs/>
         </w:rPr>
         <w:object w:dxaOrig="540" w:dyaOrig="285" w14:anchorId="0771CE91">
-          <v:shape id="_x0000_i1919" type="#_x0000_t75" style="width:26.85pt;height:14.5pt" o:ole="">
+          <v:shape id="_x0000_i1919" type="#_x0000_t75" style="width:26.9pt;height:14.4pt" o:ole="">
             <v:imagedata r:id="rId197" o:title=""/>
           </v:shape>
-          <o:OLEObject Type="Embed" ProgID="Equation.DSMT4" ShapeID="_x0000_i1919" DrawAspect="Content" ObjectID="_1840883559" r:id="rId198"/>
+          <o:OLEObject Type="Embed" ProgID="Equation.DSMT4" ShapeID="_x0000_i1919" DrawAspect="Content" ObjectID="_1840885369" r:id="rId198"/>
         </w:object>
       </w:r>
       <w:r>
@@ -3229,10 +3229,10 @@
           <w:bCs/>
         </w:rPr>
         <w:object w:dxaOrig="540" w:dyaOrig="285" w14:anchorId="340E4DE5">
-          <v:shape id="_x0000_i1920" type="#_x0000_t75" style="width:26.85pt;height:14.5pt" o:ole="">
+          <v:shape id="_x0000_i1920" type="#_x0000_t75" style="width:26.9pt;height:14.4pt" o:ole="">
             <v:imagedata r:id="rId199" o:title=""/>
           </v:shape>
-          <o:OLEObject Type="Embed" ProgID="Equation.DSMT4" ShapeID="_x0000_i1920" DrawAspect="Content" ObjectID="_1840883560" r:id="rId200"/>
+          <o:OLEObject Type="Embed" ProgID="Equation.DSMT4" ShapeID="_x0000_i1920" DrawAspect="Content" ObjectID="_1840885370" r:id="rId200"/>
         </w:object>
       </w:r>
       <w:r>
@@ -3262,10 +3262,10 @@
           <w:bCs/>
         </w:rPr>
         <w:object w:dxaOrig="555" w:dyaOrig="285" w14:anchorId="23CF0D08">
-          <v:shape id="_x0000_i1921" type="#_x0000_t75" style="width:27.95pt;height:14.5pt" o:ole="">
+          <v:shape id="_x0000_i1921" type="#_x0000_t75" style="width:27.85pt;height:14.4pt" o:ole="">
             <v:imagedata r:id="rId201" o:title=""/>
           </v:shape>
-          <o:OLEObject Type="Embed" ProgID="Equation.DSMT4" ShapeID="_x0000_i1921" DrawAspect="Content" ObjectID="_1840883561" r:id="rId202"/>
+          <o:OLEObject Type="Embed" ProgID="Equation.DSMT4" ShapeID="_x0000_i1921" DrawAspect="Content" ObjectID="_1840885371" r:id="rId202"/>
         </w:object>
       </w:r>
       <w:r>
@@ -3279,10 +3279,10 @@
           <w:bCs/>
         </w:rPr>
         <w:object w:dxaOrig="540" w:dyaOrig="285" w14:anchorId="5933A048">
-          <v:shape id="_x0000_i1922" type="#_x0000_t75" style="width:26.85pt;height:14.5pt" o:ole="">
+          <v:shape id="_x0000_i1922" type="#_x0000_t75" style="width:26.9pt;height:14.4pt" o:ole="">
             <v:imagedata r:id="rId203" o:title=""/>
           </v:shape>
-          <o:OLEObject Type="Embed" ProgID="Equation.DSMT4" ShapeID="_x0000_i1922" DrawAspect="Content" ObjectID="_1840883562" r:id="rId204"/>
+          <o:OLEObject Type="Embed" ProgID="Equation.DSMT4" ShapeID="_x0000_i1922" DrawAspect="Content" ObjectID="_1840885372" r:id="rId204"/>
         </w:object>
       </w:r>
       <w:r>
@@ -3296,10 +3296,10 @@
           <w:bCs/>
         </w:rPr>
         <w:object w:dxaOrig="540" w:dyaOrig="285" w14:anchorId="2C98C2B9">
-          <v:shape id="_x0000_i1923" type="#_x0000_t75" style="width:26.85pt;height:14.5pt" o:ole="">
+          <v:shape id="_x0000_i1923" type="#_x0000_t75" style="width:26.9pt;height:14.4pt" o:ole="">
             <v:imagedata r:id="rId205" o:title=""/>
           </v:shape>
-          <o:OLEObject Type="Embed" ProgID="Equation.DSMT4" ShapeID="_x0000_i1923" DrawAspect="Content" ObjectID="_1840883563" r:id="rId206"/>
+          <o:OLEObject Type="Embed" ProgID="Equation.DSMT4" ShapeID="_x0000_i1923" DrawAspect="Content" ObjectID="_1840885373" r:id="rId206"/>
         </w:object>
       </w:r>
       <w:r>
@@ -3327,10 +3327,10 @@
           <w:bCs/>
         </w:rPr>
         <w:object w:dxaOrig="555" w:dyaOrig="285" w14:anchorId="7B730181">
-          <v:shape id="_x0000_i1924" type="#_x0000_t75" style="width:27.95pt;height:14.5pt" o:ole="">
+          <v:shape id="_x0000_i1924" type="#_x0000_t75" style="width:27.85pt;height:14.4pt" o:ole="">
             <v:imagedata r:id="rId207" o:title=""/>
           </v:shape>
-          <o:OLEObject Type="Embed" ProgID="Equation.DSMT4" ShapeID="_x0000_i1924" DrawAspect="Content" ObjectID="_1840883564" r:id="rId208"/>
+          <o:OLEObject Type="Embed" ProgID="Equation.DSMT4" ShapeID="_x0000_i1924" DrawAspect="Content" ObjectID="_1840885374" r:id="rId208"/>
         </w:object>
       </w:r>
       <w:r>
@@ -3344,10 +3344,10 @@
           <w:bCs/>
         </w:rPr>
         <w:object w:dxaOrig="540" w:dyaOrig="285" w14:anchorId="060DAAF4">
-          <v:shape id="_x0000_i1925" type="#_x0000_t75" style="width:26.85pt;height:14.5pt" o:ole="">
+          <v:shape id="_x0000_i1925" type="#_x0000_t75" style="width:26.9pt;height:14.4pt" o:ole="">
             <v:imagedata r:id="rId209" o:title=""/>
           </v:shape>
-          <o:OLEObject Type="Embed" ProgID="Equation.DSMT4" ShapeID="_x0000_i1925" DrawAspect="Content" ObjectID="_1840883565" r:id="rId210"/>
+          <o:OLEObject Type="Embed" ProgID="Equation.DSMT4" ShapeID="_x0000_i1925" DrawAspect="Content" ObjectID="_1840885375" r:id="rId210"/>
         </w:object>
       </w:r>
       <w:r>
@@ -3361,10 +3361,10 @@
           <w:bCs/>
         </w:rPr>
         <w:object w:dxaOrig="540" w:dyaOrig="285" w14:anchorId="5563F422">
-          <v:shape id="_x0000_i1926" type="#_x0000_t75" style="width:26.85pt;height:14.5pt" o:ole="">
+          <v:shape id="_x0000_i1926" type="#_x0000_t75" style="width:26.9pt;height:14.4pt" o:ole="">
             <v:imagedata r:id="rId211" o:title=""/>
           </v:shape>
-          <o:OLEObject Type="Embed" ProgID="Equation.DSMT4" ShapeID="_x0000_i1926" DrawAspect="Content" ObjectID="_1840883566" r:id="rId212"/>
+          <o:OLEObject Type="Embed" ProgID="Equation.DSMT4" ShapeID="_x0000_i1926" DrawAspect="Content" ObjectID="_1840885376" r:id="rId212"/>
         </w:object>
       </w:r>
       <w:r>
@@ -3413,10 +3413,10 @@
       </w:r>
       <w:r>
         <w:object w:dxaOrig="555" w:dyaOrig="285" w14:anchorId="76999D9B">
-          <v:shape id="_x0000_i1927" type="#_x0000_t75" style="width:27.95pt;height:14.5pt" o:ole="">
+          <v:shape id="_x0000_i1927" type="#_x0000_t75" style="width:27.85pt;height:14.4pt" o:ole="">
             <v:imagedata r:id="rId213" o:title=""/>
           </v:shape>
-          <o:OLEObject Type="Embed" ProgID="Equation.DSMT4" ShapeID="_x0000_i1927" DrawAspect="Content" ObjectID="_1840883567" r:id="rId214"/>
+          <o:OLEObject Type="Embed" ProgID="Equation.DSMT4" ShapeID="_x0000_i1927" DrawAspect="Content" ObjectID="_1840885377" r:id="rId214"/>
         </w:object>
       </w:r>
       <w:r>
@@ -3432,10 +3432,10 @@
       </w:r>
       <w:r>
         <w:object w:dxaOrig="180" w:dyaOrig="225" w14:anchorId="7E403AAA">
-          <v:shape id="_x0000_i1928" type="#_x0000_t75" style="width:9.15pt;height:11.3pt" o:ole="">
+          <v:shape id="_x0000_i1928" type="#_x0000_t75" style="width:9.1pt;height:11.25pt" o:ole="">
             <v:imagedata r:id="rId215" o:title=""/>
           </v:shape>
-          <o:OLEObject Type="Embed" ProgID="Equation.DSMT4" ShapeID="_x0000_i1928" DrawAspect="Content" ObjectID="_1840883568" r:id="rId216"/>
+          <o:OLEObject Type="Embed" ProgID="Equation.DSMT4" ShapeID="_x0000_i1928" DrawAspect="Content" ObjectID="_1840885378" r:id="rId216"/>
         </w:object>
       </w:r>
       <w:r>
@@ -3443,10 +3443,10 @@
       </w:r>
       <w:r>
         <w:object w:dxaOrig="540" w:dyaOrig="285" w14:anchorId="0117999A">
-          <v:shape id="_x0000_i1929" type="#_x0000_t75" style="width:26.85pt;height:14.5pt" o:ole="">
+          <v:shape id="_x0000_i1929" type="#_x0000_t75" style="width:26.9pt;height:14.4pt" o:ole="">
             <v:imagedata r:id="rId217" o:title=""/>
           </v:shape>
-          <o:OLEObject Type="Embed" ProgID="Equation.DSMT4" ShapeID="_x0000_i1929" DrawAspect="Content" ObjectID="_1840883569" r:id="rId218"/>
+          <o:OLEObject Type="Embed" ProgID="Equation.DSMT4" ShapeID="_x0000_i1929" DrawAspect="Content" ObjectID="_1840885379" r:id="rId218"/>
         </w:object>
       </w:r>
       <w:r>
@@ -3462,10 +3462,10 @@
       </w:r>
       <w:r>
         <w:object w:dxaOrig="735" w:dyaOrig="360" w14:anchorId="016C5695">
-          <v:shape id="_x0000_i1930" type="#_x0000_t75" style="width:36.55pt;height:18.25pt" o:ole="">
+          <v:shape id="_x0000_i1930" type="#_x0000_t75" style="width:36.65pt;height:18.15pt" o:ole="">
             <v:imagedata r:id="rId219" o:title=""/>
           </v:shape>
-          <o:OLEObject Type="Embed" ProgID="Equation.DSMT4" ShapeID="_x0000_i1930" DrawAspect="Content" ObjectID="_1840883570" r:id="rId220"/>
+          <o:OLEObject Type="Embed" ProgID="Equation.DSMT4" ShapeID="_x0000_i1930" DrawAspect="Content" ObjectID="_1840885380" r:id="rId220"/>
         </w:object>
       </w:r>
       <w:r>
@@ -3473,10 +3473,10 @@
       </w:r>
       <w:r>
         <w:object w:dxaOrig="645" w:dyaOrig="360" w14:anchorId="344236FF">
-          <v:shape id="_x0000_i1931" type="#_x0000_t75" style="width:32.25pt;height:18.25pt" o:ole="">
+          <v:shape id="_x0000_i1931" type="#_x0000_t75" style="width:32.25pt;height:18.15pt" o:ole="">
             <v:imagedata r:id="rId221" o:title=""/>
           </v:shape>
-          <o:OLEObject Type="Embed" ProgID="Equation.DSMT4" ShapeID="_x0000_i1931" DrawAspect="Content" ObjectID="_1840883571" r:id="rId222"/>
+          <o:OLEObject Type="Embed" ProgID="Equation.DSMT4" ShapeID="_x0000_i1931" DrawAspect="Content" ObjectID="_1840885381" r:id="rId222"/>
         </w:object>
       </w:r>
       <w:r>
@@ -3484,10 +3484,10 @@
       </w:r>
       <w:r>
         <w:object w:dxaOrig="540" w:dyaOrig="360" w14:anchorId="6B44A1B2">
-          <v:shape id="_x0000_i1932" type="#_x0000_t75" style="width:26.85pt;height:18.25pt" o:ole="">
+          <v:shape id="_x0000_i1932" type="#_x0000_t75" style="width:26.9pt;height:18.15pt" o:ole="">
             <v:imagedata r:id="rId223" o:title=""/>
           </v:shape>
-          <o:OLEObject Type="Embed" ProgID="Equation.DSMT4" ShapeID="_x0000_i1932" DrawAspect="Content" ObjectID="_1840883572" r:id="rId224"/>
+          <o:OLEObject Type="Embed" ProgID="Equation.DSMT4" ShapeID="_x0000_i1932" DrawAspect="Content" ObjectID="_1840885382" r:id="rId224"/>
         </w:object>
       </w:r>
       <w:r>
@@ -3495,10 +3495,10 @@
       </w:r>
       <w:r>
         <w:object w:dxaOrig="1515" w:dyaOrig="315" w14:anchorId="42FC1F0A">
-          <v:shape id="_x0000_i1933" type="#_x0000_t75" style="width:75.75pt;height:15.6pt" o:ole="">
+          <v:shape id="_x0000_i1933" type="#_x0000_t75" style="width:75.75pt;height:15.65pt" o:ole="">
             <v:imagedata r:id="rId225" o:title=""/>
           </v:shape>
-          <o:OLEObject Type="Embed" ProgID="Equation.DSMT4" ShapeID="_x0000_i1933" DrawAspect="Content" ObjectID="_1840883573" r:id="rId226"/>
+          <o:OLEObject Type="Embed" ProgID="Equation.DSMT4" ShapeID="_x0000_i1933" DrawAspect="Content" ObjectID="_1840885383" r:id="rId226"/>
         </w:object>
       </w:r>
       <w:r>
@@ -3506,18 +3506,18 @@
       </w:r>
       <w:r>
         <w:object w:dxaOrig="1620" w:dyaOrig="615" w14:anchorId="5D3F9E1E">
-          <v:shape id="_x0000_i1934" type="#_x0000_t75" style="width:81.15pt;height:30.65pt" o:ole="">
+          <v:shape id="_x0000_i1934" type="#_x0000_t75" style="width:81.1pt;height:30.7pt" o:ole="">
             <v:imagedata r:id="rId227" o:title=""/>
           </v:shape>
-          <o:OLEObject Type="Embed" ProgID="Equation.DSMT4" ShapeID="_x0000_i1934" DrawAspect="Content" ObjectID="_1840883574" r:id="rId228"/>
+          <o:OLEObject Type="Embed" ProgID="Equation.DSMT4" ShapeID="_x0000_i1934" DrawAspect="Content" ObjectID="_1840885384" r:id="rId228"/>
         </w:object>
       </w:r>
       <w:r>
         <w:object w:dxaOrig="1935" w:dyaOrig="285" w14:anchorId="6CA1DCC8">
-          <v:shape id="_x0000_i1935" type="#_x0000_t75" style="width:96.7pt;height:14.5pt" o:ole="">
+          <v:shape id="_x0000_i1935" type="#_x0000_t75" style="width:96.75pt;height:14.4pt" o:ole="">
             <v:imagedata r:id="rId229" o:title=""/>
           </v:shape>
-          <o:OLEObject Type="Embed" ProgID="Equation.DSMT4" ShapeID="_x0000_i1935" DrawAspect="Content" ObjectID="_1840883575" r:id="rId230"/>
+          <o:OLEObject Type="Embed" ProgID="Equation.DSMT4" ShapeID="_x0000_i1935" DrawAspect="Content" ObjectID="_1840885385" r:id="rId230"/>
         </w:object>
       </w:r>
       <w:r>
@@ -3540,10 +3540,10 @@
           <w:bCs/>
         </w:rPr>
         <w:object w:dxaOrig="555" w:dyaOrig="285" w14:anchorId="189FD67A">
-          <v:shape id="_x0000_i1936" type="#_x0000_t75" style="width:27.95pt;height:14.5pt" o:ole="">
+          <v:shape id="_x0000_i1936" type="#_x0000_t75" style="width:27.85pt;height:14.4pt" o:ole="">
             <v:imagedata r:id="rId201" o:title=""/>
           </v:shape>
-          <o:OLEObject Type="Embed" ProgID="Equation.DSMT4" ShapeID="_x0000_i1936" DrawAspect="Content" ObjectID="_1840883576" r:id="rId231"/>
+          <o:OLEObject Type="Embed" ProgID="Equation.DSMT4" ShapeID="_x0000_i1936" DrawAspect="Content" ObjectID="_1840885386" r:id="rId231"/>
         </w:object>
       </w:r>
       <w:r>
@@ -3557,10 +3557,10 @@
           <w:bCs/>
         </w:rPr>
         <w:object w:dxaOrig="540" w:dyaOrig="285" w14:anchorId="46F3B680">
-          <v:shape id="_x0000_i1937" type="#_x0000_t75" style="width:26.85pt;height:14.5pt" o:ole="">
+          <v:shape id="_x0000_i1937" type="#_x0000_t75" style="width:26.9pt;height:14.4pt" o:ole="">
             <v:imagedata r:id="rId232" o:title=""/>
           </v:shape>
-          <o:OLEObject Type="Embed" ProgID="Equation.DSMT4" ShapeID="_x0000_i1937" DrawAspect="Content" ObjectID="_1840883577" r:id="rId233"/>
+          <o:OLEObject Type="Embed" ProgID="Equation.DSMT4" ShapeID="_x0000_i1937" DrawAspect="Content" ObjectID="_1840885387" r:id="rId233"/>
         </w:object>
       </w:r>
       <w:r>
@@ -3574,10 +3574,10 @@
           <w:bCs/>
         </w:rPr>
         <w:object w:dxaOrig="540" w:dyaOrig="285" w14:anchorId="0EAD1E7A">
-          <v:shape id="_x0000_i1938" type="#_x0000_t75" style="width:26.85pt;height:14.5pt" o:ole="">
+          <v:shape id="_x0000_i1938" type="#_x0000_t75" style="width:26.9pt;height:14.4pt" o:ole="">
             <v:imagedata r:id="rId205" o:title=""/>
           </v:shape>
-          <o:OLEObject Type="Embed" ProgID="Equation.DSMT4" ShapeID="_x0000_i1938" DrawAspect="Content" ObjectID="_1840883578" r:id="rId234"/>
+          <o:OLEObject Type="Embed" ProgID="Equation.DSMT4" ShapeID="_x0000_i1938" DrawAspect="Content" ObjectID="_1840885388" r:id="rId234"/>
         </w:object>
       </w:r>
       <w:r>
@@ -3675,10 +3675,10 @@
           <w:bCs/>
         </w:rPr>
         <w:object w:dxaOrig="1425" w:dyaOrig="360" w14:anchorId="602818D3">
-          <v:shape id="_x0000_i2025" type="#_x0000_t75" style="width:71.45pt;height:18.25pt" o:ole="">
+          <v:shape id="_x0000_i2025" type="#_x0000_t75" style="width:71.35pt;height:18.15pt" o:ole="">
             <v:imagedata r:id="rId236" o:title=""/>
           </v:shape>
-          <o:OLEObject Type="Embed" ProgID="Equation.DSMT4" ShapeID="_x0000_i2025" DrawAspect="Content" ObjectID="_1840883579" r:id="rId237"/>
+          <o:OLEObject Type="Embed" ProgID="Equation.DSMT4" ShapeID="_x0000_i2025" DrawAspect="Content" ObjectID="_1840885389" r:id="rId237"/>
         </w:object>
       </w:r>
       <w:r>
@@ -3700,10 +3700,10 @@
           <w:bCs/>
         </w:rPr>
         <w:object w:dxaOrig="1485" w:dyaOrig="360" w14:anchorId="7D4D37C2">
-          <v:shape id="_x0000_i2026" type="#_x0000_t75" style="width:74.15pt;height:18.25pt" o:ole="">
+          <v:shape id="_x0000_i2026" type="#_x0000_t75" style="width:74.2pt;height:18.15pt" o:ole="">
             <v:imagedata r:id="rId238" o:title=""/>
           </v:shape>
-          <o:OLEObject Type="Embed" ProgID="Equation.DSMT4" ShapeID="_x0000_i2026" DrawAspect="Content" ObjectID="_1840883580" r:id="rId239"/>
+          <o:OLEObject Type="Embed" ProgID="Equation.DSMT4" ShapeID="_x0000_i2026" DrawAspect="Content" ObjectID="_1840885390" r:id="rId239"/>
         </w:object>
       </w:r>
       <w:r>
@@ -3730,10 +3730,10 @@
           <w:bCs/>
         </w:rPr>
         <w:object w:dxaOrig="1590" w:dyaOrig="360" w14:anchorId="1660F6E7">
-          <v:shape id="_x0000_i2027" type="#_x0000_t75" style="width:79.5pt;height:18.25pt" o:ole="">
+          <v:shape id="_x0000_i2027" type="#_x0000_t75" style="width:79.5pt;height:18.15pt" o:ole="">
             <v:imagedata r:id="rId240" o:title=""/>
           </v:shape>
-          <o:OLEObject Type="Embed" ProgID="Equation.DSMT4" ShapeID="_x0000_i2027" DrawAspect="Content" ObjectID="_1840883581" r:id="rId241"/>
+          <o:OLEObject Type="Embed" ProgID="Equation.DSMT4" ShapeID="_x0000_i2027" DrawAspect="Content" ObjectID="_1840885391" r:id="rId241"/>
         </w:object>
       </w:r>
       <w:r>
@@ -3755,10 +3755,10 @@
           <w:bCs/>
         </w:rPr>
         <w:object w:dxaOrig="1425" w:dyaOrig="360" w14:anchorId="20ECC546">
-          <v:shape id="_x0000_i2028" type="#_x0000_t75" style="width:71.45pt;height:18.25pt" o:ole="">
+          <v:shape id="_x0000_i2028" type="#_x0000_t75" style="width:71.35pt;height:18.15pt" o:ole="">
             <v:imagedata r:id="rId242" o:title=""/>
           </v:shape>
-          <o:OLEObject Type="Embed" ProgID="Equation.DSMT4" ShapeID="_x0000_i2028" DrawAspect="Content" ObjectID="_1840883582" r:id="rId243"/>
+          <o:OLEObject Type="Embed" ProgID="Equation.DSMT4" ShapeID="_x0000_i2028" DrawAspect="Content" ObjectID="_1840885392" r:id="rId243"/>
         </w:object>
       </w:r>
       <w:r>
@@ -3808,7 +3808,7 @@
           <v:shape id="_x0000_i2029" type="#_x0000_t75" style="width:15.05pt;height:13.45pt" o:ole="">
             <v:imagedata r:id="rId244" o:title=""/>
           </v:shape>
-          <o:OLEObject Type="Embed" ProgID="Equation.DSMT4" ShapeID="_x0000_i2029" DrawAspect="Content" ObjectID="_1840883583" r:id="rId245"/>
+          <o:OLEObject Type="Embed" ProgID="Equation.DSMT4" ShapeID="_x0000_i2029" DrawAspect="Content" ObjectID="_1840885393" r:id="rId245"/>
         </w:object>
       </w:r>
       <w:r>
@@ -3842,10 +3842,10 @@
       </w:r>
       <w:r>
         <w:object w:dxaOrig="1350" w:dyaOrig="630" w14:anchorId="0AD39C40">
-          <v:shape id="_x0000_i2030" type="#_x0000_t75" style="width:67.7pt;height:31.7pt" o:ole="">
+          <v:shape id="_x0000_i2030" type="#_x0000_t75" style="width:67.6pt;height:31.6pt" o:ole="">
             <v:imagedata r:id="rId246" o:title=""/>
           </v:shape>
-          <o:OLEObject Type="Embed" ProgID="Equation.DSMT4" ShapeID="_x0000_i2030" DrawAspect="Content" ObjectID="_1840883584" r:id="rId247"/>
+          <o:OLEObject Type="Embed" ProgID="Equation.DSMT4" ShapeID="_x0000_i2030" DrawAspect="Content" ObjectID="_1840885394" r:id="rId247"/>
         </w:object>
       </w:r>
       <w:r>
@@ -3889,10 +3889,10 @@
       </w:r>
       <w:r>
         <w:object w:dxaOrig="1530" w:dyaOrig="375" w14:anchorId="70DECDD5">
-          <v:shape id="_x0000_i2115" type="#_x0000_t75" style="width:76.3pt;height:18.8pt" o:ole="">
+          <v:shape id="_x0000_i2115" type="#_x0000_t75" style="width:76.4pt;height:18.8pt" o:ole="">
             <v:imagedata r:id="rId248" o:title=""/>
           </v:shape>
-          <o:OLEObject Type="Embed" ProgID="Equation.DSMT4" ShapeID="_x0000_i2115" DrawAspect="Content" ObjectID="_1840883585" r:id="rId249"/>
+          <o:OLEObject Type="Embed" ProgID="Equation.DSMT4" ShapeID="_x0000_i2115" DrawAspect="Content" ObjectID="_1840885395" r:id="rId249"/>
         </w:object>
       </w:r>
       <w:r>
@@ -3993,7 +3993,7 @@
           <v:shape id="_x0000_i2117" type="#_x0000_t75" style="width:1in;height:18.8pt" o:ole="">
             <v:imagedata r:id="rId251" o:title=""/>
           </v:shape>
-          <o:OLEObject Type="Embed" ProgID="Equation.DSMT4" ShapeID="_x0000_i2117" DrawAspect="Content" ObjectID="_1840883586" r:id="rId252"/>
+          <o:OLEObject Type="Embed" ProgID="Equation.DSMT4" ShapeID="_x0000_i2117" DrawAspect="Content" ObjectID="_1840885396" r:id="rId252"/>
         </w:object>
       </w:r>
       <w:r>
@@ -4011,10 +4011,10 @@
           <w:b/>
         </w:rPr>
         <w:object w:dxaOrig="1530" w:dyaOrig="375" w14:anchorId="28F3AE28">
-          <v:shape id="_x0000_i2118" type="#_x0000_t75" style="width:76.3pt;height:18.8pt" o:ole="">
+          <v:shape id="_x0000_i2118" type="#_x0000_t75" style="width:76.4pt;height:18.8pt" o:ole="">
             <v:imagedata r:id="rId253" o:title=""/>
           </v:shape>
-          <o:OLEObject Type="Embed" ProgID="Equation.DSMT4" ShapeID="_x0000_i2118" DrawAspect="Content" ObjectID="_1840883587" r:id="rId254"/>
+          <o:OLEObject Type="Embed" ProgID="Equation.DSMT4" ShapeID="_x0000_i2118" DrawAspect="Content" ObjectID="_1840885397" r:id="rId254"/>
         </w:object>
       </w:r>
       <w:r>
@@ -4032,10 +4032,10 @@
           <w:b/>
         </w:rPr>
         <w:object w:dxaOrig="1410" w:dyaOrig="375" w14:anchorId="276CEA42">
-          <v:shape id="_x0000_i2119" type="#_x0000_t75" style="width:70.4pt;height:18.8pt" o:ole="">
+          <v:shape id="_x0000_i2119" type="#_x0000_t75" style="width:70.45pt;height:18.8pt" o:ole="">
             <v:imagedata r:id="rId255" o:title=""/>
           </v:shape>
-          <o:OLEObject Type="Embed" ProgID="Equation.DSMT4" ShapeID="_x0000_i2119" DrawAspect="Content" ObjectID="_1840883588" r:id="rId256"/>
+          <o:OLEObject Type="Embed" ProgID="Equation.DSMT4" ShapeID="_x0000_i2119" DrawAspect="Content" ObjectID="_1840885398" r:id="rId256"/>
         </w:object>
       </w:r>
       <w:r>
@@ -4055,10 +4055,10 @@
           <w:b/>
         </w:rPr>
         <w:object w:dxaOrig="1530" w:dyaOrig="375" w14:anchorId="1863A285">
-          <v:shape id="_x0000_i2120" type="#_x0000_t75" style="width:76.3pt;height:18.8pt" o:ole="">
+          <v:shape id="_x0000_i2120" type="#_x0000_t75" style="width:76.4pt;height:18.8pt" o:ole="">
             <v:imagedata r:id="rId257" o:title=""/>
           </v:shape>
-          <o:OLEObject Type="Embed" ProgID="Equation.DSMT4" ShapeID="_x0000_i2120" DrawAspect="Content" ObjectID="_1840883589" r:id="rId258"/>
+          <o:OLEObject Type="Embed" ProgID="Equation.DSMT4" ShapeID="_x0000_i2120" DrawAspect="Content" ObjectID="_1840885399" r:id="rId258"/>
         </w:object>
       </w:r>
       <w:r>
@@ -4102,10 +4102,10 @@
       </w:r>
       <w:r>
         <w:object w:dxaOrig="810" w:dyaOrig="405" w14:anchorId="415E992A">
-          <v:shape id="_x0000_i2121" type="#_x0000_t75" style="width:40.3pt;height:20.4pt" o:ole="">
+          <v:shape id="_x0000_i2121" type="#_x0000_t75" style="width:40.4pt;height:20.35pt" o:ole="">
             <v:imagedata r:id="rId259" o:title=""/>
           </v:shape>
-          <o:OLEObject Type="Embed" ProgID="Equation.DSMT4" ShapeID="_x0000_i2121" DrawAspect="Content" ObjectID="_1840883590" r:id="rId260"/>
+          <o:OLEObject Type="Embed" ProgID="Equation.DSMT4" ShapeID="_x0000_i2121" DrawAspect="Content" ObjectID="_1840885400" r:id="rId260"/>
         </w:object>
       </w:r>
       <w:r>
@@ -4113,10 +4113,10 @@
       </w:r>
       <w:r>
         <w:object w:dxaOrig="660" w:dyaOrig="270" w14:anchorId="6526B9B8">
-          <v:shape id="_x0000_i2122" type="#_x0000_t75" style="width:32.8pt;height:13.45pt" o:ole="">
+          <v:shape id="_x0000_i2122" type="#_x0000_t75" style="width:32.85pt;height:13.45pt" o:ole="">
             <v:imagedata r:id="rId261" o:title=""/>
           </v:shape>
-          <o:OLEObject Type="Embed" ProgID="Equation.DSMT4" ShapeID="_x0000_i2122" DrawAspect="Content" ObjectID="_1840883591" r:id="rId262"/>
+          <o:OLEObject Type="Embed" ProgID="Equation.DSMT4" ShapeID="_x0000_i2122" DrawAspect="Content" ObjectID="_1840885401" r:id="rId262"/>
         </w:object>
       </w:r>
       <w:r>
@@ -4133,10 +4133,10 @@
       </w:r>
       <w:r>
         <w:object w:dxaOrig="900" w:dyaOrig="405" w14:anchorId="19AFC367">
-          <v:shape id="_x0000_i2123" type="#_x0000_t75" style="width:45.15pt;height:20.4pt" o:ole="">
+          <v:shape id="_x0000_i2123" type="#_x0000_t75" style="width:45.1pt;height:20.35pt" o:ole="">
             <v:imagedata r:id="rId263" o:title=""/>
           </v:shape>
-          <o:OLEObject Type="Embed" ProgID="Equation.DSMT4" ShapeID="_x0000_i2123" DrawAspect="Content" ObjectID="_1840883592" r:id="rId264"/>
+          <o:OLEObject Type="Embed" ProgID="Equation.DSMT4" ShapeID="_x0000_i2123" DrawAspect="Content" ObjectID="_1840885402" r:id="rId264"/>
         </w:object>
       </w:r>
       <w:r>
@@ -4144,10 +4144,10 @@
       </w:r>
       <w:r>
         <w:object w:dxaOrig="1830" w:dyaOrig="1035" w14:anchorId="06E80E0E">
-          <v:shape id="_x0000_i2124" type="#_x0000_t75" style="width:91.35pt;height:51.6pt" o:ole="">
+          <v:shape id="_x0000_i2124" type="#_x0000_t75" style="width:91.4pt;height:51.65pt" o:ole="">
             <v:imagedata r:id="rId265" o:title=""/>
           </v:shape>
-          <o:OLEObject Type="Embed" ProgID="Equation.DSMT4" ShapeID="_x0000_i2124" DrawAspect="Content" ObjectID="_1840883593" r:id="rId266"/>
+          <o:OLEObject Type="Embed" ProgID="Equation.DSMT4" ShapeID="_x0000_i2124" DrawAspect="Content" ObjectID="_1840885403" r:id="rId266"/>
         </w:object>
       </w:r>
       <w:r>
@@ -4155,10 +4155,10 @@
       </w:r>
       <w:r>
         <w:object w:dxaOrig="1455" w:dyaOrig="735" w14:anchorId="0F6FD514">
-          <v:shape id="_x0000_i2125" type="#_x0000_t75" style="width:72.55pt;height:36.55pt" o:ole="">
+          <v:shape id="_x0000_i2125" type="#_x0000_t75" style="width:72.65pt;height:36.65pt" o:ole="">
             <v:imagedata r:id="rId267" o:title=""/>
           </v:shape>
-          <o:OLEObject Type="Embed" ProgID="Equation.DSMT4" ShapeID="_x0000_i2125" DrawAspect="Content" ObjectID="_1840883594" r:id="rId268"/>
+          <o:OLEObject Type="Embed" ProgID="Equation.DSMT4" ShapeID="_x0000_i2125" DrawAspect="Content" ObjectID="_1840885404" r:id="rId268"/>
         </w:object>
       </w:r>
       <w:r>
@@ -4166,10 +4166,10 @@
       </w:r>
       <w:r>
         <w:object w:dxaOrig="1110" w:dyaOrig="735" w14:anchorId="504E1743">
-          <v:shape id="_x0000_i2126" type="#_x0000_t75" style="width:55.35pt;height:36.55pt" o:ole="">
+          <v:shape id="_x0000_i2126" type="#_x0000_t75" style="width:55.4pt;height:36.65pt" o:ole="">
             <v:imagedata r:id="rId269" o:title=""/>
           </v:shape>
-          <o:OLEObject Type="Embed" ProgID="Equation.DSMT4" ShapeID="_x0000_i2126" DrawAspect="Content" ObjectID="_1840883595" r:id="rId270"/>
+          <o:OLEObject Type="Embed" ProgID="Equation.DSMT4" ShapeID="_x0000_i2126" DrawAspect="Content" ObjectID="_1840885405" r:id="rId270"/>
         </w:object>
       </w:r>
       <w:r>
@@ -4188,10 +4188,10 @@
           <w:b/>
         </w:rPr>
         <w:object w:dxaOrig="1530" w:dyaOrig="375" w14:anchorId="5EDF4B9E">
-          <v:shape id="_x0000_i2127" type="#_x0000_t75" style="width:76.3pt;height:18.8pt" o:ole="">
+          <v:shape id="_x0000_i2127" type="#_x0000_t75" style="width:76.4pt;height:18.8pt" o:ole="">
             <v:imagedata r:id="rId257" o:title=""/>
           </v:shape>
-          <o:OLEObject Type="Embed" ProgID="Equation.DSMT4" ShapeID="_x0000_i2127" DrawAspect="Content" ObjectID="_1840883596" r:id="rId271"/>
+          <o:OLEObject Type="Embed" ProgID="Equation.DSMT4" ShapeID="_x0000_i2127" DrawAspect="Content" ObjectID="_1840885406" r:id="rId271"/>
         </w:object>
       </w:r>
       <w:r>
@@ -4214,10 +4214,10 @@
       </w:r>
       <w:r>
         <w:object w:dxaOrig="2805" w:dyaOrig="405" w14:anchorId="578A6662">
-          <v:shape id="_x0000_i2224" type="#_x0000_t75" style="width:140.25pt;height:20.4pt" o:ole="">
+          <v:shape id="_x0000_i2224" type="#_x0000_t75" style="width:140.25pt;height:20.35pt" o:ole="">
             <v:imagedata r:id="rId272" o:title=""/>
           </v:shape>
-          <o:OLEObject Type="Embed" ProgID="Equation.DSMT4" ShapeID="_x0000_i2224" DrawAspect="Content" ObjectID="_1840883597" r:id="rId273"/>
+          <o:OLEObject Type="Embed" ProgID="Equation.DSMT4" ShapeID="_x0000_i2224" DrawAspect="Content" ObjectID="_1840885407" r:id="rId273"/>
         </w:object>
       </w:r>
       <w:r>
@@ -4231,10 +4231,10 @@
       </w:r>
       <w:r>
         <w:object w:dxaOrig="1095" w:dyaOrig="285" w14:anchorId="738699D6">
-          <v:shape id="_x0000_i2225" type="#_x0000_t75" style="width:54.8pt;height:14.5pt" o:ole="">
+          <v:shape id="_x0000_i2225" type="#_x0000_t75" style="width:54.8pt;height:14.4pt" o:ole="">
             <v:imagedata r:id="rId274" o:title=""/>
           </v:shape>
-          <o:OLEObject Type="Embed" ProgID="Equation.DSMT4" ShapeID="_x0000_i2225" DrawAspect="Content" ObjectID="_1840883598" r:id="rId275"/>
+          <o:OLEObject Type="Embed" ProgID="Equation.DSMT4" ShapeID="_x0000_i2225" DrawAspect="Content" ObjectID="_1840885408" r:id="rId275"/>
         </w:object>
       </w:r>
       <w:r>
@@ -4313,10 +4313,10 @@
       </w:r>
       <w:r>
         <w:object w:dxaOrig="315" w:dyaOrig="285" w14:anchorId="636C1E3F">
-          <v:shape id="_x0000_i2227" type="#_x0000_t75" style="width:15.6pt;height:14.5pt" o:ole="">
+          <v:shape id="_x0000_i2227" type="#_x0000_t75" style="width:15.65pt;height:14.4pt" o:ole="">
             <v:imagedata r:id="rId277" o:title=""/>
           </v:shape>
-          <o:OLEObject Type="Embed" ProgID="Equation.DSMT4" ShapeID="_x0000_i2227" DrawAspect="Content" ObjectID="_1840883599" r:id="rId278"/>
+          <o:OLEObject Type="Embed" ProgID="Equation.DSMT4" ShapeID="_x0000_i2227" DrawAspect="Content" ObjectID="_1840885409" r:id="rId278"/>
         </w:object>
       </w:r>
       <w:r>
@@ -4340,10 +4340,10 @@
       </w:r>
       <w:r>
         <w:object w:dxaOrig="165" w:dyaOrig="285" w14:anchorId="45D13F09">
-          <v:shape id="_x0000_i2228" type="#_x0000_t75" style="width:8.05pt;height:14.5pt" o:ole="">
+          <v:shape id="_x0000_i2228" type="#_x0000_t75" style="width:8.15pt;height:14.4pt" o:ole="">
             <v:imagedata r:id="rId279" o:title=""/>
           </v:shape>
-          <o:OLEObject Type="Embed" ProgID="Equation.DSMT4" ShapeID="_x0000_i2228" DrawAspect="Content" ObjectID="_1840883600" r:id="rId280"/>
+          <o:OLEObject Type="Embed" ProgID="Equation.DSMT4" ShapeID="_x0000_i2228" DrawAspect="Content" ObjectID="_1840885410" r:id="rId280"/>
         </w:object>
       </w:r>
       <w:r>
@@ -4367,10 +4367,10 @@
       </w:r>
       <w:r>
         <w:object w:dxaOrig="315" w:dyaOrig="285" w14:anchorId="076C288B">
-          <v:shape id="_x0000_i2229" type="#_x0000_t75" style="width:15.6pt;height:14.5pt" o:ole="">
+          <v:shape id="_x0000_i2229" type="#_x0000_t75" style="width:15.65pt;height:14.4pt" o:ole="">
             <v:imagedata r:id="rId281" o:title=""/>
           </v:shape>
-          <o:OLEObject Type="Embed" ProgID="Equation.DSMT4" ShapeID="_x0000_i2229" DrawAspect="Content" ObjectID="_1840883601" r:id="rId282"/>
+          <o:OLEObject Type="Embed" ProgID="Equation.DSMT4" ShapeID="_x0000_i2229" DrawAspect="Content" ObjectID="_1840885411" r:id="rId282"/>
         </w:object>
       </w:r>
       <w:r>
@@ -4394,10 +4394,10 @@
       </w:r>
       <w:r>
         <w:object w:dxaOrig="195" w:dyaOrig="285" w14:anchorId="5B5C2207">
-          <v:shape id="_x0000_i2230" type="#_x0000_t75" style="width:9.65pt;height:14.5pt" o:ole="">
+          <v:shape id="_x0000_i2230" type="#_x0000_t75" style="width:9.7pt;height:14.4pt" o:ole="">
             <v:imagedata r:id="rId283" o:title=""/>
           </v:shape>
-          <o:OLEObject Type="Embed" ProgID="Equation.DSMT4" ShapeID="_x0000_i2230" DrawAspect="Content" ObjectID="_1840883602" r:id="rId284"/>
+          <o:OLEObject Type="Embed" ProgID="Equation.DSMT4" ShapeID="_x0000_i2230" DrawAspect="Content" ObjectID="_1840885412" r:id="rId284"/>
         </w:object>
       </w:r>
       <w:r>
@@ -4455,10 +4455,10 @@
       </w:r>
       <w:r>
         <w:object w:dxaOrig="2805" w:dyaOrig="405" w14:anchorId="789255F5">
-          <v:shape id="_x0000_i2231" type="#_x0000_t75" style="width:140.25pt;height:20.4pt" o:ole="">
+          <v:shape id="_x0000_i2231" type="#_x0000_t75" style="width:140.25pt;height:20.35pt" o:ole="">
             <v:imagedata r:id="rId285" o:title=""/>
           </v:shape>
-          <o:OLEObject Type="Embed" ProgID="Equation.DSMT4" ShapeID="_x0000_i2231" DrawAspect="Content" ObjectID="_1840883603" r:id="rId286"/>
+          <o:OLEObject Type="Embed" ProgID="Equation.DSMT4" ShapeID="_x0000_i2231" DrawAspect="Content" ObjectID="_1840885413" r:id="rId286"/>
         </w:object>
       </w:r>
       <w:r>
@@ -4469,10 +4469,10 @@
       </w:r>
       <w:r>
         <w:object w:dxaOrig="945" w:dyaOrig="405" w14:anchorId="20F89C08">
-          <v:shape id="_x0000_i2232" type="#_x0000_t75" style="width:47.3pt;height:20.4pt" o:ole="">
+          <v:shape id="_x0000_i2232" type="#_x0000_t75" style="width:47.25pt;height:20.35pt" o:ole="">
             <v:imagedata r:id="rId287" o:title=""/>
           </v:shape>
-          <o:OLEObject Type="Embed" ProgID="Equation.DSMT4" ShapeID="_x0000_i2232" DrawAspect="Content" ObjectID="_1840883604" r:id="rId288"/>
+          <o:OLEObject Type="Embed" ProgID="Equation.DSMT4" ShapeID="_x0000_i2232" DrawAspect="Content" ObjectID="_1840885414" r:id="rId288"/>
         </w:object>
       </w:r>
       <w:r>
@@ -4483,10 +4483,10 @@
       </w:r>
       <w:r>
         <w:object w:dxaOrig="1035" w:dyaOrig="405" w14:anchorId="7C86947A">
-          <v:shape id="_x0000_i2233" type="#_x0000_t75" style="width:51.6pt;height:20.4pt" o:ole="">
+          <v:shape id="_x0000_i2233" type="#_x0000_t75" style="width:51.65pt;height:20.35pt" o:ole="">
             <v:imagedata r:id="rId289" o:title=""/>
           </v:shape>
-          <o:OLEObject Type="Embed" ProgID="Equation.DSMT4" ShapeID="_x0000_i2233" DrawAspect="Content" ObjectID="_1840883605" r:id="rId290"/>
+          <o:OLEObject Type="Embed" ProgID="Equation.DSMT4" ShapeID="_x0000_i2233" DrawAspect="Content" ObjectID="_1840885415" r:id="rId290"/>
         </w:object>
       </w:r>
       <w:r>
@@ -4497,10 +4497,10 @@
       </w:r>
       <w:r>
         <w:object w:dxaOrig="855" w:dyaOrig="405" w14:anchorId="51FB07A7">
-          <v:shape id="_x0000_i2234" type="#_x0000_t75" style="width:43pt;height:20.4pt" o:ole="">
+          <v:shape id="_x0000_i2234" type="#_x0000_t75" style="width:42.9pt;height:20.35pt" o:ole="">
             <v:imagedata r:id="rId291" o:title=""/>
           </v:shape>
-          <o:OLEObject Type="Embed" ProgID="Equation.DSMT4" ShapeID="_x0000_i2234" DrawAspect="Content" ObjectID="_1840883606" r:id="rId292"/>
+          <o:OLEObject Type="Embed" ProgID="Equation.DSMT4" ShapeID="_x0000_i2234" DrawAspect="Content" ObjectID="_1840885416" r:id="rId292"/>
         </w:object>
       </w:r>
       <w:r>
@@ -4511,10 +4511,10 @@
       </w:r>
       <w:r>
         <w:object w:dxaOrig="1560" w:dyaOrig="1125" w14:anchorId="26616AE9">
-          <v:shape id="_x0000_i2235" type="#_x0000_t75" style="width:77.9pt;height:56.4pt" o:ole="">
+          <v:shape id="_x0000_i2235" type="#_x0000_t75" style="width:77.95pt;height:56.35pt" o:ole="">
             <v:imagedata r:id="rId293" o:title=""/>
           </v:shape>
-          <o:OLEObject Type="Embed" ProgID="Equation.DSMT4" ShapeID="_x0000_i2235" DrawAspect="Content" ObjectID="_1840883607" r:id="rId294"/>
+          <o:OLEObject Type="Embed" ProgID="Equation.DSMT4" ShapeID="_x0000_i2235" DrawAspect="Content" ObjectID="_1840885417" r:id="rId294"/>
         </w:object>
       </w:r>
       <w:r>
@@ -4525,10 +4525,10 @@
       </w:r>
       <w:r>
         <w:object w:dxaOrig="1125" w:dyaOrig="1125" w14:anchorId="024F2CF0">
-          <v:shape id="_x0000_i2236" type="#_x0000_t75" style="width:56.4pt;height:56.4pt" o:ole="">
+          <v:shape id="_x0000_i2236" type="#_x0000_t75" style="width:56.35pt;height:56.35pt" o:ole="">
             <v:imagedata r:id="rId295" o:title=""/>
           </v:shape>
-          <o:OLEObject Type="Embed" ProgID="Equation.DSMT4" ShapeID="_x0000_i2236" DrawAspect="Content" ObjectID="_1840883608" r:id="rId296"/>
+          <o:OLEObject Type="Embed" ProgID="Equation.DSMT4" ShapeID="_x0000_i2236" DrawAspect="Content" ObjectID="_1840885418" r:id="rId296"/>
         </w:object>
       </w:r>
       <w:r>
@@ -4553,10 +4553,10 @@
       </w:r>
       <w:r>
         <w:object w:dxaOrig="3240" w:dyaOrig="405" w14:anchorId="327BA0D2">
-          <v:shape id="_x0000_i2237" type="#_x0000_t75" style="width:162.25pt;height:20.4pt" o:ole="">
+          <v:shape id="_x0000_i2237" type="#_x0000_t75" style="width:162.15pt;height:20.35pt" o:ole="">
             <v:imagedata r:id="rId297" o:title=""/>
           </v:shape>
-          <o:OLEObject Type="Embed" ProgID="Equation.DSMT4" ShapeID="_x0000_i2237" DrawAspect="Content" ObjectID="_1840883609" r:id="rId298"/>
+          <o:OLEObject Type="Embed" ProgID="Equation.DSMT4" ShapeID="_x0000_i2237" DrawAspect="Content" ObjectID="_1840885419" r:id="rId298"/>
         </w:object>
       </w:r>
       <w:r>
@@ -4588,9 +4588,6 @@
       <w:pPr>
         <w:shd w:val="clear" w:color="auto" w:fill="FFFFFF" w:themeFill="background1"/>
         <w:jc w:val="center"/>
-        <w:rPr>
-          <w:lang w:val="vi-VN"/>
-        </w:rPr>
       </w:pPr>
       <w:r>
         <w:rPr>
@@ -4646,20 +4643,31 @@
     <w:p>
       <w:pPr>
         <w:shd w:val="clear" w:color="auto" w:fill="FFFFFF" w:themeFill="background1"/>
-      </w:pPr>
-      <w:r>
-        <w:rPr>
-          <w:b/>
-        </w:rPr>
-        <w:lastRenderedPageBreak/>
+        <w:jc w:val="center"/>
+      </w:pPr>
+    </w:p>
+    <w:p>
+      <w:pPr>
+        <w:shd w:val="clear" w:color="auto" w:fill="FFFFFF" w:themeFill="background1"/>
+        <w:jc w:val="center"/>
+      </w:pPr>
+    </w:p>
+    <w:p>
+      <w:pPr>
+        <w:shd w:val="clear" w:color="auto" w:fill="FFFFFF" w:themeFill="background1"/>
+      </w:pPr>
+      <w:r>
+        <w:rPr>
+          <w:b/>
+        </w:rPr>
         <w:t xml:space="preserve">A. </w:t>
       </w:r>
       <w:r>
         <w:object w:dxaOrig="1275" w:dyaOrig="360" w14:anchorId="569DFB68">
-          <v:shape id="_x0000_i2294" type="#_x0000_t75" style="width:63.95pt;height:18.25pt" o:ole="">
+          <v:shape id="_x0000_i2294" type="#_x0000_t75" style="width:63.85pt;height:18.15pt" o:ole="">
             <v:imagedata r:id="rId300" o:title=""/>
           </v:shape>
-          <o:OLEObject Type="Embed" ProgID="Equation.DSMT4" ShapeID="_x0000_i2294" DrawAspect="Content" ObjectID="_1840883610" r:id="rId301"/>
+          <o:OLEObject Type="Embed" ProgID="Equation.DSMT4" ShapeID="_x0000_i2294" DrawAspect="Content" ObjectID="_1840885420" r:id="rId301"/>
         </w:object>
       </w:r>
       <w:r>
@@ -4676,10 +4684,10 @@
       </w:r>
       <w:r>
         <w:object w:dxaOrig="1620" w:dyaOrig="360" w14:anchorId="05C2AD63">
-          <v:shape id="_x0000_i2295" type="#_x0000_t75" style="width:81.15pt;height:18.25pt" o:ole="">
+          <v:shape id="_x0000_i2295" type="#_x0000_t75" style="width:81.1pt;height:18.15pt" o:ole="">
             <v:imagedata r:id="rId302" o:title=""/>
           </v:shape>
-          <o:OLEObject Type="Embed" ProgID="Equation.DSMT4" ShapeID="_x0000_i2295" DrawAspect="Content" ObjectID="_1840883611" r:id="rId303"/>
+          <o:OLEObject Type="Embed" ProgID="Equation.DSMT4" ShapeID="_x0000_i2295" DrawAspect="Content" ObjectID="_1840885421" r:id="rId303"/>
         </w:object>
       </w:r>
       <w:r>
@@ -4696,10 +4704,10 @@
       </w:r>
       <w:r>
         <w:object w:dxaOrig="1410" w:dyaOrig="360" w14:anchorId="188251F6">
-          <v:shape id="_x0000_i2296" type="#_x0000_t75" style="width:70.4pt;height:18.25pt" o:ole="">
+          <v:shape id="_x0000_i2296" type="#_x0000_t75" style="width:70.45pt;height:18.15pt" o:ole="">
             <v:imagedata r:id="rId304" o:title=""/>
           </v:shape>
-          <o:OLEObject Type="Embed" ProgID="Equation.DSMT4" ShapeID="_x0000_i2296" DrawAspect="Content" ObjectID="_1840883612" r:id="rId305"/>
+          <o:OLEObject Type="Embed" ProgID="Equation.DSMT4" ShapeID="_x0000_i2296" DrawAspect="Content" ObjectID="_1840885422" r:id="rId305"/>
         </w:object>
       </w:r>
       <w:r>
@@ -4723,10 +4731,10 @@
       </w:r>
       <w:r>
         <w:object w:dxaOrig="1470" w:dyaOrig="360" w14:anchorId="5A8EF72C">
-          <v:shape id="_x0000_i2297" type="#_x0000_t75" style="width:73.6pt;height:18.25pt" o:ole="">
+          <v:shape id="_x0000_i2297" type="#_x0000_t75" style="width:73.55pt;height:18.15pt" o:ole="">
             <v:imagedata r:id="rId306" o:title=""/>
           </v:shape>
-          <o:OLEObject Type="Embed" ProgID="Equation.DSMT4" ShapeID="_x0000_i2297" DrawAspect="Content" ObjectID="_1840883613" r:id="rId307"/>
+          <o:OLEObject Type="Embed" ProgID="Equation.DSMT4" ShapeID="_x0000_i2297" DrawAspect="Content" ObjectID="_1840885423" r:id="rId307"/>
         </w:object>
       </w:r>
       <w:r>
@@ -4798,7 +4806,7 @@
           <v:shape id="_x0000_i2298" type="#_x0000_t75" style="width:28.5pt;height:13.45pt" o:ole="">
             <v:imagedata r:id="rId308" o:title=""/>
           </v:shape>
-          <o:OLEObject Type="Embed" ProgID="Equation.DSMT4" ShapeID="_x0000_i2298" DrawAspect="Content" ObjectID="_1840883614" r:id="rId309"/>
+          <o:OLEObject Type="Embed" ProgID="Equation.DSMT4" ShapeID="_x0000_i2298" DrawAspect="Content" ObjectID="_1840885424" r:id="rId309"/>
         </w:object>
       </w:r>
       <w:r>
@@ -4809,10 +4817,10 @@
       </w:r>
       <w:r>
         <w:object w:dxaOrig="720" w:dyaOrig="405" w14:anchorId="472F8333">
-          <v:shape id="_x0000_i2299" type="#_x0000_t75" style="width:36pt;height:20.4pt" o:ole="">
+          <v:shape id="_x0000_i2299" type="#_x0000_t75" style="width:36pt;height:20.35pt" o:ole="">
             <v:imagedata r:id="rId310" o:title=""/>
           </v:shape>
-          <o:OLEObject Type="Embed" ProgID="Equation.DSMT4" ShapeID="_x0000_i2299" DrawAspect="Content" ObjectID="_1840883615" r:id="rId311"/>
+          <o:OLEObject Type="Embed" ProgID="Equation.DSMT4" ShapeID="_x0000_i2299" DrawAspect="Content" ObjectID="_1840885425" r:id="rId311"/>
         </w:object>
       </w:r>
       <w:r>
@@ -4915,10 +4923,10 @@
       </w:r>
       <w:r>
         <w:object w:dxaOrig="1140" w:dyaOrig="360" w14:anchorId="6C212AF7">
-          <v:shape id="_x0000_i2361" type="#_x0000_t75" style="width:56.95pt;height:18.25pt" o:ole="">
+          <v:shape id="_x0000_i2361" type="#_x0000_t75" style="width:56.95pt;height:18.15pt" o:ole="">
             <v:imagedata r:id="rId313" o:title=""/>
           </v:shape>
-          <o:OLEObject Type="Embed" ProgID="Equation.DSMT4" ShapeID="_x0000_i2361" DrawAspect="Content" ObjectID="_1840883616" r:id="rId314"/>
+          <o:OLEObject Type="Embed" ProgID="Equation.DSMT4" ShapeID="_x0000_i2361" DrawAspect="Content" ObjectID="_1840885426" r:id="rId314"/>
         </w:object>
       </w:r>
       <w:r>
@@ -4935,10 +4943,10 @@
       </w:r>
       <w:r>
         <w:object w:dxaOrig="1605" w:dyaOrig="360" w14:anchorId="4F7A45EF">
-          <v:shape id="_x0000_i2362" type="#_x0000_t75" style="width:80.05pt;height:18.25pt" o:ole="">
+          <v:shape id="_x0000_i2362" type="#_x0000_t75" style="width:80.15pt;height:18.15pt" o:ole="">
             <v:imagedata r:id="rId315" o:title=""/>
           </v:shape>
-          <o:OLEObject Type="Embed" ProgID="Equation.DSMT4" ShapeID="_x0000_i2362" DrawAspect="Content" ObjectID="_1840883617" r:id="rId316"/>
+          <o:OLEObject Type="Embed" ProgID="Equation.DSMT4" ShapeID="_x0000_i2362" DrawAspect="Content" ObjectID="_1840885427" r:id="rId316"/>
         </w:object>
       </w:r>
       <w:r>
@@ -4953,10 +4961,10 @@
       </w:r>
       <w:r>
         <w:object w:dxaOrig="1605" w:dyaOrig="360" w14:anchorId="20D9B393">
-          <v:shape id="_x0000_i2363" type="#_x0000_t75" style="width:80.05pt;height:18.25pt" o:ole="">
+          <v:shape id="_x0000_i2363" type="#_x0000_t75" style="width:80.15pt;height:18.15pt" o:ole="">
             <v:imagedata r:id="rId317" o:title=""/>
           </v:shape>
-          <o:OLEObject Type="Embed" ProgID="Equation.DSMT4" ShapeID="_x0000_i2363" DrawAspect="Content" ObjectID="_1840883618" r:id="rId318"/>
+          <o:OLEObject Type="Embed" ProgID="Equation.DSMT4" ShapeID="_x0000_i2363" DrawAspect="Content" ObjectID="_1840885428" r:id="rId318"/>
         </w:object>
       </w:r>
       <w:r>
@@ -4974,10 +4982,10 @@
           <w:b/>
         </w:rPr>
         <w:object w:dxaOrig="1275" w:dyaOrig="360" w14:anchorId="5ACAC865">
-          <v:shape id="_x0000_i2364" type="#_x0000_t75" style="width:63.95pt;height:18.25pt" o:ole="">
+          <v:shape id="_x0000_i2364" type="#_x0000_t75" style="width:63.85pt;height:18.15pt" o:ole="">
             <v:imagedata r:id="rId319" o:title=""/>
           </v:shape>
-          <o:OLEObject Type="Embed" ProgID="Equation.DSMT4" ShapeID="_x0000_i2364" DrawAspect="Content" ObjectID="_1840883619" r:id="rId320"/>
+          <o:OLEObject Type="Embed" ProgID="Equation.DSMT4" ShapeID="_x0000_i2364" DrawAspect="Content" ObjectID="_1840885429" r:id="rId320"/>
         </w:object>
       </w:r>
       <w:r>
@@ -5032,18 +5040,18 @@
       </w:r>
       <w:r>
         <w:object w:dxaOrig="555" w:dyaOrig="270" w14:anchorId="3076BB29">
-          <v:shape id="_x0000_i2365" type="#_x0000_t75" style="width:27.95pt;height:13.45pt" o:ole="">
+          <v:shape id="_x0000_i2365" type="#_x0000_t75" style="width:27.85pt;height:13.45pt" o:ole="">
             <v:imagedata r:id="rId321" o:title=""/>
           </v:shape>
-          <o:OLEObject Type="Embed" ProgID="Equation.DSMT4" ShapeID="_x0000_i2365" DrawAspect="Content" ObjectID="_1840883620" r:id="rId322"/>
+          <o:OLEObject Type="Embed" ProgID="Equation.DSMT4" ShapeID="_x0000_i2365" DrawAspect="Content" ObjectID="_1840885430" r:id="rId322"/>
         </w:object>
       </w:r>
       <w:r>
         <w:object w:dxaOrig="300" w:dyaOrig="255" w14:anchorId="55F6E005">
-          <v:shape id="_x0000_i2366" type="#_x0000_t75" style="width:15.05pt;height:12.9pt" o:ole="">
+          <v:shape id="_x0000_i2366" type="#_x0000_t75" style="width:15.05pt;height:12.85pt" o:ole="">
             <v:imagedata r:id="rId323" o:title=""/>
           </v:shape>
-          <o:OLEObject Type="Embed" ProgID="Equation.DSMT4" ShapeID="_x0000_i2366" DrawAspect="Content" ObjectID="_1840883621" r:id="rId324"/>
+          <o:OLEObject Type="Embed" ProgID="Equation.DSMT4" ShapeID="_x0000_i2366" DrawAspect="Content" ObjectID="_1840885431" r:id="rId324"/>
         </w:object>
       </w:r>
       <w:r>
@@ -5071,10 +5079,10 @@
       </w:r>
       <w:r>
         <w:object w:dxaOrig="1005" w:dyaOrig="420" w14:anchorId="7AFD0EA2">
-          <v:shape id="_x0000_i2367" type="#_x0000_t75" style="width:50.5pt;height:20.95pt" o:ole="">
+          <v:shape id="_x0000_i2367" type="#_x0000_t75" style="width:50.4pt;height:20.95pt" o:ole="">
             <v:imagedata r:id="rId325" o:title=""/>
           </v:shape>
-          <o:OLEObject Type="Embed" ProgID="Equation.DSMT4" ShapeID="_x0000_i2367" DrawAspect="Content" ObjectID="_1840883622" r:id="rId326"/>
+          <o:OLEObject Type="Embed" ProgID="Equation.DSMT4" ShapeID="_x0000_i2367" DrawAspect="Content" ObjectID="_1840885432" r:id="rId326"/>
         </w:object>
       </w:r>
       <w:r>
@@ -5082,10 +5090,10 @@
       </w:r>
       <w:r>
         <w:object w:dxaOrig="1380" w:dyaOrig="315" w14:anchorId="59274F7E">
-          <v:shape id="_x0000_i2368" type="#_x0000_t75" style="width:68.8pt;height:15.6pt" o:ole="">
+          <v:shape id="_x0000_i2368" type="#_x0000_t75" style="width:68.85pt;height:15.65pt" o:ole="">
             <v:imagedata r:id="rId327" o:title=""/>
           </v:shape>
-          <o:OLEObject Type="Embed" ProgID="Equation.DSMT4" ShapeID="_x0000_i2368" DrawAspect="Content" ObjectID="_1840883623" r:id="rId328"/>
+          <o:OLEObject Type="Embed" ProgID="Equation.DSMT4" ShapeID="_x0000_i2368" DrawAspect="Content" ObjectID="_1840885433" r:id="rId328"/>
         </w:object>
       </w:r>
       <w:r>
@@ -5125,10 +5133,10 @@
       </w:r>
       <w:r>
         <w:object w:dxaOrig="1455" w:dyaOrig="360" w14:anchorId="193B2591">
-          <v:shape id="_x0000_i2474" type="#_x0000_t75" style="width:72.55pt;height:18.25pt" o:ole="">
+          <v:shape id="_x0000_i2474" type="#_x0000_t75" style="width:72.65pt;height:18.15pt" o:ole="">
             <v:imagedata r:id="rId329" o:title=""/>
           </v:shape>
-          <o:OLEObject Type="Embed" ProgID="Equation.DSMT4" ShapeID="_x0000_i2474" DrawAspect="Content" ObjectID="_1840883624" r:id="rId330"/>
+          <o:OLEObject Type="Embed" ProgID="Equation.DSMT4" ShapeID="_x0000_i2474" DrawAspect="Content" ObjectID="_1840885434" r:id="rId330"/>
         </w:object>
       </w:r>
       <w:r>
@@ -5161,10 +5169,10 @@
           <w:lang w:val="vi-VN"/>
         </w:rPr>
         <w:object w:dxaOrig="675" w:dyaOrig="285" w14:anchorId="0D1CE29A">
-          <v:shape id="_x0000_i2475" type="#_x0000_t75" style="width:33.85pt;height:14.5pt" o:ole="">
+          <v:shape id="_x0000_i2475" type="#_x0000_t75" style="width:33.8pt;height:14.4pt" o:ole="">
             <v:imagedata r:id="rId331" o:title=""/>
           </v:shape>
-          <o:OLEObject Type="Embed" ProgID="Equation.DSMT4" ShapeID="_x0000_i2475" DrawAspect="Content" ObjectID="_1840883625" r:id="rId332"/>
+          <o:OLEObject Type="Embed" ProgID="Equation.DSMT4" ShapeID="_x0000_i2475" DrawAspect="Content" ObjectID="_1840885435" r:id="rId332"/>
         </w:object>
       </w:r>
       <w:r>
@@ -5192,10 +5200,10 @@
           <w:lang w:val="vi-VN"/>
         </w:rPr>
         <w:object w:dxaOrig="675" w:dyaOrig="285" w14:anchorId="282DE6E5">
-          <v:shape id="_x0000_i2476" type="#_x0000_t75" style="width:33.85pt;height:14.5pt" o:ole="">
+          <v:shape id="_x0000_i2476" type="#_x0000_t75" style="width:33.8pt;height:14.4pt" o:ole="">
             <v:imagedata r:id="rId333" o:title=""/>
           </v:shape>
-          <o:OLEObject Type="Embed" ProgID="Equation.DSMT4" ShapeID="_x0000_i2476" DrawAspect="Content" ObjectID="_1840883626" r:id="rId334"/>
+          <o:OLEObject Type="Embed" ProgID="Equation.DSMT4" ShapeID="_x0000_i2476" DrawAspect="Content" ObjectID="_1840885436" r:id="rId334"/>
         </w:object>
       </w:r>
       <w:r>
@@ -5223,10 +5231,10 @@
           <w:lang w:val="vi-VN"/>
         </w:rPr>
         <w:object w:dxaOrig="555" w:dyaOrig="285" w14:anchorId="03FF9478">
-          <v:shape id="_x0000_i2477" type="#_x0000_t75" style="width:27.95pt;height:14.5pt" o:ole="">
+          <v:shape id="_x0000_i2477" type="#_x0000_t75" style="width:27.85pt;height:14.4pt" o:ole="">
             <v:imagedata r:id="rId335" o:title=""/>
           </v:shape>
-          <o:OLEObject Type="Embed" ProgID="Equation.DSMT4" ShapeID="_x0000_i2477" DrawAspect="Content" ObjectID="_1840883627" r:id="rId336"/>
+          <o:OLEObject Type="Embed" ProgID="Equation.DSMT4" ShapeID="_x0000_i2477" DrawAspect="Content" ObjectID="_1840885437" r:id="rId336"/>
         </w:object>
       </w:r>
       <w:r>
@@ -5254,10 +5262,10 @@
           <w:lang w:val="vi-VN"/>
         </w:rPr>
         <w:object w:dxaOrig="510" w:dyaOrig="285" w14:anchorId="7EEF78B0">
-          <v:shape id="_x0000_i2478" type="#_x0000_t75" style="width:25.25pt;height:14.5pt" o:ole="">
+          <v:shape id="_x0000_i2478" type="#_x0000_t75" style="width:25.35pt;height:14.4pt" o:ole="">
             <v:imagedata r:id="rId337" o:title=""/>
           </v:shape>
-          <o:OLEObject Type="Embed" ProgID="Equation.DSMT4" ShapeID="_x0000_i2478" DrawAspect="Content" ObjectID="_1840883628" r:id="rId338"/>
+          <o:OLEObject Type="Embed" ProgID="Equation.DSMT4" ShapeID="_x0000_i2478" DrawAspect="Content" ObjectID="_1840885438" r:id="rId338"/>
         </w:object>
       </w:r>
       <w:r>
@@ -5317,10 +5325,10 @@
           <w:lang w:val="vi-VN"/>
         </w:rPr>
         <w:object w:dxaOrig="3855" w:dyaOrig="360" w14:anchorId="43F5E183">
-          <v:shape id="_x0000_i2479" type="#_x0000_t75" style="width:192.9pt;height:18.25pt" o:ole="">
+          <v:shape id="_x0000_i2479" type="#_x0000_t75" style="width:192.85pt;height:18.15pt" o:ole="">
             <v:imagedata r:id="rId339" o:title=""/>
           </v:shape>
-          <o:OLEObject Type="Embed" ProgID="Equation.DSMT4" ShapeID="_x0000_i2479" DrawAspect="Content" ObjectID="_1840883629" r:id="rId340"/>
+          <o:OLEObject Type="Embed" ProgID="Equation.DSMT4" ShapeID="_x0000_i2479" DrawAspect="Content" ObjectID="_1840885439" r:id="rId340"/>
         </w:object>
       </w:r>
     </w:p>
@@ -5343,10 +5351,10 @@
           <w:lang w:val="vi-VN"/>
         </w:rPr>
         <w:object w:dxaOrig="675" w:dyaOrig="285" w14:anchorId="4AD935E2">
-          <v:shape id="_x0000_i2480" type="#_x0000_t75" style="width:33.85pt;height:14.5pt" o:ole="">
+          <v:shape id="_x0000_i2480" type="#_x0000_t75" style="width:33.8pt;height:14.4pt" o:ole="">
             <v:imagedata r:id="rId341" o:title=""/>
           </v:shape>
-          <o:OLEObject Type="Embed" ProgID="Equation.DSMT4" ShapeID="_x0000_i2480" DrawAspect="Content" ObjectID="_1840883630" r:id="rId342"/>
+          <o:OLEObject Type="Embed" ProgID="Equation.DSMT4" ShapeID="_x0000_i2480" DrawAspect="Content" ObjectID="_1840885440" r:id="rId342"/>
         </w:object>
       </w:r>
       <w:r>
@@ -5381,14 +5389,15 @@
         </w:rPr>
       </w:pPr>
       <w:r>
+        <w:lastRenderedPageBreak/>
         <w:t xml:space="preserve">Giá trị nhỏ nhất của hàm số </w:t>
       </w:r>
       <w:r>
         <w:object w:dxaOrig="1455" w:dyaOrig="360" w14:anchorId="09F4EA09">
-          <v:shape id="_x0000_i2481" type="#_x0000_t75" style="width:72.55pt;height:18.25pt" o:ole="">
+          <v:shape id="_x0000_i2481" type="#_x0000_t75" style="width:72.65pt;height:18.15pt" o:ole="">
             <v:imagedata r:id="rId343" o:title=""/>
           </v:shape>
-          <o:OLEObject Type="Embed" ProgID="Equation.DSMT4" ShapeID="_x0000_i2481" DrawAspect="Content" ObjectID="_1840883631" r:id="rId344"/>
+          <o:OLEObject Type="Embed" ProgID="Equation.DSMT4" ShapeID="_x0000_i2481" DrawAspect="Content" ObjectID="_1840885441" r:id="rId344"/>
         </w:object>
       </w:r>
       <w:r>
@@ -5403,15 +5412,14 @@
         <w:rPr>
           <w:b/>
         </w:rPr>
-        <w:lastRenderedPageBreak/>
         <w:t xml:space="preserve">A. </w:t>
       </w:r>
       <w:r>
         <w:object w:dxaOrig="315" w:dyaOrig="270" w14:anchorId="13C300F6">
-          <v:shape id="_x0000_i2482" type="#_x0000_t75" style="width:15.6pt;height:13.45pt" o:ole="">
+          <v:shape id="_x0000_i2482" type="#_x0000_t75" style="width:15.65pt;height:13.45pt" o:ole="">
             <v:imagedata r:id="rId345" o:title=""/>
           </v:shape>
-          <o:OLEObject Type="Embed" ProgID="Equation.DSMT4" ShapeID="_x0000_i2482" DrawAspect="Content" ObjectID="_1840883632" r:id="rId346"/>
+          <o:OLEObject Type="Embed" ProgID="Equation.DSMT4" ShapeID="_x0000_i2482" DrawAspect="Content" ObjectID="_1840885442" r:id="rId346"/>
         </w:object>
       </w:r>
       <w:r>
@@ -5426,10 +5434,10 @@
       </w:r>
       <w:r>
         <w:object w:dxaOrig="330" w:dyaOrig="255" w14:anchorId="3B089EDB">
-          <v:shape id="_x0000_i2483" type="#_x0000_t75" style="width:16.65pt;height:12.9pt" o:ole="">
+          <v:shape id="_x0000_i2483" type="#_x0000_t75" style="width:16.6pt;height:12.85pt" o:ole="">
             <v:imagedata r:id="rId347" o:title=""/>
           </v:shape>
-          <o:OLEObject Type="Embed" ProgID="Equation.DSMT4" ShapeID="_x0000_i2483" DrawAspect="Content" ObjectID="_1840883633" r:id="rId348"/>
+          <o:OLEObject Type="Embed" ProgID="Equation.DSMT4" ShapeID="_x0000_i2483" DrawAspect="Content" ObjectID="_1840885443" r:id="rId348"/>
         </w:object>
       </w:r>
       <w:r>
@@ -5444,10 +5452,10 @@
       </w:r>
       <w:r>
         <w:object w:dxaOrig="465" w:dyaOrig="615" w14:anchorId="54C307F5">
-          <v:shape id="_x0000_i2484" type="#_x0000_t75" style="width:23.1pt;height:30.65pt" o:ole="">
+          <v:shape id="_x0000_i2484" type="#_x0000_t75" style="width:23.15pt;height:30.7pt" o:ole="">
             <v:imagedata r:id="rId349" o:title=""/>
           </v:shape>
-          <o:OLEObject Type="Embed" ProgID="Equation.DSMT4" ShapeID="_x0000_i2484" DrawAspect="Content" ObjectID="_1840883634" r:id="rId350"/>
+          <o:OLEObject Type="Embed" ProgID="Equation.DSMT4" ShapeID="_x0000_i2484" DrawAspect="Content" ObjectID="_1840885444" r:id="rId350"/>
         </w:object>
       </w:r>
       <w:r>
@@ -5462,10 +5470,10 @@
       </w:r>
       <w:r>
         <w:object w:dxaOrig="480" w:dyaOrig="615" w14:anchorId="59151805">
-          <v:shape id="_x0000_i2485" type="#_x0000_t75" style="width:24.2pt;height:30.65pt" o:ole="">
+          <v:shape id="_x0000_i2485" type="#_x0000_t75" style="width:24.1pt;height:30.7pt" o:ole="">
             <v:imagedata r:id="rId351" o:title=""/>
           </v:shape>
-          <o:OLEObject Type="Embed" ProgID="Equation.DSMT4" ShapeID="_x0000_i2485" DrawAspect="Content" ObjectID="_1840883635" r:id="rId352"/>
+          <o:OLEObject Type="Embed" ProgID="Equation.DSMT4" ShapeID="_x0000_i2485" DrawAspect="Content" ObjectID="_1840885445" r:id="rId352"/>
         </w:object>
       </w:r>
       <w:r>
@@ -5522,10 +5530,10 @@
       </w:pPr>
       <w:r>
         <w:object w:dxaOrig="3660" w:dyaOrig="615" w14:anchorId="194765BD">
-          <v:shape id="_x0000_i2486" type="#_x0000_t75" style="width:183.2pt;height:30.65pt" o:ole="">
+          <v:shape id="_x0000_i2486" type="#_x0000_t75" style="width:183.15pt;height:30.7pt" o:ole="">
             <v:imagedata r:id="rId353" o:title=""/>
           </v:shape>
-          <o:OLEObject Type="Embed" ProgID="Equation.DSMT4" ShapeID="_x0000_i2486" DrawAspect="Content" ObjectID="_1840883636" r:id="rId354"/>
+          <o:OLEObject Type="Embed" ProgID="Equation.DSMT4" ShapeID="_x0000_i2486" DrawAspect="Content" ObjectID="_1840885446" r:id="rId354"/>
         </w:object>
       </w:r>
     </w:p>
@@ -5535,10 +5543,10 @@
       </w:pPr>
       <w:r>
         <w:object w:dxaOrig="1845" w:dyaOrig="615" w14:anchorId="6316C90B">
-          <v:shape id="_x0000_i2487" type="#_x0000_t75" style="width:92.4pt;height:30.65pt" o:ole="">
+          <v:shape id="_x0000_i2487" type="#_x0000_t75" style="width:92.35pt;height:30.7pt" o:ole="">
             <v:imagedata r:id="rId355" o:title=""/>
           </v:shape>
-          <o:OLEObject Type="Embed" ProgID="Equation.DSMT4" ShapeID="_x0000_i2487" DrawAspect="Content" ObjectID="_1840883637" r:id="rId356"/>
+          <o:OLEObject Type="Embed" ProgID="Equation.DSMT4" ShapeID="_x0000_i2487" DrawAspect="Content" ObjectID="_1840885447" r:id="rId356"/>
         </w:object>
       </w:r>
       <w:r>
@@ -5546,10 +5554,10 @@
       </w:r>
       <w:r>
         <w:object w:dxaOrig="1455" w:dyaOrig="360" w14:anchorId="7C2B8C79">
-          <v:shape id="_x0000_i2488" type="#_x0000_t75" style="width:72.55pt;height:18.25pt" o:ole="">
+          <v:shape id="_x0000_i2488" type="#_x0000_t75" style="width:72.65pt;height:18.15pt" o:ole="">
             <v:imagedata r:id="rId343" o:title=""/>
           </v:shape>
-          <o:OLEObject Type="Embed" ProgID="Equation.DSMT4" ShapeID="_x0000_i2488" DrawAspect="Content" ObjectID="_1840883638" r:id="rId357"/>
+          <o:OLEObject Type="Embed" ProgID="Equation.DSMT4" ShapeID="_x0000_i2488" DrawAspect="Content" ObjectID="_1840885448" r:id="rId357"/>
         </w:object>
       </w:r>
       <w:r>
@@ -5557,10 +5565,10 @@
       </w:r>
       <w:r>
         <w:object w:dxaOrig="480" w:dyaOrig="615" w14:anchorId="2DB90A39">
-          <v:shape id="_x0000_i2489" type="#_x0000_t75" style="width:24.2pt;height:30.65pt" o:ole="">
+          <v:shape id="_x0000_i2489" type="#_x0000_t75" style="width:24.1pt;height:30.7pt" o:ole="">
             <v:imagedata r:id="rId358" o:title=""/>
           </v:shape>
-          <o:OLEObject Type="Embed" ProgID="Equation.DSMT4" ShapeID="_x0000_i2489" DrawAspect="Content" ObjectID="_1840883639" r:id="rId359"/>
+          <o:OLEObject Type="Embed" ProgID="Equation.DSMT4" ShapeID="_x0000_i2489" DrawAspect="Content" ObjectID="_1840885449" r:id="rId359"/>
         </w:object>
       </w:r>
       <w:r>
@@ -5580,10 +5588,10 @@
       </w:r>
       <w:r>
         <w:object w:dxaOrig="1680" w:dyaOrig="360" w14:anchorId="743F5D2F">
-          <v:shape id="_x0000_i2578" type="#_x0000_t75" style="width:83.8pt;height:18.25pt" o:ole="">
+          <v:shape id="_x0000_i2578" type="#_x0000_t75" style="width:83.9pt;height:18.15pt" o:ole="">
             <v:imagedata r:id="rId360" o:title=""/>
           </v:shape>
-          <o:OLEObject Type="Embed" ProgID="Equation.DSMT4" ShapeID="_x0000_i2578" DrawAspect="Content" ObjectID="_1840883640" r:id="rId361"/>
+          <o:OLEObject Type="Embed" ProgID="Equation.DSMT4" ShapeID="_x0000_i2578" DrawAspect="Content" ObjectID="_1840885450" r:id="rId361"/>
         </w:object>
       </w:r>
       <w:r>
@@ -5591,10 +5599,10 @@
       </w:r>
       <w:r>
         <w:object w:dxaOrig="495" w:dyaOrig="405" w14:anchorId="3DE6C7EA">
-          <v:shape id="_x0000_i2579" type="#_x0000_t75" style="width:24.7pt;height:20.4pt" o:ole="">
+          <v:shape id="_x0000_i2579" type="#_x0000_t75" style="width:24.75pt;height:20.35pt" o:ole="">
             <v:imagedata r:id="rId362" o:title=""/>
           </v:shape>
-          <o:OLEObject Type="Embed" ProgID="Equation.DSMT4" ShapeID="_x0000_i2579" DrawAspect="Content" ObjectID="_1840883641" r:id="rId363"/>
+          <o:OLEObject Type="Embed" ProgID="Equation.DSMT4" ShapeID="_x0000_i2579" DrawAspect="Content" ObjectID="_1840885451" r:id="rId363"/>
         </w:object>
       </w:r>
       <w:r>
@@ -5613,10 +5621,10 @@
       </w:r>
       <w:r>
         <w:object w:dxaOrig="240" w:dyaOrig="615" w14:anchorId="59902EF4">
-          <v:shape id="_x0000_i2580" type="#_x0000_t75" style="width:11.8pt;height:30.65pt" o:ole="">
+          <v:shape id="_x0000_i2580" type="#_x0000_t75" style="width:11.9pt;height:30.7pt" o:ole="">
             <v:imagedata r:id="rId364" o:title=""/>
           </v:shape>
-          <o:OLEObject Type="Embed" ProgID="Equation.DSMT4" ShapeID="_x0000_i2580" DrawAspect="Content" ObjectID="_1840883642" r:id="rId365"/>
+          <o:OLEObject Type="Embed" ProgID="Equation.DSMT4" ShapeID="_x0000_i2580" DrawAspect="Content" ObjectID="_1840885452" r:id="rId365"/>
         </w:object>
       </w:r>
       <w:r>
@@ -5642,10 +5650,10 @@
       </w:r>
       <w:r>
         <w:object w:dxaOrig="225" w:dyaOrig="615" w14:anchorId="0B662368">
-          <v:shape id="_x0000_i2581" type="#_x0000_t75" style="width:11.3pt;height:30.65pt" o:ole="">
+          <v:shape id="_x0000_i2581" type="#_x0000_t75" style="width:11.25pt;height:30.7pt" o:ole="">
             <v:imagedata r:id="rId366" o:title=""/>
           </v:shape>
-          <o:OLEObject Type="Embed" ProgID="Equation.DSMT4" ShapeID="_x0000_i2581" DrawAspect="Content" ObjectID="_1840883643" r:id="rId367"/>
+          <o:OLEObject Type="Embed" ProgID="Equation.DSMT4" ShapeID="_x0000_i2581" DrawAspect="Content" ObjectID="_1840885453" r:id="rId367"/>
         </w:object>
       </w:r>
       <w:r>
@@ -5659,10 +5667,10 @@
       </w:r>
       <w:r>
         <w:object w:dxaOrig="435" w:dyaOrig="285" w14:anchorId="6868FB4F">
-          <v:shape id="_x0000_i2582" type="#_x0000_t75" style="width:21.5pt;height:14.5pt" o:ole="">
+          <v:shape id="_x0000_i2582" type="#_x0000_t75" style="width:21.6pt;height:14.4pt" o:ole="">
             <v:imagedata r:id="rId368" o:title=""/>
           </v:shape>
-          <o:OLEObject Type="Embed" ProgID="Equation.DSMT4" ShapeID="_x0000_i2582" DrawAspect="Content" ObjectID="_1840883644" r:id="rId369"/>
+          <o:OLEObject Type="Embed" ProgID="Equation.DSMT4" ShapeID="_x0000_i2582" DrawAspect="Content" ObjectID="_1840885454" r:id="rId369"/>
         </w:object>
       </w:r>
     </w:p>
@@ -5686,10 +5694,10 @@
       </w:r>
       <w:r>
         <w:object w:dxaOrig="915" w:dyaOrig="615" w14:anchorId="1E7DFE30">
-          <v:shape id="_x0000_i2583" type="#_x0000_t75" style="width:45.65pt;height:30.65pt" o:ole="">
+          <v:shape id="_x0000_i2583" type="#_x0000_t75" style="width:45.7pt;height:30.7pt" o:ole="">
             <v:imagedata r:id="rId370" o:title=""/>
           </v:shape>
-          <o:OLEObject Type="Embed" ProgID="Equation.DSMT4" ShapeID="_x0000_i2583" DrawAspect="Content" ObjectID="_1840883645" r:id="rId371"/>
+          <o:OLEObject Type="Embed" ProgID="Equation.DSMT4" ShapeID="_x0000_i2583" DrawAspect="Content" ObjectID="_1840885455" r:id="rId371"/>
         </w:object>
       </w:r>
       <w:r>
@@ -5697,10 +5705,10 @@
       </w:r>
       <w:r>
         <w:object w:dxaOrig="1035" w:dyaOrig="285" w14:anchorId="628D2DE9">
-          <v:shape id="_x0000_i2584" type="#_x0000_t75" style="width:51.6pt;height:14.5pt" o:ole="">
+          <v:shape id="_x0000_i2584" type="#_x0000_t75" style="width:51.65pt;height:14.4pt" o:ole="">
             <v:imagedata r:id="rId372" o:title=""/>
           </v:shape>
-          <o:OLEObject Type="Embed" ProgID="Equation.DSMT4" ShapeID="_x0000_i2584" DrawAspect="Content" ObjectID="_1840883646" r:id="rId373"/>
+          <o:OLEObject Type="Embed" ProgID="Equation.DSMT4" ShapeID="_x0000_i2584" DrawAspect="Content" ObjectID="_1840885456" r:id="rId373"/>
         </w:object>
       </w:r>
       <w:r>
@@ -5708,10 +5716,10 @@
       </w:r>
       <w:r>
         <w:object w:dxaOrig="885" w:dyaOrig="675" w14:anchorId="5D271F81">
-          <v:shape id="_x0000_i2585" type="#_x0000_t75" style="width:44.05pt;height:33.85pt" o:ole="">
+          <v:shape id="_x0000_i2585" type="#_x0000_t75" style="width:44.15pt;height:33.8pt" o:ole="">
             <v:imagedata r:id="rId374" o:title=""/>
           </v:shape>
-          <o:OLEObject Type="Embed" ProgID="Equation.DSMT4" ShapeID="_x0000_i2585" DrawAspect="Content" ObjectID="_1840883647" r:id="rId375"/>
+          <o:OLEObject Type="Embed" ProgID="Equation.DSMT4" ShapeID="_x0000_i2585" DrawAspect="Content" ObjectID="_1840885457" r:id="rId375"/>
         </w:object>
       </w:r>
       <w:r>
@@ -5719,10 +5727,10 @@
       </w:r>
       <w:r>
         <w:object w:dxaOrig="1560" w:dyaOrig="675" w14:anchorId="40F08C3A">
-          <v:shape id="_x0000_i2586" type="#_x0000_t75" style="width:77.9pt;height:33.85pt" o:ole="">
+          <v:shape id="_x0000_i2586" type="#_x0000_t75" style="width:77.95pt;height:33.8pt" o:ole="">
             <v:imagedata r:id="rId376" o:title=""/>
           </v:shape>
-          <o:OLEObject Type="Embed" ProgID="Equation.DSMT4" ShapeID="_x0000_i2586" DrawAspect="Content" ObjectID="_1840883648" r:id="rId377"/>
+          <o:OLEObject Type="Embed" ProgID="Equation.DSMT4" ShapeID="_x0000_i2586" DrawAspect="Content" ObjectID="_1840885458" r:id="rId377"/>
         </w:object>
       </w:r>
       <w:r>
@@ -5730,10 +5738,10 @@
       </w:r>
       <w:r>
         <w:object w:dxaOrig="495" w:dyaOrig="405" w14:anchorId="67406A47">
-          <v:shape id="_x0000_i2587" type="#_x0000_t75" style="width:24.7pt;height:20.4pt" o:ole="">
+          <v:shape id="_x0000_i2587" type="#_x0000_t75" style="width:24.75pt;height:20.35pt" o:ole="">
             <v:imagedata r:id="rId378" o:title=""/>
           </v:shape>
-          <o:OLEObject Type="Embed" ProgID="Equation.DSMT4" ShapeID="_x0000_i2587" DrawAspect="Content" ObjectID="_1840883649" r:id="rId379"/>
+          <o:OLEObject Type="Embed" ProgID="Equation.DSMT4" ShapeID="_x0000_i2587" DrawAspect="Content" ObjectID="_1840885459" r:id="rId379"/>
         </w:object>
       </w:r>
       <w:r>
@@ -5741,10 +5749,10 @@
       </w:r>
       <w:r>
         <w:object w:dxaOrig="525" w:dyaOrig="285" w14:anchorId="2D3A2480">
-          <v:shape id="_x0000_i2588" type="#_x0000_t75" style="width:26.35pt;height:14.5pt" o:ole="">
+          <v:shape id="_x0000_i2588" type="#_x0000_t75" style="width:26.3pt;height:14.4pt" o:ole="">
             <v:imagedata r:id="rId380" o:title=""/>
           </v:shape>
-          <o:OLEObject Type="Embed" ProgID="Equation.DSMT4" ShapeID="_x0000_i2588" DrawAspect="Content" ObjectID="_1840883650" r:id="rId381"/>
+          <o:OLEObject Type="Embed" ProgID="Equation.DSMT4" ShapeID="_x0000_i2588" DrawAspect="Content" ObjectID="_1840885460" r:id="rId381"/>
         </w:object>
       </w:r>
       <w:r>
@@ -5752,10 +5760,10 @@
       </w:r>
       <w:r>
         <w:object w:dxaOrig="2085" w:dyaOrig="495" w14:anchorId="2A96FBE6">
-          <v:shape id="_x0000_i2589" type="#_x0000_t75" style="width:104.25pt;height:24.7pt" o:ole="">
+          <v:shape id="_x0000_i2589" type="#_x0000_t75" style="width:104.25pt;height:24.75pt" o:ole="">
             <v:imagedata r:id="rId382" o:title=""/>
           </v:shape>
-          <o:OLEObject Type="Embed" ProgID="Equation.DSMT4" ShapeID="_x0000_i2589" DrawAspect="Content" ObjectID="_1840883651" r:id="rId383"/>
+          <o:OLEObject Type="Embed" ProgID="Equation.DSMT4" ShapeID="_x0000_i2589" DrawAspect="Content" ObjectID="_1840885461" r:id="rId383"/>
         </w:object>
       </w:r>
       <w:r>
@@ -5796,10 +5804,10 @@
       </w:r>
       <w:r>
         <w:object w:dxaOrig="1485" w:dyaOrig="615" w14:anchorId="0FEDD4AB">
-          <v:shape id="_x0000_i2656" type="#_x0000_t75" style="width:74.15pt;height:30.65pt" o:ole="">
+          <v:shape id="_x0000_i2656" type="#_x0000_t75" style="width:74.2pt;height:30.7pt" o:ole="">
             <v:imagedata r:id="rId384" o:title=""/>
           </v:shape>
-          <o:OLEObject Type="Embed" ProgID="Equation.DSMT4" ShapeID="_x0000_i2656" DrawAspect="Content" ObjectID="_1840883652" r:id="rId385"/>
+          <o:OLEObject Type="Embed" ProgID="Equation.DSMT4" ShapeID="_x0000_i2656" DrawAspect="Content" ObjectID="_1840885462" r:id="rId385"/>
         </w:object>
       </w:r>
       <w:r>
@@ -5818,10 +5826,10 @@
       </w:r>
       <w:r>
         <w:object w:dxaOrig="300" w:dyaOrig="615" w14:anchorId="320456EC">
-          <v:shape id="_x0000_i2657" type="#_x0000_t75" style="width:15.05pt;height:30.65pt" o:ole="">
+          <v:shape id="_x0000_i2657" type="#_x0000_t75" style="width:15.05pt;height:30.7pt" o:ole="">
             <v:imagedata r:id="rId386" o:title=""/>
           </v:shape>
-          <o:OLEObject Type="Embed" ProgID="Equation.DSMT4" ShapeID="_x0000_i2657" DrawAspect="Content" ObjectID="_1840883653" r:id="rId387"/>
+          <o:OLEObject Type="Embed" ProgID="Equation.DSMT4" ShapeID="_x0000_i2657" DrawAspect="Content" ObjectID="_1840885463" r:id="rId387"/>
         </w:object>
       </w:r>
       <w:r>
@@ -5835,10 +5843,10 @@
       </w:r>
       <w:r>
         <w:object w:dxaOrig="300" w:dyaOrig="615" w14:anchorId="6B877B6A">
-          <v:shape id="_x0000_i2658" type="#_x0000_t75" style="width:15.05pt;height:30.65pt" o:ole="">
+          <v:shape id="_x0000_i2658" type="#_x0000_t75" style="width:15.05pt;height:30.7pt" o:ole="">
             <v:imagedata r:id="rId388" o:title=""/>
           </v:shape>
-          <o:OLEObject Type="Embed" ProgID="Equation.DSMT4" ShapeID="_x0000_i2658" DrawAspect="Content" ObjectID="_1840883654" r:id="rId389"/>
+          <o:OLEObject Type="Embed" ProgID="Equation.DSMT4" ShapeID="_x0000_i2658" DrawAspect="Content" ObjectID="_1840885464" r:id="rId389"/>
         </w:object>
       </w:r>
       <w:r>
@@ -5852,10 +5860,10 @@
       </w:r>
       <w:r>
         <w:object w:dxaOrig="300" w:dyaOrig="615" w14:anchorId="47968FFD">
-          <v:shape id="_x0000_i2659" type="#_x0000_t75" style="width:15.05pt;height:30.65pt" o:ole="">
+          <v:shape id="_x0000_i2659" type="#_x0000_t75" style="width:15.05pt;height:30.7pt" o:ole="">
             <v:imagedata r:id="rId390" o:title=""/>
           </v:shape>
-          <o:OLEObject Type="Embed" ProgID="Equation.DSMT4" ShapeID="_x0000_i2659" DrawAspect="Content" ObjectID="_1840883655" r:id="rId391"/>
+          <o:OLEObject Type="Embed" ProgID="Equation.DSMT4" ShapeID="_x0000_i2659" DrawAspect="Content" ObjectID="_1840885465" r:id="rId391"/>
         </w:object>
       </w:r>
       <w:r>
@@ -5869,10 +5877,10 @@
       </w:r>
       <w:r>
         <w:object w:dxaOrig="300" w:dyaOrig="615" w14:anchorId="761EA7C3">
-          <v:shape id="_x0000_i2660" type="#_x0000_t75" style="width:15.05pt;height:30.65pt" o:ole="">
+          <v:shape id="_x0000_i2660" type="#_x0000_t75" style="width:15.05pt;height:30.7pt" o:ole="">
             <v:imagedata r:id="rId392" o:title=""/>
           </v:shape>
-          <o:OLEObject Type="Embed" ProgID="Equation.DSMT4" ShapeID="_x0000_i2660" DrawAspect="Content" ObjectID="_1840883656" r:id="rId393"/>
+          <o:OLEObject Type="Embed" ProgID="Equation.DSMT4" ShapeID="_x0000_i2660" DrawAspect="Content" ObjectID="_1840885466" r:id="rId393"/>
         </w:object>
       </w:r>
     </w:p>
@@ -5913,14 +5921,15 @@
         <w:shd w:val="clear" w:color="auto" w:fill="FFFFFF" w:themeFill="background1"/>
       </w:pPr>
       <w:r>
+        <w:lastRenderedPageBreak/>
         <w:t xml:space="preserve">Hàm số </w:t>
       </w:r>
       <w:r>
         <w:object w:dxaOrig="1455" w:dyaOrig="360" w14:anchorId="1116CF4A">
-          <v:shape id="_x0000_i2661" type="#_x0000_t75" style="width:72.55pt;height:18.25pt" o:ole="">
+          <v:shape id="_x0000_i2661" type="#_x0000_t75" style="width:72.65pt;height:18.15pt" o:ole="">
             <v:imagedata r:id="rId394" o:title=""/>
           </v:shape>
-          <o:OLEObject Type="Embed" ProgID="Equation.DSMT4" ShapeID="_x0000_i2661" DrawAspect="Content" ObjectID="_1840883657" r:id="rId395"/>
+          <o:OLEObject Type="Embed" ProgID="Equation.DSMT4" ShapeID="_x0000_i2661" DrawAspect="Content" ObjectID="_1840885467" r:id="rId395"/>
         </w:object>
       </w:r>
       <w:r>
@@ -5928,30 +5937,29 @@
       </w:r>
       <w:r>
         <w:object w:dxaOrig="660" w:dyaOrig="615" w14:anchorId="331B0FA4">
-          <v:shape id="_x0000_i2662" type="#_x0000_t75" style="width:32.8pt;height:30.65pt" o:ole="">
+          <v:shape id="_x0000_i2662" type="#_x0000_t75" style="width:32.85pt;height:30.7pt" o:ole="">
             <v:imagedata r:id="rId396" o:title=""/>
           </v:shape>
-          <o:OLEObject Type="Embed" ProgID="Equation.DSMT4" ShapeID="_x0000_i2662" DrawAspect="Content" ObjectID="_1840883658" r:id="rId397"/>
-        </w:object>
-      </w:r>
-      <w:r>
-        <w:t>.</w:t>
-      </w:r>
-    </w:p>
-    <w:p>
-      <w:pPr>
-        <w:shd w:val="clear" w:color="auto" w:fill="FFFFFF" w:themeFill="background1"/>
-      </w:pPr>
-      <w:r>
-        <w:lastRenderedPageBreak/>
+          <o:OLEObject Type="Embed" ProgID="Equation.DSMT4" ShapeID="_x0000_i2662" DrawAspect="Content" ObjectID="_1840885468" r:id="rId397"/>
+        </w:object>
+      </w:r>
+      <w:r>
+        <w:t>.</w:t>
+      </w:r>
+    </w:p>
+    <w:p>
+      <w:pPr>
+        <w:shd w:val="clear" w:color="auto" w:fill="FFFFFF" w:themeFill="background1"/>
+      </w:pPr>
+      <w:r>
         <w:t xml:space="preserve">Suy ra hàm số </w:t>
       </w:r>
       <w:r>
         <w:object w:dxaOrig="1485" w:dyaOrig="615" w14:anchorId="3033E48A">
-          <v:shape id="_x0000_i2663" type="#_x0000_t75" style="width:74.15pt;height:30.65pt" o:ole="">
+          <v:shape id="_x0000_i2663" type="#_x0000_t75" style="width:74.2pt;height:30.7pt" o:ole="">
             <v:imagedata r:id="rId398" o:title=""/>
           </v:shape>
-          <o:OLEObject Type="Embed" ProgID="Equation.DSMT4" ShapeID="_x0000_i2663" DrawAspect="Content" ObjectID="_1840883659" r:id="rId399"/>
+          <o:OLEObject Type="Embed" ProgID="Equation.DSMT4" ShapeID="_x0000_i2663" DrawAspect="Content" ObjectID="_1840885469" r:id="rId399"/>
         </w:object>
       </w:r>
       <w:r>
@@ -5959,10 +5967,10 @@
       </w:r>
       <w:r>
         <w:object w:dxaOrig="825" w:dyaOrig="915" w14:anchorId="51D3536E">
-          <v:shape id="_x0000_i2664" type="#_x0000_t75" style="width:41.35pt;height:45.65pt" o:ole="">
+          <v:shape id="_x0000_i2664" type="#_x0000_t75" style="width:41.3pt;height:45.7pt" o:ole="">
             <v:imagedata r:id="rId400" o:title=""/>
           </v:shape>
-          <o:OLEObject Type="Embed" ProgID="Equation.DSMT4" ShapeID="_x0000_i2664" DrawAspect="Content" ObjectID="_1840883660" r:id="rId401"/>
+          <o:OLEObject Type="Embed" ProgID="Equation.DSMT4" ShapeID="_x0000_i2664" DrawAspect="Content" ObjectID="_1840885470" r:id="rId401"/>
         </w:object>
       </w:r>
       <w:r>
@@ -5982,10 +5990,10 @@
       </w:r>
       <w:r>
         <w:object w:dxaOrig="2040" w:dyaOrig="420" w14:anchorId="24092D40">
-          <v:shape id="_x0000_i3738" type="#_x0000_t75" style="width:102.1pt;height:20.95pt" o:ole="">
+          <v:shape id="_x0000_i3738" type="#_x0000_t75" style="width:102.05pt;height:20.95pt" o:ole="">
             <v:imagedata r:id="rId402" o:title=""/>
           </v:shape>
-          <o:OLEObject Type="Embed" ProgID="Equation.DSMT4" ShapeID="_x0000_i3738" DrawAspect="Content" ObjectID="_1840883661" r:id="rId403"/>
+          <o:OLEObject Type="Embed" ProgID="Equation.DSMT4" ShapeID="_x0000_i3738" DrawAspect="Content" ObjectID="_1840885471" r:id="rId403"/>
         </w:object>
       </w:r>
       <w:r>
@@ -5996,7 +6004,7 @@
           <v:shape id="_x0000_i3739" type="#_x0000_t75" style="width:20.95pt;height:20.95pt" o:ole="">
             <v:imagedata r:id="rId404" o:title=""/>
           </v:shape>
-          <o:OLEObject Type="Embed" ProgID="Equation.DSMT4" ShapeID="_x0000_i3739" DrawAspect="Content" ObjectID="_1840883662" r:id="rId405"/>
+          <o:OLEObject Type="Embed" ProgID="Equation.DSMT4" ShapeID="_x0000_i3739" DrawAspect="Content" ObjectID="_1840885472" r:id="rId405"/>
         </w:object>
       </w:r>
       <w:r>
@@ -6015,10 +6023,10 @@
       </w:r>
       <w:r>
         <w:object w:dxaOrig="690" w:dyaOrig="435" w14:anchorId="6B3F87F7">
-          <v:shape id="_x0000_i3740" type="#_x0000_t75" style="width:34.4pt;height:21.5pt" o:ole="">
+          <v:shape id="_x0000_i3740" type="#_x0000_t75" style="width:34.45pt;height:21.6pt" o:ole="">
             <v:imagedata r:id="rId406" o:title=""/>
           </v:shape>
-          <o:OLEObject Type="Embed" ProgID="Equation.DSMT4" ShapeID="_x0000_i3740" DrawAspect="Content" ObjectID="_1840883663" r:id="rId407"/>
+          <o:OLEObject Type="Embed" ProgID="Equation.DSMT4" ShapeID="_x0000_i3740" DrawAspect="Content" ObjectID="_1840885473" r:id="rId407"/>
         </w:object>
       </w:r>
       <w:r>
@@ -6035,10 +6043,10 @@
       </w:r>
       <w:r>
         <w:object w:dxaOrig="870" w:dyaOrig="735" w14:anchorId="7F4FFF92">
-          <v:shape id="_x0000_i3741" type="#_x0000_t75" style="width:43.5pt;height:36.55pt" o:ole="">
+          <v:shape id="_x0000_i3741" type="#_x0000_t75" style="width:43.5pt;height:36.65pt" o:ole="">
             <v:imagedata r:id="rId408" o:title=""/>
           </v:shape>
-          <o:OLEObject Type="Embed" ProgID="Equation.DSMT4" ShapeID="_x0000_i3741" DrawAspect="Content" ObjectID="_1840883664" r:id="rId409"/>
+          <o:OLEObject Type="Embed" ProgID="Equation.DSMT4" ShapeID="_x0000_i3741" DrawAspect="Content" ObjectID="_1840885474" r:id="rId409"/>
         </w:object>
       </w:r>
       <w:r>
@@ -6055,10 +6063,10 @@
       </w:r>
       <w:r>
         <w:object w:dxaOrig="1035" w:dyaOrig="735" w14:anchorId="3B0C7329">
-          <v:shape id="_x0000_i3742" type="#_x0000_t75" style="width:51.6pt;height:36.55pt" o:ole="">
+          <v:shape id="_x0000_i3742" type="#_x0000_t75" style="width:51.65pt;height:36.65pt" o:ole="">
             <v:imagedata r:id="rId410" o:title=""/>
           </v:shape>
-          <o:OLEObject Type="Embed" ProgID="Equation.DSMT4" ShapeID="_x0000_i3742" DrawAspect="Content" ObjectID="_1840883665" r:id="rId411"/>
+          <o:OLEObject Type="Embed" ProgID="Equation.DSMT4" ShapeID="_x0000_i3742" DrawAspect="Content" ObjectID="_1840885475" r:id="rId411"/>
         </w:object>
       </w:r>
       <w:r>
@@ -6075,10 +6083,10 @@
       </w:r>
       <w:r>
         <w:object w:dxaOrig="1065" w:dyaOrig="735" w14:anchorId="67AAADC1">
-          <v:shape id="_x0000_i3743" type="#_x0000_t75" style="width:53.2pt;height:36.55pt" o:ole="">
+          <v:shape id="_x0000_i3743" type="#_x0000_t75" style="width:53.2pt;height:36.65pt" o:ole="">
             <v:imagedata r:id="rId412" o:title=""/>
           </v:shape>
-          <o:OLEObject Type="Embed" ProgID="Equation.DSMT4" ShapeID="_x0000_i3743" DrawAspect="Content" ObjectID="_1840883666" r:id="rId413"/>
+          <o:OLEObject Type="Embed" ProgID="Equation.DSMT4" ShapeID="_x0000_i3743" DrawAspect="Content" ObjectID="_1840885476" r:id="rId413"/>
         </w:object>
       </w:r>
       <w:r>
@@ -6122,10 +6130,10 @@
       </w:r>
       <w:r>
         <w:object w:dxaOrig="2040" w:dyaOrig="420" w14:anchorId="19D8B85B">
-          <v:shape id="_x0000_i3744" type="#_x0000_t75" style="width:102.1pt;height:20.95pt" o:ole="">
+          <v:shape id="_x0000_i3744" type="#_x0000_t75" style="width:102.05pt;height:20.95pt" o:ole="">
             <v:imagedata r:id="rId402" o:title=""/>
           </v:shape>
-          <o:OLEObject Type="Embed" ProgID="Equation.DSMT4" ShapeID="_x0000_i3744" DrawAspect="Content" ObjectID="_1840883667" r:id="rId414"/>
+          <o:OLEObject Type="Embed" ProgID="Equation.DSMT4" ShapeID="_x0000_i3744" DrawAspect="Content" ObjectID="_1840885477" r:id="rId414"/>
         </w:object>
       </w:r>
       <w:r>
@@ -6133,18 +6141,18 @@
       </w:r>
       <w:r>
         <w:object w:dxaOrig="1275" w:dyaOrig="660" w14:anchorId="2A253C79">
-          <v:shape id="_x0000_i3745" type="#_x0000_t75" style="width:63.95pt;height:32.8pt" o:ole="">
+          <v:shape id="_x0000_i3745" type="#_x0000_t75" style="width:63.85pt;height:32.85pt" o:ole="">
             <v:imagedata r:id="rId415" o:title=""/>
           </v:shape>
-          <o:OLEObject Type="Embed" ProgID="Equation.DSMT4" ShapeID="_x0000_i3745" DrawAspect="Content" ObjectID="_1840883668" r:id="rId416"/>
+          <o:OLEObject Type="Embed" ProgID="Equation.DSMT4" ShapeID="_x0000_i3745" DrawAspect="Content" ObjectID="_1840885478" r:id="rId416"/>
         </w:object>
       </w:r>
       <w:r>
         <w:object w:dxaOrig="2595" w:dyaOrig="780" w14:anchorId="718DB762">
-          <v:shape id="_x0000_i3746" type="#_x0000_t75" style="width:129.5pt;height:39.2pt" o:ole="">
+          <v:shape id="_x0000_i3746" type="#_x0000_t75" style="width:129.6pt;height:39.15pt" o:ole="">
             <v:imagedata r:id="rId417" o:title=""/>
           </v:shape>
-          <o:OLEObject Type="Embed" ProgID="Equation.DSMT4" ShapeID="_x0000_i3746" DrawAspect="Content" ObjectID="_1840883669" r:id="rId418"/>
+          <o:OLEObject Type="Embed" ProgID="Equation.DSMT4" ShapeID="_x0000_i3746" DrawAspect="Content" ObjectID="_1840885479" r:id="rId418"/>
         </w:object>
       </w:r>
       <w:r>
@@ -6160,10 +6168,10 @@
       </w:r>
       <w:r>
         <w:object w:dxaOrig="870" w:dyaOrig="735" w14:anchorId="64C12B1A">
-          <v:shape id="_x0000_i3747" type="#_x0000_t75" style="width:43.5pt;height:36.55pt" o:ole="">
+          <v:shape id="_x0000_i3747" type="#_x0000_t75" style="width:43.5pt;height:36.65pt" o:ole="">
             <v:imagedata r:id="rId408" o:title=""/>
           </v:shape>
-          <o:OLEObject Type="Embed" ProgID="Equation.DSMT4" ShapeID="_x0000_i3747" DrawAspect="Content" ObjectID="_1840883670" r:id="rId419"/>
+          <o:OLEObject Type="Embed" ProgID="Equation.DSMT4" ShapeID="_x0000_i3747" DrawAspect="Content" ObjectID="_1840885480" r:id="rId419"/>
         </w:object>
       </w:r>
       <w:r>
@@ -6189,10 +6197,10 @@
       </w:r>
       <w:r>
         <w:object w:dxaOrig="1545" w:dyaOrig="360" w14:anchorId="619F7210">
-          <v:shape id="_x0000_i3748" type="#_x0000_t75" style="width:77.35pt;height:18.25pt" o:ole="">
+          <v:shape id="_x0000_i3748" type="#_x0000_t75" style="width:77.3pt;height:18.15pt" o:ole="">
             <v:imagedata r:id="rId420" o:title=""/>
           </v:shape>
-          <o:OLEObject Type="Embed" ProgID="Equation.DSMT4" ShapeID="_x0000_i3748" DrawAspect="Content" ObjectID="_1840883671" r:id="rId421"/>
+          <o:OLEObject Type="Embed" ProgID="Equation.DSMT4" ShapeID="_x0000_i3748" DrawAspect="Content" ObjectID="_1840885481" r:id="rId421"/>
         </w:object>
       </w:r>
       <w:r>
@@ -6200,10 +6208,10 @@
       </w:r>
       <w:r>
         <w:object w:dxaOrig="720" w:dyaOrig="315" w14:anchorId="3CE7C60D">
-          <v:shape id="_x0000_i3749" type="#_x0000_t75" style="width:36pt;height:15.6pt" o:ole="">
+          <v:shape id="_x0000_i3749" type="#_x0000_t75" style="width:36pt;height:15.65pt" o:ole="">
             <v:imagedata r:id="rId422" o:title=""/>
           </v:shape>
-          <o:OLEObject Type="Embed" ProgID="Equation.DSMT4" ShapeID="_x0000_i3749" DrawAspect="Content" ObjectID="_1840883672" r:id="rId423"/>
+          <o:OLEObject Type="Embed" ProgID="Equation.DSMT4" ShapeID="_x0000_i3749" DrawAspect="Content" ObjectID="_1840885482" r:id="rId423"/>
         </w:object>
       </w:r>
       <w:r>
@@ -6222,10 +6230,10 @@
       </w:r>
       <w:r>
         <w:object w:dxaOrig="960" w:dyaOrig="615" w14:anchorId="22A5AC54">
-          <v:shape id="_x0000_i3750" type="#_x0000_t75" style="width:47.8pt;height:30.65pt" o:ole="">
+          <v:shape id="_x0000_i3750" type="#_x0000_t75" style="width:47.9pt;height:30.7pt" o:ole="">
             <v:imagedata r:id="rId424" o:title=""/>
           </v:shape>
-          <o:OLEObject Type="Embed" ProgID="Equation.DSMT4" ShapeID="_x0000_i3750" DrawAspect="Content" ObjectID="_1840883673" r:id="rId425"/>
+          <o:OLEObject Type="Embed" ProgID="Equation.DSMT4" ShapeID="_x0000_i3750" DrawAspect="Content" ObjectID="_1840885483" r:id="rId425"/>
         </w:object>
       </w:r>
       <w:r>
@@ -6239,10 +6247,10 @@
       </w:r>
       <w:r>
         <w:object w:dxaOrig="960" w:dyaOrig="615" w14:anchorId="48D0D08E">
-          <v:shape id="_x0000_i3751" type="#_x0000_t75" style="width:47.8pt;height:30.65pt" o:ole="">
+          <v:shape id="_x0000_i3751" type="#_x0000_t75" style="width:47.9pt;height:30.7pt" o:ole="">
             <v:imagedata r:id="rId426" o:title=""/>
           </v:shape>
-          <o:OLEObject Type="Embed" ProgID="Equation.DSMT4" ShapeID="_x0000_i3751" DrawAspect="Content" ObjectID="_1840883674" r:id="rId427"/>
+          <o:OLEObject Type="Embed" ProgID="Equation.DSMT4" ShapeID="_x0000_i3751" DrawAspect="Content" ObjectID="_1840885484" r:id="rId427"/>
         </w:object>
       </w:r>
       <w:r>
@@ -6256,10 +6264,10 @@
       </w:r>
       <w:r>
         <w:object w:dxaOrig="960" w:dyaOrig="615" w14:anchorId="0DDDC0B7">
-          <v:shape id="_x0000_i3752" type="#_x0000_t75" style="width:47.8pt;height:30.65pt" o:ole="">
+          <v:shape id="_x0000_i3752" type="#_x0000_t75" style="width:47.9pt;height:30.7pt" o:ole="">
             <v:imagedata r:id="rId428" o:title=""/>
           </v:shape>
-          <o:OLEObject Type="Embed" ProgID="Equation.DSMT4" ShapeID="_x0000_i3752" DrawAspect="Content" ObjectID="_1840883675" r:id="rId429"/>
+          <o:OLEObject Type="Embed" ProgID="Equation.DSMT4" ShapeID="_x0000_i3752" DrawAspect="Content" ObjectID="_1840885485" r:id="rId429"/>
         </w:object>
       </w:r>
       <w:r>
@@ -6316,10 +6324,10 @@
       </w:r>
       <w:r>
         <w:object w:dxaOrig="825" w:dyaOrig="405" w14:anchorId="0F36D9E4">
-          <v:shape id="_x0000_i3753" type="#_x0000_t75" style="width:41.35pt;height:20.4pt" o:ole="">
+          <v:shape id="_x0000_i3753" type="#_x0000_t75" style="width:41.3pt;height:20.35pt" o:ole="">
             <v:imagedata r:id="rId430" o:title=""/>
           </v:shape>
-          <o:OLEObject Type="Embed" ProgID="Equation.DSMT4" ShapeID="_x0000_i3753" DrawAspect="Content" ObjectID="_1840883676" r:id="rId431"/>
+          <o:OLEObject Type="Embed" ProgID="Equation.DSMT4" ShapeID="_x0000_i3753" DrawAspect="Content" ObjectID="_1840885486" r:id="rId431"/>
         </w:object>
       </w:r>
       <w:r>
@@ -6355,10 +6363,10 @@
           <w:b/>
         </w:rPr>
         <w:object w:dxaOrig="1425" w:dyaOrig="360" w14:anchorId="4651B627">
-          <v:shape id="_x0000_i3754" type="#_x0000_t75" style="width:71.45pt;height:18.25pt" o:ole="">
+          <v:shape id="_x0000_i3754" type="#_x0000_t75" style="width:71.35pt;height:18.15pt" o:ole="">
             <v:imagedata r:id="rId432" o:title=""/>
           </v:shape>
-          <o:OLEObject Type="Embed" ProgID="Equation.DSMT4" ShapeID="_x0000_i3754" DrawAspect="Content" ObjectID="_1840883677" r:id="rId433"/>
+          <o:OLEObject Type="Embed" ProgID="Equation.DSMT4" ShapeID="_x0000_i3754" DrawAspect="Content" ObjectID="_1840885487" r:id="rId433"/>
         </w:object>
       </w:r>
       <w:r>
@@ -6378,10 +6386,10 @@
           <w:b/>
         </w:rPr>
         <w:object w:dxaOrig="1500" w:dyaOrig="360" w14:anchorId="47C5C418">
-          <v:shape id="_x0000_i3755" type="#_x0000_t75" style="width:75.2pt;height:18.25pt" o:ole="">
+          <v:shape id="_x0000_i3755" type="#_x0000_t75" style="width:75.15pt;height:18.15pt" o:ole="">
             <v:imagedata r:id="rId434" o:title=""/>
           </v:shape>
-          <o:OLEObject Type="Embed" ProgID="Equation.DSMT4" ShapeID="_x0000_i3755" DrawAspect="Content" ObjectID="_1840883678" r:id="rId435"/>
+          <o:OLEObject Type="Embed" ProgID="Equation.DSMT4" ShapeID="_x0000_i3755" DrawAspect="Content" ObjectID="_1840885488" r:id="rId435"/>
         </w:object>
       </w:r>
       <w:r>
@@ -6401,10 +6409,10 @@
           <w:b/>
         </w:rPr>
         <w:object w:dxaOrig="1425" w:dyaOrig="360" w14:anchorId="0900A2F7">
-          <v:shape id="_x0000_i3756" type="#_x0000_t75" style="width:71.45pt;height:18.25pt" o:ole="">
+          <v:shape id="_x0000_i3756" type="#_x0000_t75" style="width:71.35pt;height:18.15pt" o:ole="">
             <v:imagedata r:id="rId436" o:title=""/>
           </v:shape>
-          <o:OLEObject Type="Embed" ProgID="Equation.DSMT4" ShapeID="_x0000_i3756" DrawAspect="Content" ObjectID="_1840883679" r:id="rId437"/>
+          <o:OLEObject Type="Embed" ProgID="Equation.DSMT4" ShapeID="_x0000_i3756" DrawAspect="Content" ObjectID="_1840885489" r:id="rId437"/>
         </w:object>
       </w:r>
       <w:r>
@@ -6424,10 +6432,10 @@
           <w:b/>
         </w:rPr>
         <w:object w:dxaOrig="1575" w:dyaOrig="360" w14:anchorId="787893D3">
-          <v:shape id="_x0000_i3757" type="#_x0000_t75" style="width:79pt;height:18.25pt" o:ole="">
+          <v:shape id="_x0000_i3757" type="#_x0000_t75" style="width:78.9pt;height:18.15pt" o:ole="">
             <v:imagedata r:id="rId438" o:title=""/>
           </v:shape>
-          <o:OLEObject Type="Embed" ProgID="Equation.DSMT4" ShapeID="_x0000_i3757" DrawAspect="Content" ObjectID="_1840883680" r:id="rId439"/>
+          <o:OLEObject Type="Embed" ProgID="Equation.DSMT4" ShapeID="_x0000_i3757" DrawAspect="Content" ObjectID="_1840885490" r:id="rId439"/>
         </w:object>
       </w:r>
       <w:r>
@@ -6474,10 +6482,10 @@
       </w:r>
       <w:r>
         <w:object w:dxaOrig="1425" w:dyaOrig="615" w14:anchorId="44CC0B66">
-          <v:shape id="_x0000_i3758" type="#_x0000_t75" style="width:71.45pt;height:30.65pt" o:ole="">
+          <v:shape id="_x0000_i3758" type="#_x0000_t75" style="width:71.35pt;height:30.7pt" o:ole="">
             <v:imagedata r:id="rId440" o:title=""/>
           </v:shape>
-          <o:OLEObject Type="Embed" ProgID="Equation.DSMT4" ShapeID="_x0000_i3758" DrawAspect="Content" ObjectID="_1840883681" r:id="rId441"/>
+          <o:OLEObject Type="Embed" ProgID="Equation.DSMT4" ShapeID="_x0000_i3758" DrawAspect="Content" ObjectID="_1840885491" r:id="rId441"/>
         </w:object>
       </w:r>
       <w:r>
@@ -6498,14 +6506,15 @@
         <w:shd w:val="clear" w:color="auto" w:fill="FFFFFF" w:themeFill="background1"/>
       </w:pPr>
       <w:r>
+        <w:lastRenderedPageBreak/>
         <w:t xml:space="preserve">Thay hoành độ </w:t>
       </w:r>
       <w:r>
         <w:object w:dxaOrig="780" w:dyaOrig="360" w14:anchorId="62DE2ABC">
-          <v:shape id="_x0000_i3759" type="#_x0000_t75" style="width:39.2pt;height:18.25pt" o:ole="">
+          <v:shape id="_x0000_i3759" type="#_x0000_t75" style="width:39.15pt;height:18.15pt" o:ole="">
             <v:imagedata r:id="rId442" o:title=""/>
           </v:shape>
-          <o:OLEObject Type="Embed" ProgID="Equation.DSMT4" ShapeID="_x0000_i3759" DrawAspect="Content" ObjectID="_1840883682" r:id="rId443"/>
+          <o:OLEObject Type="Embed" ProgID="Equation.DSMT4" ShapeID="_x0000_i3759" DrawAspect="Content" ObjectID="_1840885492" r:id="rId443"/>
         </w:object>
       </w:r>
       <w:r>
@@ -6513,10 +6522,10 @@
       </w:r>
       <w:r>
         <w:object w:dxaOrig="555" w:dyaOrig="360" w14:anchorId="001A509B">
-          <v:shape id="_x0000_i3760" type="#_x0000_t75" style="width:27.95pt;height:18.25pt" o:ole="">
+          <v:shape id="_x0000_i3760" type="#_x0000_t75" style="width:27.85pt;height:18.15pt" o:ole="">
             <v:imagedata r:id="rId444" o:title=""/>
           </v:shape>
-          <o:OLEObject Type="Embed" ProgID="Equation.DSMT4" ShapeID="_x0000_i3760" DrawAspect="Content" ObjectID="_1840883683" r:id="rId445"/>
+          <o:OLEObject Type="Embed" ProgID="Equation.DSMT4" ShapeID="_x0000_i3760" DrawAspect="Content" ObjectID="_1840885493" r:id="rId445"/>
         </w:object>
       </w:r>
       <w:r>
@@ -6532,15 +6541,14 @@
         <w:shd w:val="clear" w:color="auto" w:fill="FFFFFF" w:themeFill="background1"/>
       </w:pPr>
       <w:r>
-        <w:lastRenderedPageBreak/>
         <w:t xml:space="preserve">Xác định các hệ số </w:t>
       </w:r>
       <w:r>
         <w:object w:dxaOrig="195" w:dyaOrig="225" w14:anchorId="0C9309C7">
-          <v:shape id="_x0000_i3761" type="#_x0000_t75" style="width:9.65pt;height:11.3pt" o:ole="">
+          <v:shape id="_x0000_i3761" type="#_x0000_t75" style="width:9.7pt;height:11.25pt" o:ole="">
             <v:imagedata r:id="rId446" o:title=""/>
           </v:shape>
-          <o:OLEObject Type="Embed" ProgID="Equation.DSMT4" ShapeID="_x0000_i3761" DrawAspect="Content" ObjectID="_1840883684" r:id="rId447"/>
+          <o:OLEObject Type="Embed" ProgID="Equation.DSMT4" ShapeID="_x0000_i3761" DrawAspect="Content" ObjectID="_1840885494" r:id="rId447"/>
         </w:object>
       </w:r>
       <w:r>
@@ -6548,10 +6556,10 @@
       </w:r>
       <w:r>
         <w:object w:dxaOrig="195" w:dyaOrig="285" w14:anchorId="7FEAC4FF">
-          <v:shape id="_x0000_i3762" type="#_x0000_t75" style="width:9.65pt;height:14.5pt" o:ole="">
+          <v:shape id="_x0000_i3762" type="#_x0000_t75" style="width:9.7pt;height:14.4pt" o:ole="">
             <v:imagedata r:id="rId448" o:title=""/>
           </v:shape>
-          <o:OLEObject Type="Embed" ProgID="Equation.DSMT4" ShapeID="_x0000_i3762" DrawAspect="Content" ObjectID="_1840883685" r:id="rId449"/>
+          <o:OLEObject Type="Embed" ProgID="Equation.DSMT4" ShapeID="_x0000_i3762" DrawAspect="Content" ObjectID="_1840885495" r:id="rId449"/>
         </w:object>
       </w:r>
       <w:r>
@@ -6559,10 +6567,10 @@
       </w:r>
       <w:r>
         <w:object w:dxaOrig="2055" w:dyaOrig="405" w14:anchorId="6C947192">
-          <v:shape id="_x0000_i3763" type="#_x0000_t75" style="width:102.65pt;height:20.4pt" o:ole="">
+          <v:shape id="_x0000_i3763" type="#_x0000_t75" style="width:102.7pt;height:20.35pt" o:ole="">
             <v:imagedata r:id="rId450" o:title=""/>
           </v:shape>
-          <o:OLEObject Type="Embed" ProgID="Equation.DSMT4" ShapeID="_x0000_i3763" DrawAspect="Content" ObjectID="_1840883686" r:id="rId451"/>
+          <o:OLEObject Type="Embed" ProgID="Equation.DSMT4" ShapeID="_x0000_i3763" DrawAspect="Content" ObjectID="_1840885496" r:id="rId451"/>
         </w:object>
       </w:r>
       <w:r>
@@ -6570,10 +6578,10 @@
       </w:r>
       <w:r>
         <w:object w:dxaOrig="975" w:dyaOrig="405" w14:anchorId="15D5E434">
-          <v:shape id="_x0000_i3764" type="#_x0000_t75" style="width:48.9pt;height:20.4pt" o:ole="">
+          <v:shape id="_x0000_i3764" type="#_x0000_t75" style="width:48.85pt;height:20.35pt" o:ole="">
             <v:imagedata r:id="rId452" o:title=""/>
           </v:shape>
-          <o:OLEObject Type="Embed" ProgID="Equation.DSMT4" ShapeID="_x0000_i3764" DrawAspect="Content" ObjectID="_1840883687" r:id="rId453"/>
+          <o:OLEObject Type="Embed" ProgID="Equation.DSMT4" ShapeID="_x0000_i3764" DrawAspect="Content" ObjectID="_1840885497" r:id="rId453"/>
         </w:object>
       </w:r>
       <w:r>
@@ -6592,10 +6600,10 @@
       </w:r>
       <w:r>
         <w:object w:dxaOrig="885" w:dyaOrig="720" w14:anchorId="49A06399">
-          <v:shape id="_x0000_i3765" type="#_x0000_t75" style="width:44.05pt;height:36pt" o:ole="">
+          <v:shape id="_x0000_i3765" type="#_x0000_t75" style="width:44.15pt;height:36pt" o:ole="">
             <v:imagedata r:id="rId454" o:title=""/>
           </v:shape>
-          <o:OLEObject Type="Embed" ProgID="Equation.DSMT4" ShapeID="_x0000_i3765" DrawAspect="Content" ObjectID="_1840883688" r:id="rId455"/>
+          <o:OLEObject Type="Embed" ProgID="Equation.DSMT4" ShapeID="_x0000_i3765" DrawAspect="Content" ObjectID="_1840885498" r:id="rId455"/>
         </w:object>
       </w:r>
       <w:r>
@@ -6609,10 +6617,10 @@
       </w:r>
       <w:r>
         <w:object w:dxaOrig="735" w:dyaOrig="720" w14:anchorId="2919D414">
-          <v:shape id="_x0000_i3766" type="#_x0000_t75" style="width:36.55pt;height:36pt" o:ole="">
+          <v:shape id="_x0000_i3766" type="#_x0000_t75" style="width:36.65pt;height:36pt" o:ole="">
             <v:imagedata r:id="rId456" o:title=""/>
           </v:shape>
-          <o:OLEObject Type="Embed" ProgID="Equation.DSMT4" ShapeID="_x0000_i3766" DrawAspect="Content" ObjectID="_1840883689" r:id="rId457"/>
+          <o:OLEObject Type="Embed" ProgID="Equation.DSMT4" ShapeID="_x0000_i3766" DrawAspect="Content" ObjectID="_1840885499" r:id="rId457"/>
         </w:object>
       </w:r>
       <w:r>
@@ -6626,10 +6634,10 @@
       </w:r>
       <w:r>
         <w:object w:dxaOrig="765" w:dyaOrig="720" w14:anchorId="5EE9C188">
-          <v:shape id="_x0000_i3767" type="#_x0000_t75" style="width:38.15pt;height:36pt" o:ole="">
+          <v:shape id="_x0000_i3767" type="#_x0000_t75" style="width:38.2pt;height:36pt" o:ole="">
             <v:imagedata r:id="rId458" o:title=""/>
           </v:shape>
-          <o:OLEObject Type="Embed" ProgID="Equation.DSMT4" ShapeID="_x0000_i3767" DrawAspect="Content" ObjectID="_1840883690" r:id="rId459"/>
+          <o:OLEObject Type="Embed" ProgID="Equation.DSMT4" ShapeID="_x0000_i3767" DrawAspect="Content" ObjectID="_1840885500" r:id="rId459"/>
         </w:object>
       </w:r>
       <w:r>
@@ -6643,10 +6651,10 @@
       </w:r>
       <w:r>
         <w:object w:dxaOrig="855" w:dyaOrig="720" w14:anchorId="48B25612">
-          <v:shape id="_x0000_i3768" type="#_x0000_t75" style="width:43pt;height:36pt" o:ole="">
+          <v:shape id="_x0000_i3768" type="#_x0000_t75" style="width:42.9pt;height:36pt" o:ole="">
             <v:imagedata r:id="rId460" o:title=""/>
           </v:shape>
-          <o:OLEObject Type="Embed" ProgID="Equation.DSMT4" ShapeID="_x0000_i3768" DrawAspect="Content" ObjectID="_1840883691" r:id="rId461"/>
+          <o:OLEObject Type="Embed" ProgID="Equation.DSMT4" ShapeID="_x0000_i3768" DrawAspect="Content" ObjectID="_1840885501" r:id="rId461"/>
         </w:object>
       </w:r>
     </w:p>
@@ -6684,10 +6692,10 @@
       </w:r>
       <w:r>
         <w:object w:dxaOrig="2895" w:dyaOrig="615" w14:anchorId="7C9CDE4E">
-          <v:shape id="_x0000_i3769" type="#_x0000_t75" style="width:144.55pt;height:30.65pt" o:ole="">
+          <v:shape id="_x0000_i3769" type="#_x0000_t75" style="width:144.65pt;height:30.7pt" o:ole="">
             <v:imagedata r:id="rId462" o:title=""/>
           </v:shape>
-          <o:OLEObject Type="Embed" ProgID="Equation.DSMT4" ShapeID="_x0000_i3769" DrawAspect="Content" ObjectID="_1840883692" r:id="rId463"/>
+          <o:OLEObject Type="Embed" ProgID="Equation.DSMT4" ShapeID="_x0000_i3769" DrawAspect="Content" ObjectID="_1840885502" r:id="rId463"/>
         </w:object>
       </w:r>
     </w:p>
@@ -6700,10 +6708,10 @@
       </w:r>
       <w:r>
         <w:object w:dxaOrig="765" w:dyaOrig="405" w14:anchorId="29095A83">
-          <v:shape id="_x0000_i3770" type="#_x0000_t75" style="width:38.15pt;height:20.4pt" o:ole="">
+          <v:shape id="_x0000_i3770" type="#_x0000_t75" style="width:38.2pt;height:20.35pt" o:ole="">
             <v:imagedata r:id="rId464" o:title=""/>
           </v:shape>
-          <o:OLEObject Type="Embed" ProgID="Equation.DSMT4" ShapeID="_x0000_i3770" DrawAspect="Content" ObjectID="_1840883693" r:id="rId465"/>
+          <o:OLEObject Type="Embed" ProgID="Equation.DSMT4" ShapeID="_x0000_i3770" DrawAspect="Content" ObjectID="_1840885503" r:id="rId465"/>
         </w:object>
       </w:r>
       <w:r>
@@ -6711,10 +6719,10 @@
       </w:r>
       <w:r>
         <w:object w:dxaOrig="2205" w:dyaOrig="285" w14:anchorId="66E216F3">
-          <v:shape id="_x0000_i3771" type="#_x0000_t75" style="width:110.15pt;height:14.5pt" o:ole="">
+          <v:shape id="_x0000_i3771" type="#_x0000_t75" style="width:110.2pt;height:14.4pt" o:ole="">
             <v:imagedata r:id="rId466" o:title=""/>
           </v:shape>
-          <o:OLEObject Type="Embed" ProgID="Equation.DSMT4" ShapeID="_x0000_i3771" DrawAspect="Content" ObjectID="_1840883694" r:id="rId467"/>
+          <o:OLEObject Type="Embed" ProgID="Equation.DSMT4" ShapeID="_x0000_i3771" DrawAspect="Content" ObjectID="_1840885504" r:id="rId467"/>
         </w:object>
       </w:r>
     </w:p>
@@ -6740,10 +6748,10 @@
       </w:r>
       <w:r>
         <w:object w:dxaOrig="1530" w:dyaOrig="360" w14:anchorId="0A974D6F">
-          <v:shape id="_x0000_i3772" type="#_x0000_t75" style="width:76.3pt;height:18.25pt" o:ole="">
+          <v:shape id="_x0000_i3772" type="#_x0000_t75" style="width:76.4pt;height:18.15pt" o:ole="">
             <v:imagedata r:id="rId468" o:title=""/>
           </v:shape>
-          <o:OLEObject Type="Embed" ProgID="Equation.DSMT4" ShapeID="_x0000_i3772" DrawAspect="Content" ObjectID="_1840883695" r:id="rId469"/>
+          <o:OLEObject Type="Embed" ProgID="Equation.DSMT4" ShapeID="_x0000_i3772" DrawAspect="Content" ObjectID="_1840885505" r:id="rId469"/>
         </w:object>
       </w:r>
       <w:r>
@@ -6760,10 +6768,10 @@
       </w:r>
       <w:r>
         <w:object w:dxaOrig="885" w:dyaOrig="405" w14:anchorId="6982570A">
-          <v:shape id="_x0000_i3773" type="#_x0000_t75" style="width:44.05pt;height:20.4pt" o:ole="">
+          <v:shape id="_x0000_i3773" type="#_x0000_t75" style="width:44.15pt;height:20.35pt" o:ole="">
             <v:imagedata r:id="rId470" o:title=""/>
           </v:shape>
-          <o:OLEObject Type="Embed" ProgID="Equation.DSMT4" ShapeID="_x0000_i3773" DrawAspect="Content" ObjectID="_1840883696" r:id="rId471"/>
+          <o:OLEObject Type="Embed" ProgID="Equation.DSMT4" ShapeID="_x0000_i3773" DrawAspect="Content" ObjectID="_1840885506" r:id="rId471"/>
         </w:object>
       </w:r>
       <w:r>
@@ -6771,10 +6779,10 @@
       </w:r>
       <w:r>
         <w:object w:dxaOrig="675" w:dyaOrig="405" w14:anchorId="485211EB">
-          <v:shape id="_x0000_i3774" type="#_x0000_t75" style="width:33.85pt;height:20.4pt" o:ole="">
+          <v:shape id="_x0000_i3774" type="#_x0000_t75" style="width:33.8pt;height:20.35pt" o:ole="">
             <v:imagedata r:id="rId472" o:title=""/>
           </v:shape>
-          <o:OLEObject Type="Embed" ProgID="Equation.DSMT4" ShapeID="_x0000_i3774" DrawAspect="Content" ObjectID="_1840883697" r:id="rId473"/>
+          <o:OLEObject Type="Embed" ProgID="Equation.DSMT4" ShapeID="_x0000_i3774" DrawAspect="Content" ObjectID="_1840885507" r:id="rId473"/>
         </w:object>
       </w:r>
       <w:r>
@@ -6791,10 +6799,10 @@
           <w:lang w:val="vi-VN"/>
         </w:rPr>
         <w:object w:dxaOrig="855" w:dyaOrig="270" w14:anchorId="0F8644CF">
-          <v:shape id="_x0000_i3775" type="#_x0000_t75" style="width:43pt;height:13.45pt" o:ole="">
+          <v:shape id="_x0000_i3775" type="#_x0000_t75" style="width:42.9pt;height:13.45pt" o:ole="">
             <v:imagedata r:id="rId474" o:title=""/>
           </v:shape>
-          <o:OLEObject Type="Embed" ProgID="Equation.DSMT4" ShapeID="_x0000_i3775" DrawAspect="Content" ObjectID="_1840883698" r:id="rId475"/>
+          <o:OLEObject Type="Embed" ProgID="Equation.DSMT4" ShapeID="_x0000_i3775" DrawAspect="Content" ObjectID="_1840885508" r:id="rId475"/>
         </w:object>
       </w:r>
       <w:r>
@@ -6816,10 +6824,10 @@
       </w:r>
       <w:r>
         <w:object w:dxaOrig="180" w:dyaOrig="270" w14:anchorId="2D0A63E9">
-          <v:shape id="_x0000_i3776" type="#_x0000_t75" style="width:9.15pt;height:13.45pt" o:ole="">
+          <v:shape id="_x0000_i3776" type="#_x0000_t75" style="width:9.1pt;height:13.45pt" o:ole="">
             <v:imagedata r:id="rId476" o:title=""/>
           </v:shape>
-          <o:OLEObject Type="Embed" ProgID="Equation.DSMT4" ShapeID="_x0000_i3776" DrawAspect="Content" ObjectID="_1840883699" r:id="rId477"/>
+          <o:OLEObject Type="Embed" ProgID="Equation.DSMT4" ShapeID="_x0000_i3776" DrawAspect="Content" ObjectID="_1840885509" r:id="rId477"/>
         </w:object>
       </w:r>
       <w:r>
@@ -6834,10 +6842,10 @@
       </w:r>
       <w:r>
         <w:object w:dxaOrig="255" w:dyaOrig="630" w14:anchorId="02A7A9A8">
-          <v:shape id="_x0000_i3777" type="#_x0000_t75" style="width:12.9pt;height:31.7pt" o:ole="">
+          <v:shape id="_x0000_i3777" type="#_x0000_t75" style="width:12.85pt;height:31.6pt" o:ole="">
             <v:imagedata r:id="rId478" o:title=""/>
           </v:shape>
-          <o:OLEObject Type="Embed" ProgID="Equation.DSMT4" ShapeID="_x0000_i3777" DrawAspect="Content" ObjectID="_1840883700" r:id="rId479"/>
+          <o:OLEObject Type="Embed" ProgID="Equation.DSMT4" ShapeID="_x0000_i3777" DrawAspect="Content" ObjectID="_1840885510" r:id="rId479"/>
         </w:object>
       </w:r>
       <w:r>
@@ -6854,10 +6862,10 @@
       </w:r>
       <w:r>
         <w:object w:dxaOrig="195" w:dyaOrig="270" w14:anchorId="7524347F">
-          <v:shape id="_x0000_i3778" type="#_x0000_t75" style="width:9.65pt;height:13.45pt" o:ole="">
+          <v:shape id="_x0000_i3778" type="#_x0000_t75" style="width:9.7pt;height:13.45pt" o:ole="">
             <v:imagedata r:id="rId480" o:title=""/>
           </v:shape>
-          <o:OLEObject Type="Embed" ProgID="Equation.DSMT4" ShapeID="_x0000_i3778" DrawAspect="Content" ObjectID="_1840883701" r:id="rId481"/>
+          <o:OLEObject Type="Embed" ProgID="Equation.DSMT4" ShapeID="_x0000_i3778" DrawAspect="Content" ObjectID="_1840885511" r:id="rId481"/>
         </w:object>
       </w:r>
       <w:r>
@@ -6872,10 +6880,10 @@
       </w:r>
       <w:r>
         <w:object w:dxaOrig="240" w:dyaOrig="615" w14:anchorId="08FEDB43">
-          <v:shape id="_x0000_i3779" type="#_x0000_t75" style="width:11.8pt;height:30.65pt" o:ole="">
+          <v:shape id="_x0000_i3779" type="#_x0000_t75" style="width:11.9pt;height:30.7pt" o:ole="">
             <v:imagedata r:id="rId482" o:title=""/>
           </v:shape>
-          <o:OLEObject Type="Embed" ProgID="Equation.DSMT4" ShapeID="_x0000_i3779" DrawAspect="Content" ObjectID="_1840883702" r:id="rId483"/>
+          <o:OLEObject Type="Embed" ProgID="Equation.DSMT4" ShapeID="_x0000_i3779" DrawAspect="Content" ObjectID="_1840885512" r:id="rId483"/>
         </w:object>
       </w:r>
       <w:r>
@@ -6926,10 +6934,10 @@
       </w:r>
       <w:r>
         <w:object w:dxaOrig="1350" w:dyaOrig="1410" w14:anchorId="342E4BC5">
-          <v:shape id="_x0000_i3780" type="#_x0000_t75" style="width:67.7pt;height:70.4pt" o:ole="">
+          <v:shape id="_x0000_i3780" type="#_x0000_t75" style="width:67.6pt;height:70.45pt" o:ole="">
             <v:imagedata r:id="rId484" o:title=""/>
           </v:shape>
-          <o:OLEObject Type="Embed" ProgID="Equation.DSMT4" ShapeID="_x0000_i3780" DrawAspect="Content" ObjectID="_1840883703" r:id="rId485"/>
+          <o:OLEObject Type="Embed" ProgID="Equation.DSMT4" ShapeID="_x0000_i3780" DrawAspect="Content" ObjectID="_1840885513" r:id="rId485"/>
         </w:object>
       </w:r>
       <w:r>
@@ -6940,15 +6948,15 @@
           <v:shape id="_x0000_i3781" type="#_x0000_t75" style="width:28.5pt;height:13.45pt" o:ole="">
             <v:imagedata r:id="rId486" o:title=""/>
           </v:shape>
-          <o:OLEObject Type="Embed" ProgID="Equation.DSMT4" ShapeID="_x0000_i3781" DrawAspect="Content" ObjectID="_1840883704" r:id="rId487"/>
+          <o:OLEObject Type="Embed" ProgID="Equation.DSMT4" ShapeID="_x0000_i3781" DrawAspect="Content" ObjectID="_1840885514" r:id="rId487"/>
         </w:object>
       </w:r>
       <w:r>
         <w:object w:dxaOrig="2820" w:dyaOrig="1920" w14:anchorId="59FA5F80">
-          <v:shape id="_x0000_i3782" type="#_x0000_t75" style="width:140.8pt;height:96.2pt" o:ole="">
+          <v:shape id="_x0000_i3782" type="#_x0000_t75" style="width:140.85pt;height:96.1pt" o:ole="">
             <v:imagedata r:id="rId488" o:title=""/>
           </v:shape>
-          <o:OLEObject Type="Embed" ProgID="Equation.DSMT4" ShapeID="_x0000_i3782" DrawAspect="Content" ObjectID="_1840883705" r:id="rId489"/>
+          <o:OLEObject Type="Embed" ProgID="Equation.DSMT4" ShapeID="_x0000_i3782" DrawAspect="Content" ObjectID="_1840885515" r:id="rId489"/>
         </w:object>
       </w:r>
     </w:p>
@@ -6961,10 +6969,10 @@
       </w:r>
       <w:r>
         <w:object w:dxaOrig="1740" w:dyaOrig="615" w14:anchorId="752EA0EA">
-          <v:shape id="_x0000_i3783" type="#_x0000_t75" style="width:87.05pt;height:30.65pt" o:ole="">
+          <v:shape id="_x0000_i3783" type="#_x0000_t75" style="width:87.05pt;height:30.7pt" o:ole="">
             <v:imagedata r:id="rId490" o:title=""/>
           </v:shape>
-          <o:OLEObject Type="Embed" ProgID="Equation.DSMT4" ShapeID="_x0000_i3783" DrawAspect="Content" ObjectID="_1840883706" r:id="rId491"/>
+          <o:OLEObject Type="Embed" ProgID="Equation.DSMT4" ShapeID="_x0000_i3783" DrawAspect="Content" ObjectID="_1840885516" r:id="rId491"/>
         </w:object>
       </w:r>
     </w:p>
@@ -6981,10 +6989,10 @@
       </w:r>
       <w:r>
         <w:object w:dxaOrig="1545" w:dyaOrig="360" w14:anchorId="18E03509">
-          <v:shape id="_x0000_i3784" type="#_x0000_t75" style="width:77.35pt;height:18.25pt" o:ole="">
+          <v:shape id="_x0000_i3784" type="#_x0000_t75" style="width:77.3pt;height:18.15pt" o:ole="">
             <v:imagedata r:id="rId492" o:title=""/>
           </v:shape>
-          <o:OLEObject Type="Embed" ProgID="Equation.DSMT4" ShapeID="_x0000_i3784" DrawAspect="Content" ObjectID="_1840883707" r:id="rId493"/>
+          <o:OLEObject Type="Embed" ProgID="Equation.DSMT4" ShapeID="_x0000_i3784" DrawAspect="Content" ObjectID="_1840885517" r:id="rId493"/>
         </w:object>
       </w:r>
       <w:r>
@@ -6992,10 +7000,10 @@
       </w:r>
       <w:r>
         <w:object w:dxaOrig="1740" w:dyaOrig="405" w14:anchorId="6C5F4FD7">
-          <v:shape id="_x0000_i3785" type="#_x0000_t75" style="width:87.05pt;height:20.4pt" o:ole="">
+          <v:shape id="_x0000_i3785" type="#_x0000_t75" style="width:87.05pt;height:20.35pt" o:ole="">
             <v:imagedata r:id="rId494" o:title=""/>
           </v:shape>
-          <o:OLEObject Type="Embed" ProgID="Equation.DSMT4" ShapeID="_x0000_i3785" DrawAspect="Content" ObjectID="_1840883708" r:id="rId495"/>
+          <o:OLEObject Type="Embed" ProgID="Equation.DSMT4" ShapeID="_x0000_i3785" DrawAspect="Content" ObjectID="_1840885518" r:id="rId495"/>
         </w:object>
       </w:r>
       <w:r>
@@ -7003,10 +7011,10 @@
       </w:r>
       <w:r>
         <w:object w:dxaOrig="735" w:dyaOrig="405" w14:anchorId="1F86E671">
-          <v:shape id="_x0000_i3786" type="#_x0000_t75" style="width:36.55pt;height:20.4pt" o:ole="">
+          <v:shape id="_x0000_i3786" type="#_x0000_t75" style="width:36.65pt;height:20.35pt" o:ole="">
             <v:imagedata r:id="rId496" o:title=""/>
           </v:shape>
-          <o:OLEObject Type="Embed" ProgID="Equation.DSMT4" ShapeID="_x0000_i3786" DrawAspect="Content" ObjectID="_1840883709" r:id="rId497"/>
+          <o:OLEObject Type="Embed" ProgID="Equation.DSMT4" ShapeID="_x0000_i3786" DrawAspect="Content" ObjectID="_1840885519" r:id="rId497"/>
         </w:object>
       </w:r>
       <w:r>
@@ -7014,10 +7022,10 @@
       </w:r>
       <w:r>
         <w:object w:dxaOrig="840" w:dyaOrig="405" w14:anchorId="15432FEE">
-          <v:shape id="_x0000_i3787" type="#_x0000_t75" style="width:41.9pt;height:20.4pt" o:ole="">
+          <v:shape id="_x0000_i3787" type="#_x0000_t75" style="width:41.95pt;height:20.35pt" o:ole="">
             <v:imagedata r:id="rId498" o:title=""/>
           </v:shape>
-          <o:OLEObject Type="Embed" ProgID="Equation.DSMT4" ShapeID="_x0000_i3787" DrawAspect="Content" ObjectID="_1840883710" r:id="rId499"/>
+          <o:OLEObject Type="Embed" ProgID="Equation.DSMT4" ShapeID="_x0000_i3787" DrawAspect="Content" ObjectID="_1840885520" r:id="rId499"/>
         </w:object>
       </w:r>
       <w:r>
@@ -7025,32 +7033,33 @@
       </w:r>
       <w:r>
         <w:object w:dxaOrig="1560" w:dyaOrig="315" w14:anchorId="4D927DC0">
-          <v:shape id="_x0000_i3788" type="#_x0000_t75" style="width:77.9pt;height:15.6pt" o:ole="">
+          <v:shape id="_x0000_i3788" type="#_x0000_t75" style="width:77.95pt;height:15.65pt" o:ole="">
             <v:imagedata r:id="rId500" o:title=""/>
           </v:shape>
-          <o:OLEObject Type="Embed" ProgID="Equation.DSMT4" ShapeID="_x0000_i3788" DrawAspect="Content" ObjectID="_1840883711" r:id="rId501"/>
-        </w:object>
-      </w:r>
-      <w:r>
-        <w:t>.</w:t>
-      </w:r>
-    </w:p>
-    <w:p>
-      <w:pPr>
-        <w:shd w:val="clear" w:color="auto" w:fill="FFFFFF" w:themeFill="background1"/>
-      </w:pPr>
-      <w:r>
-        <w:rPr>
-          <w:b/>
-        </w:rPr>
+          <o:OLEObject Type="Embed" ProgID="Equation.DSMT4" ShapeID="_x0000_i3788" DrawAspect="Content" ObjectID="_1840885521" r:id="rId501"/>
+        </w:object>
+      </w:r>
+      <w:r>
+        <w:t>.</w:t>
+      </w:r>
+    </w:p>
+    <w:p>
+      <w:pPr>
+        <w:shd w:val="clear" w:color="auto" w:fill="FFFFFF" w:themeFill="background1"/>
+      </w:pPr>
+      <w:r>
+        <w:rPr>
+          <w:b/>
+        </w:rPr>
+        <w:lastRenderedPageBreak/>
         <w:t xml:space="preserve">A. </w:t>
       </w:r>
       <w:r>
         <w:object w:dxaOrig="705" w:dyaOrig="270" w14:anchorId="07EF02C0">
-          <v:shape id="_x0000_i3789" type="#_x0000_t75" style="width:35.45pt;height:13.45pt" o:ole="">
+          <v:shape id="_x0000_i3789" type="#_x0000_t75" style="width:35.35pt;height:13.45pt" o:ole="">
             <v:imagedata r:id="rId502" o:title=""/>
           </v:shape>
-          <o:OLEObject Type="Embed" ProgID="Equation.DSMT4" ShapeID="_x0000_i3789" DrawAspect="Content" ObjectID="_1840883712" r:id="rId503"/>
+          <o:OLEObject Type="Embed" ProgID="Equation.DSMT4" ShapeID="_x0000_i3789" DrawAspect="Content" ObjectID="_1840885522" r:id="rId503"/>
         </w:object>
       </w:r>
       <w:r>
@@ -7065,10 +7074,10 @@
       </w:r>
       <w:r>
         <w:object w:dxaOrig="585" w:dyaOrig="285" w14:anchorId="7749249D">
-          <v:shape id="_x0000_i3790" type="#_x0000_t75" style="width:29pt;height:14.5pt" o:ole="">
+          <v:shape id="_x0000_i3790" type="#_x0000_t75" style="width:29.1pt;height:14.4pt" o:ole="">
             <v:imagedata r:id="rId504" o:title=""/>
           </v:shape>
-          <o:OLEObject Type="Embed" ProgID="Equation.DSMT4" ShapeID="_x0000_i3790" DrawAspect="Content" ObjectID="_1840883713" r:id="rId505"/>
+          <o:OLEObject Type="Embed" ProgID="Equation.DSMT4" ShapeID="_x0000_i3790" DrawAspect="Content" ObjectID="_1840885523" r:id="rId505"/>
         </w:object>
       </w:r>
       <w:r>
@@ -7083,10 +7092,10 @@
       </w:r>
       <w:r>
         <w:object w:dxaOrig="585" w:dyaOrig="285" w14:anchorId="4C0E82F6">
-          <v:shape id="_x0000_i3791" type="#_x0000_t75" style="width:29pt;height:14.5pt" o:ole="">
+          <v:shape id="_x0000_i3791" type="#_x0000_t75" style="width:29.1pt;height:14.4pt" o:ole="">
             <v:imagedata r:id="rId506" o:title=""/>
           </v:shape>
-          <o:OLEObject Type="Embed" ProgID="Equation.DSMT4" ShapeID="_x0000_i3791" DrawAspect="Content" ObjectID="_1840883714" r:id="rId507"/>
+          <o:OLEObject Type="Embed" ProgID="Equation.DSMT4" ShapeID="_x0000_i3791" DrawAspect="Content" ObjectID="_1840885524" r:id="rId507"/>
         </w:object>
       </w:r>
       <w:r>
@@ -7101,10 +7110,10 @@
       </w:r>
       <w:r>
         <w:object w:dxaOrig="540" w:dyaOrig="270" w14:anchorId="63C2EECF">
-          <v:shape id="_x0000_i3792" type="#_x0000_t75" style="width:26.85pt;height:13.45pt" o:ole="">
+          <v:shape id="_x0000_i3792" type="#_x0000_t75" style="width:26.9pt;height:13.45pt" o:ole="">
             <v:imagedata r:id="rId508" o:title=""/>
           </v:shape>
-          <o:OLEObject Type="Embed" ProgID="Equation.DSMT4" ShapeID="_x0000_i3792" DrawAspect="Content" ObjectID="_1840883715" r:id="rId509"/>
+          <o:OLEObject Type="Embed" ProgID="Equation.DSMT4" ShapeID="_x0000_i3792" DrawAspect="Content" ObjectID="_1840885525" r:id="rId509"/>
         </w:object>
       </w:r>
       <w:r>
@@ -7146,15 +7155,14 @@
         <w:shd w:val="clear" w:color="auto" w:fill="FFFFFF" w:themeFill="background1"/>
       </w:pPr>
       <w:r>
-        <w:lastRenderedPageBreak/>
         <w:t xml:space="preserve">Đồ thị hàm số </w:t>
       </w:r>
       <w:r>
         <w:object w:dxaOrig="1545" w:dyaOrig="360" w14:anchorId="48505410">
-          <v:shape id="_x0000_i3793" type="#_x0000_t75" style="width:77.35pt;height:18.25pt" o:ole="">
+          <v:shape id="_x0000_i3793" type="#_x0000_t75" style="width:77.3pt;height:18.15pt" o:ole="">
             <v:imagedata r:id="rId510" o:title=""/>
           </v:shape>
-          <o:OLEObject Type="Embed" ProgID="Equation.DSMT4" ShapeID="_x0000_i3793" DrawAspect="Content" ObjectID="_1840883716" r:id="rId511"/>
+          <o:OLEObject Type="Embed" ProgID="Equation.DSMT4" ShapeID="_x0000_i3793" DrawAspect="Content" ObjectID="_1840885526" r:id="rId511"/>
         </w:object>
       </w:r>
       <w:r>
@@ -7162,10 +7170,10 @@
       </w:r>
       <w:r>
         <w:object w:dxaOrig="735" w:dyaOrig="405" w14:anchorId="4CB5D3FC">
-          <v:shape id="_x0000_i3794" type="#_x0000_t75" style="width:36.55pt;height:20.4pt" o:ole="">
+          <v:shape id="_x0000_i3794" type="#_x0000_t75" style="width:36.65pt;height:20.35pt" o:ole="">
             <v:imagedata r:id="rId512" o:title=""/>
           </v:shape>
-          <o:OLEObject Type="Embed" ProgID="Equation.DSMT4" ShapeID="_x0000_i3794" DrawAspect="Content" ObjectID="_1840883717" r:id="rId513"/>
+          <o:OLEObject Type="Embed" ProgID="Equation.DSMT4" ShapeID="_x0000_i3794" DrawAspect="Content" ObjectID="_1840885527" r:id="rId513"/>
         </w:object>
       </w:r>
       <w:r>
@@ -7173,10 +7181,10 @@
       </w:r>
       <w:r>
         <w:object w:dxaOrig="840" w:dyaOrig="405" w14:anchorId="76925325">
-          <v:shape id="_x0000_i3795" type="#_x0000_t75" style="width:41.9pt;height:20.4pt" o:ole="">
+          <v:shape id="_x0000_i3795" type="#_x0000_t75" style="width:41.95pt;height:20.35pt" o:ole="">
             <v:imagedata r:id="rId514" o:title=""/>
           </v:shape>
-          <o:OLEObject Type="Embed" ProgID="Equation.DSMT4" ShapeID="_x0000_i3795" DrawAspect="Content" ObjectID="_1840883718" r:id="rId515"/>
+          <o:OLEObject Type="Embed" ProgID="Equation.DSMT4" ShapeID="_x0000_i3795" DrawAspect="Content" ObjectID="_1840885528" r:id="rId515"/>
         </w:object>
       </w:r>
       <w:r>
@@ -7189,10 +7197,10 @@
       </w:pPr>
       <w:r>
         <w:object w:dxaOrig="6015" w:dyaOrig="1395" w14:anchorId="668CA228">
-          <v:shape id="_x0000_i3796" type="#_x0000_t75" style="width:300.9pt;height:69.85pt" o:ole="">
+          <v:shape id="_x0000_i3796" type="#_x0000_t75" style="width:300.85pt;height:69.8pt" o:ole="">
             <v:imagedata r:id="rId516" o:title=""/>
           </v:shape>
-          <o:OLEObject Type="Embed" ProgID="Equation.DSMT4" ShapeID="_x0000_i3796" DrawAspect="Content" ObjectID="_1840883719" r:id="rId517"/>
+          <o:OLEObject Type="Embed" ProgID="Equation.DSMT4" ShapeID="_x0000_i3796" DrawAspect="Content" ObjectID="_1840885529" r:id="rId517"/>
         </w:object>
       </w:r>
       <w:r>
@@ -7208,10 +7216,10 @@
       </w:r>
       <w:r>
         <w:object w:dxaOrig="2025" w:dyaOrig="315" w14:anchorId="3C35D224">
-          <v:shape id="_x0000_i3797" type="#_x0000_t75" style="width:101pt;height:15.6pt" o:ole="">
+          <v:shape id="_x0000_i3797" type="#_x0000_t75" style="width:101.1pt;height:15.65pt" o:ole="">
             <v:imagedata r:id="rId518" o:title=""/>
           </v:shape>
-          <o:OLEObject Type="Embed" ProgID="Equation.DSMT4" ShapeID="_x0000_i3797" DrawAspect="Content" ObjectID="_1840883720" r:id="rId519"/>
+          <o:OLEObject Type="Embed" ProgID="Equation.DSMT4" ShapeID="_x0000_i3797" DrawAspect="Content" ObjectID="_1840885530" r:id="rId519"/>
         </w:object>
       </w:r>
       <w:r>
@@ -7239,10 +7247,10 @@
       </w:r>
       <w:r>
         <w:object w:dxaOrig="2280" w:dyaOrig="360" w14:anchorId="77CB8159">
-          <v:shape id="_x0000_i3798" type="#_x0000_t75" style="width:113.9pt;height:18.25pt" o:ole="">
+          <v:shape id="_x0000_i3798" type="#_x0000_t75" style="width:113.95pt;height:18.15pt" o:ole="">
             <v:imagedata r:id="rId520" o:title=""/>
           </v:shape>
-          <o:OLEObject Type="Embed" ProgID="Equation.DSMT4" ShapeID="_x0000_i3798" DrawAspect="Content" ObjectID="_1840883721" r:id="rId521"/>
+          <o:OLEObject Type="Embed" ProgID="Equation.DSMT4" ShapeID="_x0000_i3798" DrawAspect="Content" ObjectID="_1840885531" r:id="rId521"/>
         </w:object>
       </w:r>
       <w:r>
@@ -7253,10 +7261,10 @@
       </w:r>
       <w:r>
         <w:object w:dxaOrig="600" w:dyaOrig="315" w14:anchorId="552E1E1B">
-          <v:shape id="_x0000_i3799" type="#_x0000_t75" style="width:30.1pt;height:15.6pt" o:ole="">
+          <v:shape id="_x0000_i3799" type="#_x0000_t75" style="width:30.05pt;height:15.65pt" o:ole="">
             <v:imagedata r:id="rId522" o:title=""/>
           </v:shape>
-          <o:OLEObject Type="Embed" ProgID="Equation.DSMT4" ShapeID="_x0000_i3799" DrawAspect="Content" ObjectID="_1840883722" r:id="rId523"/>
+          <o:OLEObject Type="Embed" ProgID="Equation.DSMT4" ShapeID="_x0000_i3799" DrawAspect="Content" ObjectID="_1840885532" r:id="rId523"/>
         </w:object>
       </w:r>
       <w:r>
@@ -7267,10 +7275,10 @@
       </w:r>
       <w:r>
         <w:object w:dxaOrig="735" w:dyaOrig="315" w14:anchorId="6545C580">
-          <v:shape id="_x0000_i3800" type="#_x0000_t75" style="width:36.55pt;height:15.6pt" o:ole="">
+          <v:shape id="_x0000_i3800" type="#_x0000_t75" style="width:36.65pt;height:15.65pt" o:ole="">
             <v:imagedata r:id="rId524" o:title=""/>
           </v:shape>
-          <o:OLEObject Type="Embed" ProgID="Equation.DSMT4" ShapeID="_x0000_i3800" DrawAspect="Content" ObjectID="_1840883723" r:id="rId525"/>
+          <o:OLEObject Type="Embed" ProgID="Equation.DSMT4" ShapeID="_x0000_i3800" DrawAspect="Content" ObjectID="_1840885533" r:id="rId525"/>
         </w:object>
       </w:r>
       <w:r>
@@ -7281,10 +7289,10 @@
       </w:r>
       <w:r>
         <w:object w:dxaOrig="1530" w:dyaOrig="315" w14:anchorId="40B6BB95">
-          <v:shape id="_x0000_i3801" type="#_x0000_t75" style="width:76.3pt;height:15.6pt" o:ole="">
+          <v:shape id="_x0000_i3801" type="#_x0000_t75" style="width:76.4pt;height:15.65pt" o:ole="">
             <v:imagedata r:id="rId526" o:title=""/>
           </v:shape>
-          <o:OLEObject Type="Embed" ProgID="Equation.DSMT4" ShapeID="_x0000_i3801" DrawAspect="Content" ObjectID="_1840883724" r:id="rId527"/>
+          <o:OLEObject Type="Embed" ProgID="Equation.DSMT4" ShapeID="_x0000_i3801" DrawAspect="Content" ObjectID="_1840885534" r:id="rId527"/>
         </w:object>
       </w:r>
     </w:p>
@@ -7304,10 +7312,10 @@
       </w:r>
       <w:r>
         <w:object w:dxaOrig="165" w:dyaOrig="285" w14:anchorId="3D47152D">
-          <v:shape id="_x0000_i3802" type="#_x0000_t75" style="width:8.05pt;height:14.5pt" o:ole="">
+          <v:shape id="_x0000_i3802" type="#_x0000_t75" style="width:8.15pt;height:14.4pt" o:ole="">
             <v:imagedata r:id="rId528" o:title=""/>
           </v:shape>
-          <o:OLEObject Type="Embed" ProgID="Equation.DSMT4" ShapeID="_x0000_i3802" DrawAspect="Content" ObjectID="_1840883725" r:id="rId529"/>
+          <o:OLEObject Type="Embed" ProgID="Equation.DSMT4" ShapeID="_x0000_i3802" DrawAspect="Content" ObjectID="_1840885535" r:id="rId529"/>
         </w:object>
       </w:r>
       <w:r>
@@ -7326,10 +7334,10 @@
       </w:r>
       <w:r>
         <w:object w:dxaOrig="165" w:dyaOrig="255" w14:anchorId="6B043537">
-          <v:shape id="_x0000_i3803" type="#_x0000_t75" style="width:8.05pt;height:12.9pt" o:ole="">
+          <v:shape id="_x0000_i3803" type="#_x0000_t75" style="width:8.15pt;height:12.85pt" o:ole="">
             <v:imagedata r:id="rId530" o:title=""/>
           </v:shape>
-          <o:OLEObject Type="Embed" ProgID="Equation.DSMT4" ShapeID="_x0000_i3803" DrawAspect="Content" ObjectID="_1840883726" r:id="rId531"/>
+          <o:OLEObject Type="Embed" ProgID="Equation.DSMT4" ShapeID="_x0000_i3803" DrawAspect="Content" ObjectID="_1840885536" r:id="rId531"/>
         </w:object>
       </w:r>
       <w:r>
@@ -7353,10 +7361,10 @@
       </w:r>
       <w:r>
         <w:object w:dxaOrig="315" w:dyaOrig="285" w14:anchorId="1B7A5EF7">
-          <v:shape id="_x0000_i3804" type="#_x0000_t75" style="width:15.6pt;height:14.5pt" o:ole="">
+          <v:shape id="_x0000_i3804" type="#_x0000_t75" style="width:15.65pt;height:14.4pt" o:ole="">
             <v:imagedata r:id="rId532" o:title=""/>
           </v:shape>
-          <o:OLEObject Type="Embed" ProgID="Equation.DSMT4" ShapeID="_x0000_i3804" DrawAspect="Content" ObjectID="_1840883727" r:id="rId533"/>
+          <o:OLEObject Type="Embed" ProgID="Equation.DSMT4" ShapeID="_x0000_i3804" DrawAspect="Content" ObjectID="_1840885537" r:id="rId533"/>
         </w:object>
       </w:r>
       <w:r>
@@ -7375,10 +7383,10 @@
       </w:r>
       <w:r>
         <w:object w:dxaOrig="150" w:dyaOrig="255" w14:anchorId="4099F76E">
-          <v:shape id="_x0000_i3805" type="#_x0000_t75" style="width:7.5pt;height:12.9pt" o:ole="">
+          <v:shape id="_x0000_i3805" type="#_x0000_t75" style="width:7.5pt;height:12.85pt" o:ole="">
             <v:imagedata r:id="rId534" o:title=""/>
           </v:shape>
-          <o:OLEObject Type="Embed" ProgID="Equation.DSMT4" ShapeID="_x0000_i3805" DrawAspect="Content" ObjectID="_1840883728" r:id="rId535"/>
+          <o:OLEObject Type="Embed" ProgID="Equation.DSMT4" ShapeID="_x0000_i3805" DrawAspect="Content" ObjectID="_1840885538" r:id="rId535"/>
         </w:object>
       </w:r>
       <w:r>
@@ -7434,10 +7442,10 @@
       </w:r>
       <w:r>
         <w:object w:dxaOrig="2280" w:dyaOrig="360" w14:anchorId="6DB61EA9">
-          <v:shape id="_x0000_i3806" type="#_x0000_t75" style="width:113.9pt;height:18.25pt" o:ole="">
+          <v:shape id="_x0000_i3806" type="#_x0000_t75" style="width:113.95pt;height:18.15pt" o:ole="">
             <v:imagedata r:id="rId520" o:title=""/>
           </v:shape>
-          <o:OLEObject Type="Embed" ProgID="Equation.DSMT4" ShapeID="_x0000_i3806" DrawAspect="Content" ObjectID="_1840883729" r:id="rId536"/>
+          <o:OLEObject Type="Embed" ProgID="Equation.DSMT4" ShapeID="_x0000_i3806" DrawAspect="Content" ObjectID="_1840885539" r:id="rId536"/>
         </w:object>
       </w:r>
       <w:r>
@@ -7448,10 +7456,10 @@
       </w:r>
       <w:r>
         <w:object w:dxaOrig="600" w:dyaOrig="315" w14:anchorId="7EC32237">
-          <v:shape id="_x0000_i3807" type="#_x0000_t75" style="width:30.1pt;height:15.6pt" o:ole="">
+          <v:shape id="_x0000_i3807" type="#_x0000_t75" style="width:30.05pt;height:15.65pt" o:ole="">
             <v:imagedata r:id="rId522" o:title=""/>
           </v:shape>
-          <o:OLEObject Type="Embed" ProgID="Equation.DSMT4" ShapeID="_x0000_i3807" DrawAspect="Content" ObjectID="_1840883730" r:id="rId537"/>
+          <o:OLEObject Type="Embed" ProgID="Equation.DSMT4" ShapeID="_x0000_i3807" DrawAspect="Content" ObjectID="_1840885540" r:id="rId537"/>
         </w:object>
       </w:r>
       <w:r>
@@ -7462,10 +7470,10 @@
       </w:r>
       <w:r>
         <w:object w:dxaOrig="735" w:dyaOrig="315" w14:anchorId="1F049CAE">
-          <v:shape id="_x0000_i3808" type="#_x0000_t75" style="width:36.55pt;height:15.6pt" o:ole="">
+          <v:shape id="_x0000_i3808" type="#_x0000_t75" style="width:36.65pt;height:15.65pt" o:ole="">
             <v:imagedata r:id="rId524" o:title=""/>
           </v:shape>
-          <o:OLEObject Type="Embed" ProgID="Equation.DSMT4" ShapeID="_x0000_i3808" DrawAspect="Content" ObjectID="_1840883731" r:id="rId538"/>
+          <o:OLEObject Type="Embed" ProgID="Equation.DSMT4" ShapeID="_x0000_i3808" DrawAspect="Content" ObjectID="_1840885541" r:id="rId538"/>
         </w:object>
       </w:r>
       <w:r>
@@ -7492,10 +7500,10 @@
       </w:pPr>
       <w:r>
         <w:object w:dxaOrig="165" w:dyaOrig="285" w14:anchorId="0EFB8D11">
-          <v:shape id="_x0000_i3809" type="#_x0000_t75" style="width:8.05pt;height:14.5pt" o:ole="">
+          <v:shape id="_x0000_i3809" type="#_x0000_t75" style="width:8.15pt;height:14.4pt" o:ole="">
             <v:imagedata r:id="rId539" o:title=""/>
           </v:shape>
-          <o:OLEObject Type="Embed" ProgID="Equation.DSMT4" ShapeID="_x0000_i3809" DrawAspect="Content" ObjectID="_1840883732" r:id="rId540"/>
+          <o:OLEObject Type="Embed" ProgID="Equation.DSMT4" ShapeID="_x0000_i3809" DrawAspect="Content" ObjectID="_1840885542" r:id="rId540"/>
         </w:object>
       </w:r>
       <w:r>
@@ -7506,10 +7514,10 @@
       </w:r>
       <w:r>
         <w:object w:dxaOrig="4485" w:dyaOrig="1680" w14:anchorId="635F6E16">
-          <v:shape id="_x0000_i3810" type="#_x0000_t75" style="width:224.05pt;height:83.8pt" o:ole="">
+          <v:shape id="_x0000_i3810" type="#_x0000_t75" style="width:224.15pt;height:83.9pt" o:ole="">
             <v:imagedata r:id="rId541" o:title=""/>
           </v:shape>
-          <o:OLEObject Type="Embed" ProgID="Equation.DSMT4" ShapeID="_x0000_i3810" DrawAspect="Content" ObjectID="_1840883733" r:id="rId542"/>
+          <o:OLEObject Type="Embed" ProgID="Equation.DSMT4" ShapeID="_x0000_i3810" DrawAspect="Content" ObjectID="_1840885543" r:id="rId542"/>
         </w:object>
       </w:r>
     </w:p>
@@ -7528,10 +7536,10 @@
       </w:r>
       <w:r>
         <w:object w:dxaOrig="1530" w:dyaOrig="315" w14:anchorId="5F0F2293">
-          <v:shape id="_x0000_i3811" type="#_x0000_t75" style="width:76.3pt;height:15.6pt" o:ole="">
+          <v:shape id="_x0000_i3811" type="#_x0000_t75" style="width:76.4pt;height:15.65pt" o:ole="">
             <v:imagedata r:id="rId526" o:title=""/>
           </v:shape>
-          <o:OLEObject Type="Embed" ProgID="Equation.DSMT4" ShapeID="_x0000_i3811" DrawAspect="Content" ObjectID="_1840883734" r:id="rId543"/>
+          <o:OLEObject Type="Embed" ProgID="Equation.DSMT4" ShapeID="_x0000_i3811" DrawAspect="Content" ObjectID="_1840885544" r:id="rId543"/>
         </w:object>
       </w:r>
       <w:r>
@@ -7554,10 +7562,10 @@
       </w:r>
       <w:r>
         <w:object w:dxaOrig="1965" w:dyaOrig="405" w14:anchorId="62AE4069">
-          <v:shape id="_x0000_i3812" type="#_x0000_t75" style="width:98.35pt;height:20.4pt" o:ole="">
+          <v:shape id="_x0000_i3812" type="#_x0000_t75" style="width:98.3pt;height:20.35pt" o:ole="">
             <v:imagedata r:id="rId544" o:title=""/>
           </v:shape>
-          <o:OLEObject Type="Embed" ProgID="Equation.DSMT4" ShapeID="_x0000_i3812" DrawAspect="Content" ObjectID="_1840883735" r:id="rId545"/>
+          <o:OLEObject Type="Embed" ProgID="Equation.DSMT4" ShapeID="_x0000_i3812" DrawAspect="Content" ObjectID="_1840885545" r:id="rId545"/>
         </w:object>
       </w:r>
       <w:r>
@@ -7565,10 +7573,10 @@
       </w:r>
       <w:r>
         <w:object w:dxaOrig="465" w:dyaOrig="255" w14:anchorId="51E9E245">
-          <v:shape id="_x0000_i3813" type="#_x0000_t75" style="width:23.1pt;height:12.9pt" o:ole="">
+          <v:shape id="_x0000_i3813" type="#_x0000_t75" style="width:23.15pt;height:12.85pt" o:ole="">
             <v:imagedata r:id="rId546" o:title=""/>
           </v:shape>
-          <o:OLEObject Type="Embed" ProgID="Equation.DSMT4" ShapeID="_x0000_i3813" DrawAspect="Content" ObjectID="_1840883736" r:id="rId547"/>
+          <o:OLEObject Type="Embed" ProgID="Equation.DSMT4" ShapeID="_x0000_i3813" DrawAspect="Content" ObjectID="_1840885546" r:id="rId547"/>
         </w:object>
       </w:r>
       <w:r>
@@ -7576,10 +7584,10 @@
       </w:r>
       <w:r>
         <w:object w:dxaOrig="465" w:dyaOrig="255" w14:anchorId="149A6103">
-          <v:shape id="_x0000_i3814" type="#_x0000_t75" style="width:23.1pt;height:12.9pt" o:ole="">
+          <v:shape id="_x0000_i3814" type="#_x0000_t75" style="width:23.15pt;height:12.85pt" o:ole="">
             <v:imagedata r:id="rId548" o:title=""/>
           </v:shape>
-          <o:OLEObject Type="Embed" ProgID="Equation.DSMT4" ShapeID="_x0000_i3814" DrawAspect="Content" ObjectID="_1840883737" r:id="rId549"/>
+          <o:OLEObject Type="Embed" ProgID="Equation.DSMT4" ShapeID="_x0000_i3814" DrawAspect="Content" ObjectID="_1840885547" r:id="rId549"/>
         </w:object>
       </w:r>
       <w:r>
@@ -7587,10 +7595,10 @@
       </w:r>
       <w:r>
         <w:object w:dxaOrig="420" w:dyaOrig="405" w14:anchorId="018871CE">
-          <v:shape id="_x0000_i3815" type="#_x0000_t75" style="width:20.95pt;height:20.4pt" o:ole="">
+          <v:shape id="_x0000_i3815" type="#_x0000_t75" style="width:20.95pt;height:20.35pt" o:ole="">
             <v:imagedata r:id="rId550" o:title=""/>
           </v:shape>
-          <o:OLEObject Type="Embed" ProgID="Equation.DSMT4" ShapeID="_x0000_i3815" DrawAspect="Content" ObjectID="_1840883738" r:id="rId551"/>
+          <o:OLEObject Type="Embed" ProgID="Equation.DSMT4" ShapeID="_x0000_i3815" DrawAspect="Content" ObjectID="_1840885548" r:id="rId551"/>
         </w:object>
       </w:r>
       <w:r>
@@ -7598,10 +7606,10 @@
       </w:r>
       <w:r>
         <w:object w:dxaOrig="855" w:dyaOrig="405" w14:anchorId="6A82AAC6">
-          <v:shape id="_x0000_i3816" type="#_x0000_t75" style="width:43pt;height:20.4pt" o:ole="">
+          <v:shape id="_x0000_i3816" type="#_x0000_t75" style="width:42.9pt;height:20.35pt" o:ole="">
             <v:imagedata r:id="rId552" o:title=""/>
           </v:shape>
-          <o:OLEObject Type="Embed" ProgID="Equation.DSMT4" ShapeID="_x0000_i3816" DrawAspect="Content" ObjectID="_1840883739" r:id="rId553"/>
+          <o:OLEObject Type="Embed" ProgID="Equation.DSMT4" ShapeID="_x0000_i3816" DrawAspect="Content" ObjectID="_1840885549" r:id="rId553"/>
         </w:object>
       </w:r>
       <w:r>
@@ -7623,10 +7631,10 @@
           <w:lang w:val="fr-FR"/>
         </w:rPr>
         <w:object w:dxaOrig="1290" w:dyaOrig="315" w14:anchorId="31DE5DF3">
-          <v:shape id="_x0000_i3817" type="#_x0000_t75" style="width:64.5pt;height:15.6pt" o:ole="">
+          <v:shape id="_x0000_i3817" type="#_x0000_t75" style="width:64.5pt;height:15.65pt" o:ole="">
             <v:imagedata r:id="rId554" o:title=""/>
           </v:shape>
-          <o:OLEObject Type="Embed" ProgID="Equation.DSMT4" ShapeID="_x0000_i3817" DrawAspect="Content" ObjectID="_1840883740" r:id="rId555"/>
+          <o:OLEObject Type="Embed" ProgID="Equation.DSMT4" ShapeID="_x0000_i3817" DrawAspect="Content" ObjectID="_1840885550" r:id="rId555"/>
         </w:object>
       </w:r>
       <w:r>
@@ -7644,10 +7652,10 @@
           <w:lang w:val="fr-FR"/>
         </w:rPr>
         <w:object w:dxaOrig="1155" w:dyaOrig="315" w14:anchorId="3AC7076C">
-          <v:shape id="_x0000_i3818" type="#_x0000_t75" style="width:57.5pt;height:15.6pt" o:ole="">
+          <v:shape id="_x0000_i3818" type="#_x0000_t75" style="width:57.6pt;height:15.65pt" o:ole="">
             <v:imagedata r:id="rId556" o:title=""/>
           </v:shape>
-          <o:OLEObject Type="Embed" ProgID="Equation.DSMT4" ShapeID="_x0000_i3818" DrawAspect="Content" ObjectID="_1840883741" r:id="rId557"/>
+          <o:OLEObject Type="Embed" ProgID="Equation.DSMT4" ShapeID="_x0000_i3818" DrawAspect="Content" ObjectID="_1840885551" r:id="rId557"/>
         </w:object>
       </w:r>
       <w:r>
@@ -7665,10 +7673,10 @@
           <w:lang w:val="fr-FR"/>
         </w:rPr>
         <w:object w:dxaOrig="1440" w:dyaOrig="315" w14:anchorId="00749367">
-          <v:shape id="_x0000_i3819" type="#_x0000_t75" style="width:1in;height:15.6pt" o:ole="">
+          <v:shape id="_x0000_i3819" type="#_x0000_t75" style="width:1in;height:15.65pt" o:ole="">
             <v:imagedata r:id="rId558" o:title=""/>
           </v:shape>
-          <o:OLEObject Type="Embed" ProgID="Equation.DSMT4" ShapeID="_x0000_i3819" DrawAspect="Content" ObjectID="_1840883742" r:id="rId559"/>
+          <o:OLEObject Type="Embed" ProgID="Equation.DSMT4" ShapeID="_x0000_i3819" DrawAspect="Content" ObjectID="_1840885552" r:id="rId559"/>
         </w:object>
       </w:r>
       <w:r>
@@ -7688,10 +7696,10 @@
           <w:lang w:val="fr-FR"/>
         </w:rPr>
         <w:object w:dxaOrig="1290" w:dyaOrig="315" w14:anchorId="13478FBE">
-          <v:shape id="_x0000_i3820" type="#_x0000_t75" style="width:64.5pt;height:15.6pt" o:ole="">
+          <v:shape id="_x0000_i3820" type="#_x0000_t75" style="width:64.5pt;height:15.65pt" o:ole="">
             <v:imagedata r:id="rId560" o:title=""/>
           </v:shape>
-          <o:OLEObject Type="Embed" ProgID="Equation.DSMT4" ShapeID="_x0000_i3820" DrawAspect="Content" ObjectID="_1840883743" r:id="rId561"/>
+          <o:OLEObject Type="Embed" ProgID="Equation.DSMT4" ShapeID="_x0000_i3820" DrawAspect="Content" ObjectID="_1840885553" r:id="rId561"/>
         </w:object>
       </w:r>
       <w:r>
@@ -7726,6 +7734,7 @@
           <w:b/>
           <w:lang w:val="vi-VN"/>
         </w:rPr>
+        <w:lastRenderedPageBreak/>
         <w:t xml:space="preserve">Chọn </w:t>
       </w:r>
       <w:r>
@@ -7750,10 +7759,10 @@
       </w:r>
       <w:r>
         <w:object w:dxaOrig="1965" w:dyaOrig="405" w14:anchorId="3B621DC7">
-          <v:shape id="_x0000_i3821" type="#_x0000_t75" style="width:98.35pt;height:20.4pt" o:ole="">
+          <v:shape id="_x0000_i3821" type="#_x0000_t75" style="width:98.3pt;height:20.35pt" o:ole="">
             <v:imagedata r:id="rId562" o:title=""/>
           </v:shape>
-          <o:OLEObject Type="Embed" ProgID="Equation.DSMT4" ShapeID="_x0000_i3821" DrawAspect="Content" ObjectID="_1840883744" r:id="rId563"/>
+          <o:OLEObject Type="Embed" ProgID="Equation.DSMT4" ShapeID="_x0000_i3821" DrawAspect="Content" ObjectID="_1840885554" r:id="rId563"/>
         </w:object>
       </w:r>
       <w:r>
@@ -7764,10 +7773,10 @@
       </w:r>
       <w:r>
         <w:object w:dxaOrig="855" w:dyaOrig="405" w14:anchorId="3E1D31A6">
-          <v:shape id="_x0000_i3822" type="#_x0000_t75" style="width:43pt;height:20.4pt" o:ole="">
+          <v:shape id="_x0000_i3822" type="#_x0000_t75" style="width:42.9pt;height:20.35pt" o:ole="">
             <v:imagedata r:id="rId564" o:title=""/>
           </v:shape>
-          <o:OLEObject Type="Embed" ProgID="Equation.DSMT4" ShapeID="_x0000_i3822" DrawAspect="Content" ObjectID="_1840883745" r:id="rId565"/>
+          <o:OLEObject Type="Embed" ProgID="Equation.DSMT4" ShapeID="_x0000_i3822" DrawAspect="Content" ObjectID="_1840885555" r:id="rId565"/>
         </w:object>
       </w:r>
       <w:r>
@@ -7789,10 +7798,10 @@
           <w:lang w:val="fr-FR"/>
         </w:rPr>
         <w:object w:dxaOrig="4425" w:dyaOrig="1020" w14:anchorId="01068114">
-          <v:shape id="_x0000_i3823" type="#_x0000_t75" style="width:221.35pt;height:51.05pt" o:ole="">
+          <v:shape id="_x0000_i3823" type="#_x0000_t75" style="width:221.3pt;height:51.05pt" o:ole="">
             <v:imagedata r:id="rId566" o:title=""/>
           </v:shape>
-          <o:OLEObject Type="Embed" ProgID="Equation.DSMT4" ShapeID="_x0000_i3823" DrawAspect="Content" ObjectID="_1840883746" r:id="rId567"/>
+          <o:OLEObject Type="Embed" ProgID="Equation.DSMT4" ShapeID="_x0000_i3823" DrawAspect="Content" ObjectID="_1840885556" r:id="rId567"/>
         </w:object>
       </w:r>
       <w:r>
@@ -7820,10 +7829,10 @@
           <w:lang w:val="fr-FR"/>
         </w:rPr>
         <w:object w:dxaOrig="1290" w:dyaOrig="315" w14:anchorId="71929296">
-          <v:shape id="_x0000_i3824" type="#_x0000_t75" style="width:64.5pt;height:15.6pt" o:ole="">
+          <v:shape id="_x0000_i3824" type="#_x0000_t75" style="width:64.5pt;height:15.65pt" o:ole="">
             <v:imagedata r:id="rId560" o:title=""/>
           </v:shape>
-          <o:OLEObject Type="Embed" ProgID="Equation.DSMT4" ShapeID="_x0000_i3824" DrawAspect="Content" ObjectID="_1840883747" r:id="rId568"/>
+          <o:OLEObject Type="Embed" ProgID="Equation.DSMT4" ShapeID="_x0000_i3824" DrawAspect="Content" ObjectID="_1840885557" r:id="rId568"/>
         </w:object>
       </w:r>
       <w:r>
@@ -7846,10 +7855,10 @@
       </w:r>
       <w:r>
         <w:object w:dxaOrig="1560" w:dyaOrig="360" w14:anchorId="1F0E78C9">
-          <v:shape id="_x0000_i3825" type="#_x0000_t75" style="width:77.9pt;height:18.25pt" o:ole="">
+          <v:shape id="_x0000_i3825" type="#_x0000_t75" style="width:77.95pt;height:18.15pt" o:ole="">
             <v:imagedata r:id="rId569" o:title=""/>
           </v:shape>
-          <o:OLEObject Type="Embed" ProgID="Equation.DSMT4" ShapeID="_x0000_i3825" DrawAspect="Content" ObjectID="_1840883748" r:id="rId570"/>
+          <o:OLEObject Type="Embed" ProgID="Equation.DSMT4" ShapeID="_x0000_i3825" DrawAspect="Content" ObjectID="_1840885558" r:id="rId570"/>
         </w:object>
       </w:r>
       <w:r>
@@ -7857,10 +7866,10 @@
       </w:r>
       <w:r>
         <w:object w:dxaOrig="675" w:dyaOrig="315" w14:anchorId="093C7271">
-          <v:shape id="_x0000_i3826" type="#_x0000_t75" style="width:33.85pt;height:15.6pt" o:ole="">
+          <v:shape id="_x0000_i3826" type="#_x0000_t75" style="width:33.8pt;height:15.65pt" o:ole="">
             <v:imagedata r:id="rId571" o:title=""/>
           </v:shape>
-          <o:OLEObject Type="Embed" ProgID="Equation.DSMT4" ShapeID="_x0000_i3826" DrawAspect="Content" ObjectID="_1840883749" r:id="rId572"/>
+          <o:OLEObject Type="Embed" ProgID="Equation.DSMT4" ShapeID="_x0000_i3826" DrawAspect="Content" ObjectID="_1840885559" r:id="rId572"/>
         </w:object>
       </w:r>
       <w:r>
@@ -7868,10 +7877,10 @@
       </w:r>
       <w:r>
         <w:object w:dxaOrig="405" w:dyaOrig="315" w14:anchorId="6EFF0E19">
-          <v:shape id="_x0000_i3827" type="#_x0000_t75" style="width:20.4pt;height:15.6pt" o:ole="">
+          <v:shape id="_x0000_i3827" type="#_x0000_t75" style="width:20.35pt;height:15.65pt" o:ole="">
             <v:imagedata r:id="rId573" o:title=""/>
           </v:shape>
-          <o:OLEObject Type="Embed" ProgID="Equation.DSMT4" ShapeID="_x0000_i3827" DrawAspect="Content" ObjectID="_1840883750" r:id="rId574"/>
+          <o:OLEObject Type="Embed" ProgID="Equation.DSMT4" ShapeID="_x0000_i3827" DrawAspect="Content" ObjectID="_1840885560" r:id="rId574"/>
         </w:object>
       </w:r>
       <w:r>
@@ -7879,10 +7888,10 @@
       </w:r>
       <w:r>
         <w:object w:dxaOrig="360" w:dyaOrig="315" w14:anchorId="49CCC600">
-          <v:shape id="_x0000_i3828" type="#_x0000_t75" style="width:18.25pt;height:15.6pt" o:ole="">
+          <v:shape id="_x0000_i3828" type="#_x0000_t75" style="width:18.15pt;height:15.65pt" o:ole="">
             <v:imagedata r:id="rId575" o:title=""/>
           </v:shape>
-          <o:OLEObject Type="Embed" ProgID="Equation.DSMT4" ShapeID="_x0000_i3828" DrawAspect="Content" ObjectID="_1840883751" r:id="rId576"/>
+          <o:OLEObject Type="Embed" ProgID="Equation.DSMT4" ShapeID="_x0000_i3828" DrawAspect="Content" ObjectID="_1840885561" r:id="rId576"/>
         </w:object>
       </w:r>
       <w:r>
@@ -7890,10 +7899,10 @@
       </w:r>
       <w:r>
         <w:object w:dxaOrig="915" w:dyaOrig="315" w14:anchorId="4FD4BDA6">
-          <v:shape id="_x0000_i3829" type="#_x0000_t75" style="width:45.65pt;height:15.6pt" o:ole="">
+          <v:shape id="_x0000_i3829" type="#_x0000_t75" style="width:45.7pt;height:15.65pt" o:ole="">
             <v:imagedata r:id="rId577" o:title=""/>
           </v:shape>
-          <o:OLEObject Type="Embed" ProgID="Equation.DSMT4" ShapeID="_x0000_i3829" DrawAspect="Content" ObjectID="_1840883752" r:id="rId578"/>
+          <o:OLEObject Type="Embed" ProgID="Equation.DSMT4" ShapeID="_x0000_i3829" DrawAspect="Content" ObjectID="_1840885562" r:id="rId578"/>
         </w:object>
       </w:r>
       <w:r>
@@ -8186,10 +8195,10 @@
       </w:r>
       <w:r>
         <w:object w:dxaOrig="2610" w:dyaOrig="390" w14:anchorId="7CE94FC5">
-          <v:shape id="_x0000_i3834" type="#_x0000_t75" style="width:130.55pt;height:19.35pt" o:ole="">
+          <v:shape id="_x0000_i3834" type="#_x0000_t75" style="width:130.55pt;height:19.4pt" o:ole="">
             <v:imagedata r:id="rId583" o:title=""/>
           </v:shape>
-          <o:OLEObject Type="Embed" ProgID="Equation.DSMT4" ShapeID="_x0000_i3834" DrawAspect="Content" ObjectID="_1840883753" r:id="rId584"/>
+          <o:OLEObject Type="Embed" ProgID="Equation.DSMT4" ShapeID="_x0000_i3834" DrawAspect="Content" ObjectID="_1840885563" r:id="rId584"/>
         </w:object>
       </w:r>
       <w:r>
@@ -8197,10 +8206,10 @@
       </w:r>
       <w:r>
         <w:object w:dxaOrig="1620" w:dyaOrig="765" w14:anchorId="1DA62763">
-          <v:shape id="_x0000_i3835" type="#_x0000_t75" style="width:81.15pt;height:38.15pt" o:ole="">
+          <v:shape id="_x0000_i3835" type="#_x0000_t75" style="width:81.1pt;height:38.2pt" o:ole="">
             <v:imagedata r:id="rId585" o:title=""/>
           </v:shape>
-          <o:OLEObject Type="Embed" ProgID="Equation.DSMT4" ShapeID="_x0000_i3835" DrawAspect="Content" ObjectID="_1840883754" r:id="rId586"/>
+          <o:OLEObject Type="Embed" ProgID="Equation.DSMT4" ShapeID="_x0000_i3835" DrawAspect="Content" ObjectID="_1840885564" r:id="rId586"/>
         </w:object>
       </w:r>
     </w:p>
@@ -8213,10 +8222,10 @@
       </w:r>
       <w:r>
         <w:object w:dxaOrig="3960" w:dyaOrig="1335" w14:anchorId="0A41CD52">
-          <v:shape id="_x0000_i3836" type="#_x0000_t75" style="width:198.25pt;height:66.65pt" o:ole="">
+          <v:shape id="_x0000_i3836" type="#_x0000_t75" style="width:198.15pt;height:66.7pt" o:ole="">
             <v:imagedata r:id="rId587" o:title=""/>
           </v:shape>
-          <o:OLEObject Type="Embed" ProgID="Equation.DSMT4" ShapeID="_x0000_i3836" DrawAspect="Content" ObjectID="_1840883755" r:id="rId588"/>
+          <o:OLEObject Type="Embed" ProgID="Equation.DSMT4" ShapeID="_x0000_i3836" DrawAspect="Content" ObjectID="_1840885565" r:id="rId588"/>
         </w:object>
       </w:r>
     </w:p>
@@ -8229,10 +8238,10 @@
       </w:r>
       <w:r>
         <w:object w:dxaOrig="960" w:dyaOrig="390" w14:anchorId="196E79CA">
-          <v:shape id="_x0000_i3837" type="#_x0000_t75" style="width:47.8pt;height:19.35pt" o:ole="">
+          <v:shape id="_x0000_i3837" type="#_x0000_t75" style="width:47.9pt;height:19.4pt" o:ole="">
             <v:imagedata r:id="rId589" o:title=""/>
           </v:shape>
-          <o:OLEObject Type="Embed" ProgID="Equation.DSMT4" ShapeID="_x0000_i3837" DrawAspect="Content" ObjectID="_1840883756" r:id="rId590"/>
+          <o:OLEObject Type="Embed" ProgID="Equation.DSMT4" ShapeID="_x0000_i3837" DrawAspect="Content" ObjectID="_1840885566" r:id="rId590"/>
         </w:object>
       </w:r>
       <w:r>
@@ -8240,10 +8249,10 @@
       </w:r>
       <w:r>
         <w:object w:dxaOrig="2565" w:dyaOrig="390" w14:anchorId="3E42FA4C">
-          <v:shape id="_x0000_i3838" type="#_x0000_t75" style="width:128.4pt;height:19.35pt" o:ole="">
+          <v:shape id="_x0000_i3838" type="#_x0000_t75" style="width:128.35pt;height:19.4pt" o:ole="">
             <v:imagedata r:id="rId591" o:title=""/>
           </v:shape>
-          <o:OLEObject Type="Embed" ProgID="Equation.DSMT4" ShapeID="_x0000_i3838" DrawAspect="Content" ObjectID="_1840883757" r:id="rId592"/>
+          <o:OLEObject Type="Embed" ProgID="Equation.DSMT4" ShapeID="_x0000_i3838" DrawAspect="Content" ObjectID="_1840885567" r:id="rId592"/>
         </w:object>
       </w:r>
     </w:p>
@@ -8256,10 +8265,10 @@
       </w:r>
       <w:r>
         <w:object w:dxaOrig="3795" w:dyaOrig="1155" w14:anchorId="2A890D21">
-          <v:shape id="_x0000_i3839" type="#_x0000_t75" style="width:189.65pt;height:57.5pt" o:ole="">
+          <v:shape id="_x0000_i3839" type="#_x0000_t75" style="width:189.7pt;height:57.6pt" o:ole="">
             <v:imagedata r:id="rId593" o:title=""/>
           </v:shape>
-          <o:OLEObject Type="Embed" ProgID="Equation.DSMT4" ShapeID="_x0000_i3839" DrawAspect="Content" ObjectID="_1840883758" r:id="rId594"/>
+          <o:OLEObject Type="Embed" ProgID="Equation.DSMT4" ShapeID="_x0000_i3839" DrawAspect="Content" ObjectID="_1840885568" r:id="rId594"/>
         </w:object>
       </w:r>
       <w:r>
@@ -8267,10 +8276,10 @@
       </w:r>
       <w:r>
         <w:object w:dxaOrig="1365" w:dyaOrig="285" w14:anchorId="66C96475">
-          <v:shape id="_x0000_i3840" type="#_x0000_t75" style="width:68.25pt;height:14.5pt" o:ole="">
+          <v:shape id="_x0000_i3840" type="#_x0000_t75" style="width:68.25pt;height:14.4pt" o:ole="">
             <v:imagedata r:id="rId595" o:title=""/>
           </v:shape>
-          <o:OLEObject Type="Embed" ProgID="Equation.DSMT4" ShapeID="_x0000_i3840" DrawAspect="Content" ObjectID="_1840883759" r:id="rId596"/>
+          <o:OLEObject Type="Embed" ProgID="Equation.DSMT4" ShapeID="_x0000_i3840" DrawAspect="Content" ObjectID="_1840885569" r:id="rId596"/>
         </w:object>
       </w:r>
       <w:r>
@@ -8290,10 +8299,10 @@
       </w:r>
       <w:r>
         <w:object w:dxaOrig="225" w:dyaOrig="285" w14:anchorId="571FC28E">
-          <v:shape id="_x0000_i3841" type="#_x0000_t75" style="width:11.3pt;height:14.5pt" o:ole="">
+          <v:shape id="_x0000_i3841" type="#_x0000_t75" style="width:11.25pt;height:14.4pt" o:ole="">
             <v:imagedata r:id="rId597" o:title=""/>
           </v:shape>
-          <o:OLEObject Type="Embed" ProgID="Equation.DSMT4" ShapeID="_x0000_i3841" DrawAspect="Content" ObjectID="_1840883760" r:id="rId598"/>
+          <o:OLEObject Type="Embed" ProgID="Equation.DSMT4" ShapeID="_x0000_i3841" DrawAspect="Content" ObjectID="_1840885570" r:id="rId598"/>
         </w:object>
       </w:r>
       <w:r>
@@ -8301,10 +8310,10 @@
       </w:r>
       <w:r>
         <w:object w:dxaOrig="615" w:dyaOrig="300" w14:anchorId="7877AA8F">
-          <v:shape id="_x0000_i3842" type="#_x0000_t75" style="width:30.65pt;height:15.05pt" o:ole="">
+          <v:shape id="_x0000_i3842" type="#_x0000_t75" style="width:30.7pt;height:15.05pt" o:ole="">
             <v:imagedata r:id="rId599" o:title=""/>
           </v:shape>
-          <o:OLEObject Type="Embed" ProgID="Equation.DSMT4" ShapeID="_x0000_i3842" DrawAspect="Content" ObjectID="_1840883761" r:id="rId600"/>
+          <o:OLEObject Type="Embed" ProgID="Equation.DSMT4" ShapeID="_x0000_i3842" DrawAspect="Content" ObjectID="_1840885571" r:id="rId600"/>
         </w:object>
       </w:r>
       <w:r>
@@ -8312,10 +8321,10 @@
       </w:r>
       <w:r>
         <w:object w:dxaOrig="3045" w:dyaOrig="405" w14:anchorId="21D71C26">
-          <v:shape id="_x0000_i3843" type="#_x0000_t75" style="width:152.05pt;height:20.4pt" o:ole="">
+          <v:shape id="_x0000_i3843" type="#_x0000_t75" style="width:152.15pt;height:20.35pt" o:ole="">
             <v:imagedata r:id="rId601" o:title=""/>
           </v:shape>
-          <o:OLEObject Type="Embed" ProgID="Equation.DSMT4" ShapeID="_x0000_i3843" DrawAspect="Content" ObjectID="_1840883762" r:id="rId602"/>
+          <o:OLEObject Type="Embed" ProgID="Equation.DSMT4" ShapeID="_x0000_i3843" DrawAspect="Content" ObjectID="_1840885572" r:id="rId602"/>
         </w:object>
       </w:r>
       <w:r>
@@ -8323,10 +8332,10 @@
       </w:r>
       <w:r>
         <w:object w:dxaOrig="930" w:dyaOrig="315" w14:anchorId="545F9C5E">
-          <v:shape id="_x0000_i3844" type="#_x0000_t75" style="width:46.75pt;height:15.6pt" o:ole="">
+          <v:shape id="_x0000_i3844" type="#_x0000_t75" style="width:46.65pt;height:15.65pt" o:ole="">
             <v:imagedata r:id="rId603" o:title=""/>
           </v:shape>
-          <o:OLEObject Type="Embed" ProgID="Equation.DSMT4" ShapeID="_x0000_i3844" DrawAspect="Content" ObjectID="_1840883763" r:id="rId604"/>
+          <o:OLEObject Type="Embed" ProgID="Equation.DSMT4" ShapeID="_x0000_i3844" DrawAspect="Content" ObjectID="_1840885573" r:id="rId604"/>
         </w:object>
       </w:r>
       <w:r>
@@ -8334,29 +8343,30 @@
       </w:r>
       <w:r>
         <w:object w:dxaOrig="225" w:dyaOrig="285" w14:anchorId="72FEB5AF">
-          <v:shape id="_x0000_i3845" type="#_x0000_t75" style="width:11.3pt;height:14.5pt" o:ole="">
+          <v:shape id="_x0000_i3845" type="#_x0000_t75" style="width:11.25pt;height:14.4pt" o:ole="">
             <v:imagedata r:id="rId605" o:title=""/>
           </v:shape>
-          <o:OLEObject Type="Embed" ProgID="Equation.DSMT4" ShapeID="_x0000_i3845" DrawAspect="Content" ObjectID="_1840883764" r:id="rId606"/>
-        </w:object>
-      </w:r>
-    </w:p>
-    <w:p>
-      <w:pPr>
-        <w:shd w:val="clear" w:color="auto" w:fill="FFFFFF" w:themeFill="background1"/>
-      </w:pPr>
-      <w:r>
-        <w:rPr>
-          <w:b/>
-        </w:rPr>
+          <o:OLEObject Type="Embed" ProgID="Equation.DSMT4" ShapeID="_x0000_i3845" DrawAspect="Content" ObjectID="_1840885574" r:id="rId606"/>
+        </w:object>
+      </w:r>
+    </w:p>
+    <w:p>
+      <w:pPr>
+        <w:shd w:val="clear" w:color="auto" w:fill="FFFFFF" w:themeFill="background1"/>
+      </w:pPr>
+      <w:r>
+        <w:rPr>
+          <w:b/>
+        </w:rPr>
+        <w:lastRenderedPageBreak/>
         <w:t xml:space="preserve">A. </w:t>
       </w:r>
       <w:r>
         <w:object w:dxaOrig="300" w:dyaOrig="255" w14:anchorId="308CFE39">
-          <v:shape id="_x0000_i3846" type="#_x0000_t75" style="width:15.05pt;height:12.9pt" o:ole="">
+          <v:shape id="_x0000_i3846" type="#_x0000_t75" style="width:15.05pt;height:12.85pt" o:ole="">
             <v:imagedata r:id="rId607" o:title=""/>
           </v:shape>
-          <o:OLEObject Type="Embed" ProgID="Equation.DSMT4" ShapeID="_x0000_i3846" DrawAspect="Content" ObjectID="_1840883765" r:id="rId608"/>
+          <o:OLEObject Type="Embed" ProgID="Equation.DSMT4" ShapeID="_x0000_i3846" DrawAspect="Content" ObjectID="_1840885575" r:id="rId608"/>
         </w:object>
       </w:r>
       <w:r>
@@ -8373,10 +8383,10 @@
       </w:r>
       <w:r>
         <w:object w:dxaOrig="135" w:dyaOrig="255" w14:anchorId="2C01B018">
-          <v:shape id="_x0000_i3847" type="#_x0000_t75" style="width:7pt;height:12.9pt" o:ole="">
+          <v:shape id="_x0000_i3847" type="#_x0000_t75" style="width:6.9pt;height:12.85pt" o:ole="">
             <v:imagedata r:id="rId609" o:title=""/>
           </v:shape>
-          <o:OLEObject Type="Embed" ProgID="Equation.DSMT4" ShapeID="_x0000_i3847" DrawAspect="Content" ObjectID="_1840883766" r:id="rId610"/>
+          <o:OLEObject Type="Embed" ProgID="Equation.DSMT4" ShapeID="_x0000_i3847" DrawAspect="Content" ObjectID="_1840885576" r:id="rId610"/>
         </w:object>
       </w:r>
       <w:r>
@@ -8393,10 +8403,10 @@
       </w:r>
       <w:r>
         <w:object w:dxaOrig="210" w:dyaOrig="255" w14:anchorId="57CD44F6">
-          <v:shape id="_x0000_i3848" type="#_x0000_t75" style="width:10.75pt;height:12.9pt" o:ole="">
+          <v:shape id="_x0000_i3848" type="#_x0000_t75" style="width:10.65pt;height:12.85pt" o:ole="">
             <v:imagedata r:id="rId611" o:title=""/>
           </v:shape>
-          <o:OLEObject Type="Embed" ProgID="Equation.DSMT4" ShapeID="_x0000_i3848" DrawAspect="Content" ObjectID="_1840883767" r:id="rId612"/>
+          <o:OLEObject Type="Embed" ProgID="Equation.DSMT4" ShapeID="_x0000_i3848" DrawAspect="Content" ObjectID="_1840885577" r:id="rId612"/>
         </w:object>
       </w:r>
       <w:r>
@@ -8413,10 +8423,10 @@
       </w:r>
       <w:r>
         <w:object w:dxaOrig="315" w:dyaOrig="255" w14:anchorId="78DB6CB4">
-          <v:shape id="_x0000_i3849" type="#_x0000_t75" style="width:15.6pt;height:12.9pt" o:ole="">
+          <v:shape id="_x0000_i3849" type="#_x0000_t75" style="width:15.65pt;height:12.85pt" o:ole="">
             <v:imagedata r:id="rId613" o:title=""/>
           </v:shape>
-          <o:OLEObject Type="Embed" ProgID="Equation.DSMT4" ShapeID="_x0000_i3849" DrawAspect="Content" ObjectID="_1840883768" r:id="rId614"/>
+          <o:OLEObject Type="Embed" ProgID="Equation.DSMT4" ShapeID="_x0000_i3849" DrawAspect="Content" ObjectID="_1840885578" r:id="rId614"/>
         </w:object>
       </w:r>
       <w:r>
@@ -8456,15 +8466,14 @@
         <w:shd w:val="clear" w:color="auto" w:fill="FFFFFF" w:themeFill="background1"/>
       </w:pPr>
       <w:r>
-        <w:lastRenderedPageBreak/>
         <w:t xml:space="preserve">Khi </w:t>
       </w:r>
       <w:r>
         <w:object w:dxaOrig="615" w:dyaOrig="300" w14:anchorId="14E61F58">
-          <v:shape id="_x0000_i3850" type="#_x0000_t75" style="width:30.65pt;height:15.05pt" o:ole="">
+          <v:shape id="_x0000_i3850" type="#_x0000_t75" style="width:30.7pt;height:15.05pt" o:ole="">
             <v:imagedata r:id="rId615" o:title=""/>
           </v:shape>
-          <o:OLEObject Type="Embed" ProgID="Equation.DSMT4" ShapeID="_x0000_i3850" DrawAspect="Content" ObjectID="_1840883769" r:id="rId616"/>
+          <o:OLEObject Type="Embed" ProgID="Equation.DSMT4" ShapeID="_x0000_i3850" DrawAspect="Content" ObjectID="_1840885579" r:id="rId616"/>
         </w:object>
       </w:r>
       <w:r>
@@ -8472,10 +8481,10 @@
       </w:r>
       <w:r>
         <w:object w:dxaOrig="3045" w:dyaOrig="405" w14:anchorId="5B4D2073">
-          <v:shape id="_x0000_i3851" type="#_x0000_t75" style="width:152.05pt;height:20.4pt" o:ole="">
+          <v:shape id="_x0000_i3851" type="#_x0000_t75" style="width:152.15pt;height:20.35pt" o:ole="">
             <v:imagedata r:id="rId617" o:title=""/>
           </v:shape>
-          <o:OLEObject Type="Embed" ProgID="Equation.DSMT4" ShapeID="_x0000_i3851" DrawAspect="Content" ObjectID="_1840883770" r:id="rId618"/>
+          <o:OLEObject Type="Embed" ProgID="Equation.DSMT4" ShapeID="_x0000_i3851" DrawAspect="Content" ObjectID="_1840885580" r:id="rId618"/>
         </w:object>
       </w:r>
       <w:r>
@@ -8483,10 +8492,10 @@
       </w:r>
       <w:r>
         <w:object w:dxaOrig="3165" w:dyaOrig="675" w14:anchorId="38E2BF6F">
-          <v:shape id="_x0000_i3852" type="#_x0000_t75" style="width:158.5pt;height:33.85pt" o:ole="">
+          <v:shape id="_x0000_i3852" type="#_x0000_t75" style="width:158.4pt;height:33.8pt" o:ole="">
             <v:imagedata r:id="rId619" o:title=""/>
           </v:shape>
-          <o:OLEObject Type="Embed" ProgID="Equation.DSMT4" ShapeID="_x0000_i3852" DrawAspect="Content" ObjectID="_1840883771" r:id="rId620"/>
+          <o:OLEObject Type="Embed" ProgID="Equation.DSMT4" ShapeID="_x0000_i3852" DrawAspect="Content" ObjectID="_1840885581" r:id="rId620"/>
         </w:object>
       </w:r>
     </w:p>
@@ -8499,10 +8508,10 @@
       </w:r>
       <w:r>
         <w:object w:dxaOrig="930" w:dyaOrig="315" w14:anchorId="6DD6CF20">
-          <v:shape id="_x0000_i3853" type="#_x0000_t75" style="width:46.75pt;height:15.6pt" o:ole="">
+          <v:shape id="_x0000_i3853" type="#_x0000_t75" style="width:46.65pt;height:15.65pt" o:ole="">
             <v:imagedata r:id="rId621" o:title=""/>
           </v:shape>
-          <o:OLEObject Type="Embed" ProgID="Equation.DSMT4" ShapeID="_x0000_i3853" DrawAspect="Content" ObjectID="_1840883772" r:id="rId622"/>
+          <o:OLEObject Type="Embed" ProgID="Equation.DSMT4" ShapeID="_x0000_i3853" DrawAspect="Content" ObjectID="_1840885582" r:id="rId622"/>
         </w:object>
       </w:r>
       <w:r>
@@ -8510,10 +8519,10 @@
       </w:r>
       <w:r>
         <w:object w:dxaOrig="5100" w:dyaOrig="735" w14:anchorId="64D4FB9A">
-          <v:shape id="_x0000_i3854" type="#_x0000_t75" style="width:255.2pt;height:36.55pt" o:ole="">
+          <v:shape id="_x0000_i3854" type="#_x0000_t75" style="width:255.15pt;height:36.65pt" o:ole="">
             <v:imagedata r:id="rId623" o:title=""/>
           </v:shape>
-          <o:OLEObject Type="Embed" ProgID="Equation.DSMT4" ShapeID="_x0000_i3854" DrawAspect="Content" ObjectID="_1840883773" r:id="rId624"/>
+          <o:OLEObject Type="Embed" ProgID="Equation.DSMT4" ShapeID="_x0000_i3854" DrawAspect="Content" ObjectID="_1840885583" r:id="rId624"/>
         </w:object>
       </w:r>
     </w:p>
@@ -8526,10 +8535,10 @@
       </w:r>
       <w:r>
         <w:object w:dxaOrig="225" w:dyaOrig="285" w14:anchorId="59C5423F">
-          <v:shape id="_x0000_i3855" type="#_x0000_t75" style="width:11.3pt;height:14.5pt" o:ole="">
+          <v:shape id="_x0000_i3855" type="#_x0000_t75" style="width:11.25pt;height:14.4pt" o:ole="">
             <v:imagedata r:id="rId625" o:title=""/>
           </v:shape>
-          <o:OLEObject Type="Embed" ProgID="Equation.DSMT4" ShapeID="_x0000_i3855" DrawAspect="Content" ObjectID="_1840883774" r:id="rId626"/>
+          <o:OLEObject Type="Embed" ProgID="Equation.DSMT4" ShapeID="_x0000_i3855" DrawAspect="Content" ObjectID="_1840885584" r:id="rId626"/>
         </w:object>
       </w:r>
       <w:r>
@@ -8537,10 +8546,10 @@
       </w:r>
       <w:r>
         <w:object w:dxaOrig="1290" w:dyaOrig="390" w14:anchorId="7F8B5C06">
-          <v:shape id="_x0000_i3856" type="#_x0000_t75" style="width:64.5pt;height:19.35pt" o:ole="">
+          <v:shape id="_x0000_i3856" type="#_x0000_t75" style="width:64.5pt;height:19.4pt" o:ole="">
             <v:imagedata r:id="rId627" o:title=""/>
           </v:shape>
-          <o:OLEObject Type="Embed" ProgID="Equation.DSMT4" ShapeID="_x0000_i3856" DrawAspect="Content" ObjectID="_1840883775" r:id="rId628"/>
+          <o:OLEObject Type="Embed" ProgID="Equation.DSMT4" ShapeID="_x0000_i3856" DrawAspect="Content" ObjectID="_1840885585" r:id="rId628"/>
         </w:object>
       </w:r>
       <w:r>
@@ -8569,10 +8578,10 @@
           <w:lang w:val="vi-VN"/>
         </w:rPr>
         <w:object w:dxaOrig="1920" w:dyaOrig="390" w14:anchorId="20565D06">
-          <v:shape id="_x0000_i3857" type="#_x0000_t75" style="width:96.2pt;height:19.35pt" o:ole="">
+          <v:shape id="_x0000_i3857" type="#_x0000_t75" style="width:96.1pt;height:19.4pt" o:ole="">
             <v:imagedata r:id="rId629" o:title=""/>
           </v:shape>
-          <o:OLEObject Type="Embed" ProgID="Equation.DSMT4" ShapeID="_x0000_i3857" DrawAspect="Content" ObjectID="_1840883776" r:id="rId630"/>
+          <o:OLEObject Type="Embed" ProgID="Equation.DSMT4" ShapeID="_x0000_i3857" DrawAspect="Content" ObjectID="_1840885586" r:id="rId630"/>
         </w:object>
       </w:r>
       <w:r>
@@ -8586,10 +8595,10 @@
           <w:lang w:val="vi-VN"/>
         </w:rPr>
         <w:object w:dxaOrig="795" w:dyaOrig="690" w14:anchorId="2C3B78FC">
-          <v:shape id="_x0000_i3858" type="#_x0000_t75" style="width:39.75pt;height:34.4pt" o:ole="">
+          <v:shape id="_x0000_i3858" type="#_x0000_t75" style="width:39.75pt;height:34.45pt" o:ole="">
             <v:imagedata r:id="rId631" o:title=""/>
           </v:shape>
-          <o:OLEObject Type="Embed" ProgID="Equation.DSMT4" ShapeID="_x0000_i3858" DrawAspect="Content" ObjectID="_1840883777" r:id="rId632"/>
+          <o:OLEObject Type="Embed" ProgID="Equation.DSMT4" ShapeID="_x0000_i3858" DrawAspect="Content" ObjectID="_1840885587" r:id="rId632"/>
         </w:object>
       </w:r>
       <w:r>
@@ -8612,10 +8621,10 @@
           <w:lang w:val="vi-VN"/>
         </w:rPr>
         <w:object w:dxaOrig="240" w:dyaOrig="270" w14:anchorId="009D322B">
-          <v:shape id="_x0000_i3859" type="#_x0000_t75" style="width:11.8pt;height:13.45pt" o:ole="">
+          <v:shape id="_x0000_i3859" type="#_x0000_t75" style="width:11.9pt;height:13.45pt" o:ole="">
             <v:imagedata r:id="rId633" o:title=""/>
           </v:shape>
-          <o:OLEObject Type="Embed" ProgID="Equation.DSMT4" ShapeID="_x0000_i3859" DrawAspect="Content" ObjectID="_1840883778" r:id="rId634"/>
+          <o:OLEObject Type="Embed" ProgID="Equation.DSMT4" ShapeID="_x0000_i3859" DrawAspect="Content" ObjectID="_1840885588" r:id="rId634"/>
         </w:object>
       </w:r>
     </w:p>
@@ -8634,10 +8643,10 @@
           <w:lang w:val="vi-VN"/>
         </w:rPr>
         <w:object w:dxaOrig="1725" w:dyaOrig="360" w14:anchorId="299A4E33">
-          <v:shape id="_x0000_i3860" type="#_x0000_t75" style="width:86.5pt;height:18.25pt" o:ole="">
+          <v:shape id="_x0000_i3860" type="#_x0000_t75" style="width:86.4pt;height:18.15pt" o:ole="">
             <v:imagedata r:id="rId635" o:title=""/>
           </v:shape>
-          <o:OLEObject Type="Embed" ProgID="Equation.DSMT4" ShapeID="_x0000_i3860" DrawAspect="Content" ObjectID="_1840883779" r:id="rId636"/>
+          <o:OLEObject Type="Embed" ProgID="Equation.DSMT4" ShapeID="_x0000_i3860" DrawAspect="Content" ObjectID="_1840885589" r:id="rId636"/>
         </w:object>
       </w:r>
       <w:r>
@@ -8657,10 +8666,10 @@
           <w:lang w:val="vi-VN"/>
         </w:rPr>
         <w:object w:dxaOrig="1695" w:dyaOrig="360" w14:anchorId="1FB6C54F">
-          <v:shape id="_x0000_i3861" type="#_x0000_t75" style="width:84.9pt;height:18.25pt" o:ole="">
+          <v:shape id="_x0000_i3861" type="#_x0000_t75" style="width:84.85pt;height:18.15pt" o:ole="">
             <v:imagedata r:id="rId637" o:title=""/>
           </v:shape>
-          <o:OLEObject Type="Embed" ProgID="Equation.DSMT4" ShapeID="_x0000_i3861" DrawAspect="Content" ObjectID="_1840883780" r:id="rId638"/>
+          <o:OLEObject Type="Embed" ProgID="Equation.DSMT4" ShapeID="_x0000_i3861" DrawAspect="Content" ObjectID="_1840885590" r:id="rId638"/>
         </w:object>
       </w:r>
       <w:r>
@@ -8680,10 +8689,10 @@
           <w:lang w:val="vi-VN"/>
         </w:rPr>
         <w:object w:dxaOrig="1545" w:dyaOrig="360" w14:anchorId="41BC3151">
-          <v:shape id="_x0000_i3862" type="#_x0000_t75" style="width:77.35pt;height:18.25pt" o:ole="">
+          <v:shape id="_x0000_i3862" type="#_x0000_t75" style="width:77.3pt;height:18.15pt" o:ole="">
             <v:imagedata r:id="rId639" o:title=""/>
           </v:shape>
-          <o:OLEObject Type="Embed" ProgID="Equation.DSMT4" ShapeID="_x0000_i3862" DrawAspect="Content" ObjectID="_1840883781" r:id="rId640"/>
+          <o:OLEObject Type="Embed" ProgID="Equation.DSMT4" ShapeID="_x0000_i3862" DrawAspect="Content" ObjectID="_1840885591" r:id="rId640"/>
         </w:object>
       </w:r>
       <w:r>
@@ -8703,10 +8712,10 @@
           <w:lang w:val="vi-VN"/>
         </w:rPr>
         <w:object w:dxaOrig="1710" w:dyaOrig="360" w14:anchorId="6BBCC8CD">
-          <v:shape id="_x0000_i3863" type="#_x0000_t75" style="width:85.45pt;height:18.25pt" o:ole="">
+          <v:shape id="_x0000_i3863" type="#_x0000_t75" style="width:85.45pt;height:18.15pt" o:ole="">
             <v:imagedata r:id="rId641" o:title=""/>
           </v:shape>
-          <o:OLEObject Type="Embed" ProgID="Equation.DSMT4" ShapeID="_x0000_i3863" DrawAspect="Content" ObjectID="_1840883782" r:id="rId642"/>
+          <o:OLEObject Type="Embed" ProgID="Equation.DSMT4" ShapeID="_x0000_i3863" DrawAspect="Content" ObjectID="_1840885592" r:id="rId642"/>
         </w:object>
       </w:r>
       <w:r>
@@ -8759,10 +8768,10 @@
           <w:lang w:val="vi-VN"/>
         </w:rPr>
         <w:object w:dxaOrig="795" w:dyaOrig="690" w14:anchorId="447056DC">
-          <v:shape id="_x0000_i3864" type="#_x0000_t75" style="width:39.75pt;height:34.4pt" o:ole="">
+          <v:shape id="_x0000_i3864" type="#_x0000_t75" style="width:39.75pt;height:34.45pt" o:ole="">
             <v:imagedata r:id="rId631" o:title=""/>
           </v:shape>
-          <o:OLEObject Type="Embed" ProgID="Equation.DSMT4" ShapeID="_x0000_i3864" DrawAspect="Content" ObjectID="_1840883783" r:id="rId643"/>
+          <o:OLEObject Type="Embed" ProgID="Equation.DSMT4" ShapeID="_x0000_i3864" DrawAspect="Content" ObjectID="_1840885593" r:id="rId643"/>
         </w:object>
       </w:r>
       <w:r>
@@ -8776,10 +8785,10 @@
           <w:lang w:val="vi-VN"/>
         </w:rPr>
         <w:object w:dxaOrig="195" w:dyaOrig="255" w14:anchorId="24C10F77">
-          <v:shape id="_x0000_i3865" type="#_x0000_t75" style="width:9.65pt;height:12.9pt" o:ole="">
+          <v:shape id="_x0000_i3865" type="#_x0000_t75" style="width:9.7pt;height:12.85pt" o:ole="">
             <v:imagedata r:id="rId644" o:title=""/>
           </v:shape>
-          <o:OLEObject Type="Embed" ProgID="Equation.DSMT4" ShapeID="_x0000_i3865" DrawAspect="Content" ObjectID="_1840883784" r:id="rId645"/>
+          <o:OLEObject Type="Embed" ProgID="Equation.DSMT4" ShapeID="_x0000_i3865" DrawAspect="Content" ObjectID="_1840885594" r:id="rId645"/>
         </w:object>
       </w:r>
       <w:r>
@@ -8801,10 +8810,10 @@
           <w:lang w:val="vi-VN"/>
         </w:rPr>
         <w:object w:dxaOrig="5010" w:dyaOrig="1965" w14:anchorId="1D7AFE08">
-          <v:shape id="_x0000_i3866" type="#_x0000_t75" style="width:250.4pt;height:98.35pt" o:ole="">
+          <v:shape id="_x0000_i3866" type="#_x0000_t75" style="width:250.45pt;height:98.3pt" o:ole="">
             <v:imagedata r:id="rId646" o:title=""/>
           </v:shape>
-          <o:OLEObject Type="Embed" ProgID="Equation.DSMT4" ShapeID="_x0000_i3866" DrawAspect="Content" ObjectID="_1840883785" r:id="rId647"/>
+          <o:OLEObject Type="Embed" ProgID="Equation.DSMT4" ShapeID="_x0000_i3866" DrawAspect="Content" ObjectID="_1840885595" r:id="rId647"/>
         </w:object>
       </w:r>
     </w:p>
@@ -8826,10 +8835,10 @@
           <w:lang w:val="vi-VN"/>
         </w:rPr>
         <w:object w:dxaOrig="1710" w:dyaOrig="360" w14:anchorId="12703C6B">
-          <v:shape id="_x0000_i3867" type="#_x0000_t75" style="width:85.45pt;height:18.25pt" o:ole="">
+          <v:shape id="_x0000_i3867" type="#_x0000_t75" style="width:85.45pt;height:18.15pt" o:ole="">
             <v:imagedata r:id="rId641" o:title=""/>
           </v:shape>
-          <o:OLEObject Type="Embed" ProgID="Equation.DSMT4" ShapeID="_x0000_i3867" DrawAspect="Content" ObjectID="_1840883786" r:id="rId648"/>
+          <o:OLEObject Type="Embed" ProgID="Equation.DSMT4" ShapeID="_x0000_i3867" DrawAspect="Content" ObjectID="_1840885596" r:id="rId648"/>
         </w:object>
       </w:r>
     </w:p>
@@ -8854,10 +8863,10 @@
       </w:r>
       <w:r>
         <w:object w:dxaOrig="885" w:dyaOrig="675" w14:anchorId="76CAA198">
-          <v:shape id="_x0000_i3868" type="#_x0000_t75" style="width:44.05pt;height:33.85pt" o:ole="">
+          <v:shape id="_x0000_i3868" type="#_x0000_t75" style="width:44.15pt;height:33.8pt" o:ole="">
             <v:imagedata r:id="rId649" o:title=""/>
           </v:shape>
-          <o:OLEObject Type="Embed" ProgID="Equation.3" ShapeID="_x0000_i3868" DrawAspect="Content" ObjectID="_1840883787" r:id="rId650"/>
+          <o:OLEObject Type="Embed" ProgID="Equation.3" ShapeID="_x0000_i3868" DrawAspect="Content" ObjectID="_1840885597" r:id="rId650"/>
         </w:object>
       </w:r>
       <w:r>
@@ -8865,10 +8874,10 @@
       </w:r>
       <w:r>
         <w:object w:dxaOrig="765" w:dyaOrig="345" w14:anchorId="56A6446C">
-          <v:shape id="_x0000_i3869" type="#_x0000_t75" style="width:38.15pt;height:17.2pt" o:ole="">
+          <v:shape id="_x0000_i3869" type="#_x0000_t75" style="width:38.2pt;height:17.2pt" o:ole="">
             <v:imagedata r:id="rId651" o:title=""/>
           </v:shape>
-          <o:OLEObject Type="Embed" ProgID="Equation.3" ShapeID="_x0000_i3869" DrawAspect="Content" ObjectID="_1840883788" r:id="rId652"/>
+          <o:OLEObject Type="Embed" ProgID="Equation.3" ShapeID="_x0000_i3869" DrawAspect="Content" ObjectID="_1840885598" r:id="rId652"/>
         </w:object>
       </w:r>
       <w:r>
@@ -8883,14 +8892,15 @@
         <w:rPr>
           <w:b/>
         </w:rPr>
+        <w:lastRenderedPageBreak/>
         <w:t xml:space="preserve">A. </w:t>
       </w:r>
       <w:r>
         <w:object w:dxaOrig="1635" w:dyaOrig="360" w14:anchorId="439BB4FB">
-          <v:shape id="_x0000_i3870" type="#_x0000_t75" style="width:81.65pt;height:18.25pt" o:ole="">
+          <v:shape id="_x0000_i3870" type="#_x0000_t75" style="width:81.7pt;height:18.15pt" o:ole="">
             <v:imagedata r:id="rId653" o:title=""/>
           </v:shape>
-          <o:OLEObject Type="Embed" ProgID="Equation.3" ShapeID="_x0000_i3870" DrawAspect="Content" ObjectID="_1840883789" r:id="rId654"/>
+          <o:OLEObject Type="Embed" ProgID="Equation.3" ShapeID="_x0000_i3870" DrawAspect="Content" ObjectID="_1840885599" r:id="rId654"/>
         </w:object>
       </w:r>
       <w:r>
@@ -8907,10 +8917,10 @@
       </w:r>
       <w:r>
         <w:object w:dxaOrig="1995" w:dyaOrig="360" w14:anchorId="477AE18B">
-          <v:shape id="_x0000_i3871" type="#_x0000_t75" style="width:99.95pt;height:18.25pt" o:ole="">
+          <v:shape id="_x0000_i3871" type="#_x0000_t75" style="width:99.85pt;height:18.15pt" o:ole="">
             <v:imagedata r:id="rId655" o:title=""/>
           </v:shape>
-          <o:OLEObject Type="Embed" ProgID="Equation.3" ShapeID="_x0000_i3871" DrawAspect="Content" ObjectID="_1840883790" r:id="rId656"/>
+          <o:OLEObject Type="Embed" ProgID="Equation.3" ShapeID="_x0000_i3871" DrawAspect="Content" ObjectID="_1840885600" r:id="rId656"/>
         </w:object>
       </w:r>
       <w:r>
@@ -8932,10 +8942,10 @@
       </w:r>
       <w:r>
         <w:object w:dxaOrig="1185" w:dyaOrig="360" w14:anchorId="502B5B99">
-          <v:shape id="_x0000_i3872" type="#_x0000_t75" style="width:59.1pt;height:18.25pt" o:ole="">
+          <v:shape id="_x0000_i3872" type="#_x0000_t75" style="width:59.15pt;height:18.15pt" o:ole="">
             <v:imagedata r:id="rId657" o:title=""/>
           </v:shape>
-          <o:OLEObject Type="Embed" ProgID="Equation.3" ShapeID="_x0000_i3872" DrawAspect="Content" ObjectID="_1840883791" r:id="rId658"/>
+          <o:OLEObject Type="Embed" ProgID="Equation.3" ShapeID="_x0000_i3872" DrawAspect="Content" ObjectID="_1840885601" r:id="rId658"/>
         </w:object>
       </w:r>
       <w:r>
@@ -8952,10 +8962,10 @@
       </w:r>
       <w:r>
         <w:object w:dxaOrig="1815" w:dyaOrig="615" w14:anchorId="2A65EF13">
-          <v:shape id="_x0000_i3873" type="#_x0000_t75" style="width:90.8pt;height:30.65pt" o:ole="">
+          <v:shape id="_x0000_i3873" type="#_x0000_t75" style="width:90.8pt;height:30.7pt" o:ole="">
             <v:imagedata r:id="rId659" o:title=""/>
           </v:shape>
-          <o:OLEObject Type="Embed" ProgID="Equation.3" ShapeID="_x0000_i3873" DrawAspect="Content" ObjectID="_1840883792" r:id="rId660"/>
+          <o:OLEObject Type="Embed" ProgID="Equation.3" ShapeID="_x0000_i3873" DrawAspect="Content" ObjectID="_1840885602" r:id="rId660"/>
         </w:object>
       </w:r>
       <w:r>
@@ -8987,7 +8997,6 @@
         <w:rPr>
           <w:b/>
         </w:rPr>
-        <w:lastRenderedPageBreak/>
         <w:t>Chọn B</w:t>
       </w:r>
     </w:p>
@@ -9000,10 +9009,10 @@
       </w:r>
       <w:r>
         <w:object w:dxaOrig="2265" w:dyaOrig="360" w14:anchorId="2391745C">
-          <v:shape id="_x0000_i3874" type="#_x0000_t75" style="width:113.35pt;height:18.25pt" o:ole="">
+          <v:shape id="_x0000_i3874" type="#_x0000_t75" style="width:113.3pt;height:18.15pt" o:ole="">
             <v:imagedata r:id="rId661" o:title=""/>
           </v:shape>
-          <o:OLEObject Type="Embed" ProgID="Equation.3" ShapeID="_x0000_i3874" DrawAspect="Content" ObjectID="_1840883793" r:id="rId662"/>
+          <o:OLEObject Type="Embed" ProgID="Equation.3" ShapeID="_x0000_i3874" DrawAspect="Content" ObjectID="_1840885603" r:id="rId662"/>
         </w:object>
       </w:r>
     </w:p>
@@ -9016,10 +9025,10 @@
       </w:r>
       <w:r>
         <w:object w:dxaOrig="885" w:dyaOrig="675" w14:anchorId="1E29B9B4">
-          <v:shape id="_x0000_i3875" type="#_x0000_t75" style="width:44.05pt;height:33.85pt" o:ole="">
+          <v:shape id="_x0000_i3875" type="#_x0000_t75" style="width:44.15pt;height:33.8pt" o:ole="">
             <v:imagedata r:id="rId649" o:title=""/>
           </v:shape>
-          <o:OLEObject Type="Embed" ProgID="Equation.3" ShapeID="_x0000_i3875" DrawAspect="Content" ObjectID="_1840883794" r:id="rId663"/>
+          <o:OLEObject Type="Embed" ProgID="Equation.3" ShapeID="_x0000_i3875" DrawAspect="Content" ObjectID="_1840885604" r:id="rId663"/>
         </w:object>
       </w:r>
       <w:r>
@@ -9027,10 +9036,10 @@
       </w:r>
       <w:r>
         <w:object w:dxaOrig="765" w:dyaOrig="345" w14:anchorId="41C5DE6B">
-          <v:shape id="_x0000_i3876" type="#_x0000_t75" style="width:38.15pt;height:17.2pt" o:ole="">
+          <v:shape id="_x0000_i3876" type="#_x0000_t75" style="width:38.2pt;height:17.2pt" o:ole="">
             <v:imagedata r:id="rId651" o:title=""/>
           </v:shape>
-          <o:OLEObject Type="Embed" ProgID="Equation.3" ShapeID="_x0000_i3876" DrawAspect="Content" ObjectID="_1840883795" r:id="rId664"/>
+          <o:OLEObject Type="Embed" ProgID="Equation.3" ShapeID="_x0000_i3876" DrawAspect="Content" ObjectID="_1840885605" r:id="rId664"/>
         </w:object>
       </w:r>
     </w:p>
@@ -9040,10 +9049,10 @@
       </w:pPr>
       <w:r>
         <w:object w:dxaOrig="7620" w:dyaOrig="2190" w14:anchorId="5EF29945">
-          <v:shape id="_x0000_i3877" type="#_x0000_t75" style="width:380.95pt;height:109.6pt" o:ole="">
+          <v:shape id="_x0000_i3877" type="#_x0000_t75" style="width:380.95pt;height:109.55pt" o:ole="">
             <v:imagedata r:id="rId665" o:title=""/>
           </v:shape>
-          <o:OLEObject Type="Embed" ProgID="Equation.DSMT4" ShapeID="_x0000_i3877" DrawAspect="Content" ObjectID="_1840883796" r:id="rId666"/>
+          <o:OLEObject Type="Embed" ProgID="Equation.DSMT4" ShapeID="_x0000_i3877" DrawAspect="Content" ObjectID="_1840885606" r:id="rId666"/>
         </w:object>
       </w:r>
     </w:p>
@@ -9060,10 +9069,10 @@
       </w:r>
       <w:r>
         <w:object w:dxaOrig="420" w:dyaOrig="405" w14:anchorId="1BEEC336">
-          <v:shape id="_x0000_i3878" type="#_x0000_t75" style="width:20.95pt;height:20.4pt" o:ole="">
+          <v:shape id="_x0000_i3878" type="#_x0000_t75" style="width:20.95pt;height:20.35pt" o:ole="">
             <v:imagedata r:id="rId667" o:title=""/>
           </v:shape>
-          <o:OLEObject Type="Embed" ProgID="Equation.DSMT4" ShapeID="_x0000_i3878" DrawAspect="Content" ObjectID="_1840883797" r:id="rId668"/>
+          <o:OLEObject Type="Embed" ProgID="Equation.DSMT4" ShapeID="_x0000_i3878" DrawAspect="Content" ObjectID="_1840885607" r:id="rId668"/>
         </w:object>
       </w:r>
       <w:r>
@@ -9071,10 +9080,10 @@
       </w:r>
       <w:r>
         <w:object w:dxaOrig="1545" w:dyaOrig="360" w14:anchorId="31C3AB9C">
-          <v:shape id="_x0000_i3879" type="#_x0000_t75" style="width:77.35pt;height:18.25pt" o:ole="">
+          <v:shape id="_x0000_i3879" type="#_x0000_t75" style="width:77.3pt;height:18.15pt" o:ole="">
             <v:imagedata r:id="rId669" o:title=""/>
           </v:shape>
-          <o:OLEObject Type="Embed" ProgID="Equation.DSMT4" ShapeID="_x0000_i3879" DrawAspect="Content" ObjectID="_1840883798" r:id="rId670"/>
+          <o:OLEObject Type="Embed" ProgID="Equation.DSMT4" ShapeID="_x0000_i3879" DrawAspect="Content" ObjectID="_1840885608" r:id="rId670"/>
         </w:object>
       </w:r>
       <w:r>
@@ -9082,10 +9091,10 @@
       </w:r>
       <w:r>
         <w:object w:dxaOrig="855" w:dyaOrig="285" w14:anchorId="3A9B53F8">
-          <v:shape id="_x0000_i3880" type="#_x0000_t75" style="width:43pt;height:14.5pt" o:ole="">
+          <v:shape id="_x0000_i3880" type="#_x0000_t75" style="width:42.9pt;height:14.4pt" o:ole="">
             <v:imagedata r:id="rId671" o:title=""/>
           </v:shape>
-          <o:OLEObject Type="Embed" ProgID="Equation.DSMT4" ShapeID="_x0000_i3880" DrawAspect="Content" ObjectID="_1840883799" r:id="rId672"/>
+          <o:OLEObject Type="Embed" ProgID="Equation.DSMT4" ShapeID="_x0000_i3880" DrawAspect="Content" ObjectID="_1840885609" r:id="rId672"/>
         </w:object>
       </w:r>
       <w:r>
@@ -9093,10 +9102,10 @@
       </w:r>
       <w:r>
         <w:object w:dxaOrig="420" w:dyaOrig="405" w14:anchorId="73F111D4">
-          <v:shape id="_x0000_i3881" type="#_x0000_t75" style="width:20.95pt;height:20.4pt" o:ole="">
+          <v:shape id="_x0000_i3881" type="#_x0000_t75" style="width:20.95pt;height:20.35pt" o:ole="">
             <v:imagedata r:id="rId673" o:title=""/>
           </v:shape>
-          <o:OLEObject Type="Embed" ProgID="Equation.DSMT4" ShapeID="_x0000_i3881" DrawAspect="Content" ObjectID="_1840883800" r:id="rId674"/>
+          <o:OLEObject Type="Embed" ProgID="Equation.DSMT4" ShapeID="_x0000_i3881" DrawAspect="Content" ObjectID="_1840885610" r:id="rId674"/>
         </w:object>
       </w:r>
       <w:r>
@@ -9104,10 +9113,10 @@
       </w:r>
       <w:r>
         <w:object w:dxaOrig="765" w:dyaOrig="405" w14:anchorId="0245EFD3">
-          <v:shape id="_x0000_i3882" type="#_x0000_t75" style="width:38.15pt;height:20.4pt" o:ole="">
+          <v:shape id="_x0000_i3882" type="#_x0000_t75" style="width:38.2pt;height:20.35pt" o:ole="">
             <v:imagedata r:id="rId675" o:title=""/>
           </v:shape>
-          <o:OLEObject Type="Embed" ProgID="Equation.DSMT4" ShapeID="_x0000_i3882" DrawAspect="Content" ObjectID="_1840883801" r:id="rId676"/>
+          <o:OLEObject Type="Embed" ProgID="Equation.DSMT4" ShapeID="_x0000_i3882" DrawAspect="Content" ObjectID="_1840885611" r:id="rId676"/>
         </w:object>
       </w:r>
       <w:r>
@@ -9115,10 +9124,10 @@
       </w:r>
       <w:r>
         <w:object w:dxaOrig="840" w:dyaOrig="405" w14:anchorId="500E243A">
-          <v:shape id="_x0000_i3883" type="#_x0000_t75" style="width:41.9pt;height:20.4pt" o:ole="">
+          <v:shape id="_x0000_i3883" type="#_x0000_t75" style="width:41.95pt;height:20.35pt" o:ole="">
             <v:imagedata r:id="rId677" o:title=""/>
           </v:shape>
-          <o:OLEObject Type="Embed" ProgID="Equation.DSMT4" ShapeID="_x0000_i3883" DrawAspect="Content" ObjectID="_1840883802" r:id="rId678"/>
+          <o:OLEObject Type="Embed" ProgID="Equation.DSMT4" ShapeID="_x0000_i3883" DrawAspect="Content" ObjectID="_1840885612" r:id="rId678"/>
         </w:object>
       </w:r>
       <w:r>
@@ -9137,10 +9146,10 @@
       </w:r>
       <w:r>
         <w:object w:dxaOrig="1215" w:dyaOrig="285" w14:anchorId="4990B637">
-          <v:shape id="_x0000_i3884" type="#_x0000_t75" style="width:60.7pt;height:14.5pt" o:ole="">
+          <v:shape id="_x0000_i3884" type="#_x0000_t75" style="width:60.75pt;height:14.4pt" o:ole="">
             <v:imagedata r:id="rId679" o:title=""/>
           </v:shape>
-          <o:OLEObject Type="Embed" ProgID="Equation.DSMT4" ShapeID="_x0000_i3884" DrawAspect="Content" ObjectID="_1840883803" r:id="rId680"/>
+          <o:OLEObject Type="Embed" ProgID="Equation.DSMT4" ShapeID="_x0000_i3884" DrawAspect="Content" ObjectID="_1840885613" r:id="rId680"/>
         </w:object>
       </w:r>
       <w:r>
@@ -9154,10 +9163,10 @@
       </w:r>
       <w:r>
         <w:object w:dxaOrig="1200" w:dyaOrig="285" w14:anchorId="4FAB3119">
-          <v:shape id="_x0000_i3885" type="#_x0000_t75" style="width:60.2pt;height:14.5pt" o:ole="">
+          <v:shape id="_x0000_i3885" type="#_x0000_t75" style="width:60.1pt;height:14.4pt" o:ole="">
             <v:imagedata r:id="rId681" o:title=""/>
           </v:shape>
-          <o:OLEObject Type="Embed" ProgID="Equation.DSMT4" ShapeID="_x0000_i3885" DrawAspect="Content" ObjectID="_1840883804" r:id="rId682"/>
+          <o:OLEObject Type="Embed" ProgID="Equation.DSMT4" ShapeID="_x0000_i3885" DrawAspect="Content" ObjectID="_1840885614" r:id="rId682"/>
         </w:object>
       </w:r>
       <w:r>
@@ -9171,10 +9180,10 @@
       </w:r>
       <w:r>
         <w:object w:dxaOrig="1215" w:dyaOrig="285" w14:anchorId="7587731B">
-          <v:shape id="_x0000_i3886" type="#_x0000_t75" style="width:60.7pt;height:14.5pt" o:ole="">
+          <v:shape id="_x0000_i3886" type="#_x0000_t75" style="width:60.75pt;height:14.4pt" o:ole="">
             <v:imagedata r:id="rId683" o:title=""/>
           </v:shape>
-          <o:OLEObject Type="Embed" ProgID="Equation.DSMT4" ShapeID="_x0000_i3886" DrawAspect="Content" ObjectID="_1840883805" r:id="rId684"/>
+          <o:OLEObject Type="Embed" ProgID="Equation.DSMT4" ShapeID="_x0000_i3886" DrawAspect="Content" ObjectID="_1840885615" r:id="rId684"/>
         </w:object>
       </w:r>
       <w:r>
@@ -9188,10 +9197,10 @@
       </w:r>
       <w:r>
         <w:object w:dxaOrig="1200" w:dyaOrig="285" w14:anchorId="6857C9A5">
-          <v:shape id="_x0000_i3887" type="#_x0000_t75" style="width:60.2pt;height:14.5pt" o:ole="">
+          <v:shape id="_x0000_i3887" type="#_x0000_t75" style="width:60.1pt;height:14.4pt" o:ole="">
             <v:imagedata r:id="rId685" o:title=""/>
           </v:shape>
-          <o:OLEObject Type="Embed" ProgID="Equation.DSMT4" ShapeID="_x0000_i3887" DrawAspect="Content" ObjectID="_1840883806" r:id="rId686"/>
+          <o:OLEObject Type="Embed" ProgID="Equation.DSMT4" ShapeID="_x0000_i3887" DrawAspect="Content" ObjectID="_1840885616" r:id="rId686"/>
         </w:object>
       </w:r>
     </w:p>
@@ -9212,10 +9221,10 @@
       </w:pPr>
       <w:r>
         <w:object w:dxaOrig="420" w:dyaOrig="405" w14:anchorId="0ADF9C15">
-          <v:shape id="_x0000_i3888" type="#_x0000_t75" style="width:20.95pt;height:20.4pt" o:ole="">
+          <v:shape id="_x0000_i3888" type="#_x0000_t75" style="width:20.95pt;height:20.35pt" o:ole="">
             <v:imagedata r:id="rId687" o:title=""/>
           </v:shape>
-          <o:OLEObject Type="Embed" ProgID="Equation.DSMT4" ShapeID="_x0000_i3888" DrawAspect="Content" ObjectID="_1840883807" r:id="rId688"/>
+          <o:OLEObject Type="Embed" ProgID="Equation.DSMT4" ShapeID="_x0000_i3888" DrawAspect="Content" ObjectID="_1840885617" r:id="rId688"/>
         </w:object>
       </w:r>
       <w:r>
@@ -9223,10 +9232,10 @@
       </w:r>
       <w:r>
         <w:object w:dxaOrig="1545" w:dyaOrig="405" w14:anchorId="3F737CA3">
-          <v:shape id="_x0000_i3889" type="#_x0000_t75" style="width:77.35pt;height:20.4pt" o:ole="">
+          <v:shape id="_x0000_i3889" type="#_x0000_t75" style="width:77.3pt;height:20.35pt" o:ole="">
             <v:imagedata r:id="rId689" o:title=""/>
           </v:shape>
-          <o:OLEObject Type="Embed" ProgID="Equation.DSMT4" ShapeID="_x0000_i3889" DrawAspect="Content" ObjectID="_1840883808" r:id="rId690"/>
+          <o:OLEObject Type="Embed" ProgID="Equation.DSMT4" ShapeID="_x0000_i3889" DrawAspect="Content" ObjectID="_1840885618" r:id="rId690"/>
         </w:object>
       </w:r>
       <w:r>
@@ -9239,10 +9248,10 @@
       </w:pPr>
       <w:r>
         <w:object w:dxaOrig="420" w:dyaOrig="405" w14:anchorId="4C815D18">
-          <v:shape id="_x0000_i3890" type="#_x0000_t75" style="width:20.95pt;height:20.4pt" o:ole="">
+          <v:shape id="_x0000_i3890" type="#_x0000_t75" style="width:20.95pt;height:20.35pt" o:ole="">
             <v:imagedata r:id="rId691" o:title=""/>
           </v:shape>
-          <o:OLEObject Type="Embed" ProgID="Equation.DSMT4" ShapeID="_x0000_i3890" DrawAspect="Content" ObjectID="_1840883809" r:id="rId692"/>
+          <o:OLEObject Type="Embed" ProgID="Equation.DSMT4" ShapeID="_x0000_i3890" DrawAspect="Content" ObjectID="_1840885619" r:id="rId692"/>
         </w:object>
       </w:r>
       <w:r>
@@ -9250,10 +9259,10 @@
       </w:r>
       <w:r>
         <w:object w:dxaOrig="6420" w:dyaOrig="1035" w14:anchorId="19DD406E">
-          <v:shape id="_x0000_i3891" type="#_x0000_t75" style="width:320.8pt;height:51.6pt" o:ole="">
+          <v:shape id="_x0000_i3891" type="#_x0000_t75" style="width:320.85pt;height:51.65pt" o:ole="">
             <v:imagedata r:id="rId693" o:title=""/>
           </v:shape>
-          <o:OLEObject Type="Embed" ProgID="Equation.DSMT4" ShapeID="_x0000_i3891" DrawAspect="Content" ObjectID="_1840883810" r:id="rId694"/>
+          <o:OLEObject Type="Embed" ProgID="Equation.DSMT4" ShapeID="_x0000_i3891" DrawAspect="Content" ObjectID="_1840885620" r:id="rId694"/>
         </w:object>
       </w:r>
       <w:r>
@@ -9294,10 +9303,10 @@
       </w:r>
       <w:r>
         <w:object w:dxaOrig="1545" w:dyaOrig="345" w14:anchorId="57FD8637">
-          <v:shape id="_x0000_i3892" type="#_x0000_t75" style="width:77.35pt;height:17.2pt" o:ole="">
+          <v:shape id="_x0000_i3892" type="#_x0000_t75" style="width:77.3pt;height:17.2pt" o:ole="">
             <v:imagedata r:id="rId695" o:title=""/>
           </v:shape>
-          <o:OLEObject Type="Embed" ProgID="Equation.DSMT4" ShapeID="_x0000_i3892" DrawAspect="Content" ObjectID="_1840883811" r:id="rId696"/>
+          <o:OLEObject Type="Embed" ProgID="Equation.DSMT4" ShapeID="_x0000_i3892" DrawAspect="Content" ObjectID="_1840885621" r:id="rId696"/>
         </w:object>
       </w:r>
       <w:r>
@@ -9308,10 +9317,10 @@
       </w:r>
       <w:r>
         <w:object w:dxaOrig="195" w:dyaOrig="270" w14:anchorId="3412C60C">
-          <v:shape id="_x0000_i3893" type="#_x0000_t75" style="width:9.65pt;height:13.45pt" o:ole="">
+          <v:shape id="_x0000_i3893" type="#_x0000_t75" style="width:9.7pt;height:13.45pt" o:ole="">
             <v:imagedata r:id="rId697" o:title=""/>
           </v:shape>
-          <o:OLEObject Type="Embed" ProgID="Equation.DSMT4" ShapeID="_x0000_i3893" DrawAspect="Content" ObjectID="_1840883812" r:id="rId698"/>
+          <o:OLEObject Type="Embed" ProgID="Equation.DSMT4" ShapeID="_x0000_i3893" DrawAspect="Content" ObjectID="_1840885622" r:id="rId698"/>
         </w:object>
       </w:r>
       <w:r>
@@ -9322,10 +9331,10 @@
       </w:r>
       <w:r>
         <w:object w:dxaOrig="660" w:dyaOrig="285" w14:anchorId="4F447A93">
-          <v:shape id="_x0000_i3894" type="#_x0000_t75" style="width:32.8pt;height:14.5pt" o:ole="">
+          <v:shape id="_x0000_i3894" type="#_x0000_t75" style="width:32.85pt;height:14.4pt" o:ole="">
             <v:imagedata r:id="rId699" o:title=""/>
           </v:shape>
-          <o:OLEObject Type="Embed" ProgID="Equation.DSMT4" ShapeID="_x0000_i3894" DrawAspect="Content" ObjectID="_1840883813" r:id="rId700"/>
+          <o:OLEObject Type="Embed" ProgID="Equation.DSMT4" ShapeID="_x0000_i3894" DrawAspect="Content" ObjectID="_1840885623" r:id="rId700"/>
         </w:object>
       </w:r>
       <w:r>
@@ -9336,10 +9345,10 @@
       </w:r>
       <w:r>
         <w:object w:dxaOrig="765" w:dyaOrig="420" w14:anchorId="111F266F">
-          <v:shape id="_x0000_i3895" type="#_x0000_t75" style="width:38.15pt;height:20.95pt" o:ole="">
+          <v:shape id="_x0000_i3895" type="#_x0000_t75" style="width:38.2pt;height:20.95pt" o:ole="">
             <v:imagedata r:id="rId701" o:title=""/>
           </v:shape>
-          <o:OLEObject Type="Embed" ProgID="Equation.DSMT4" ShapeID="_x0000_i3895" DrawAspect="Content" ObjectID="_1840883814" r:id="rId702"/>
+          <o:OLEObject Type="Embed" ProgID="Equation.DSMT4" ShapeID="_x0000_i3895" DrawAspect="Content" ObjectID="_1840885624" r:id="rId702"/>
         </w:object>
       </w:r>
       <w:r>
@@ -9361,14 +9370,15 @@
           <w:b/>
           <w:lang w:val="fr-FR"/>
         </w:rPr>
+        <w:lastRenderedPageBreak/>
         <w:t xml:space="preserve">A. </w:t>
       </w:r>
       <w:r>
         <w:object w:dxaOrig="1650" w:dyaOrig="630" w14:anchorId="7312194F">
-          <v:shape id="_x0000_i3896" type="#_x0000_t75" style="width:82.75pt;height:31.7pt" o:ole="">
+          <v:shape id="_x0000_i3896" type="#_x0000_t75" style="width:82.65pt;height:31.6pt" o:ole="">
             <v:imagedata r:id="rId703" o:title=""/>
           </v:shape>
-          <o:OLEObject Type="Embed" ProgID="Equation.DSMT4" ShapeID="_x0000_i3896" DrawAspect="Content" ObjectID="_1840883815" r:id="rId704"/>
+          <o:OLEObject Type="Embed" ProgID="Equation.DSMT4" ShapeID="_x0000_i3896" DrawAspect="Content" ObjectID="_1840885625" r:id="rId704"/>
         </w:object>
       </w:r>
       <w:r>
@@ -9392,10 +9402,10 @@
       </w:r>
       <w:r>
         <w:object w:dxaOrig="1485" w:dyaOrig="345" w14:anchorId="1861D341">
-          <v:shape id="_x0000_i3897" type="#_x0000_t75" style="width:74.15pt;height:17.2pt" o:ole="">
+          <v:shape id="_x0000_i3897" type="#_x0000_t75" style="width:74.2pt;height:17.2pt" o:ole="">
             <v:imagedata r:id="rId705" o:title=""/>
           </v:shape>
-          <o:OLEObject Type="Embed" ProgID="Equation.DSMT4" ShapeID="_x0000_i3897" DrawAspect="Content" ObjectID="_1840883816" r:id="rId706"/>
+          <o:OLEObject Type="Embed" ProgID="Equation.DSMT4" ShapeID="_x0000_i3897" DrawAspect="Content" ObjectID="_1840885626" r:id="rId706"/>
         </w:object>
       </w:r>
       <w:r>
@@ -9419,10 +9429,10 @@
       </w:r>
       <w:r>
         <w:object w:dxaOrig="1455" w:dyaOrig="345" w14:anchorId="7BF21949">
-          <v:shape id="_x0000_i3898" type="#_x0000_t75" style="width:72.55pt;height:17.2pt" o:ole="">
+          <v:shape id="_x0000_i3898" type="#_x0000_t75" style="width:72.65pt;height:17.2pt" o:ole="">
             <v:imagedata r:id="rId707" o:title=""/>
           </v:shape>
-          <o:OLEObject Type="Embed" ProgID="Equation.DSMT4" ShapeID="_x0000_i3898" DrawAspect="Content" ObjectID="_1840883817" r:id="rId708"/>
+          <o:OLEObject Type="Embed" ProgID="Equation.DSMT4" ShapeID="_x0000_i3898" DrawAspect="Content" ObjectID="_1840885627" r:id="rId708"/>
         </w:object>
       </w:r>
       <w:r>
@@ -9446,10 +9456,10 @@
       </w:r>
       <w:r>
         <w:object w:dxaOrig="1350" w:dyaOrig="345" w14:anchorId="11C0F9F6">
-          <v:shape id="_x0000_i3899" type="#_x0000_t75" style="width:67.7pt;height:17.2pt" o:ole="">
+          <v:shape id="_x0000_i3899" type="#_x0000_t75" style="width:67.6pt;height:17.2pt" o:ole="">
             <v:imagedata r:id="rId709" o:title=""/>
           </v:shape>
-          <o:OLEObject Type="Embed" ProgID="Equation.DSMT4" ShapeID="_x0000_i3899" DrawAspect="Content" ObjectID="_1840883818" r:id="rId710"/>
+          <o:OLEObject Type="Embed" ProgID="Equation.DSMT4" ShapeID="_x0000_i3899" DrawAspect="Content" ObjectID="_1840885628" r:id="rId710"/>
         </w:object>
       </w:r>
       <w:r>
@@ -9518,10 +9528,10 @@
       </w:r>
       <w:r>
         <w:object w:dxaOrig="1950" w:dyaOrig="630" w14:anchorId="33421056">
-          <v:shape id="_x0000_i3900" type="#_x0000_t75" style="width:97.25pt;height:31.7pt" o:ole="">
+          <v:shape id="_x0000_i3900" type="#_x0000_t75" style="width:97.35pt;height:31.6pt" o:ole="">
             <v:imagedata r:id="rId711" o:title=""/>
           </v:shape>
-          <o:OLEObject Type="Embed" ProgID="Equation.DSMT4" ShapeID="_x0000_i3900" DrawAspect="Content" ObjectID="_1840883819" r:id="rId712"/>
+          <o:OLEObject Type="Embed" ProgID="Equation.DSMT4" ShapeID="_x0000_i3900" DrawAspect="Content" ObjectID="_1840885629" r:id="rId712"/>
         </w:object>
       </w:r>
       <w:r>
@@ -9542,23 +9552,22 @@
         <w:rPr>
           <w:lang w:val="fr-FR"/>
         </w:rPr>
-        <w:lastRenderedPageBreak/>
         <w:t xml:space="preserve">Mặt khác : Vì </w:t>
       </w:r>
       <w:r>
         <w:object w:dxaOrig="1005" w:dyaOrig="315" w14:anchorId="08796F0A">
-          <v:shape id="_x0000_i3901" type="#_x0000_t75" style="width:50.5pt;height:15.6pt" o:ole="">
+          <v:shape id="_x0000_i3901" type="#_x0000_t75" style="width:50.4pt;height:15.65pt" o:ole="">
             <v:imagedata r:id="rId713" o:title=""/>
           </v:shape>
-          <o:OLEObject Type="Embed" ProgID="Equation.DSMT4" ShapeID="_x0000_i3901" DrawAspect="Content" ObjectID="_1840883820" r:id="rId714"/>
+          <o:OLEObject Type="Embed" ProgID="Equation.DSMT4" ShapeID="_x0000_i3901" DrawAspect="Content" ObjectID="_1840885630" r:id="rId714"/>
         </w:object>
       </w:r>
       <w:r>
         <w:object w:dxaOrig="4410" w:dyaOrig="840" w14:anchorId="35A58429">
-          <v:shape id="_x0000_i3902" type="#_x0000_t75" style="width:220.3pt;height:41.9pt" o:ole="">
+          <v:shape id="_x0000_i3902" type="#_x0000_t75" style="width:220.4pt;height:41.95pt" o:ole="">
             <v:imagedata r:id="rId715" o:title=""/>
           </v:shape>
-          <o:OLEObject Type="Embed" ProgID="Equation.DSMT4" ShapeID="_x0000_i3902" DrawAspect="Content" ObjectID="_1840883821" r:id="rId716"/>
+          <o:OLEObject Type="Embed" ProgID="Equation.DSMT4" ShapeID="_x0000_i3902" DrawAspect="Content" ObjectID="_1840885631" r:id="rId716"/>
         </w:object>
       </w:r>
       <w:r>
@@ -9597,10 +9606,10 @@
       </w:r>
       <w:r>
         <w:object w:dxaOrig="735" w:dyaOrig="1695" w14:anchorId="29CBF535">
-          <v:shape id="_x0000_i3903" type="#_x0000_t75" style="width:36.55pt;height:84.9pt" o:ole="">
+          <v:shape id="_x0000_i3903" type="#_x0000_t75" style="width:36.65pt;height:84.85pt" o:ole="">
             <v:imagedata r:id="rId717" o:title=""/>
           </v:shape>
-          <o:OLEObject Type="Embed" ProgID="Equation.DSMT4" ShapeID="_x0000_i3903" DrawAspect="Content" ObjectID="_1840883822" r:id="rId718"/>
+          <o:OLEObject Type="Embed" ProgID="Equation.DSMT4" ShapeID="_x0000_i3903" DrawAspect="Content" ObjectID="_1840885632" r:id="rId718"/>
         </w:object>
       </w:r>
       <w:r>
@@ -9611,10 +9620,10 @@
       </w:r>
       <w:r>
         <w:object w:dxaOrig="2130" w:dyaOrig="630" w14:anchorId="108AC3B4">
-          <v:shape id="_x0000_i3904" type="#_x0000_t75" style="width:106.4pt;height:31.7pt" o:ole="">
+          <v:shape id="_x0000_i3904" type="#_x0000_t75" style="width:106.45pt;height:31.6pt" o:ole="">
             <v:imagedata r:id="rId719" o:title=""/>
           </v:shape>
-          <o:OLEObject Type="Embed" ProgID="Equation.DSMT4" ShapeID="_x0000_i3904" DrawAspect="Content" ObjectID="_1840883823" r:id="rId720"/>
+          <o:OLEObject Type="Embed" ProgID="Equation.DSMT4" ShapeID="_x0000_i3904" DrawAspect="Content" ObjectID="_1840885633" r:id="rId720"/>
         </w:object>
       </w:r>
       <w:r>
@@ -9637,10 +9646,10 @@
       </w:r>
       <w:r>
         <w:object w:dxaOrig="1545" w:dyaOrig="360" w14:anchorId="368294E0">
-          <v:shape id="_x0000_i3905" type="#_x0000_t75" style="width:77.35pt;height:18.25pt" o:ole="">
+          <v:shape id="_x0000_i3905" type="#_x0000_t75" style="width:77.3pt;height:18.15pt" o:ole="">
             <v:imagedata r:id="rId721" o:title=""/>
           </v:shape>
-          <o:OLEObject Type="Embed" ProgID="Equation.DSMT4" ShapeID="_x0000_i3905" DrawAspect="Content" ObjectID="_1840883824" r:id="rId722"/>
+          <o:OLEObject Type="Embed" ProgID="Equation.DSMT4" ShapeID="_x0000_i3905" DrawAspect="Content" ObjectID="_1840885634" r:id="rId722"/>
         </w:object>
       </w:r>
       <w:r>
@@ -9648,10 +9657,10 @@
       </w:r>
       <w:r>
         <w:object w:dxaOrig="885" w:dyaOrig="405" w14:anchorId="4A962FF7">
-          <v:shape id="_x0000_i3906" type="#_x0000_t75" style="width:44.05pt;height:20.4pt" o:ole="">
+          <v:shape id="_x0000_i3906" type="#_x0000_t75" style="width:44.15pt;height:20.35pt" o:ole="">
             <v:imagedata r:id="rId723" o:title=""/>
           </v:shape>
-          <o:OLEObject Type="Embed" ProgID="Equation.DSMT4" ShapeID="_x0000_i3906" DrawAspect="Content" ObjectID="_1840883825" r:id="rId724"/>
+          <o:OLEObject Type="Embed" ProgID="Equation.DSMT4" ShapeID="_x0000_i3906" DrawAspect="Content" ObjectID="_1840885635" r:id="rId724"/>
         </w:object>
       </w:r>
       <w:r>
@@ -9659,10 +9668,10 @@
       </w:r>
       <w:r>
         <w:object w:dxaOrig="840" w:dyaOrig="405" w14:anchorId="7EBAE15B">
-          <v:shape id="_x0000_i3907" type="#_x0000_t75" style="width:41.9pt;height:20.4pt" o:ole="">
+          <v:shape id="_x0000_i3907" type="#_x0000_t75" style="width:41.95pt;height:20.35pt" o:ole="">
             <v:imagedata r:id="rId725" o:title=""/>
           </v:shape>
-          <o:OLEObject Type="Embed" ProgID="Equation.DSMT4" ShapeID="_x0000_i3907" DrawAspect="Content" ObjectID="_1840883826" r:id="rId726"/>
+          <o:OLEObject Type="Embed" ProgID="Equation.DSMT4" ShapeID="_x0000_i3907" DrawAspect="Content" ObjectID="_1840885636" r:id="rId726"/>
         </w:object>
       </w:r>
       <w:r>
@@ -9670,10 +9679,10 @@
       </w:r>
       <w:r>
         <w:object w:dxaOrig="855" w:dyaOrig="405" w14:anchorId="62645CF6">
-          <v:shape id="_x0000_i3908" type="#_x0000_t75" style="width:43pt;height:20.4pt" o:ole="">
+          <v:shape id="_x0000_i3908" type="#_x0000_t75" style="width:42.9pt;height:20.35pt" o:ole="">
             <v:imagedata r:id="rId727" o:title=""/>
           </v:shape>
-          <o:OLEObject Type="Embed" ProgID="Equation.DSMT4" ShapeID="_x0000_i3908" DrawAspect="Content" ObjectID="_1840883827" r:id="rId728"/>
+          <o:OLEObject Type="Embed" ProgID="Equation.DSMT4" ShapeID="_x0000_i3908" DrawAspect="Content" ObjectID="_1840885637" r:id="rId728"/>
         </w:object>
       </w:r>
       <w:r>
@@ -9699,7 +9708,7 @@
           <v:shape id="_x0000_i3909" type="#_x0000_t75" style="width:64.5pt;height:17.2pt" o:ole="">
             <v:imagedata r:id="rId729" o:title=""/>
           </v:shape>
-          <o:OLEObject Type="Embed" ProgID="Equation.DSMT4" ShapeID="_x0000_i3909" DrawAspect="Content" ObjectID="_1840883828" r:id="rId730"/>
+          <o:OLEObject Type="Embed" ProgID="Equation.DSMT4" ShapeID="_x0000_i3909" DrawAspect="Content" ObjectID="_1840885638" r:id="rId730"/>
         </w:object>
       </w:r>
       <w:r>
@@ -9726,7 +9735,7 @@
           <v:shape id="_x0000_i3910" type="#_x0000_t75" style="width:64.5pt;height:17.2pt" o:ole="">
             <v:imagedata r:id="rId731" o:title=""/>
           </v:shape>
-          <o:OLEObject Type="Embed" ProgID="Equation.DSMT4" ShapeID="_x0000_i3910" DrawAspect="Content" ObjectID="_1840883829" r:id="rId732"/>
+          <o:OLEObject Type="Embed" ProgID="Equation.DSMT4" ShapeID="_x0000_i3910" DrawAspect="Content" ObjectID="_1840885639" r:id="rId732"/>
         </w:object>
       </w:r>
       <w:r>
@@ -9753,7 +9762,7 @@
           <v:shape id="_x0000_i3911" type="#_x0000_t75" style="width:64.5pt;height:17.2pt" o:ole="">
             <v:imagedata r:id="rId733" o:title=""/>
           </v:shape>
-          <o:OLEObject Type="Embed" ProgID="Equation.DSMT4" ShapeID="_x0000_i3911" DrawAspect="Content" ObjectID="_1840883830" r:id="rId734"/>
+          <o:OLEObject Type="Embed" ProgID="Equation.DSMT4" ShapeID="_x0000_i3911" DrawAspect="Content" ObjectID="_1840885640" r:id="rId734"/>
         </w:object>
       </w:r>
       <w:r>
@@ -9780,7 +9789,7 @@
           <v:shape id="_x0000_i3912" type="#_x0000_t75" style="width:64.5pt;height:17.2pt" o:ole="">
             <v:imagedata r:id="rId735" o:title=""/>
           </v:shape>
-          <o:OLEObject Type="Embed" ProgID="Equation.DSMT4" ShapeID="_x0000_i3912" DrawAspect="Content" ObjectID="_1840883831" r:id="rId736"/>
+          <o:OLEObject Type="Embed" ProgID="Equation.DSMT4" ShapeID="_x0000_i3912" DrawAspect="Content" ObjectID="_1840885641" r:id="rId736"/>
         </w:object>
       </w:r>
       <w:r>
@@ -9849,18 +9858,18 @@
       </w:r>
       <w:r>
         <w:object w:dxaOrig="1290" w:dyaOrig="315" w14:anchorId="30919E85">
-          <v:shape id="_x0000_i3913" type="#_x0000_t75" style="width:64.5pt;height:15.6pt" o:ole="">
+          <v:shape id="_x0000_i3913" type="#_x0000_t75" style="width:64.5pt;height:15.65pt" o:ole="">
             <v:imagedata r:id="rId737" o:title=""/>
           </v:shape>
-          <o:OLEObject Type="Embed" ProgID="Equation.DSMT4" ShapeID="_x0000_i3913" DrawAspect="Content" ObjectID="_1840883832" r:id="rId738"/>
+          <o:OLEObject Type="Embed" ProgID="Equation.DSMT4" ShapeID="_x0000_i3913" DrawAspect="Content" ObjectID="_1840885642" r:id="rId738"/>
         </w:object>
       </w:r>
       <w:r>
         <w:object w:dxaOrig="3690" w:dyaOrig="1320" w14:anchorId="5D7B1AE6">
-          <v:shape id="_x0000_i3914" type="#_x0000_t75" style="width:184.3pt;height:66.1pt" o:ole="">
+          <v:shape id="_x0000_i3914" type="#_x0000_t75" style="width:184.4pt;height:66.05pt" o:ole="">
             <v:imagedata r:id="rId739" o:title=""/>
           </v:shape>
-          <o:OLEObject Type="Embed" ProgID="Equation.DSMT4" ShapeID="_x0000_i3914" DrawAspect="Content" ObjectID="_1840883833" r:id="rId740"/>
+          <o:OLEObject Type="Embed" ProgID="Equation.DSMT4" ShapeID="_x0000_i3914" DrawAspect="Content" ObjectID="_1840885643" r:id="rId740"/>
         </w:object>
       </w:r>
       <w:r>
@@ -9888,7 +9897,7 @@
           <v:shape id="_x0000_i3915" type="#_x0000_t75" style="width:89.2pt;height:20.95pt" o:ole="">
             <v:imagedata r:id="rId741" o:title=""/>
           </v:shape>
-          <o:OLEObject Type="Embed" ProgID="Equation.DSMT4" ShapeID="_x0000_i3915" DrawAspect="Content" ObjectID="_1840883834" r:id="rId742"/>
+          <o:OLEObject Type="Embed" ProgID="Equation.DSMT4" ShapeID="_x0000_i3915" DrawAspect="Content" ObjectID="_1840885644" r:id="rId742"/>
         </w:object>
       </w:r>
       <w:r>
@@ -9914,10 +9923,10 @@
       </w:r>
       <w:r>
         <w:object w:dxaOrig="780" w:dyaOrig="405" w14:anchorId="119A85A5">
-          <v:shape id="_x0000_i4545" type="#_x0000_t75" style="width:39.2pt;height:20.4pt" o:ole="">
+          <v:shape id="_x0000_i4545" type="#_x0000_t75" style="width:39.15pt;height:20.35pt" o:ole="">
             <v:imagedata r:id="rId743" o:title=""/>
           </v:shape>
-          <o:OLEObject Type="Embed" ProgID="Equation.DSMT4" ShapeID="_x0000_i4545" DrawAspect="Content" ObjectID="_1840883835" r:id="rId744"/>
+          <o:OLEObject Type="Embed" ProgID="Equation.DSMT4" ShapeID="_x0000_i4545" DrawAspect="Content" ObjectID="_1840885645" r:id="rId744"/>
         </w:object>
       </w:r>
       <w:r>
@@ -9925,10 +9934,10 @@
       </w:r>
       <w:r>
         <w:object w:dxaOrig="810" w:dyaOrig="405" w14:anchorId="7005BC3E">
-          <v:shape id="_x0000_i4546" type="#_x0000_t75" style="width:40.3pt;height:20.4pt" o:ole="">
+          <v:shape id="_x0000_i4546" type="#_x0000_t75" style="width:40.4pt;height:20.35pt" o:ole="">
             <v:imagedata r:id="rId745" o:title=""/>
           </v:shape>
-          <o:OLEObject Type="Embed" ProgID="Equation.DSMT4" ShapeID="_x0000_i4546" DrawAspect="Content" ObjectID="_1840883836" r:id="rId746"/>
+          <o:OLEObject Type="Embed" ProgID="Equation.DSMT4" ShapeID="_x0000_i4546" DrawAspect="Content" ObjectID="_1840885646" r:id="rId746"/>
         </w:object>
       </w:r>
       <w:r>
@@ -9936,10 +9945,10 @@
       </w:r>
       <w:r>
         <w:object w:dxaOrig="1605" w:dyaOrig="405" w14:anchorId="2713844C">
-          <v:shape id="_x0000_i4547" type="#_x0000_t75" style="width:80.05pt;height:20.4pt" o:ole="">
+          <v:shape id="_x0000_i4547" type="#_x0000_t75" style="width:80.15pt;height:20.35pt" o:ole="">
             <v:imagedata r:id="rId747" o:title=""/>
           </v:shape>
-          <o:OLEObject Type="Embed" ProgID="Equation.DSMT4" ShapeID="_x0000_i4547" DrawAspect="Content" ObjectID="_1840883837" r:id="rId748"/>
+          <o:OLEObject Type="Embed" ProgID="Equation.DSMT4" ShapeID="_x0000_i4547" DrawAspect="Content" ObjectID="_1840885647" r:id="rId748"/>
         </w:object>
       </w:r>
       <w:r>
@@ -9947,10 +9956,10 @@
       </w:r>
       <w:r>
         <w:object w:dxaOrig="1305" w:dyaOrig="315" w14:anchorId="32C70F22">
-          <v:shape id="_x0000_i4548" type="#_x0000_t75" style="width:65pt;height:15.6pt" o:ole="">
+          <v:shape id="_x0000_i4548" type="#_x0000_t75" style="width:65.1pt;height:15.65pt" o:ole="">
             <v:imagedata r:id="rId749" o:title=""/>
           </v:shape>
-          <o:OLEObject Type="Embed" ProgID="Equation.DSMT4" ShapeID="_x0000_i4548" DrawAspect="Content" ObjectID="_1840883838" r:id="rId750"/>
+          <o:OLEObject Type="Embed" ProgID="Equation.DSMT4" ShapeID="_x0000_i4548" DrawAspect="Content" ObjectID="_1840885648" r:id="rId750"/>
         </w:object>
       </w:r>
       <w:r>
@@ -9958,10 +9967,10 @@
       </w:r>
       <w:r>
         <w:object w:dxaOrig="555" w:dyaOrig="285" w14:anchorId="199C55AF">
-          <v:shape id="_x0000_i4549" type="#_x0000_t75" style="width:27.95pt;height:14.5pt" o:ole="">
+          <v:shape id="_x0000_i4549" type="#_x0000_t75" style="width:27.85pt;height:14.4pt" o:ole="">
             <v:imagedata r:id="rId751" o:title=""/>
           </v:shape>
-          <o:OLEObject Type="Embed" ProgID="Equation.DSMT4" ShapeID="_x0000_i4549" DrawAspect="Content" ObjectID="_1840883839" r:id="rId752"/>
+          <o:OLEObject Type="Embed" ProgID="Equation.DSMT4" ShapeID="_x0000_i4549" DrawAspect="Content" ObjectID="_1840885649" r:id="rId752"/>
         </w:object>
       </w:r>
       <w:r>
@@ -9992,10 +10001,10 @@
       </w:r>
       <w:r>
         <w:object w:dxaOrig="315" w:dyaOrig="285" w14:anchorId="1D8FD53F">
-          <v:shape id="_x0000_i4550" type="#_x0000_t75" style="width:15.6pt;height:14.5pt" o:ole="">
+          <v:shape id="_x0000_i4550" type="#_x0000_t75" style="width:15.65pt;height:14.4pt" o:ole="">
             <v:imagedata r:id="rId753" o:title=""/>
           </v:shape>
-          <o:OLEObject Type="Embed" ProgID="Equation.DSMT4" ShapeID="_x0000_i4550" DrawAspect="Content" ObjectID="_1840883840" r:id="rId754"/>
+          <o:OLEObject Type="Embed" ProgID="Equation.DSMT4" ShapeID="_x0000_i4550" DrawAspect="Content" ObjectID="_1840885650" r:id="rId754"/>
         </w:object>
       </w:r>
       <w:r>
@@ -10024,10 +10033,10 @@
       </w:r>
       <w:r>
         <w:object w:dxaOrig="435" w:dyaOrig="285" w14:anchorId="31F48DFB">
-          <v:shape id="_x0000_i4551" type="#_x0000_t75" style="width:21.5pt;height:14.5pt" o:ole="">
+          <v:shape id="_x0000_i4551" type="#_x0000_t75" style="width:21.6pt;height:14.4pt" o:ole="">
             <v:imagedata r:id="rId755" o:title=""/>
           </v:shape>
-          <o:OLEObject Type="Embed" ProgID="Equation.DSMT4" ShapeID="_x0000_i4551" DrawAspect="Content" ObjectID="_1840883841" r:id="rId756"/>
+          <o:OLEObject Type="Embed" ProgID="Equation.DSMT4" ShapeID="_x0000_i4551" DrawAspect="Content" ObjectID="_1840885651" r:id="rId756"/>
         </w:object>
       </w:r>
       <w:r>
@@ -10069,14 +10078,15 @@
         <w:shd w:val="clear" w:color="auto" w:fill="FFFFFF" w:themeFill="background1"/>
       </w:pPr>
       <w:r>
+        <w:lastRenderedPageBreak/>
         <w:t xml:space="preserve">Phương trình hoành độ giao điểm: </w:t>
       </w:r>
       <w:r>
         <w:object w:dxaOrig="5325" w:dyaOrig="720" w14:anchorId="0DF7A397">
-          <v:shape id="_x0000_i4552" type="#_x0000_t75" style="width:266.5pt;height:36pt" o:ole="">
+          <v:shape id="_x0000_i4552" type="#_x0000_t75" style="width:266.4pt;height:36pt" o:ole="">
             <v:imagedata r:id="rId757" o:title=""/>
           </v:shape>
-          <o:OLEObject Type="Embed" ProgID="Equation.DSMT4" ShapeID="_x0000_i4552" DrawAspect="Content" ObjectID="_1840883842" r:id="rId758"/>
+          <o:OLEObject Type="Embed" ProgID="Equation.DSMT4" ShapeID="_x0000_i4552" DrawAspect="Content" ObjectID="_1840885652" r:id="rId758"/>
         </w:object>
       </w:r>
     </w:p>
@@ -10086,10 +10096,10 @@
       </w:pPr>
       <w:r>
         <w:object w:dxaOrig="1155" w:dyaOrig="285" w14:anchorId="704B7D51">
-          <v:shape id="_x0000_i4553" type="#_x0000_t75" style="width:57.5pt;height:14.5pt" o:ole="">
+          <v:shape id="_x0000_i4553" type="#_x0000_t75" style="width:57.6pt;height:14.4pt" o:ole="">
             <v:imagedata r:id="rId759" o:title=""/>
           </v:shape>
-          <o:OLEObject Type="Embed" ProgID="Equation.DSMT4" ShapeID="_x0000_i4553" DrawAspect="Content" ObjectID="_1840883843" r:id="rId760"/>
+          <o:OLEObject Type="Embed" ProgID="Equation.DSMT4" ShapeID="_x0000_i4553" DrawAspect="Content" ObjectID="_1840885653" r:id="rId760"/>
         </w:object>
       </w:r>
     </w:p>
@@ -10106,10 +10116,10 @@
       </w:r>
       <w:r>
         <w:object w:dxaOrig="1290" w:dyaOrig="360" w14:anchorId="2F6DA200">
-          <v:shape id="_x0000_i4635" type="#_x0000_t75" style="width:64.5pt;height:18.25pt" o:ole="">
+          <v:shape id="_x0000_i4635" type="#_x0000_t75" style="width:64.5pt;height:18.15pt" o:ole="">
             <v:imagedata r:id="rId761" o:title=""/>
           </v:shape>
-          <o:OLEObject Type="Embed" ProgID="Equation.DSMT4" ShapeID="_x0000_i4635" DrawAspect="Content" ObjectID="_1840883844" r:id="rId762"/>
+          <o:OLEObject Type="Embed" ProgID="Equation.DSMT4" ShapeID="_x0000_i4635" DrawAspect="Content" ObjectID="_1840885654" r:id="rId762"/>
         </w:object>
       </w:r>
       <w:r>
@@ -10117,10 +10127,10 @@
       </w:r>
       <w:r>
         <w:object w:dxaOrig="1455" w:dyaOrig="360" w14:anchorId="1BECB8C9">
-          <v:shape id="_x0000_i4636" type="#_x0000_t75" style="width:72.55pt;height:18.25pt" o:ole="">
+          <v:shape id="_x0000_i4636" type="#_x0000_t75" style="width:72.65pt;height:18.15pt" o:ole="">
             <v:imagedata r:id="rId763" o:title=""/>
           </v:shape>
-          <o:OLEObject Type="Embed" ProgID="Equation.DSMT4" ShapeID="_x0000_i4636" DrawAspect="Content" ObjectID="_1840883845" r:id="rId764"/>
+          <o:OLEObject Type="Embed" ProgID="Equation.DSMT4" ShapeID="_x0000_i4636" DrawAspect="Content" ObjectID="_1840885655" r:id="rId764"/>
         </w:object>
       </w:r>
       <w:r>
@@ -10146,10 +10156,10 @@
       </w:r>
       <w:r>
         <w:object w:dxaOrig="765" w:dyaOrig="360" w14:anchorId="6379C83D">
-          <v:shape id="_x0000_i4637" type="#_x0000_t75" style="width:38.15pt;height:18.25pt" o:ole="">
+          <v:shape id="_x0000_i4637" type="#_x0000_t75" style="width:38.2pt;height:18.15pt" o:ole="">
             <v:imagedata r:id="rId765" o:title=""/>
           </v:shape>
-          <o:OLEObject Type="Embed" ProgID="Equation.DSMT4" ShapeID="_x0000_i4637" DrawAspect="Content" ObjectID="_1840883846" r:id="rId766"/>
+          <o:OLEObject Type="Embed" ProgID="Equation.DSMT4" ShapeID="_x0000_i4637" DrawAspect="Content" ObjectID="_1840885656" r:id="rId766"/>
         </w:object>
       </w:r>
       <w:r>
@@ -10177,7 +10187,6 @@
         <w:rPr>
           <w:b/>
         </w:rPr>
-        <w:lastRenderedPageBreak/>
         <w:t xml:space="preserve">A. </w:t>
       </w:r>
       <w:r>
@@ -10185,7 +10194,7 @@
           <v:shape id="_x0000_i4638" type="#_x0000_t75" style="width:53.2pt;height:17.2pt" o:ole="">
             <v:imagedata r:id="rId767" o:title=""/>
           </v:shape>
-          <o:OLEObject Type="Embed" ProgID="Equation.DSMT4" ShapeID="_x0000_i4638" DrawAspect="Content" ObjectID="_1840883847" r:id="rId768"/>
+          <o:OLEObject Type="Embed" ProgID="Equation.DSMT4" ShapeID="_x0000_i4638" DrawAspect="Content" ObjectID="_1840885657" r:id="rId768"/>
         </w:object>
       </w:r>
       <w:r>
@@ -10199,10 +10208,10 @@
       </w:r>
       <w:r>
         <w:object w:dxaOrig="1185" w:dyaOrig="360" w14:anchorId="762E642E">
-          <v:shape id="_x0000_i4639" type="#_x0000_t75" style="width:59.1pt;height:18.25pt" o:ole="">
+          <v:shape id="_x0000_i4639" type="#_x0000_t75" style="width:59.15pt;height:18.15pt" o:ole="">
             <v:imagedata r:id="rId769" o:title=""/>
           </v:shape>
-          <o:OLEObject Type="Embed" ProgID="Equation.DSMT4" ShapeID="_x0000_i4639" DrawAspect="Content" ObjectID="_1840883848" r:id="rId770"/>
+          <o:OLEObject Type="Embed" ProgID="Equation.DSMT4" ShapeID="_x0000_i4639" DrawAspect="Content" ObjectID="_1840885658" r:id="rId770"/>
         </w:object>
       </w:r>
       <w:r>
@@ -10216,10 +10225,10 @@
       </w:r>
       <w:r>
         <w:object w:dxaOrig="1155" w:dyaOrig="360" w14:anchorId="6CC62894">
-          <v:shape id="_x0000_i4640" type="#_x0000_t75" style="width:57.5pt;height:18.25pt" o:ole="">
+          <v:shape id="_x0000_i4640" type="#_x0000_t75" style="width:57.6pt;height:18.15pt" o:ole="">
             <v:imagedata r:id="rId771" o:title=""/>
           </v:shape>
-          <o:OLEObject Type="Embed" ProgID="Equation.DSMT4" ShapeID="_x0000_i4640" DrawAspect="Content" ObjectID="_1840883849" r:id="rId772"/>
+          <o:OLEObject Type="Embed" ProgID="Equation.DSMT4" ShapeID="_x0000_i4640" DrawAspect="Content" ObjectID="_1840885659" r:id="rId772"/>
         </w:object>
       </w:r>
       <w:r>
@@ -10233,10 +10242,10 @@
       </w:r>
       <w:r>
         <w:object w:dxaOrig="1155" w:dyaOrig="360" w14:anchorId="090F96F4">
-          <v:shape id="_x0000_i4641" type="#_x0000_t75" style="width:57.5pt;height:18.25pt" o:ole="">
+          <v:shape id="_x0000_i4641" type="#_x0000_t75" style="width:57.6pt;height:18.15pt" o:ole="">
             <v:imagedata r:id="rId773" o:title=""/>
           </v:shape>
-          <o:OLEObject Type="Embed" ProgID="Equation.DSMT4" ShapeID="_x0000_i4641" DrawAspect="Content" ObjectID="_1840883850" r:id="rId774"/>
+          <o:OLEObject Type="Embed" ProgID="Equation.DSMT4" ShapeID="_x0000_i4641" DrawAspect="Content" ObjectID="_1840885660" r:id="rId774"/>
         </w:object>
       </w:r>
     </w:p>
@@ -10268,7 +10277,7 @@
           <v:shape id="_x0000_i4642" type="#_x0000_t75" style="width:248.25pt;height:36pt" o:ole="">
             <v:imagedata r:id="rId775" o:title=""/>
           </v:shape>
-          <o:OLEObject Type="Embed" ProgID="Equation.DSMT4" ShapeID="_x0000_i4642" DrawAspect="Content" ObjectID="_1840883851" r:id="rId776"/>
+          <o:OLEObject Type="Embed" ProgID="Equation.DSMT4" ShapeID="_x0000_i4642" DrawAspect="Content" ObjectID="_1840885661" r:id="rId776"/>
         </w:object>
       </w:r>
       <w:r>
@@ -10281,10 +10290,10 @@
       </w:pPr>
       <w:r>
         <w:object w:dxaOrig="2940" w:dyaOrig="315" w14:anchorId="52AE25BA">
-          <v:shape id="_x0000_i4643" type="#_x0000_t75" style="width:147.2pt;height:15.6pt" o:ole="">
+          <v:shape id="_x0000_i4643" type="#_x0000_t75" style="width:147.15pt;height:15.65pt" o:ole="">
             <v:imagedata r:id="rId777" o:title=""/>
           </v:shape>
-          <o:OLEObject Type="Embed" ProgID="Equation.DSMT4" ShapeID="_x0000_i4643" DrawAspect="Content" ObjectID="_1840883852" r:id="rId778"/>
+          <o:OLEObject Type="Embed" ProgID="Equation.DSMT4" ShapeID="_x0000_i4643" DrawAspect="Content" ObjectID="_1840885662" r:id="rId778"/>
         </w:object>
       </w:r>
       <w:r>
@@ -10292,10 +10301,10 @@
       </w:r>
       <w:r>
         <w:object w:dxaOrig="840" w:dyaOrig="405" w14:anchorId="7DEA3F63">
-          <v:shape id="_x0000_i4644" type="#_x0000_t75" style="width:41.9pt;height:20.4pt" o:ole="">
+          <v:shape id="_x0000_i4644" type="#_x0000_t75" style="width:41.95pt;height:20.35pt" o:ole="">
             <v:imagedata r:id="rId779" o:title=""/>
           </v:shape>
-          <o:OLEObject Type="Embed" ProgID="Equation.DSMT4" ShapeID="_x0000_i4644" DrawAspect="Content" ObjectID="_1840883853" r:id="rId780"/>
+          <o:OLEObject Type="Embed" ProgID="Equation.DSMT4" ShapeID="_x0000_i4644" DrawAspect="Content" ObjectID="_1840885663" r:id="rId780"/>
         </w:object>
       </w:r>
       <w:r>
@@ -10303,10 +10312,10 @@
       </w:r>
       <w:r>
         <w:object w:dxaOrig="840" w:dyaOrig="405" w14:anchorId="1E8EAB9C">
-          <v:shape id="_x0000_i4645" type="#_x0000_t75" style="width:41.9pt;height:20.4pt" o:ole="">
+          <v:shape id="_x0000_i4645" type="#_x0000_t75" style="width:41.95pt;height:20.35pt" o:ole="">
             <v:imagedata r:id="rId781" o:title=""/>
           </v:shape>
-          <o:OLEObject Type="Embed" ProgID="Equation.DSMT4" ShapeID="_x0000_i4645" DrawAspect="Content" ObjectID="_1840883854" r:id="rId782"/>
+          <o:OLEObject Type="Embed" ProgID="Equation.DSMT4" ShapeID="_x0000_i4645" DrawAspect="Content" ObjectID="_1840885664" r:id="rId782"/>
         </w:object>
       </w:r>
       <w:r>
@@ -10322,10 +10331,10 @@
       </w:r>
       <w:r>
         <w:object w:dxaOrig="3240" w:dyaOrig="525" w14:anchorId="625A2FD9">
-          <v:shape id="_x0000_i4646" type="#_x0000_t75" style="width:162.25pt;height:26.35pt" o:ole="">
+          <v:shape id="_x0000_i4646" type="#_x0000_t75" style="width:162.15pt;height:26.3pt" o:ole="">
             <v:imagedata r:id="rId783" o:title=""/>
           </v:shape>
-          <o:OLEObject Type="Embed" ProgID="Equation.DSMT4" ShapeID="_x0000_i4646" DrawAspect="Content" ObjectID="_1840883855" r:id="rId784"/>
+          <o:OLEObject Type="Embed" ProgID="Equation.DSMT4" ShapeID="_x0000_i4646" DrawAspect="Content" ObjectID="_1840885665" r:id="rId784"/>
         </w:object>
       </w:r>
       <w:r>
@@ -10366,10 +10375,10 @@
       </w:r>
       <w:r>
         <w:object w:dxaOrig="1425" w:dyaOrig="360" w14:anchorId="1B3DF024">
-          <v:shape id="_x0000_i4742" type="#_x0000_t75" style="width:71.45pt;height:18.25pt" o:ole="">
+          <v:shape id="_x0000_i4742" type="#_x0000_t75" style="width:71.35pt;height:18.15pt" o:ole="">
             <v:imagedata r:id="rId785" o:title=""/>
           </v:shape>
-          <o:OLEObject Type="Embed" ProgID="Equation.DSMT4" ShapeID="_x0000_i4742" DrawAspect="Content" ObjectID="_1840883856" r:id="rId786"/>
+          <o:OLEObject Type="Embed" ProgID="Equation.DSMT4" ShapeID="_x0000_i4742" DrawAspect="Content" ObjectID="_1840885666" r:id="rId786"/>
         </w:object>
       </w:r>
       <w:r>
@@ -10377,10 +10386,10 @@
       </w:r>
       <w:r>
         <w:object w:dxaOrig="270" w:dyaOrig="210" w14:anchorId="32326032">
-          <v:shape id="_x0000_i4743" type="#_x0000_t75" style="width:13.45pt;height:10.75pt" o:ole="">
+          <v:shape id="_x0000_i4743" type="#_x0000_t75" style="width:13.45pt;height:10.65pt" o:ole="">
             <v:imagedata r:id="rId787" o:title=""/>
           </v:shape>
-          <o:OLEObject Type="Embed" ProgID="Equation.DSMT4" ShapeID="_x0000_i4743" DrawAspect="Content" ObjectID="_1840883857" r:id="rId788"/>
+          <o:OLEObject Type="Embed" ProgID="Equation.DSMT4" ShapeID="_x0000_i4743" DrawAspect="Content" ObjectID="_1840885667" r:id="rId788"/>
         </w:object>
       </w:r>
       <w:r>
@@ -10388,10 +10397,10 @@
       </w:r>
       <w:r>
         <w:object w:dxaOrig="1500" w:dyaOrig="315" w14:anchorId="51A12874">
-          <v:shape id="_x0000_i4744" type="#_x0000_t75" style="width:75.2pt;height:15.6pt" o:ole="">
+          <v:shape id="_x0000_i4744" type="#_x0000_t75" style="width:75.15pt;height:15.65pt" o:ole="">
             <v:imagedata r:id="rId789" o:title=""/>
           </v:shape>
-          <o:OLEObject Type="Embed" ProgID="Equation.DSMT4" ShapeID="_x0000_i4744" DrawAspect="Content" ObjectID="_1840883858" r:id="rId790"/>
+          <o:OLEObject Type="Embed" ProgID="Equation.DSMT4" ShapeID="_x0000_i4744" DrawAspect="Content" ObjectID="_1840885668" r:id="rId790"/>
         </w:object>
       </w:r>
       <w:r>
@@ -10469,10 +10478,10 @@
       </w:r>
       <w:r>
         <w:object w:dxaOrig="735" w:dyaOrig="285" w14:anchorId="5F6E6E62">
-          <v:shape id="_x0000_i4746" type="#_x0000_t75" style="width:36.55pt;height:14.5pt" o:ole="">
+          <v:shape id="_x0000_i4746" type="#_x0000_t75" style="width:36.65pt;height:14.4pt" o:ole="">
             <v:imagedata r:id="rId792" o:title=""/>
           </v:shape>
-          <o:OLEObject Type="Embed" ProgID="Equation.DSMT4" ShapeID="_x0000_i4746" DrawAspect="Content" ObjectID="_1840883859" r:id="rId793"/>
+          <o:OLEObject Type="Embed" ProgID="Equation.DSMT4" ShapeID="_x0000_i4746" DrawAspect="Content" ObjectID="_1840885669" r:id="rId793"/>
         </w:object>
       </w:r>
       <w:r>
@@ -10489,10 +10498,10 @@
       </w:r>
       <w:r>
         <w:object w:dxaOrig="720" w:dyaOrig="285" w14:anchorId="2A8D897C">
-          <v:shape id="_x0000_i4747" type="#_x0000_t75" style="width:36pt;height:14.5pt" o:ole="">
+          <v:shape id="_x0000_i4747" type="#_x0000_t75" style="width:36pt;height:14.4pt" o:ole="">
             <v:imagedata r:id="rId794" o:title=""/>
           </v:shape>
-          <o:OLEObject Type="Embed" ProgID="Equation.DSMT4" ShapeID="_x0000_i4747" DrawAspect="Content" ObjectID="_1840883860" r:id="rId795"/>
+          <o:OLEObject Type="Embed" ProgID="Equation.DSMT4" ShapeID="_x0000_i4747" DrawAspect="Content" ObjectID="_1840885670" r:id="rId795"/>
         </w:object>
       </w:r>
       <w:r>
@@ -10509,10 +10518,10 @@
       </w:r>
       <w:r>
         <w:object w:dxaOrig="555" w:dyaOrig="285" w14:anchorId="12E01265">
-          <v:shape id="_x0000_i4748" type="#_x0000_t75" style="width:27.95pt;height:14.5pt" o:ole="">
+          <v:shape id="_x0000_i4748" type="#_x0000_t75" style="width:27.85pt;height:14.4pt" o:ole="">
             <v:imagedata r:id="rId796" o:title=""/>
           </v:shape>
-          <o:OLEObject Type="Embed" ProgID="Equation.DSMT4" ShapeID="_x0000_i4748" DrawAspect="Content" ObjectID="_1840883861" r:id="rId797"/>
+          <o:OLEObject Type="Embed" ProgID="Equation.DSMT4" ShapeID="_x0000_i4748" DrawAspect="Content" ObjectID="_1840885671" r:id="rId797"/>
         </w:object>
       </w:r>
       <w:r>
@@ -10529,10 +10538,10 @@
       </w:r>
       <w:r>
         <w:object w:dxaOrig="555" w:dyaOrig="285" w14:anchorId="392E76F2">
-          <v:shape id="_x0000_i4749" type="#_x0000_t75" style="width:27.95pt;height:14.5pt" o:ole="">
+          <v:shape id="_x0000_i4749" type="#_x0000_t75" style="width:27.85pt;height:14.4pt" o:ole="">
             <v:imagedata r:id="rId798" o:title=""/>
           </v:shape>
-          <o:OLEObject Type="Embed" ProgID="Equation.DSMT4" ShapeID="_x0000_i4749" DrawAspect="Content" ObjectID="_1840883862" r:id="rId799"/>
+          <o:OLEObject Type="Embed" ProgID="Equation.DSMT4" ShapeID="_x0000_i4749" DrawAspect="Content" ObjectID="_1840885672" r:id="rId799"/>
         </w:object>
       </w:r>
       <w:r>
@@ -10588,10 +10597,10 @@
       </w:pPr>
       <w:r>
         <w:object w:dxaOrig="3690" w:dyaOrig="315" w14:anchorId="4695FBFA">
-          <v:shape id="_x0000_i4750" type="#_x0000_t75" style="width:184.3pt;height:15.6pt" o:ole="">
+          <v:shape id="_x0000_i4750" type="#_x0000_t75" style="width:184.4pt;height:15.65pt" o:ole="">
             <v:imagedata r:id="rId800" o:title=""/>
           </v:shape>
-          <o:OLEObject Type="Embed" ProgID="Equation.DSMT4" ShapeID="_x0000_i4750" DrawAspect="Content" ObjectID="_1840883863" r:id="rId801"/>
+          <o:OLEObject Type="Embed" ProgID="Equation.DSMT4" ShapeID="_x0000_i4750" DrawAspect="Content" ObjectID="_1840885673" r:id="rId801"/>
         </w:object>
       </w:r>
       <w:r>
@@ -10599,26 +10608,27 @@
       </w:r>
       <w:r>
         <w:object w:dxaOrig="360" w:dyaOrig="405" w14:anchorId="02F08C67">
-          <v:shape id="_x0000_i4751" type="#_x0000_t75" style="width:18.25pt;height:20.4pt" o:ole="">
+          <v:shape id="_x0000_i4751" type="#_x0000_t75" style="width:18.15pt;height:20.35pt" o:ole="">
             <v:imagedata r:id="rId802" o:title=""/>
           </v:shape>
-          <o:OLEObject Type="Embed" ProgID="Equation.DSMT4" ShapeID="_x0000_i4751" DrawAspect="Content" ObjectID="_1840883864" r:id="rId803"/>
-        </w:object>
-      </w:r>
-    </w:p>
-    <w:p>
-      <w:pPr>
-        <w:shd w:val="clear" w:color="auto" w:fill="FFFFFF" w:themeFill="background1"/>
-      </w:pPr>
-      <w:r>
+          <o:OLEObject Type="Embed" ProgID="Equation.DSMT4" ShapeID="_x0000_i4751" DrawAspect="Content" ObjectID="_1840885674" r:id="rId803"/>
+        </w:object>
+      </w:r>
+    </w:p>
+    <w:p>
+      <w:pPr>
+        <w:shd w:val="clear" w:color="auto" w:fill="FFFFFF" w:themeFill="background1"/>
+      </w:pPr>
+      <w:r>
+        <w:lastRenderedPageBreak/>
         <w:t xml:space="preserve">Số nghiệm của phương trình </w:t>
       </w:r>
       <w:r>
         <w:object w:dxaOrig="360" w:dyaOrig="405" w14:anchorId="6146F214">
-          <v:shape id="_x0000_i4752" type="#_x0000_t75" style="width:18.25pt;height:20.4pt" o:ole="">
+          <v:shape id="_x0000_i4752" type="#_x0000_t75" style="width:18.15pt;height:20.35pt" o:ole="">
             <v:imagedata r:id="rId804" o:title=""/>
           </v:shape>
-          <o:OLEObject Type="Embed" ProgID="Equation.DSMT4" ShapeID="_x0000_i4752" DrawAspect="Content" ObjectID="_1840883865" r:id="rId805"/>
+          <o:OLEObject Type="Embed" ProgID="Equation.DSMT4" ShapeID="_x0000_i4752" DrawAspect="Content" ObjectID="_1840885675" r:id="rId805"/>
         </w:object>
       </w:r>
       <w:r>
@@ -10626,10 +10636,10 @@
       </w:r>
       <w:r>
         <w:object w:dxaOrig="1425" w:dyaOrig="360" w14:anchorId="79C1DEFA">
-          <v:shape id="_x0000_i4753" type="#_x0000_t75" style="width:71.45pt;height:18.25pt" o:ole="">
+          <v:shape id="_x0000_i4753" type="#_x0000_t75" style="width:71.35pt;height:18.15pt" o:ole="">
             <v:imagedata r:id="rId806" o:title=""/>
           </v:shape>
-          <o:OLEObject Type="Embed" ProgID="Equation.DSMT4" ShapeID="_x0000_i4753" DrawAspect="Content" ObjectID="_1840883866" r:id="rId807"/>
+          <o:OLEObject Type="Embed" ProgID="Equation.DSMT4" ShapeID="_x0000_i4753" DrawAspect="Content" ObjectID="_1840885676" r:id="rId807"/>
         </w:object>
       </w:r>
       <w:r>
@@ -10637,10 +10647,10 @@
       </w:r>
       <w:r>
         <w:object w:dxaOrig="1065" w:dyaOrig="315" w14:anchorId="1D941B60">
-          <v:shape id="_x0000_i4754" type="#_x0000_t75" style="width:53.2pt;height:15.6pt" o:ole="">
+          <v:shape id="_x0000_i4754" type="#_x0000_t75" style="width:53.2pt;height:15.65pt" o:ole="">
             <v:imagedata r:id="rId808" o:title=""/>
           </v:shape>
-          <o:OLEObject Type="Embed" ProgID="Equation.DSMT4" ShapeID="_x0000_i4754" DrawAspect="Content" ObjectID="_1840883867" r:id="rId809"/>
+          <o:OLEObject Type="Embed" ProgID="Equation.DSMT4" ShapeID="_x0000_i4754" DrawAspect="Content" ObjectID="_1840885677" r:id="rId809"/>
         </w:object>
       </w:r>
       <w:r>
@@ -10656,10 +10666,10 @@
       </w:r>
       <w:r>
         <w:object w:dxaOrig="855" w:dyaOrig="285" w14:anchorId="55EB03C5">
-          <v:shape id="_x0000_i4755" type="#_x0000_t75" style="width:43pt;height:14.5pt" o:ole="">
+          <v:shape id="_x0000_i4755" type="#_x0000_t75" style="width:42.9pt;height:14.4pt" o:ole="">
             <v:imagedata r:id="rId810" o:title=""/>
           </v:shape>
-          <o:OLEObject Type="Embed" ProgID="Equation.DSMT4" ShapeID="_x0000_i4755" DrawAspect="Content" ObjectID="_1840883868" r:id="rId811"/>
+          <o:OLEObject Type="Embed" ProgID="Equation.DSMT4" ShapeID="_x0000_i4755" DrawAspect="Content" ObjectID="_1840885678" r:id="rId811"/>
         </w:object>
       </w:r>
       <w:r>
@@ -10685,10 +10695,10 @@
       </w:r>
       <w:r>
         <w:object w:dxaOrig="1890" w:dyaOrig="390" w14:anchorId="1EB21E16">
-          <v:shape id="_x0000_i4854" type="#_x0000_t75" style="width:94.55pt;height:19.35pt" o:ole="">
+          <v:shape id="_x0000_i4854" type="#_x0000_t75" style="width:94.55pt;height:19.4pt" o:ole="">
             <v:imagedata r:id="rId812" o:title=""/>
           </v:shape>
-          <o:OLEObject Type="Embed" ProgID="Equation.DSMT4" ShapeID="_x0000_i4854" DrawAspect="Content" ObjectID="_1840883869" r:id="rId813"/>
+          <o:OLEObject Type="Embed" ProgID="Equation.DSMT4" ShapeID="_x0000_i4854" DrawAspect="Content" ObjectID="_1840885679" r:id="rId813"/>
         </w:object>
       </w:r>
       <w:r>
@@ -10696,10 +10706,10 @@
       </w:r>
       <w:r>
         <w:object w:dxaOrig="270" w:dyaOrig="210" w14:anchorId="3239047D">
-          <v:shape id="_x0000_i4855" type="#_x0000_t75" style="width:13.45pt;height:10.75pt" o:ole="">
+          <v:shape id="_x0000_i4855" type="#_x0000_t75" style="width:13.45pt;height:10.65pt" o:ole="">
             <v:imagedata r:id="rId814" o:title=""/>
           </v:shape>
-          <o:OLEObject Type="Embed" ProgID="Equation.DSMT4" ShapeID="_x0000_i4855" DrawAspect="Content" ObjectID="_1840883870" r:id="rId815"/>
+          <o:OLEObject Type="Embed" ProgID="Equation.DSMT4" ShapeID="_x0000_i4855" DrawAspect="Content" ObjectID="_1840885680" r:id="rId815"/>
         </w:object>
       </w:r>
       <w:r>
@@ -10707,10 +10717,10 @@
       </w:r>
       <w:r>
         <w:object w:dxaOrig="1710" w:dyaOrig="390" w14:anchorId="506E08B9">
-          <v:shape id="_x0000_i4856" type="#_x0000_t75" style="width:85.45pt;height:19.35pt" o:ole="">
+          <v:shape id="_x0000_i4856" type="#_x0000_t75" style="width:85.45pt;height:19.4pt" o:ole="">
             <v:imagedata r:id="rId816" o:title=""/>
           </v:shape>
-          <o:OLEObject Type="Embed" ProgID="Equation.DSMT4" ShapeID="_x0000_i4856" DrawAspect="Content" ObjectID="_1840883871" r:id="rId817"/>
+          <o:OLEObject Type="Embed" ProgID="Equation.DSMT4" ShapeID="_x0000_i4856" DrawAspect="Content" ObjectID="_1840885681" r:id="rId817"/>
         </w:object>
       </w:r>
       <w:r>
@@ -10735,7 +10745,7 @@
           <v:shape id="_x0000_i4857" type="#_x0000_t75" style="width:28.5pt;height:13.45pt" o:ole="">
             <v:imagedata r:id="rId818" o:title=""/>
           </v:shape>
-          <o:OLEObject Type="Embed" ProgID="Equation.DSMT4" ShapeID="_x0000_i4857" DrawAspect="Content" ObjectID="_1840883872" r:id="rId819"/>
+          <o:OLEObject Type="Embed" ProgID="Equation.DSMT4" ShapeID="_x0000_i4857" DrawAspect="Content" ObjectID="_1840885682" r:id="rId819"/>
         </w:object>
       </w:r>
       <w:r>
@@ -10758,7 +10768,7 @@
           <v:shape id="_x0000_i4858" type="#_x0000_t75" style="width:28.5pt;height:13.45pt" o:ole="">
             <v:imagedata r:id="rId820" o:title=""/>
           </v:shape>
-          <o:OLEObject Type="Embed" ProgID="Equation.DSMT4" ShapeID="_x0000_i4858" DrawAspect="Content" ObjectID="_1840883873" r:id="rId821"/>
+          <o:OLEObject Type="Embed" ProgID="Equation.DSMT4" ShapeID="_x0000_i4858" DrawAspect="Content" ObjectID="_1840885683" r:id="rId821"/>
         </w:object>
       </w:r>
       <w:r>
@@ -10778,10 +10788,10 @@
       </w:r>
       <w:r>
         <w:object w:dxaOrig="600" w:dyaOrig="270" w14:anchorId="6837386E">
-          <v:shape id="_x0000_i4859" type="#_x0000_t75" style="width:30.1pt;height:13.45pt" o:ole="">
+          <v:shape id="_x0000_i4859" type="#_x0000_t75" style="width:30.05pt;height:13.45pt" o:ole="">
             <v:imagedata r:id="rId822" o:title=""/>
           </v:shape>
-          <o:OLEObject Type="Embed" ProgID="Equation.DSMT4" ShapeID="_x0000_i4859" DrawAspect="Content" ObjectID="_1840883874" r:id="rId823"/>
+          <o:OLEObject Type="Embed" ProgID="Equation.DSMT4" ShapeID="_x0000_i4859" DrawAspect="Content" ObjectID="_1840885684" r:id="rId823"/>
         </w:object>
       </w:r>
       <w:r>
@@ -10801,10 +10811,10 @@
       </w:r>
       <w:r>
         <w:object w:dxaOrig="600" w:dyaOrig="270" w14:anchorId="297CB85E">
-          <v:shape id="_x0000_i4860" type="#_x0000_t75" style="width:30.1pt;height:13.45pt" o:ole="">
+          <v:shape id="_x0000_i4860" type="#_x0000_t75" style="width:30.05pt;height:13.45pt" o:ole="">
             <v:imagedata r:id="rId824" o:title=""/>
           </v:shape>
-          <o:OLEObject Type="Embed" ProgID="Equation.DSMT4" ShapeID="_x0000_i4860" DrawAspect="Content" ObjectID="_1840883875" r:id="rId825"/>
+          <o:OLEObject Type="Embed" ProgID="Equation.DSMT4" ShapeID="_x0000_i4860" DrawAspect="Content" ObjectID="_1840885685" r:id="rId825"/>
         </w:object>
       </w:r>
       <w:r>
@@ -10861,18 +10871,18 @@
       </w:r>
       <w:r>
         <w:object w:dxaOrig="1710" w:dyaOrig="390" w14:anchorId="30B9B0E9">
-          <v:shape id="_x0000_i4861" type="#_x0000_t75" style="width:85.45pt;height:19.35pt" o:ole="">
+          <v:shape id="_x0000_i4861" type="#_x0000_t75" style="width:85.45pt;height:19.4pt" o:ole="">
             <v:imagedata r:id="rId826" o:title=""/>
           </v:shape>
-          <o:OLEObject Type="Embed" ProgID="Equation.DSMT4" ShapeID="_x0000_i4861" DrawAspect="Content" ObjectID="_1840883876" r:id="rId827"/>
+          <o:OLEObject Type="Embed" ProgID="Equation.DSMT4" ShapeID="_x0000_i4861" DrawAspect="Content" ObjectID="_1840885686" r:id="rId827"/>
         </w:object>
       </w:r>
       <w:r>
         <w:object w:dxaOrig="1770" w:dyaOrig="720" w14:anchorId="5EC4AE6A">
-          <v:shape id="_x0000_i4862" type="#_x0000_t75" style="width:88.65pt;height:36pt" o:ole="">
+          <v:shape id="_x0000_i4862" type="#_x0000_t75" style="width:88.6pt;height:36pt" o:ole="">
             <v:imagedata r:id="rId828" o:title=""/>
           </v:shape>
-          <o:OLEObject Type="Embed" ProgID="Equation.DSMT4" ShapeID="_x0000_i4862" DrawAspect="Content" ObjectID="_1840883877" r:id="rId829"/>
+          <o:OLEObject Type="Embed" ProgID="Equation.DSMT4" ShapeID="_x0000_i4862" DrawAspect="Content" ObjectID="_1840885687" r:id="rId829"/>
         </w:object>
       </w:r>
       <w:r>
@@ -10880,7 +10890,7 @@
           <v:shape id="_x0000_i4863" type="#_x0000_t75" style="width:43.5pt;height:13.45pt" o:ole="">
             <v:imagedata r:id="rId830" o:title=""/>
           </v:shape>
-          <o:OLEObject Type="Embed" ProgID="Equation.DSMT4" ShapeID="_x0000_i4863" DrawAspect="Content" ObjectID="_1840883878" r:id="rId831"/>
+          <o:OLEObject Type="Embed" ProgID="Equation.DSMT4" ShapeID="_x0000_i4863" DrawAspect="Content" ObjectID="_1840885688" r:id="rId831"/>
         </w:object>
       </w:r>
       <w:r>
@@ -10903,10 +10913,10 @@
       </w:r>
       <w:r>
         <w:object w:dxaOrig="270" w:dyaOrig="210" w14:anchorId="013F30FF">
-          <v:shape id="_x0000_i4928" type="#_x0000_t75" style="width:13.45pt;height:10.75pt" o:ole="">
+          <v:shape id="_x0000_i4928" type="#_x0000_t75" style="width:13.45pt;height:10.65pt" o:ole="">
             <v:imagedata r:id="rId832" o:title=""/>
           </v:shape>
-          <o:OLEObject Type="Embed" ProgID="Equation.DSMT4" ShapeID="_x0000_i4928" DrawAspect="Content" ObjectID="_1840883879" r:id="rId833"/>
+          <o:OLEObject Type="Embed" ProgID="Equation.DSMT4" ShapeID="_x0000_i4928" DrawAspect="Content" ObjectID="_1840885689" r:id="rId833"/>
         </w:object>
       </w:r>
       <w:r>
@@ -10914,10 +10924,10 @@
       </w:r>
       <w:r>
         <w:object w:dxaOrig="2490" w:dyaOrig="390" w14:anchorId="7047608E">
-          <v:shape id="_x0000_i4929" type="#_x0000_t75" style="width:124.65pt;height:19.35pt" o:ole="">
+          <v:shape id="_x0000_i4929" type="#_x0000_t75" style="width:124.6pt;height:19.4pt" o:ole="">
             <v:imagedata r:id="rId834" o:title=""/>
           </v:shape>
-          <o:OLEObject Type="Embed" ProgID="Equation.DSMT4" ShapeID="_x0000_i4929" DrawAspect="Content" ObjectID="_1840883880" r:id="rId835"/>
+          <o:OLEObject Type="Embed" ProgID="Equation.DSMT4" ShapeID="_x0000_i4929" DrawAspect="Content" ObjectID="_1840885690" r:id="rId835"/>
         </w:object>
       </w:r>
       <w:r>
@@ -10942,10 +10952,10 @@
       </w:r>
       <w:r>
         <w:object w:dxaOrig="1080" w:dyaOrig="390" w14:anchorId="7D501115">
-          <v:shape id="_x0000_i4930" type="#_x0000_t75" style="width:54.25pt;height:19.35pt" o:ole="">
+          <v:shape id="_x0000_i4930" type="#_x0000_t75" style="width:54.15pt;height:19.4pt" o:ole="">
             <v:imagedata r:id="rId836" o:title=""/>
           </v:shape>
-          <o:OLEObject Type="Embed" ProgID="Equation.DSMT4" ShapeID="_x0000_i4930" DrawAspect="Content" ObjectID="_1840883881" r:id="rId837"/>
+          <o:OLEObject Type="Embed" ProgID="Equation.DSMT4" ShapeID="_x0000_i4930" DrawAspect="Content" ObjectID="_1840885691" r:id="rId837"/>
         </w:object>
       </w:r>
       <w:r>
@@ -10963,10 +10973,10 @@
       </w:r>
       <w:r>
         <w:object w:dxaOrig="2250" w:dyaOrig="390" w14:anchorId="03AC54C9">
-          <v:shape id="_x0000_i4931" type="#_x0000_t75" style="width:112.3pt;height:19.35pt" o:ole="">
+          <v:shape id="_x0000_i4931" type="#_x0000_t75" style="width:112.4pt;height:19.4pt" o:ole="">
             <v:imagedata r:id="rId838" o:title=""/>
           </v:shape>
-          <o:OLEObject Type="Embed" ProgID="Equation.DSMT4" ShapeID="_x0000_i4931" DrawAspect="Content" ObjectID="_1840883882" r:id="rId839"/>
+          <o:OLEObject Type="Embed" ProgID="Equation.DSMT4" ShapeID="_x0000_i4931" DrawAspect="Content" ObjectID="_1840885692" r:id="rId839"/>
         </w:object>
       </w:r>
       <w:r>
@@ -10988,10 +10998,10 @@
       </w:r>
       <w:r>
         <w:object w:dxaOrig="2220" w:dyaOrig="390" w14:anchorId="053D43C4">
-          <v:shape id="_x0000_i4932" type="#_x0000_t75" style="width:111.2pt;height:19.35pt" o:ole="">
+          <v:shape id="_x0000_i4932" type="#_x0000_t75" style="width:111.15pt;height:19.4pt" o:ole="">
             <v:imagedata r:id="rId840" o:title=""/>
           </v:shape>
-          <o:OLEObject Type="Embed" ProgID="Equation.DSMT4" ShapeID="_x0000_i4932" DrawAspect="Content" ObjectID="_1840883883" r:id="rId841"/>
+          <o:OLEObject Type="Embed" ProgID="Equation.DSMT4" ShapeID="_x0000_i4932" DrawAspect="Content" ObjectID="_1840885693" r:id="rId841"/>
         </w:object>
       </w:r>
       <w:r>
@@ -11011,10 +11021,10 @@
       </w:r>
       <w:r>
         <w:object w:dxaOrig="1110" w:dyaOrig="390" w14:anchorId="1A5D7825">
-          <v:shape id="_x0000_i4933" type="#_x0000_t75" style="width:55.35pt;height:19.35pt" o:ole="">
+          <v:shape id="_x0000_i4933" type="#_x0000_t75" style="width:55.4pt;height:19.4pt" o:ole="">
             <v:imagedata r:id="rId842" o:title=""/>
           </v:shape>
-          <o:OLEObject Type="Embed" ProgID="Equation.DSMT4" ShapeID="_x0000_i4933" DrawAspect="Content" ObjectID="_1840883884" r:id="rId843"/>
+          <o:OLEObject Type="Embed" ProgID="Equation.DSMT4" ShapeID="_x0000_i4933" DrawAspect="Content" ObjectID="_1840885694" r:id="rId843"/>
         </w:object>
       </w:r>
       <w:r>
@@ -11073,18 +11083,18 @@
       </w:r>
       <w:r>
         <w:object w:dxaOrig="2340" w:dyaOrig="450" w14:anchorId="0ED6D0ED">
-          <v:shape id="_x0000_i4934" type="#_x0000_t75" style="width:117.15pt;height:22.55pt" o:ole="">
+          <v:shape id="_x0000_i4934" type="#_x0000_t75" style="width:117.1pt;height:22.55pt" o:ole="">
             <v:imagedata r:id="rId844" o:title=""/>
           </v:shape>
-          <o:OLEObject Type="Embed" ProgID="Equation.DSMT4" ShapeID="_x0000_i4934" DrawAspect="Content" ObjectID="_1840883885" r:id="rId845"/>
+          <o:OLEObject Type="Embed" ProgID="Equation.DSMT4" ShapeID="_x0000_i4934" DrawAspect="Content" ObjectID="_1840885695" r:id="rId845"/>
         </w:object>
       </w:r>
       <w:r>
         <w:object w:dxaOrig="1650" w:dyaOrig="330" w14:anchorId="6219D163">
-          <v:shape id="_x0000_i4935" type="#_x0000_t75" style="width:82.75pt;height:16.65pt" o:ole="">
+          <v:shape id="_x0000_i4935" type="#_x0000_t75" style="width:82.65pt;height:16.6pt" o:ole="">
             <v:imagedata r:id="rId846" o:title=""/>
           </v:shape>
-          <o:OLEObject Type="Embed" ProgID="Equation.DSMT4" ShapeID="_x0000_i4935" DrawAspect="Content" ObjectID="_1840883886" r:id="rId847"/>
+          <o:OLEObject Type="Embed" ProgID="Equation.DSMT4" ShapeID="_x0000_i4935" DrawAspect="Content" ObjectID="_1840885696" r:id="rId847"/>
         </w:object>
       </w:r>
       <w:r>
@@ -11092,10 +11102,10 @@
       </w:r>
       <w:r>
         <w:object w:dxaOrig="1080" w:dyaOrig="270" w14:anchorId="1382B323">
-          <v:shape id="_x0000_i4936" type="#_x0000_t75" style="width:54.25pt;height:13.45pt" o:ole="">
+          <v:shape id="_x0000_i4936" type="#_x0000_t75" style="width:54.15pt;height:13.45pt" o:ole="">
             <v:imagedata r:id="rId848" o:title=""/>
           </v:shape>
-          <o:OLEObject Type="Embed" ProgID="Equation.DSMT4" ShapeID="_x0000_i4936" DrawAspect="Content" ObjectID="_1840883887" r:id="rId849"/>
+          <o:OLEObject Type="Embed" ProgID="Equation.DSMT4" ShapeID="_x0000_i4936" DrawAspect="Content" ObjectID="_1840885697" r:id="rId849"/>
         </w:object>
       </w:r>
       <w:r>
@@ -11118,10 +11128,10 @@
       </w:r>
       <w:r>
         <w:object w:dxaOrig="3495" w:dyaOrig="390" w14:anchorId="2116E339">
-          <v:shape id="_x0000_i5018" type="#_x0000_t75" style="width:174.65pt;height:19.35pt" o:ole="">
+          <v:shape id="_x0000_i5018" type="#_x0000_t75" style="width:174.7pt;height:19.4pt" o:ole="">
             <v:imagedata r:id="rId850" o:title=""/>
           </v:shape>
-          <o:OLEObject Type="Embed" ProgID="Equation.DSMT4" ShapeID="_x0000_i5018" DrawAspect="Content" ObjectID="_1840883888" r:id="rId851"/>
+          <o:OLEObject Type="Embed" ProgID="Equation.DSMT4" ShapeID="_x0000_i5018" DrawAspect="Content" ObjectID="_1840885698" r:id="rId851"/>
         </w:object>
       </w:r>
       <w:r>
@@ -11129,10 +11139,10 @@
       </w:r>
       <w:r>
         <w:object w:dxaOrig="210" w:dyaOrig="210" w14:anchorId="0617D21C">
-          <v:shape id="_x0000_i5019" type="#_x0000_t75" style="width:10.75pt;height:10.75pt" o:ole="">
+          <v:shape id="_x0000_i5019" type="#_x0000_t75" style="width:10.65pt;height:10.65pt" o:ole="">
             <v:imagedata r:id="rId852" o:title=""/>
           </v:shape>
-          <o:OLEObject Type="Embed" ProgID="Equation.DSMT4" ShapeID="_x0000_i5019" DrawAspect="Content" ObjectID="_1840883889" r:id="rId853"/>
+          <o:OLEObject Type="Embed" ProgID="Equation.DSMT4" ShapeID="_x0000_i5019" DrawAspect="Content" ObjectID="_1840885699" r:id="rId853"/>
         </w:object>
       </w:r>
       <w:r>
@@ -11154,10 +11164,10 @@
       </w:r>
       <w:r>
         <w:object w:dxaOrig="600" w:dyaOrig="270" w14:anchorId="5AE42BD3">
-          <v:shape id="_x0000_i5020" type="#_x0000_t75" style="width:30.1pt;height:13.45pt" o:ole="">
+          <v:shape id="_x0000_i5020" type="#_x0000_t75" style="width:30.05pt;height:13.45pt" o:ole="">
             <v:imagedata r:id="rId854" o:title=""/>
           </v:shape>
-          <o:OLEObject Type="Embed" ProgID="Equation.DSMT4" ShapeID="_x0000_i5020" DrawAspect="Content" ObjectID="_1840883890" r:id="rId855"/>
+          <o:OLEObject Type="Embed" ProgID="Equation.DSMT4" ShapeID="_x0000_i5020" DrawAspect="Content" ObjectID="_1840885700" r:id="rId855"/>
         </w:object>
       </w:r>
       <w:r>
@@ -11175,10 +11185,10 @@
       </w:r>
       <w:r>
         <w:object w:dxaOrig="600" w:dyaOrig="270" w14:anchorId="7E722B92">
-          <v:shape id="_x0000_i5021" type="#_x0000_t75" style="width:30.1pt;height:13.45pt" o:ole="">
+          <v:shape id="_x0000_i5021" type="#_x0000_t75" style="width:30.05pt;height:13.45pt" o:ole="">
             <v:imagedata r:id="rId856" o:title=""/>
           </v:shape>
-          <o:OLEObject Type="Embed" ProgID="Equation.DSMT4" ShapeID="_x0000_i5021" DrawAspect="Content" ObjectID="_1840883891" r:id="rId857"/>
+          <o:OLEObject Type="Embed" ProgID="Equation.DSMT4" ShapeID="_x0000_i5021" DrawAspect="Content" ObjectID="_1840885701" r:id="rId857"/>
         </w:object>
       </w:r>
       <w:r>
@@ -11196,10 +11206,10 @@
       </w:r>
       <w:r>
         <w:object w:dxaOrig="750" w:dyaOrig="270" w14:anchorId="7CFE6BC8">
-          <v:shape id="_x0000_i5022" type="#_x0000_t75" style="width:37.6pt;height:13.45pt" o:ole="">
+          <v:shape id="_x0000_i5022" type="#_x0000_t75" style="width:37.55pt;height:13.45pt" o:ole="">
             <v:imagedata r:id="rId858" o:title=""/>
           </v:shape>
-          <o:OLEObject Type="Embed" ProgID="Equation.DSMT4" ShapeID="_x0000_i5022" DrawAspect="Content" ObjectID="_1840883892" r:id="rId859"/>
+          <o:OLEObject Type="Embed" ProgID="Equation.DSMT4" ShapeID="_x0000_i5022" DrawAspect="Content" ObjectID="_1840885702" r:id="rId859"/>
         </w:object>
       </w:r>
       <w:r>
@@ -11219,10 +11229,10 @@
       </w:r>
       <w:r>
         <w:object w:dxaOrig="600" w:dyaOrig="270" w14:anchorId="4779DFA7">
-          <v:shape id="_x0000_i5023" type="#_x0000_t75" style="width:30.1pt;height:13.45pt" o:ole="">
+          <v:shape id="_x0000_i5023" type="#_x0000_t75" style="width:30.05pt;height:13.45pt" o:ole="">
             <v:imagedata r:id="rId860" o:title=""/>
           </v:shape>
-          <o:OLEObject Type="Embed" ProgID="Equation.DSMT4" ShapeID="_x0000_i5023" DrawAspect="Content" ObjectID="_1840883893" r:id="rId861"/>
+          <o:OLEObject Type="Embed" ProgID="Equation.DSMT4" ShapeID="_x0000_i5023" DrawAspect="Content" ObjectID="_1840885703" r:id="rId861"/>
         </w:object>
       </w:r>
       <w:r>
@@ -11284,18 +11294,18 @@
       </w:r>
       <w:r>
         <w:object w:dxaOrig="2010" w:dyaOrig="390" w14:anchorId="2985D738">
-          <v:shape id="_x0000_i5024" type="#_x0000_t75" style="width:100.5pt;height:19.35pt" o:ole="">
+          <v:shape id="_x0000_i5024" type="#_x0000_t75" style="width:100.5pt;height:19.4pt" o:ole="">
             <v:imagedata r:id="rId862" o:title=""/>
           </v:shape>
-          <o:OLEObject Type="Embed" ProgID="Equation.DSMT4" ShapeID="_x0000_i5024" DrawAspect="Content" ObjectID="_1840883894" r:id="rId863"/>
+          <o:OLEObject Type="Embed" ProgID="Equation.DSMT4" ShapeID="_x0000_i5024" DrawAspect="Content" ObjectID="_1840885704" r:id="rId863"/>
         </w:object>
       </w:r>
       <w:r>
         <w:object w:dxaOrig="4230" w:dyaOrig="390" w14:anchorId="0E9E591C">
-          <v:shape id="_x0000_i5025" type="#_x0000_t75" style="width:211.7pt;height:19.35pt" o:ole="">
+          <v:shape id="_x0000_i5025" type="#_x0000_t75" style="width:211.6pt;height:19.4pt" o:ole="">
             <v:imagedata r:id="rId864" o:title=""/>
           </v:shape>
-          <o:OLEObject Type="Embed" ProgID="Equation.DSMT4" ShapeID="_x0000_i5025" DrawAspect="Content" ObjectID="_1840883895" r:id="rId865"/>
+          <o:OLEObject Type="Embed" ProgID="Equation.DSMT4" ShapeID="_x0000_i5025" DrawAspect="Content" ObjectID="_1840885705" r:id="rId865"/>
         </w:object>
       </w:r>
     </w:p>
@@ -11308,7 +11318,7 @@
           <v:shape id="_x0000_i5026" type="#_x0000_t75" style="width:172.5pt;height:22.55pt" o:ole="">
             <v:imagedata r:id="rId866" o:title=""/>
           </v:shape>
-          <o:OLEObject Type="Embed" ProgID="Equation.DSMT4" ShapeID="_x0000_i5026" DrawAspect="Content" ObjectID="_1840883896" r:id="rId867"/>
+          <o:OLEObject Type="Embed" ProgID="Equation.DSMT4" ShapeID="_x0000_i5026" DrawAspect="Content" ObjectID="_1840885706" r:id="rId867"/>
         </w:object>
       </w:r>
     </w:p>
@@ -11318,10 +11328,10 @@
       </w:pPr>
       <w:r>
         <w:object w:dxaOrig="1230" w:dyaOrig="270" w14:anchorId="3ECADBE3">
-          <v:shape id="_x0000_i5027" type="#_x0000_t75" style="width:61.25pt;height:13.45pt" o:ole="">
+          <v:shape id="_x0000_i5027" type="#_x0000_t75" style="width:61.35pt;height:13.45pt" o:ole="">
             <v:imagedata r:id="rId868" o:title=""/>
           </v:shape>
-          <o:OLEObject Type="Embed" ProgID="Equation.DSMT4" ShapeID="_x0000_i5027" DrawAspect="Content" ObjectID="_1840883897" r:id="rId869"/>
+          <o:OLEObject Type="Embed" ProgID="Equation.DSMT4" ShapeID="_x0000_i5027" DrawAspect="Content" ObjectID="_1840885707" r:id="rId869"/>
         </w:object>
       </w:r>
     </w:p>
@@ -11331,10 +11341,10 @@
       </w:pPr>
       <w:r>
         <w:object w:dxaOrig="900" w:dyaOrig="270" w14:anchorId="07626152">
-          <v:shape id="_x0000_i5028" type="#_x0000_t75" style="width:45.15pt;height:13.45pt" o:ole="">
+          <v:shape id="_x0000_i5028" type="#_x0000_t75" style="width:45.1pt;height:13.45pt" o:ole="">
             <v:imagedata r:id="rId870" o:title=""/>
           </v:shape>
-          <o:OLEObject Type="Embed" ProgID="Equation.DSMT4" ShapeID="_x0000_i5028" DrawAspect="Content" ObjectID="_1840883898" r:id="rId871"/>
+          <o:OLEObject Type="Embed" ProgID="Equation.DSMT4" ShapeID="_x0000_i5028" DrawAspect="Content" ObjectID="_1840885708" r:id="rId871"/>
         </w:object>
       </w:r>
       <w:r>
@@ -11351,10 +11361,10 @@
       </w:r>
       <w:r>
         <w:object w:dxaOrig="600" w:dyaOrig="270" w14:anchorId="643C2FB3">
-          <v:shape id="_x0000_i5029" type="#_x0000_t75" style="width:30.1pt;height:13.45pt" o:ole="">
+          <v:shape id="_x0000_i5029" type="#_x0000_t75" style="width:30.05pt;height:13.45pt" o:ole="">
             <v:imagedata r:id="rId872" o:title=""/>
           </v:shape>
-          <o:OLEObject Type="Embed" ProgID="Equation.DSMT4" ShapeID="_x0000_i5029" DrawAspect="Content" ObjectID="_1840883899" r:id="rId873"/>
+          <o:OLEObject Type="Embed" ProgID="Equation.DSMT4" ShapeID="_x0000_i5029" DrawAspect="Content" ObjectID="_1840885709" r:id="rId873"/>
         </w:object>
       </w:r>
       <w:r>
@@ -11387,10 +11397,10 @@
       </w:r>
       <w:r>
         <w:object w:dxaOrig="3990" w:dyaOrig="360" w14:anchorId="2E740B42">
-          <v:shape id="_x0000_i5084" type="#_x0000_t75" style="width:199.35pt;height:18.25pt" o:ole="">
+          <v:shape id="_x0000_i5084" type="#_x0000_t75" style="width:199.4pt;height:18.15pt" o:ole="">
             <v:imagedata r:id="rId874" o:title=""/>
           </v:shape>
-          <o:OLEObject Type="Embed" ProgID="Equation.DSMT4" ShapeID="_x0000_i5084" DrawAspect="Content" ObjectID="_1840883900" r:id="rId875"/>
+          <o:OLEObject Type="Embed" ProgID="Equation.DSMT4" ShapeID="_x0000_i5084" DrawAspect="Content" ObjectID="_1840885710" r:id="rId875"/>
         </w:object>
       </w:r>
     </w:p>
@@ -11416,10 +11426,10 @@
       </w:r>
       <w:r>
         <w:object w:dxaOrig="960" w:dyaOrig="390" w14:anchorId="34E0A7D6">
-          <v:shape id="_x0000_i5085" type="#_x0000_t75" style="width:47.8pt;height:19.35pt" o:ole="">
+          <v:shape id="_x0000_i5085" type="#_x0000_t75" style="width:47.9pt;height:19.4pt" o:ole="">
             <v:imagedata r:id="rId876" o:title=""/>
           </v:shape>
-          <o:OLEObject Type="Embed" ProgID="Equation.DSMT4" ShapeID="_x0000_i5085" DrawAspect="Content" ObjectID="_1840883901" r:id="rId877"/>
+          <o:OLEObject Type="Embed" ProgID="Equation.DSMT4" ShapeID="_x0000_i5085" DrawAspect="Content" ObjectID="_1840885711" r:id="rId877"/>
         </w:object>
       </w:r>
       <w:r>
@@ -11449,10 +11459,10 @@
       </w:r>
       <w:r>
         <w:object w:dxaOrig="1080" w:dyaOrig="330" w14:anchorId="299393D0">
-          <v:shape id="_x0000_i5086" type="#_x0000_t75" style="width:54.25pt;height:16.65pt" o:ole="">
+          <v:shape id="_x0000_i5086" type="#_x0000_t75" style="width:54.15pt;height:16.6pt" o:ole="">
             <v:imagedata r:id="rId878" o:title=""/>
           </v:shape>
-          <o:OLEObject Type="Embed" ProgID="Equation.DSMT4" ShapeID="_x0000_i5086" DrawAspect="Content" ObjectID="_1840883902" r:id="rId879"/>
+          <o:OLEObject Type="Embed" ProgID="Equation.DSMT4" ShapeID="_x0000_i5086" DrawAspect="Content" ObjectID="_1840885712" r:id="rId879"/>
         </w:object>
       </w:r>
       <w:r>
@@ -11482,10 +11492,10 @@
       </w:r>
       <w:r>
         <w:object w:dxaOrig="2070" w:dyaOrig="330" w14:anchorId="1D9A4897">
-          <v:shape id="_x0000_i5087" type="#_x0000_t75" style="width:103.7pt;height:16.65pt" o:ole="">
+          <v:shape id="_x0000_i5087" type="#_x0000_t75" style="width:103.6pt;height:16.6pt" o:ole="">
             <v:imagedata r:id="rId880" o:title=""/>
           </v:shape>
-          <o:OLEObject Type="Embed" ProgID="Equation.DSMT4" ShapeID="_x0000_i5087" DrawAspect="Content" ObjectID="_1840883903" r:id="rId881"/>
+          <o:OLEObject Type="Embed" ProgID="Equation.DSMT4" ShapeID="_x0000_i5087" DrawAspect="Content" ObjectID="_1840885713" r:id="rId881"/>
         </w:object>
       </w:r>
       <w:r>
@@ -11515,10 +11525,10 @@
       </w:r>
       <w:r>
         <w:object w:dxaOrig="1080" w:dyaOrig="330" w14:anchorId="42DF7AE8">
-          <v:shape id="_x0000_i5088" type="#_x0000_t75" style="width:54.25pt;height:16.65pt" o:ole="">
+          <v:shape id="_x0000_i5088" type="#_x0000_t75" style="width:54.15pt;height:16.6pt" o:ole="">
             <v:imagedata r:id="rId882" o:title=""/>
           </v:shape>
-          <o:OLEObject Type="Embed" ProgID="Equation.DSMT4" ShapeID="_x0000_i5088" DrawAspect="Content" ObjectID="_1840883904" r:id="rId883"/>
+          <o:OLEObject Type="Embed" ProgID="Equation.DSMT4" ShapeID="_x0000_i5088" DrawAspect="Content" ObjectID="_1840885714" r:id="rId883"/>
         </w:object>
       </w:r>
       <w:r>
@@ -11600,10 +11610,10 @@
       </w:r>
       <w:r>
         <w:object w:dxaOrig="5490" w:dyaOrig="840" w14:anchorId="127AFD03">
-          <v:shape id="_x0000_i5089" type="#_x0000_t75" style="width:274.55pt;height:41.9pt" o:ole="">
+          <v:shape id="_x0000_i5089" type="#_x0000_t75" style="width:274.55pt;height:41.95pt" o:ole="">
             <v:imagedata r:id="rId884" o:title=""/>
           </v:shape>
-          <o:OLEObject Type="Embed" ProgID="Equation.DSMT4" ShapeID="_x0000_i5089" DrawAspect="Content" ObjectID="_1840883905" r:id="rId885"/>
+          <o:OLEObject Type="Embed" ProgID="Equation.DSMT4" ShapeID="_x0000_i5089" DrawAspect="Content" ObjectID="_1840885715" r:id="rId885"/>
         </w:object>
       </w:r>
     </w:p>
@@ -11613,10 +11623,10 @@
       </w:pPr>
       <w:r>
         <w:object w:dxaOrig="3330" w:dyaOrig="330" w14:anchorId="134910B1">
-          <v:shape id="_x0000_i5090" type="#_x0000_t75" style="width:166.55pt;height:16.65pt" o:ole="">
+          <v:shape id="_x0000_i5090" type="#_x0000_t75" style="width:166.55pt;height:16.6pt" o:ole="">
             <v:imagedata r:id="rId886" o:title=""/>
           </v:shape>
-          <o:OLEObject Type="Embed" ProgID="Equation.DSMT4" ShapeID="_x0000_i5090" DrawAspect="Content" ObjectID="_1840883906" r:id="rId887"/>
+          <o:OLEObject Type="Embed" ProgID="Equation.DSMT4" ShapeID="_x0000_i5090" DrawAspect="Content" ObjectID="_1840885716" r:id="rId887"/>
         </w:object>
       </w:r>
       <w:r>
@@ -11649,10 +11659,10 @@
       </w:r>
       <w:r>
         <w:object w:dxaOrig="270" w:dyaOrig="210" w14:anchorId="67528C64">
-          <v:shape id="_x0000_i5188" type="#_x0000_t75" style="width:13.45pt;height:10.75pt" o:ole="">
+          <v:shape id="_x0000_i5188" type="#_x0000_t75" style="width:13.45pt;height:10.65pt" o:ole="">
             <v:imagedata r:id="rId888" o:title=""/>
           </v:shape>
-          <o:OLEObject Type="Embed" ProgID="Equation.DSMT4" ShapeID="_x0000_i5188" DrawAspect="Content" ObjectID="_1840883907" r:id="rId889"/>
+          <o:OLEObject Type="Embed" ProgID="Equation.DSMT4" ShapeID="_x0000_i5188" DrawAspect="Content" ObjectID="_1840885717" r:id="rId889"/>
         </w:object>
       </w:r>
       <w:r>
@@ -11663,10 +11673,10 @@
       </w:r>
       <w:r>
         <w:object w:dxaOrig="2760" w:dyaOrig="360" w14:anchorId="64E0CA38">
-          <v:shape id="_x0000_i5189" type="#_x0000_t75" style="width:138.1pt;height:18.25pt" o:ole="">
+          <v:shape id="_x0000_i5189" type="#_x0000_t75" style="width:138.05pt;height:18.15pt" o:ole="">
             <v:imagedata r:id="rId890" o:title=""/>
           </v:shape>
-          <o:OLEObject Type="Embed" ProgID="Equation.DSMT4" ShapeID="_x0000_i5189" DrawAspect="Content" ObjectID="_1840883908" r:id="rId891"/>
+          <o:OLEObject Type="Embed" ProgID="Equation.DSMT4" ShapeID="_x0000_i5189" DrawAspect="Content" ObjectID="_1840885718" r:id="rId891"/>
         </w:object>
       </w:r>
       <w:r>
@@ -11698,10 +11708,10 @@
       </w:r>
       <w:r>
         <w:object w:dxaOrig="780" w:dyaOrig="690" w14:anchorId="1EBAA3C8">
-          <v:shape id="_x0000_i5190" type="#_x0000_t75" style="width:39.2pt;height:34.4pt" o:ole="">
+          <v:shape id="_x0000_i5190" type="#_x0000_t75" style="width:39.15pt;height:34.45pt" o:ole="">
             <v:imagedata r:id="rId892" o:title=""/>
           </v:shape>
-          <o:OLEObject Type="Embed" ProgID="Equation.DSMT4" ShapeID="_x0000_i5190" DrawAspect="Content" ObjectID="_1840883909" r:id="rId893"/>
+          <o:OLEObject Type="Embed" ProgID="Equation.DSMT4" ShapeID="_x0000_i5190" DrawAspect="Content" ObjectID="_1840885719" r:id="rId893"/>
         </w:object>
       </w:r>
       <w:r>
@@ -11726,10 +11736,10 @@
       </w:r>
       <w:r>
         <w:object w:dxaOrig="1950" w:dyaOrig="690" w14:anchorId="7929F689">
-          <v:shape id="_x0000_i5191" type="#_x0000_t75" style="width:97.25pt;height:34.4pt" o:ole="">
+          <v:shape id="_x0000_i5191" type="#_x0000_t75" style="width:97.35pt;height:34.45pt" o:ole="">
             <v:imagedata r:id="rId894" o:title=""/>
           </v:shape>
-          <o:OLEObject Type="Embed" ProgID="Equation.DSMT4" ShapeID="_x0000_i5191" DrawAspect="Content" ObjectID="_1840883910" r:id="rId895"/>
+          <o:OLEObject Type="Embed" ProgID="Equation.DSMT4" ShapeID="_x0000_i5191" DrawAspect="Content" ObjectID="_1840885720" r:id="rId895"/>
         </w:object>
       </w:r>
       <w:r>
@@ -11753,10 +11763,10 @@
       </w:r>
       <w:r>
         <w:object w:dxaOrig="870" w:dyaOrig="390" w14:anchorId="59E3DF87">
-          <v:shape id="_x0000_i5192" type="#_x0000_t75" style="width:43.5pt;height:19.35pt" o:ole="">
+          <v:shape id="_x0000_i5192" type="#_x0000_t75" style="width:43.5pt;height:19.4pt" o:ole="">
             <v:imagedata r:id="rId896" o:title=""/>
           </v:shape>
-          <o:OLEObject Type="Embed" ProgID="Equation.DSMT4" ShapeID="_x0000_i5192" DrawAspect="Content" ObjectID="_1840883911" r:id="rId897"/>
+          <o:OLEObject Type="Embed" ProgID="Equation.DSMT4" ShapeID="_x0000_i5192" DrawAspect="Content" ObjectID="_1840885721" r:id="rId897"/>
         </w:object>
       </w:r>
       <w:r>
@@ -11781,10 +11791,10 @@
       </w:r>
       <w:r>
         <w:object w:dxaOrig="870" w:dyaOrig="690" w14:anchorId="16031E54">
-          <v:shape id="_x0000_i5193" type="#_x0000_t75" style="width:43.5pt;height:34.4pt" o:ole="">
+          <v:shape id="_x0000_i5193" type="#_x0000_t75" style="width:43.5pt;height:34.45pt" o:ole="">
             <v:imagedata r:id="rId898" o:title=""/>
           </v:shape>
-          <o:OLEObject Type="Embed" ProgID="Equation.DSMT4" ShapeID="_x0000_i5193" DrawAspect="Content" ObjectID="_1840883912" r:id="rId899"/>
+          <o:OLEObject Type="Embed" ProgID="Equation.DSMT4" ShapeID="_x0000_i5193" DrawAspect="Content" ObjectID="_1840885722" r:id="rId899"/>
         </w:object>
       </w:r>
       <w:r>
@@ -11866,10 +11876,10 @@
       </w:r>
       <w:r>
         <w:object w:dxaOrig="600" w:dyaOrig="270" w14:anchorId="10AF3FA8">
-          <v:shape id="_x0000_i5194" type="#_x0000_t75" style="width:30.1pt;height:13.45pt" o:ole="">
+          <v:shape id="_x0000_i5194" type="#_x0000_t75" style="width:30.05pt;height:13.45pt" o:ole="">
             <v:imagedata r:id="rId900" o:title=""/>
           </v:shape>
-          <o:OLEObject Type="Embed" ProgID="Equation.DSMT4" ShapeID="_x0000_i5194" DrawAspect="Content" ObjectID="_1840883913" r:id="rId901"/>
+          <o:OLEObject Type="Embed" ProgID="Equation.DSMT4" ShapeID="_x0000_i5194" DrawAspect="Content" ObjectID="_1840885723" r:id="rId901"/>
         </w:object>
       </w:r>
       <w:r>
@@ -11880,10 +11890,10 @@
       </w:r>
       <w:r>
         <w:object w:dxaOrig="1020" w:dyaOrig="330" w14:anchorId="2E29B9EB">
-          <v:shape id="_x0000_i5195" type="#_x0000_t75" style="width:51.05pt;height:16.65pt" o:ole="">
+          <v:shape id="_x0000_i5195" type="#_x0000_t75" style="width:51.05pt;height:16.6pt" o:ole="">
             <v:imagedata r:id="rId902" o:title=""/>
           </v:shape>
-          <o:OLEObject Type="Embed" ProgID="Equation.DSMT4" ShapeID="_x0000_i5195" DrawAspect="Content" ObjectID="_1840883914" r:id="rId903"/>
+          <o:OLEObject Type="Embed" ProgID="Equation.DSMT4" ShapeID="_x0000_i5195" DrawAspect="Content" ObjectID="_1840885724" r:id="rId903"/>
         </w:object>
       </w:r>
       <w:r>
@@ -11894,10 +11904,10 @@
       </w:r>
       <w:r>
         <w:object w:dxaOrig="600" w:dyaOrig="270" w14:anchorId="11CE3475">
-          <v:shape id="_x0000_i5196" type="#_x0000_t75" style="width:30.1pt;height:13.45pt" o:ole="">
+          <v:shape id="_x0000_i5196" type="#_x0000_t75" style="width:30.05pt;height:13.45pt" o:ole="">
             <v:imagedata r:id="rId904" o:title=""/>
           </v:shape>
-          <o:OLEObject Type="Embed" ProgID="Equation.DSMT4" ShapeID="_x0000_i5196" DrawAspect="Content" ObjectID="_1840883915" r:id="rId905"/>
+          <o:OLEObject Type="Embed" ProgID="Equation.DSMT4" ShapeID="_x0000_i5196" DrawAspect="Content" ObjectID="_1840885725" r:id="rId905"/>
         </w:object>
       </w:r>
       <w:r>
@@ -11922,10 +11932,10 @@
       </w:r>
       <w:r>
         <w:object w:dxaOrig="630" w:dyaOrig="270" w14:anchorId="2EBF15F1">
-          <v:shape id="_x0000_i5197" type="#_x0000_t75" style="width:31.7pt;height:13.45pt" o:ole="">
+          <v:shape id="_x0000_i5197" type="#_x0000_t75" style="width:31.6pt;height:13.45pt" o:ole="">
             <v:imagedata r:id="rId906" o:title=""/>
           </v:shape>
-          <o:OLEObject Type="Embed" ProgID="Equation.DSMT4" ShapeID="_x0000_i5197" DrawAspect="Content" ObjectID="_1840883916" r:id="rId907"/>
+          <o:OLEObject Type="Embed" ProgID="Equation.DSMT4" ShapeID="_x0000_i5197" DrawAspect="Content" ObjectID="_1840885726" r:id="rId907"/>
         </w:object>
       </w:r>
       <w:r>
@@ -11936,10 +11946,10 @@
       </w:r>
       <w:r>
         <w:object w:dxaOrig="1080" w:dyaOrig="720" w14:anchorId="73B9832F">
-          <v:shape id="_x0000_i5198" type="#_x0000_t75" style="width:54.25pt;height:36pt" o:ole="">
+          <v:shape id="_x0000_i5198" type="#_x0000_t75" style="width:54.15pt;height:36pt" o:ole="">
             <v:imagedata r:id="rId908" o:title=""/>
           </v:shape>
-          <o:OLEObject Type="Embed" ProgID="Equation.DSMT4" ShapeID="_x0000_i5198" DrawAspect="Content" ObjectID="_1840883917" r:id="rId909"/>
+          <o:OLEObject Type="Embed" ProgID="Equation.DSMT4" ShapeID="_x0000_i5198" DrawAspect="Content" ObjectID="_1840885727" r:id="rId909"/>
         </w:object>
       </w:r>
       <w:r>
@@ -11950,10 +11960,10 @@
       </w:r>
       <w:r>
         <w:object w:dxaOrig="2190" w:dyaOrig="750" w14:anchorId="2EEA8A9A">
-          <v:shape id="_x0000_i5199" type="#_x0000_t75" style="width:109.6pt;height:37.6pt" o:ole="">
+          <v:shape id="_x0000_i5199" type="#_x0000_t75" style="width:109.55pt;height:37.55pt" o:ole="">
             <v:imagedata r:id="rId910" o:title=""/>
           </v:shape>
-          <o:OLEObject Type="Embed" ProgID="Equation.DSMT4" ShapeID="_x0000_i5199" DrawAspect="Content" ObjectID="_1840883918" r:id="rId911"/>
+          <o:OLEObject Type="Embed" ProgID="Equation.DSMT4" ShapeID="_x0000_i5199" DrawAspect="Content" ObjectID="_1840885728" r:id="rId911"/>
         </w:object>
       </w:r>
     </w:p>
@@ -11966,10 +11976,10 @@
       </w:pPr>
       <w:r>
         <w:object w:dxaOrig="1950" w:dyaOrig="1050" w14:anchorId="76D3F867">
-          <v:shape id="_x0000_i5200" type="#_x0000_t75" style="width:97.25pt;height:52.65pt" o:ole="">
+          <v:shape id="_x0000_i5200" type="#_x0000_t75" style="width:97.35pt;height:52.6pt" o:ole="">
             <v:imagedata r:id="rId912" o:title=""/>
           </v:shape>
-          <o:OLEObject Type="Embed" ProgID="Equation.DSMT4" ShapeID="_x0000_i5200" DrawAspect="Content" ObjectID="_1840883919" r:id="rId913"/>
+          <o:OLEObject Type="Embed" ProgID="Equation.DSMT4" ShapeID="_x0000_i5200" DrawAspect="Content" ObjectID="_1840885729" r:id="rId913"/>
         </w:object>
       </w:r>
     </w:p>
@@ -11982,10 +11992,10 @@
       </w:pPr>
       <w:r>
         <w:object w:dxaOrig="1050" w:dyaOrig="270" w14:anchorId="3CED8C0B">
-          <v:shape id="_x0000_i5201" type="#_x0000_t75" style="width:52.65pt;height:13.45pt" o:ole="">
+          <v:shape id="_x0000_i5201" type="#_x0000_t75" style="width:52.6pt;height:13.45pt" o:ole="">
             <v:imagedata r:id="rId914" o:title=""/>
           </v:shape>
-          <o:OLEObject Type="Embed" ProgID="Equation.DSMT4" ShapeID="_x0000_i5201" DrawAspect="Content" ObjectID="_1840883920" r:id="rId915"/>
+          <o:OLEObject Type="Embed" ProgID="Equation.DSMT4" ShapeID="_x0000_i5201" DrawAspect="Content" ObjectID="_1840885730" r:id="rId915"/>
         </w:object>
       </w:r>
     </w:p>
@@ -12004,7 +12014,7 @@
           <v:shape id="_x0000_i5202" type="#_x0000_t75" style="width:36pt;height:13.45pt" o:ole="">
             <v:imagedata r:id="rId916" o:title=""/>
           </v:shape>
-          <o:OLEObject Type="Embed" ProgID="Equation.DSMT4" ShapeID="_x0000_i5202" DrawAspect="Content" ObjectID="_1840883921" r:id="rId917"/>
+          <o:OLEObject Type="Embed" ProgID="Equation.DSMT4" ShapeID="_x0000_i5202" DrawAspect="Content" ObjectID="_1840885731" r:id="rId917"/>
         </w:object>
       </w:r>
       <w:r>
@@ -12030,10 +12040,10 @@
       </w:r>
       <w:r>
         <w:object w:dxaOrig="2565" w:dyaOrig="405" w14:anchorId="51EE3CC5">
-          <v:shape id="_x0000_i5434" type="#_x0000_t75" style="width:128.4pt;height:20.4pt" o:ole="">
+          <v:shape id="_x0000_i5434" type="#_x0000_t75" style="width:128.35pt;height:20.35pt" o:ole="">
             <v:imagedata r:id="rId918" o:title=""/>
           </v:shape>
-          <o:OLEObject Type="Embed" ProgID="Equation.DSMT4" ShapeID="_x0000_i5434" DrawAspect="Content" ObjectID="_1840883922" r:id="rId919"/>
+          <o:OLEObject Type="Embed" ProgID="Equation.DSMT4" ShapeID="_x0000_i5434" DrawAspect="Content" ObjectID="_1840885732" r:id="rId919"/>
         </w:object>
       </w:r>
       <w:r>
@@ -12059,10 +12069,10 @@
       </w:r>
       <w:r>
         <w:object w:dxaOrig="240" w:dyaOrig="270" w14:anchorId="3B9E40E9">
-          <v:shape id="_x0000_i5435" type="#_x0000_t75" style="width:11.8pt;height:13.45pt" o:ole="">
+          <v:shape id="_x0000_i5435" type="#_x0000_t75" style="width:11.9pt;height:13.45pt" o:ole="">
             <v:imagedata r:id="rId920" o:title=""/>
           </v:shape>
-          <o:OLEObject Type="Embed" ProgID="Equation.DSMT4" ShapeID="_x0000_i5435" DrawAspect="Content" ObjectID="_1840883923" r:id="rId921"/>
+          <o:OLEObject Type="Embed" ProgID="Equation.DSMT4" ShapeID="_x0000_i5435" DrawAspect="Content" ObjectID="_1840885733" r:id="rId921"/>
         </w:object>
       </w:r>
       <w:r>
@@ -12076,10 +12086,10 @@
       </w:r>
       <w:r>
         <w:object w:dxaOrig="240" w:dyaOrig="270" w14:anchorId="412D0156">
-          <v:shape id="_x0000_i5436" type="#_x0000_t75" style="width:11.8pt;height:13.45pt" o:ole="">
+          <v:shape id="_x0000_i5436" type="#_x0000_t75" style="width:11.9pt;height:13.45pt" o:ole="">
             <v:imagedata r:id="rId922" o:title=""/>
           </v:shape>
-          <o:OLEObject Type="Embed" ProgID="Equation.DSMT4" ShapeID="_x0000_i5436" DrawAspect="Content" ObjectID="_1840883924" r:id="rId923"/>
+          <o:OLEObject Type="Embed" ProgID="Equation.DSMT4" ShapeID="_x0000_i5436" DrawAspect="Content" ObjectID="_1840885734" r:id="rId923"/>
         </w:object>
       </w:r>
       <w:r>
@@ -12093,10 +12103,10 @@
       </w:r>
       <w:r>
         <w:object w:dxaOrig="240" w:dyaOrig="270" w14:anchorId="76992026">
-          <v:shape id="_x0000_i5437" type="#_x0000_t75" style="width:11.8pt;height:13.45pt" o:ole="">
+          <v:shape id="_x0000_i5437" type="#_x0000_t75" style="width:11.9pt;height:13.45pt" o:ole="">
             <v:imagedata r:id="rId924" o:title=""/>
           </v:shape>
-          <o:OLEObject Type="Embed" ProgID="Equation.DSMT4" ShapeID="_x0000_i5437" DrawAspect="Content" ObjectID="_1840883925" r:id="rId925"/>
+          <o:OLEObject Type="Embed" ProgID="Equation.DSMT4" ShapeID="_x0000_i5437" DrawAspect="Content" ObjectID="_1840885735" r:id="rId925"/>
         </w:object>
       </w:r>
       <w:r>
@@ -12113,7 +12123,7 @@
           <v:shape id="_x0000_i5438" type="#_x0000_t75" style="width:18.8pt;height:13.45pt" o:ole="">
             <v:imagedata r:id="rId926" o:title=""/>
           </v:shape>
-          <o:OLEObject Type="Embed" ProgID="Equation.DSMT4" ShapeID="_x0000_i5438" DrawAspect="Content" ObjectID="_1840883926" r:id="rId927"/>
+          <o:OLEObject Type="Embed" ProgID="Equation.DSMT4" ShapeID="_x0000_i5438" DrawAspect="Content" ObjectID="_1840885736" r:id="rId927"/>
         </w:object>
       </w:r>
     </w:p>
@@ -12154,10 +12164,10 @@
       </w:pPr>
       <w:r>
         <w:object w:dxaOrig="7515" w:dyaOrig="870" w14:anchorId="3F3E0995">
-          <v:shape id="_x0000_i5439" type="#_x0000_t75" style="width:375.6pt;height:43.5pt" o:ole="">
+          <v:shape id="_x0000_i5439" type="#_x0000_t75" style="width:375.65pt;height:43.5pt" o:ole="">
             <v:imagedata r:id="rId928" o:title=""/>
           </v:shape>
-          <o:OLEObject Type="Embed" ProgID="Equation.DSMT4" ShapeID="_x0000_i5439" DrawAspect="Content" ObjectID="_1840883927" r:id="rId929"/>
+          <o:OLEObject Type="Embed" ProgID="Equation.DSMT4" ShapeID="_x0000_i5439" DrawAspect="Content" ObjectID="_1840885737" r:id="rId929"/>
         </w:object>
       </w:r>
     </w:p>
@@ -12167,10 +12177,10 @@
       </w:pPr>
       <w:r>
         <w:object w:dxaOrig="3615" w:dyaOrig="1470" w14:anchorId="4A026661">
-          <v:shape id="_x0000_i5440" type="#_x0000_t75" style="width:180.55pt;height:73.6pt" o:ole="">
+          <v:shape id="_x0000_i5440" type="#_x0000_t75" style="width:180.65pt;height:73.55pt" o:ole="">
             <v:imagedata r:id="rId930" o:title=""/>
           </v:shape>
-          <o:OLEObject Type="Embed" ProgID="Equation.DSMT4" ShapeID="_x0000_i5440" DrawAspect="Content" ObjectID="_1840883928" r:id="rId931"/>
+          <o:OLEObject Type="Embed" ProgID="Equation.DSMT4" ShapeID="_x0000_i5440" DrawAspect="Content" ObjectID="_1840885738" r:id="rId931"/>
         </w:object>
       </w:r>
     </w:p>
@@ -12183,10 +12193,10 @@
       </w:r>
       <w:r>
         <w:object w:dxaOrig="240" w:dyaOrig="270" w14:anchorId="591E7B7E">
-          <v:shape id="_x0000_i5441" type="#_x0000_t75" style="width:11.8pt;height:13.45pt" o:ole="">
+          <v:shape id="_x0000_i5441" type="#_x0000_t75" style="width:11.9pt;height:13.45pt" o:ole="">
             <v:imagedata r:id="rId920" o:title=""/>
           </v:shape>
-          <o:OLEObject Type="Embed" ProgID="Equation.DSMT4" ShapeID="_x0000_i5441" DrawAspect="Content" ObjectID="_1840883929" r:id="rId932"/>
+          <o:OLEObject Type="Embed" ProgID="Equation.DSMT4" ShapeID="_x0000_i5441" DrawAspect="Content" ObjectID="_1840885739" r:id="rId932"/>
         </w:object>
       </w:r>
     </w:p>
@@ -12206,10 +12216,10 @@
       </w:r>
       <w:r>
         <w:object w:dxaOrig="1575" w:dyaOrig="360" w14:anchorId="2990F1D1">
-          <v:shape id="_x0000_i5498" type="#_x0000_t75" style="width:79pt;height:18.25pt" o:ole="">
+          <v:shape id="_x0000_i5498" type="#_x0000_t75" style="width:78.9pt;height:18.15pt" o:ole="">
             <v:imagedata r:id="rId933" o:title=""/>
           </v:shape>
-          <o:OLEObject Type="Embed" ProgID="Equation.DSMT4" ShapeID="_x0000_i5498" DrawAspect="Content" ObjectID="_1840883930" r:id="rId934"/>
+          <o:OLEObject Type="Embed" ProgID="Equation.DSMT4" ShapeID="_x0000_i5498" DrawAspect="Content" ObjectID="_1840885740" r:id="rId934"/>
         </w:object>
       </w:r>
       <w:r>
@@ -12234,10 +12244,10 @@
           <w:b/>
         </w:rPr>
         <w:object w:dxaOrig="690" w:dyaOrig="270" w14:anchorId="3899B41F">
-          <v:shape id="_x0000_i5499" type="#_x0000_t75" style="width:34.4pt;height:13.45pt" o:ole="">
+          <v:shape id="_x0000_i5499" type="#_x0000_t75" style="width:34.45pt;height:13.45pt" o:ole="">
             <v:imagedata r:id="rId935" o:title=""/>
           </v:shape>
-          <o:OLEObject Type="Embed" ProgID="Equation.DSMT4" ShapeID="_x0000_i5499" DrawAspect="Content" ObjectID="_1840883931" r:id="rId936"/>
+          <o:OLEObject Type="Embed" ProgID="Equation.DSMT4" ShapeID="_x0000_i5499" DrawAspect="Content" ObjectID="_1840885741" r:id="rId936"/>
         </w:object>
       </w:r>
       <w:r>
@@ -12255,10 +12265,10 @@
           <w:b/>
         </w:rPr>
         <w:object w:dxaOrig="1230" w:dyaOrig="690" w14:anchorId="7B9FE7E5">
-          <v:shape id="_x0000_i5500" type="#_x0000_t75" style="width:61.25pt;height:34.4pt" o:ole="">
+          <v:shape id="_x0000_i5500" type="#_x0000_t75" style="width:61.35pt;height:34.45pt" o:ole="">
             <v:imagedata r:id="rId937" o:title=""/>
           </v:shape>
-          <o:OLEObject Type="Embed" ProgID="Equation.DSMT4" ShapeID="_x0000_i5500" DrawAspect="Content" ObjectID="_1840883932" r:id="rId938"/>
+          <o:OLEObject Type="Embed" ProgID="Equation.DSMT4" ShapeID="_x0000_i5500" DrawAspect="Content" ObjectID="_1840885742" r:id="rId938"/>
         </w:object>
       </w:r>
       <w:r>
@@ -12285,10 +12295,10 @@
           <w:b/>
         </w:rPr>
         <w:object w:dxaOrig="870" w:dyaOrig="690" w14:anchorId="409025D7">
-          <v:shape id="_x0000_i5501" type="#_x0000_t75" style="width:43.5pt;height:34.4pt" o:ole="">
+          <v:shape id="_x0000_i5501" type="#_x0000_t75" style="width:43.5pt;height:34.45pt" o:ole="">
             <v:imagedata r:id="rId939" o:title=""/>
           </v:shape>
-          <o:OLEObject Type="Embed" ProgID="Equation.DSMT4" ShapeID="_x0000_i5501" DrawAspect="Content" ObjectID="_1840883933" r:id="rId940"/>
+          <o:OLEObject Type="Embed" ProgID="Equation.DSMT4" ShapeID="_x0000_i5501" DrawAspect="Content" ObjectID="_1840885743" r:id="rId940"/>
         </w:object>
       </w:r>
       <w:r>
@@ -12306,10 +12316,10 @@
           <w:b/>
         </w:rPr>
         <w:object w:dxaOrig="1065" w:dyaOrig="690" w14:anchorId="75088770">
-          <v:shape id="_x0000_i5502" type="#_x0000_t75" style="width:53.2pt;height:34.4pt" o:ole="">
+          <v:shape id="_x0000_i5502" type="#_x0000_t75" style="width:53.2pt;height:34.45pt" o:ole="">
             <v:imagedata r:id="rId941" o:title=""/>
           </v:shape>
-          <o:OLEObject Type="Embed" ProgID="Equation.DSMT4" ShapeID="_x0000_i5502" DrawAspect="Content" ObjectID="_1840883934" r:id="rId942"/>
+          <o:OLEObject Type="Embed" ProgID="Equation.DSMT4" ShapeID="_x0000_i5502" DrawAspect="Content" ObjectID="_1840885744" r:id="rId942"/>
         </w:object>
       </w:r>
       <w:r>
@@ -12370,10 +12380,10 @@
       </w:r>
       <w:r>
         <w:object w:dxaOrig="2310" w:dyaOrig="735" w14:anchorId="6340C7D3">
-          <v:shape id="_x0000_i5503" type="#_x0000_t75" style="width:115.5pt;height:36.55pt" o:ole="">
+          <v:shape id="_x0000_i5503" type="#_x0000_t75" style="width:115.5pt;height:36.65pt" o:ole="">
             <v:imagedata r:id="rId943" o:title=""/>
           </v:shape>
-          <o:OLEObject Type="Embed" ProgID="Equation.DSMT4" ShapeID="_x0000_i5503" DrawAspect="Content" ObjectID="_1840883935" r:id="rId944"/>
+          <o:OLEObject Type="Embed" ProgID="Equation.DSMT4" ShapeID="_x0000_i5503" DrawAspect="Content" ObjectID="_1840885745" r:id="rId944"/>
         </w:object>
       </w:r>
       <w:r>
@@ -12389,10 +12399,10 @@
       </w:r>
       <w:r>
         <w:object w:dxaOrig="3015" w:dyaOrig="615" w14:anchorId="473ED879">
-          <v:shape id="_x0000_i5504" type="#_x0000_t75" style="width:151pt;height:30.65pt" o:ole="">
+          <v:shape id="_x0000_i5504" type="#_x0000_t75" style="width:150.9pt;height:30.7pt" o:ole="">
             <v:imagedata r:id="rId945" o:title=""/>
           </v:shape>
-          <o:OLEObject Type="Embed" ProgID="Equation.DSMT4" ShapeID="_x0000_i5504" DrawAspect="Content" ObjectID="_1840883936" r:id="rId946"/>
+          <o:OLEObject Type="Embed" ProgID="Equation.DSMT4" ShapeID="_x0000_i5504" DrawAspect="Content" ObjectID="_1840885746" r:id="rId946"/>
         </w:object>
       </w:r>
       <w:r>
@@ -12411,10 +12421,10 @@
           <w:b/>
         </w:rPr>
         <w:object w:dxaOrig="870" w:dyaOrig="690" w14:anchorId="5103663C">
-          <v:shape id="_x0000_i5505" type="#_x0000_t75" style="width:43.5pt;height:34.4pt" o:ole="">
+          <v:shape id="_x0000_i5505" type="#_x0000_t75" style="width:43.5pt;height:34.45pt" o:ole="">
             <v:imagedata r:id="rId939" o:title=""/>
           </v:shape>
-          <o:OLEObject Type="Embed" ProgID="Equation.DSMT4" ShapeID="_x0000_i5505" DrawAspect="Content" ObjectID="_1840883937" r:id="rId947"/>
+          <o:OLEObject Type="Embed" ProgID="Equation.DSMT4" ShapeID="_x0000_i5505" DrawAspect="Content" ObjectID="_1840885747" r:id="rId947"/>
         </w:object>
       </w:r>
       <w:r>
@@ -12437,10 +12447,10 @@
       </w:r>
       <w:r>
         <w:object w:dxaOrig="2235" w:dyaOrig="480" w14:anchorId="0B68FF7E">
-          <v:shape id="_x0000_i5562" type="#_x0000_t75" style="width:111.75pt;height:24.2pt" o:ole="">
+          <v:shape id="_x0000_i5562" type="#_x0000_t75" style="width:111.75pt;height:24.1pt" o:ole="">
             <v:imagedata r:id="rId948" o:title=""/>
           </v:shape>
-          <o:OLEObject Type="Embed" ProgID="Equation.DSMT4" ShapeID="_x0000_i5562" DrawAspect="Content" ObjectID="_1840883938" r:id="rId949"/>
+          <o:OLEObject Type="Embed" ProgID="Equation.DSMT4" ShapeID="_x0000_i5562" DrawAspect="Content" ObjectID="_1840885748" r:id="rId949"/>
         </w:object>
       </w:r>
       <w:r>
@@ -12469,10 +12479,10 @@
           <w:b/>
         </w:rPr>
         <w:object w:dxaOrig="570" w:dyaOrig="315" w14:anchorId="561E48CF">
-          <v:shape id="_x0000_i5563" type="#_x0000_t75" style="width:28.5pt;height:15.6pt" o:ole="">
+          <v:shape id="_x0000_i5563" type="#_x0000_t75" style="width:28.5pt;height:15.65pt" o:ole="">
             <v:imagedata r:id="rId950" o:title=""/>
           </v:shape>
-          <o:OLEObject Type="Embed" ProgID="Equation.DSMT4" ShapeID="_x0000_i5563" DrawAspect="Content" ObjectID="_1840883939" r:id="rId951"/>
+          <o:OLEObject Type="Embed" ProgID="Equation.DSMT4" ShapeID="_x0000_i5563" DrawAspect="Content" ObjectID="_1840885749" r:id="rId951"/>
         </w:object>
       </w:r>
       <w:r>
@@ -12490,10 +12500,10 @@
           <w:b/>
         </w:rPr>
         <w:object w:dxaOrig="810" w:dyaOrig="315" w14:anchorId="62DC0457">
-          <v:shape id="_x0000_i5564" type="#_x0000_t75" style="width:40.3pt;height:15.6pt" o:ole="">
+          <v:shape id="_x0000_i5564" type="#_x0000_t75" style="width:40.4pt;height:15.65pt" o:ole="">
             <v:imagedata r:id="rId952" o:title=""/>
           </v:shape>
-          <o:OLEObject Type="Embed" ProgID="Equation.DSMT4" ShapeID="_x0000_i5564" DrawAspect="Content" ObjectID="_1840883940" r:id="rId953"/>
+          <o:OLEObject Type="Embed" ProgID="Equation.DSMT4" ShapeID="_x0000_i5564" DrawAspect="Content" ObjectID="_1840885750" r:id="rId953"/>
         </w:object>
       </w:r>
       <w:r>
@@ -12511,10 +12521,10 @@
           <w:b/>
         </w:rPr>
         <w:object w:dxaOrig="600" w:dyaOrig="450" w14:anchorId="2D9F60F6">
-          <v:shape id="_x0000_i5565" type="#_x0000_t75" style="width:30.1pt;height:22.55pt" o:ole="">
+          <v:shape id="_x0000_i5565" type="#_x0000_t75" style="width:30.05pt;height:22.55pt" o:ole="">
             <v:imagedata r:id="rId954" o:title=""/>
           </v:shape>
-          <o:OLEObject Type="Embed" ProgID="Equation.DSMT4" ShapeID="_x0000_i5565" DrawAspect="Content" ObjectID="_1840883941" r:id="rId955"/>
+          <o:OLEObject Type="Embed" ProgID="Equation.DSMT4" ShapeID="_x0000_i5565" DrawAspect="Content" ObjectID="_1840885751" r:id="rId955"/>
         </w:object>
       </w:r>
       <w:r>
@@ -12532,10 +12542,10 @@
           <w:b/>
         </w:rPr>
         <w:object w:dxaOrig="615" w:dyaOrig="315" w14:anchorId="565791A9">
-          <v:shape id="_x0000_i5566" type="#_x0000_t75" style="width:30.65pt;height:15.6pt" o:ole="">
+          <v:shape id="_x0000_i5566" type="#_x0000_t75" style="width:30.7pt;height:15.65pt" o:ole="">
             <v:imagedata r:id="rId956" o:title=""/>
           </v:shape>
-          <o:OLEObject Type="Embed" ProgID="Equation.DSMT4" ShapeID="_x0000_i5566" DrawAspect="Content" ObjectID="_1840883942" r:id="rId957"/>
+          <o:OLEObject Type="Embed" ProgID="Equation.DSMT4" ShapeID="_x0000_i5566" DrawAspect="Content" ObjectID="_1840885752" r:id="rId957"/>
         </w:object>
       </w:r>
       <w:r>
@@ -12600,7 +12610,7 @@
           <v:shape id="_x0000_i5567" type="#_x0000_t75" style="width:28.5pt;height:13.45pt" o:ole="">
             <v:imagedata r:id="rId958" o:title=""/>
           </v:shape>
-          <o:OLEObject Type="Embed" ProgID="Equation.DSMT4" ShapeID="_x0000_i5567" DrawAspect="Content" ObjectID="_1840883943" r:id="rId959"/>
+          <o:OLEObject Type="Embed" ProgID="Equation.DSMT4" ShapeID="_x0000_i5567" DrawAspect="Content" ObjectID="_1840885753" r:id="rId959"/>
         </w:object>
       </w:r>
       <w:r>
@@ -12613,10 +12623,10 @@
       </w:pPr>
       <w:r>
         <w:object w:dxaOrig="5130" w:dyaOrig="1170" w14:anchorId="446CCA94">
-          <v:shape id="_x0000_i5568" type="#_x0000_t75" style="width:256.3pt;height:58.55pt" o:ole="">
+          <v:shape id="_x0000_i5568" type="#_x0000_t75" style="width:256.4pt;height:58.55pt" o:ole="">
             <v:imagedata r:id="rId960" o:title=""/>
           </v:shape>
-          <o:OLEObject Type="Embed" ProgID="Equation.DSMT4" ShapeID="_x0000_i5568" DrawAspect="Content" ObjectID="_1840883944" r:id="rId961"/>
+          <o:OLEObject Type="Embed" ProgID="Equation.DSMT4" ShapeID="_x0000_i5568" DrawAspect="Content" ObjectID="_1840885754" r:id="rId961"/>
         </w:object>
       </w:r>
     </w:p>
@@ -12632,10 +12642,10 @@
       </w:r>
       <w:r>
         <w:object w:dxaOrig="1155" w:dyaOrig="270" w14:anchorId="1CA468B5">
-          <v:shape id="_x0000_i5569" type="#_x0000_t75" style="width:57.5pt;height:13.45pt" o:ole="">
+          <v:shape id="_x0000_i5569" type="#_x0000_t75" style="width:57.6pt;height:13.45pt" o:ole="">
             <v:imagedata r:id="rId962" o:title=""/>
           </v:shape>
-          <o:OLEObject Type="Embed" ProgID="Equation.DSMT4" ShapeID="_x0000_i5569" DrawAspect="Content" ObjectID="_1840883945" r:id="rId963"/>
+          <o:OLEObject Type="Embed" ProgID="Equation.DSMT4" ShapeID="_x0000_i5569" DrawAspect="Content" ObjectID="_1840885755" r:id="rId963"/>
         </w:object>
       </w:r>
       <w:r>
@@ -12658,10 +12668,10 @@
       </w:r>
       <w:r>
         <w:object w:dxaOrig="1950" w:dyaOrig="360" w14:anchorId="5896AB73">
-          <v:shape id="_x0000_i5726" type="#_x0000_t75" style="width:97.25pt;height:18.25pt" o:ole="">
+          <v:shape id="_x0000_i5726" type="#_x0000_t75" style="width:97.35pt;height:18.15pt" o:ole="">
             <v:imagedata r:id="rId964" o:title=""/>
           </v:shape>
-          <o:OLEObject Type="Embed" ProgID="Equation.DSMT4" ShapeID="_x0000_i5726" DrawAspect="Content" ObjectID="_1840883946" r:id="rId965"/>
+          <o:OLEObject Type="Embed" ProgID="Equation.DSMT4" ShapeID="_x0000_i5726" DrawAspect="Content" ObjectID="_1840885756" r:id="rId965"/>
         </w:object>
       </w:r>
       <w:r>
@@ -12680,10 +12690,10 @@
       </w:r>
       <w:r>
         <w:object w:dxaOrig="195" w:dyaOrig="270" w14:anchorId="273C3F7C">
-          <v:shape id="_x0000_i5727" type="#_x0000_t75" style="width:9.65pt;height:13.45pt" o:ole="">
+          <v:shape id="_x0000_i5727" type="#_x0000_t75" style="width:9.7pt;height:13.45pt" o:ole="">
             <v:imagedata r:id="rId966" o:title=""/>
           </v:shape>
-          <o:OLEObject Type="Embed" ProgID="Equation.DSMT4" ShapeID="_x0000_i5727" DrawAspect="Content" ObjectID="_1840883947" r:id="rId967"/>
+          <o:OLEObject Type="Embed" ProgID="Equation.DSMT4" ShapeID="_x0000_i5727" DrawAspect="Content" ObjectID="_1840885757" r:id="rId967"/>
         </w:object>
       </w:r>
       <w:r>
@@ -12698,10 +12708,10 @@
       </w:r>
       <w:r>
         <w:object w:dxaOrig="210" w:dyaOrig="270" w14:anchorId="4D5C3051">
-          <v:shape id="_x0000_i5728" type="#_x0000_t75" style="width:10.75pt;height:13.45pt" o:ole="">
+          <v:shape id="_x0000_i5728" type="#_x0000_t75" style="width:10.65pt;height:13.45pt" o:ole="">
             <v:imagedata r:id="rId968" o:title=""/>
           </v:shape>
-          <o:OLEObject Type="Embed" ProgID="Equation.DSMT4" ShapeID="_x0000_i5728" DrawAspect="Content" ObjectID="_1840883948" r:id="rId969"/>
+          <o:OLEObject Type="Embed" ProgID="Equation.DSMT4" ShapeID="_x0000_i5728" DrawAspect="Content" ObjectID="_1840885758" r:id="rId969"/>
         </w:object>
       </w:r>
       <w:r>
@@ -12725,10 +12735,10 @@
       </w:r>
       <w:r>
         <w:object w:dxaOrig="135" w:dyaOrig="255" w14:anchorId="64B67D13">
-          <v:shape id="_x0000_i5729" type="#_x0000_t75" style="width:7pt;height:12.9pt" o:ole="">
+          <v:shape id="_x0000_i5729" type="#_x0000_t75" style="width:6.9pt;height:12.85pt" o:ole="">
             <v:imagedata r:id="rId970" o:title=""/>
           </v:shape>
-          <o:OLEObject Type="Embed" ProgID="Equation.DSMT4" ShapeID="_x0000_i5729" DrawAspect="Content" ObjectID="_1840883949" r:id="rId971"/>
+          <o:OLEObject Type="Embed" ProgID="Equation.DSMT4" ShapeID="_x0000_i5729" DrawAspect="Content" ObjectID="_1840885759" r:id="rId971"/>
         </w:object>
       </w:r>
       <w:r>
@@ -12743,10 +12753,10 @@
       </w:r>
       <w:r>
         <w:object w:dxaOrig="210" w:dyaOrig="255" w14:anchorId="47E92016">
-          <v:shape id="_x0000_i5730" type="#_x0000_t75" style="width:10.75pt;height:12.9pt" o:ole="">
+          <v:shape id="_x0000_i5730" type="#_x0000_t75" style="width:10.65pt;height:12.85pt" o:ole="">
             <v:imagedata r:id="rId972" o:title=""/>
           </v:shape>
-          <o:OLEObject Type="Embed" ProgID="Equation.DSMT4" ShapeID="_x0000_i5730" DrawAspect="Content" ObjectID="_1840883950" r:id="rId973"/>
+          <o:OLEObject Type="Embed" ProgID="Equation.DSMT4" ShapeID="_x0000_i5730" DrawAspect="Content" ObjectID="_1840885760" r:id="rId973"/>
         </w:object>
       </w:r>
       <w:r>
@@ -12806,10 +12816,10 @@
       <w:bookmarkStart w:id="1" w:name="_Hlk530827149"/>
       <w:r>
         <w:object w:dxaOrig="3630" w:dyaOrig="1050" w14:anchorId="5580D232">
-          <v:shape id="_x0000_i5731" type="#_x0000_t75" style="width:181.6pt;height:52.65pt" o:ole="">
+          <v:shape id="_x0000_i5731" type="#_x0000_t75" style="width:181.55pt;height:52.6pt" o:ole="">
             <v:imagedata r:id="rId974" o:title=""/>
           </v:shape>
-          <o:OLEObject Type="Embed" ProgID="Equation.DSMT4" ShapeID="_x0000_i5731" DrawAspect="Content" ObjectID="_1840883951" r:id="rId975"/>
+          <o:OLEObject Type="Embed" ProgID="Equation.DSMT4" ShapeID="_x0000_i5731" DrawAspect="Content" ObjectID="_1840885761" r:id="rId975"/>
         </w:object>
       </w:r>
       <w:bookmarkEnd w:id="1"/>
@@ -12823,26 +12833,26 @@
       </w:r>
       <w:r>
         <w:object w:dxaOrig="2265" w:dyaOrig="360" w14:anchorId="4A0C98B6">
-          <v:shape id="_x0000_i5732" type="#_x0000_t75" style="width:113.35pt;height:18.25pt" o:ole="">
+          <v:shape id="_x0000_i5732" type="#_x0000_t75" style="width:113.3pt;height:18.15pt" o:ole="">
             <v:imagedata r:id="rId976" o:title=""/>
           </v:shape>
-          <o:OLEObject Type="Embed" ProgID="Equation.DSMT4" ShapeID="_x0000_i5732" DrawAspect="Content" ObjectID="_1840883952" r:id="rId977"/>
+          <o:OLEObject Type="Embed" ProgID="Equation.DSMT4" ShapeID="_x0000_i5732" DrawAspect="Content" ObjectID="_1840885762" r:id="rId977"/>
         </w:object>
       </w:r>
       <w:r>
         <w:object w:dxaOrig="2865" w:dyaOrig="555" w14:anchorId="604B6212">
-          <v:shape id="_x0000_i5733" type="#_x0000_t75" style="width:143.45pt;height:27.95pt" o:ole="">
+          <v:shape id="_x0000_i5733" type="#_x0000_t75" style="width:143.35pt;height:27.85pt" o:ole="">
             <v:imagedata r:id="rId978" o:title=""/>
           </v:shape>
-          <o:OLEObject Type="Embed" ProgID="Equation.DSMT4" ShapeID="_x0000_i5733" DrawAspect="Content" ObjectID="_1840883953" r:id="rId979"/>
+          <o:OLEObject Type="Embed" ProgID="Equation.DSMT4" ShapeID="_x0000_i5733" DrawAspect="Content" ObjectID="_1840885763" r:id="rId979"/>
         </w:object>
       </w:r>
       <w:r>
         <w:object w:dxaOrig="2865" w:dyaOrig="360" w14:anchorId="46FE3237">
-          <v:shape id="_x0000_i5734" type="#_x0000_t75" style="width:143.45pt;height:18.25pt" o:ole="">
+          <v:shape id="_x0000_i5734" type="#_x0000_t75" style="width:143.35pt;height:18.15pt" o:ole="">
             <v:imagedata r:id="rId980" o:title=""/>
           </v:shape>
-          <o:OLEObject Type="Embed" ProgID="Equation.DSMT4" ShapeID="_x0000_i5734" DrawAspect="Content" ObjectID="_1840883954" r:id="rId981"/>
+          <o:OLEObject Type="Embed" ProgID="Equation.DSMT4" ShapeID="_x0000_i5734" DrawAspect="Content" ObjectID="_1840885764" r:id="rId981"/>
         </w:object>
       </w:r>
     </w:p>
@@ -12852,28 +12862,28 @@
       </w:pPr>
       <w:r>
         <w:object w:dxaOrig="1995" w:dyaOrig="360" w14:anchorId="20D9547B">
-          <v:shape id="_x0000_i5735" type="#_x0000_t75" style="width:99.95pt;height:18.25pt" o:ole="">
+          <v:shape id="_x0000_i5735" type="#_x0000_t75" style="width:99.85pt;height:18.15pt" o:ole="">
             <v:imagedata r:id="rId982" o:title=""/>
           </v:shape>
-          <o:OLEObject Type="Embed" ProgID="Equation.DSMT4" ShapeID="_x0000_i5735" DrawAspect="Content" ObjectID="_1840883955" r:id="rId983"/>
+          <o:OLEObject Type="Embed" ProgID="Equation.DSMT4" ShapeID="_x0000_i5735" DrawAspect="Content" ObjectID="_1840885765" r:id="rId983"/>
         </w:object>
       </w:r>
       <w:r>
         <w:object w:dxaOrig="1800" w:dyaOrig="360" w14:anchorId="4C8AA6C2">
-          <v:shape id="_x0000_i5736" type="#_x0000_t75" style="width:90.25pt;height:18.25pt" o:ole="">
+          <v:shape id="_x0000_i5736" type="#_x0000_t75" style="width:90.15pt;height:18.15pt" o:ole="">
             <v:imagedata r:id="rId984" o:title=""/>
           </v:shape>
-          <o:OLEObject Type="Embed" ProgID="Equation.DSMT4" ShapeID="_x0000_i5736" DrawAspect="Content" ObjectID="_1840883956" r:id="rId985"/>
+          <o:OLEObject Type="Embed" ProgID="Equation.DSMT4" ShapeID="_x0000_i5736" DrawAspect="Content" ObjectID="_1840885766" r:id="rId985"/>
         </w:object>
       </w:r>
       <w:bookmarkStart w:id="2" w:name="_Hlk530825232"/>
       <w:bookmarkEnd w:id="0"/>
       <w:r>
         <w:object w:dxaOrig="2025" w:dyaOrig="840" w14:anchorId="7E2C4387">
-          <v:shape id="_x0000_i5737" type="#_x0000_t75" style="width:101pt;height:41.9pt" o:ole="">
+          <v:shape id="_x0000_i5737" type="#_x0000_t75" style="width:101.1pt;height:41.95pt" o:ole="">
             <v:imagedata r:id="rId986" o:title=""/>
           </v:shape>
-          <o:OLEObject Type="Embed" ProgID="Equation.DSMT4" ShapeID="_x0000_i5737" DrawAspect="Content" ObjectID="_1840883957" r:id="rId987"/>
+          <o:OLEObject Type="Embed" ProgID="Equation.DSMT4" ShapeID="_x0000_i5737" DrawAspect="Content" ObjectID="_1840885767" r:id="rId987"/>
         </w:object>
       </w:r>
       <w:r>
@@ -12881,10 +12891,10 @@
       </w:r>
       <w:r>
         <w:object w:dxaOrig="2295" w:dyaOrig="1050" w14:anchorId="03279732">
-          <v:shape id="_x0000_i5738" type="#_x0000_t75" style="width:115pt;height:52.65pt" o:ole="">
+          <v:shape id="_x0000_i5738" type="#_x0000_t75" style="width:114.9pt;height:52.6pt" o:ole="">
             <v:imagedata r:id="rId988" o:title=""/>
           </v:shape>
-          <o:OLEObject Type="Embed" ProgID="Equation.DSMT4" ShapeID="_x0000_i5738" DrawAspect="Content" ObjectID="_1840883958" r:id="rId989"/>
+          <o:OLEObject Type="Embed" ProgID="Equation.DSMT4" ShapeID="_x0000_i5738" DrawAspect="Content" ObjectID="_1840885768" r:id="rId989"/>
         </w:object>
       </w:r>
     </w:p>
@@ -12894,27 +12904,27 @@
       </w:pPr>
       <w:r>
         <w:object w:dxaOrig="1950" w:dyaOrig="1050" w14:anchorId="20E0041A">
-          <v:shape id="_x0000_i5739" type="#_x0000_t75" style="width:97.25pt;height:52.65pt" o:ole="">
+          <v:shape id="_x0000_i5739" type="#_x0000_t75" style="width:97.35pt;height:52.6pt" o:ole="">
             <v:imagedata r:id="rId990" o:title=""/>
           </v:shape>
-          <o:OLEObject Type="Embed" ProgID="Equation.DSMT4" ShapeID="_x0000_i5739" DrawAspect="Content" ObjectID="_1840883959" r:id="rId991"/>
+          <o:OLEObject Type="Embed" ProgID="Equation.DSMT4" ShapeID="_x0000_i5739" DrawAspect="Content" ObjectID="_1840885769" r:id="rId991"/>
         </w:object>
       </w:r>
       <w:r>
         <w:object w:dxaOrig="990" w:dyaOrig="1680" w14:anchorId="4D0A0FFF">
-          <v:shape id="_x0000_i5740" type="#_x0000_t75" style="width:49.45pt;height:83.8pt" o:ole="">
+          <v:shape id="_x0000_i5740" type="#_x0000_t75" style="width:49.45pt;height:83.9pt" o:ole="">
             <v:imagedata r:id="rId992" o:title=""/>
           </v:shape>
-          <o:OLEObject Type="Embed" ProgID="Equation.DSMT4" ShapeID="_x0000_i5740" DrawAspect="Content" ObjectID="_1840883960" r:id="rId993"/>
+          <o:OLEObject Type="Embed" ProgID="Equation.DSMT4" ShapeID="_x0000_i5740" DrawAspect="Content" ObjectID="_1840885770" r:id="rId993"/>
         </w:object>
       </w:r>
       <w:bookmarkEnd w:id="2"/>
       <w:r>
         <w:object w:dxaOrig="825" w:dyaOrig="270" w14:anchorId="16147D1C">
-          <v:shape id="_x0000_i5741" type="#_x0000_t75" style="width:41.35pt;height:13.45pt" o:ole="">
+          <v:shape id="_x0000_i5741" type="#_x0000_t75" style="width:41.3pt;height:13.45pt" o:ole="">
             <v:imagedata r:id="rId994" o:title=""/>
           </v:shape>
-          <o:OLEObject Type="Embed" ProgID="Equation.DSMT4" ShapeID="_x0000_i5741" DrawAspect="Content" ObjectID="_1840883961" r:id="rId995"/>
+          <o:OLEObject Type="Embed" ProgID="Equation.DSMT4" ShapeID="_x0000_i5741" DrawAspect="Content" ObjectID="_1840885771" r:id="rId995"/>
         </w:object>
       </w:r>
       <w:r>
@@ -12930,10 +12940,10 @@
       </w:r>
       <w:r>
         <w:object w:dxaOrig="510" w:dyaOrig="270" w14:anchorId="2B105BFD">
-          <v:shape id="_x0000_i5742" type="#_x0000_t75" style="width:25.25pt;height:13.45pt" o:ole="">
+          <v:shape id="_x0000_i5742" type="#_x0000_t75" style="width:25.35pt;height:13.45pt" o:ole="">
             <v:imagedata r:id="rId996" o:title=""/>
           </v:shape>
-          <o:OLEObject Type="Embed" ProgID="Equation.DSMT4" ShapeID="_x0000_i5742" DrawAspect="Content" ObjectID="_1840883962" r:id="rId997"/>
+          <o:OLEObject Type="Embed" ProgID="Equation.DSMT4" ShapeID="_x0000_i5742" DrawAspect="Content" ObjectID="_1840885772" r:id="rId997"/>
         </w:object>
       </w:r>
       <w:r>
@@ -12959,10 +12969,10 @@
       </w:r>
       <w:r>
         <w:object w:dxaOrig="1935" w:dyaOrig="360" w14:anchorId="7AEAB3DB">
-          <v:shape id="_x0000_i5869" type="#_x0000_t75" style="width:96.7pt;height:18.25pt" o:ole="">
+          <v:shape id="_x0000_i5869" type="#_x0000_t75" style="width:96.75pt;height:18.15pt" o:ole="">
             <v:imagedata r:id="rId998" o:title=""/>
           </v:shape>
-          <o:OLEObject Type="Embed" ProgID="Equation.DSMT4" ShapeID="_x0000_i5869" DrawAspect="Content" ObjectID="_1840883963" r:id="rId999"/>
+          <o:OLEObject Type="Embed" ProgID="Equation.DSMT4" ShapeID="_x0000_i5869" DrawAspect="Content" ObjectID="_1840885773" r:id="rId999"/>
         </w:object>
       </w:r>
       <w:r>
@@ -12987,10 +12997,10 @@
           <w:b/>
         </w:rPr>
         <w:object w:dxaOrig="210" w:dyaOrig="270" w14:anchorId="1902C941">
-          <v:shape id="_x0000_i5870" type="#_x0000_t75" style="width:10.75pt;height:13.45pt" o:ole="">
+          <v:shape id="_x0000_i5870" type="#_x0000_t75" style="width:10.65pt;height:13.45pt" o:ole="">
             <v:imagedata r:id="rId1000" o:title=""/>
           </v:shape>
-          <o:OLEObject Type="Embed" ProgID="Equation.DSMT4" ShapeID="_x0000_i5870" DrawAspect="Content" ObjectID="_1840883964" r:id="rId1001"/>
+          <o:OLEObject Type="Embed" ProgID="Equation.DSMT4" ShapeID="_x0000_i5870" DrawAspect="Content" ObjectID="_1840885774" r:id="rId1001"/>
         </w:object>
       </w:r>
       <w:r>
@@ -13011,10 +13021,10 @@
           <w:b/>
         </w:rPr>
         <w:object w:dxaOrig="210" w:dyaOrig="255" w14:anchorId="1AEF7D49">
-          <v:shape id="_x0000_i5871" type="#_x0000_t75" style="width:10.75pt;height:12.9pt" o:ole="">
+          <v:shape id="_x0000_i5871" type="#_x0000_t75" style="width:10.65pt;height:12.85pt" o:ole="">
             <v:imagedata r:id="rId1002" o:title=""/>
           </v:shape>
-          <o:OLEObject Type="Embed" ProgID="Equation.DSMT4" ShapeID="_x0000_i5871" DrawAspect="Content" ObjectID="_1840883965" r:id="rId1003"/>
+          <o:OLEObject Type="Embed" ProgID="Equation.DSMT4" ShapeID="_x0000_i5871" DrawAspect="Content" ObjectID="_1840885775" r:id="rId1003"/>
         </w:object>
       </w:r>
       <w:r>
@@ -13047,10 +13057,10 @@
           <w:b/>
         </w:rPr>
         <w:object w:dxaOrig="135" w:dyaOrig="255" w14:anchorId="70A6159C">
-          <v:shape id="_x0000_i5872" type="#_x0000_t75" style="width:7pt;height:12.9pt" o:ole="">
+          <v:shape id="_x0000_i5872" type="#_x0000_t75" style="width:6.9pt;height:12.85pt" o:ole="">
             <v:imagedata r:id="rId1004" o:title=""/>
           </v:shape>
-          <o:OLEObject Type="Embed" ProgID="Equation.DSMT4" ShapeID="_x0000_i5872" DrawAspect="Content" ObjectID="_1840883966" r:id="rId1005"/>
+          <o:OLEObject Type="Embed" ProgID="Equation.DSMT4" ShapeID="_x0000_i5872" DrawAspect="Content" ObjectID="_1840885776" r:id="rId1005"/>
         </w:object>
       </w:r>
       <w:r>
@@ -13071,10 +13081,10 @@
           <w:b/>
         </w:rPr>
         <w:object w:dxaOrig="195" w:dyaOrig="270" w14:anchorId="2E97F570">
-          <v:shape id="_x0000_i5873" type="#_x0000_t75" style="width:9.65pt;height:13.45pt" o:ole="">
+          <v:shape id="_x0000_i5873" type="#_x0000_t75" style="width:9.7pt;height:13.45pt" o:ole="">
             <v:imagedata r:id="rId1006" o:title=""/>
           </v:shape>
-          <o:OLEObject Type="Embed" ProgID="Equation.DSMT4" ShapeID="_x0000_i5873" DrawAspect="Content" ObjectID="_1840883967" r:id="rId1007"/>
+          <o:OLEObject Type="Embed" ProgID="Equation.DSMT4" ShapeID="_x0000_i5873" DrawAspect="Content" ObjectID="_1840885777" r:id="rId1007"/>
         </w:object>
       </w:r>
       <w:r>
@@ -13157,10 +13167,10 @@
       </w:pPr>
       <w:r>
         <w:object w:dxaOrig="1935" w:dyaOrig="360" w14:anchorId="16AF9598">
-          <v:shape id="_x0000_i5874" type="#_x0000_t75" style="width:96.7pt;height:18.25pt" o:ole="">
+          <v:shape id="_x0000_i5874" type="#_x0000_t75" style="width:96.75pt;height:18.15pt" o:ole="">
             <v:imagedata r:id="rId998" o:title=""/>
           </v:shape>
-          <o:OLEObject Type="Embed" ProgID="Equation.DSMT4" ShapeID="_x0000_i5874" DrawAspect="Content" ObjectID="_1840883968" r:id="rId1008"/>
+          <o:OLEObject Type="Embed" ProgID="Equation.DSMT4" ShapeID="_x0000_i5874" DrawAspect="Content" ObjectID="_1840885778" r:id="rId1008"/>
         </w:object>
       </w:r>
     </w:p>
@@ -13173,10 +13183,10 @@
       </w:r>
       <w:r>
         <w:object w:dxaOrig="1950" w:dyaOrig="720" w14:anchorId="690A9BC4">
-          <v:shape id="_x0000_i5875" type="#_x0000_t75" style="width:97.25pt;height:36pt" o:ole="">
+          <v:shape id="_x0000_i5875" type="#_x0000_t75" style="width:97.35pt;height:36pt" o:ole="">
             <v:imagedata r:id="rId1009" o:title=""/>
           </v:shape>
-          <o:OLEObject Type="Embed" ProgID="Equation.DSMT4" ShapeID="_x0000_i5875" DrawAspect="Content" ObjectID="_1840883969" r:id="rId1010"/>
+          <o:OLEObject Type="Embed" ProgID="Equation.DSMT4" ShapeID="_x0000_i5875" DrawAspect="Content" ObjectID="_1840885779" r:id="rId1010"/>
         </w:object>
       </w:r>
       <w:r>
@@ -13192,10 +13202,10 @@
       </w:r>
       <w:r>
         <w:object w:dxaOrig="2265" w:dyaOrig="360" w14:anchorId="5706AD35">
-          <v:shape id="_x0000_i5876" type="#_x0000_t75" style="width:113.35pt;height:18.25pt" o:ole="">
+          <v:shape id="_x0000_i5876" type="#_x0000_t75" style="width:113.3pt;height:18.15pt" o:ole="">
             <v:imagedata r:id="rId1011" o:title=""/>
           </v:shape>
-          <o:OLEObject Type="Embed" ProgID="Equation.DSMT4" ShapeID="_x0000_i5876" DrawAspect="Content" ObjectID="_1840883970" r:id="rId1012"/>
+          <o:OLEObject Type="Embed" ProgID="Equation.DSMT4" ShapeID="_x0000_i5876" DrawAspect="Content" ObjectID="_1840885780" r:id="rId1012"/>
         </w:object>
       </w:r>
     </w:p>
@@ -13205,26 +13215,26 @@
       </w:pPr>
       <w:r>
         <w:object w:dxaOrig="2940" w:dyaOrig="360" w14:anchorId="362F9F86">
-          <v:shape id="_x0000_i5877" type="#_x0000_t75" style="width:147.2pt;height:18.25pt" o:ole="">
+          <v:shape id="_x0000_i5877" type="#_x0000_t75" style="width:147.15pt;height:18.15pt" o:ole="">
             <v:imagedata r:id="rId1013" o:title=""/>
           </v:shape>
-          <o:OLEObject Type="Embed" ProgID="Equation.DSMT4" ShapeID="_x0000_i5877" DrawAspect="Content" ObjectID="_1840883971" r:id="rId1014"/>
+          <o:OLEObject Type="Embed" ProgID="Equation.DSMT4" ShapeID="_x0000_i5877" DrawAspect="Content" ObjectID="_1840885781" r:id="rId1014"/>
         </w:object>
       </w:r>
       <w:r>
         <w:object w:dxaOrig="2040" w:dyaOrig="360" w14:anchorId="5C07A647">
-          <v:shape id="_x0000_i5878" type="#_x0000_t75" style="width:102.1pt;height:18.25pt" o:ole="">
+          <v:shape id="_x0000_i5878" type="#_x0000_t75" style="width:102.05pt;height:18.15pt" o:ole="">
             <v:imagedata r:id="rId1015" o:title=""/>
           </v:shape>
-          <o:OLEObject Type="Embed" ProgID="Equation.DSMT4" ShapeID="_x0000_i5878" DrawAspect="Content" ObjectID="_1840883972" r:id="rId1016"/>
+          <o:OLEObject Type="Embed" ProgID="Equation.DSMT4" ShapeID="_x0000_i5878" DrawAspect="Content" ObjectID="_1840885782" r:id="rId1016"/>
         </w:object>
       </w:r>
       <w:r>
         <w:object w:dxaOrig="2490" w:dyaOrig="840" w14:anchorId="2C82E063">
-          <v:shape id="_x0000_i5879" type="#_x0000_t75" style="width:124.65pt;height:41.9pt" o:ole="">
+          <v:shape id="_x0000_i5879" type="#_x0000_t75" style="width:124.6pt;height:41.95pt" o:ole="">
             <v:imagedata r:id="rId1017" o:title=""/>
           </v:shape>
-          <o:OLEObject Type="Embed" ProgID="Equation.DSMT4" ShapeID="_x0000_i5879" DrawAspect="Content" ObjectID="_1840883973" r:id="rId1018"/>
+          <o:OLEObject Type="Embed" ProgID="Equation.DSMT4" ShapeID="_x0000_i5879" DrawAspect="Content" ObjectID="_1840885783" r:id="rId1018"/>
         </w:object>
       </w:r>
     </w:p>
@@ -13234,18 +13244,18 @@
       </w:pPr>
       <w:r>
         <w:object w:dxaOrig="2055" w:dyaOrig="750" w14:anchorId="33E713B4">
-          <v:shape id="_x0000_i5880" type="#_x0000_t75" style="width:102.65pt;height:37.6pt" o:ole="">
+          <v:shape id="_x0000_i5880" type="#_x0000_t75" style="width:102.7pt;height:37.55pt" o:ole="">
             <v:imagedata r:id="rId1019" o:title=""/>
           </v:shape>
-          <o:OLEObject Type="Embed" ProgID="Equation.DSMT4" ShapeID="_x0000_i5880" DrawAspect="Content" ObjectID="_1840883974" r:id="rId1020"/>
+          <o:OLEObject Type="Embed" ProgID="Equation.DSMT4" ShapeID="_x0000_i5880" DrawAspect="Content" ObjectID="_1840885784" r:id="rId1020"/>
         </w:object>
       </w:r>
       <w:r>
         <w:object w:dxaOrig="825" w:dyaOrig="270" w14:anchorId="42EB9CC8">
-          <v:shape id="_x0000_i5881" type="#_x0000_t75" style="width:41.35pt;height:13.45pt" o:ole="">
+          <v:shape id="_x0000_i5881" type="#_x0000_t75" style="width:41.3pt;height:13.45pt" o:ole="">
             <v:imagedata r:id="rId1021" o:title=""/>
           </v:shape>
-          <o:OLEObject Type="Embed" ProgID="Equation.DSMT4" ShapeID="_x0000_i5881" DrawAspect="Content" ObjectID="_1840883975" r:id="rId1022"/>
+          <o:OLEObject Type="Embed" ProgID="Equation.DSMT4" ShapeID="_x0000_i5881" DrawAspect="Content" ObjectID="_1840885785" r:id="rId1022"/>
         </w:object>
       </w:r>
       <w:r>
@@ -13261,10 +13271,10 @@
       </w:r>
       <w:r>
         <w:object w:dxaOrig="135" w:dyaOrig="255" w14:anchorId="63EA8DEE">
-          <v:shape id="_x0000_i5882" type="#_x0000_t75" style="width:7pt;height:12.9pt" o:ole="">
+          <v:shape id="_x0000_i5882" type="#_x0000_t75" style="width:6.9pt;height:12.85pt" o:ole="">
             <v:imagedata r:id="rId1023" o:title=""/>
           </v:shape>
-          <o:OLEObject Type="Embed" ProgID="Equation.DSMT4" ShapeID="_x0000_i5882" DrawAspect="Content" ObjectID="_1840883976" r:id="rId1024"/>
+          <o:OLEObject Type="Embed" ProgID="Equation.DSMT4" ShapeID="_x0000_i5882" DrawAspect="Content" ObjectID="_1840885786" r:id="rId1024"/>
         </w:object>
       </w:r>
       <w:r>
